--- a/配台システム使い方（整理版）.docx
+++ b/配台システム使い方（整理版）.docx
@@ -7,37 +7,29 @@
         <w:pStyle w:val="aa"/>
         <w:jc w:val="center"/>
         <w:rPr>
-          <w:lang w:eastAsia="ja-JP"/>
-        </w:rPr>
-      </w:pPr>
-      <w:r>
-        <w:rPr>
-          <w:lang w:eastAsia="ja-JP"/>
-        </w:rPr>
-        <w:t>配台システム</w:t>
-      </w:r>
-      <w:r>
-        <w:rPr>
-          <w:lang w:eastAsia="ja-JP"/>
-        </w:rPr>
-        <w:t xml:space="preserve"> </w:t>
-      </w:r>
-      <w:r>
-        <w:rPr>
-          <w:lang w:eastAsia="ja-JP"/>
-        </w:rPr>
-        <w:t>使い方</w:t>
+          <w:rFonts w:ascii="BIZ UDPゴシック" w:eastAsia="BIZ UDPゴシック" w:hAnsi="BIZ UDPゴシック"/>
+          <w:lang w:eastAsia="ja-JP"/>
+        </w:rPr>
+      </w:pPr>
+      <w:r>
+        <w:rPr>
+          <w:rFonts w:ascii="BIZ UDPゴシック" w:eastAsia="BIZ UDPゴシック" w:hAnsi="BIZ UDPゴシック"/>
+          <w:lang w:eastAsia="ja-JP"/>
+        </w:rPr>
+        <w:t>配台システム 使い方</w:t>
       </w:r>
     </w:p>
     <w:p>
       <w:pPr>
         <w:jc w:val="center"/>
         <w:rPr>
-          <w:lang w:eastAsia="ja-JP"/>
-        </w:rPr>
-      </w:pPr>
-      <w:r>
-        <w:rPr>
+          <w:rFonts w:ascii="BIZ UDPゴシック" w:eastAsia="BIZ UDPゴシック" w:hAnsi="BIZ UDPゴシック"/>
+          <w:lang w:eastAsia="ja-JP"/>
+        </w:rPr>
+      </w:pPr>
+      <w:r>
+        <w:rPr>
+          <w:rFonts w:ascii="BIZ UDPゴシック" w:eastAsia="BIZ UDPゴシック" w:hAnsi="BIZ UDPゴシック"/>
           <w:sz w:val="22"/>
           <w:lang w:eastAsia="ja-JP"/>
         </w:rPr>
@@ -49,11 +41,13 @@
         <w:spacing w:after="80"/>
         <w:jc w:val="center"/>
         <w:rPr>
-          <w:lang w:eastAsia="ja-JP"/>
-        </w:rPr>
-      </w:pPr>
-      <w:r>
-        <w:rPr>
+          <w:rFonts w:ascii="BIZ UDPゴシック" w:eastAsia="BIZ UDPゴシック" w:hAnsi="BIZ UDPゴシック"/>
+          <w:lang w:eastAsia="ja-JP"/>
+        </w:rPr>
+      </w:pPr>
+      <w:r>
+        <w:rPr>
+          <w:rFonts w:ascii="BIZ UDPゴシック" w:eastAsia="BIZ UDPゴシック" w:hAnsi="BIZ UDPゴシック"/>
           <w:color w:val="666666"/>
           <w:sz w:val="16"/>
           <w:lang w:eastAsia="ja-JP"/>
@@ -65,11 +59,13 @@
       <w:pPr>
         <w:pStyle w:val="1"/>
         <w:rPr>
-          <w:lang w:eastAsia="ja-JP"/>
-        </w:rPr>
-      </w:pPr>
-      <w:r>
-        <w:rPr>
+          <w:rFonts w:ascii="BIZ UDPゴシック" w:eastAsia="BIZ UDPゴシック" w:hAnsi="BIZ UDPゴシック"/>
+          <w:lang w:eastAsia="ja-JP"/>
+        </w:rPr>
+      </w:pPr>
+      <w:r>
+        <w:rPr>
+          <w:rFonts w:ascii="BIZ UDPゴシック" w:eastAsia="BIZ UDPゴシック" w:hAnsi="BIZ UDPゴシック"/>
           <w:lang w:eastAsia="ja-JP"/>
         </w:rPr>
         <w:t>全体の流れ</w:t>
@@ -79,54 +75,20 @@
       <w:pPr>
         <w:spacing w:after="40"/>
         <w:rPr>
-          <w:lang w:eastAsia="ja-JP"/>
-        </w:rPr>
-      </w:pPr>
-      <w:r>
-        <w:rPr>
-          <w:rFonts w:ascii="Consolas" w:hAnsi="Consolas"/>
-          <w:lang w:eastAsia="ja-JP"/>
-        </w:rPr>
-        <w:t>[</w:t>
-      </w:r>
-      <w:r>
-        <w:rPr>
-          <w:rFonts w:ascii="Consolas" w:hAnsi="Consolas"/>
-          <w:lang w:eastAsia="ja-JP"/>
-        </w:rPr>
-        <w:t>アラジン</w:t>
-      </w:r>
-      <w:r>
-        <w:rPr>
-          <w:rFonts w:ascii="Consolas" w:hAnsi="Consolas"/>
-          <w:lang w:eastAsia="ja-JP"/>
-        </w:rPr>
-        <w:t xml:space="preserve">] </w:t>
-      </w:r>
-      <w:r>
-        <w:rPr>
-          <w:rFonts w:ascii="Consolas" w:hAnsi="Consolas"/>
-          <w:lang w:eastAsia="ja-JP"/>
-        </w:rPr>
-        <w:t>仮配台・計画</w:t>
-      </w:r>
-      <w:r>
-        <w:rPr>
-          <w:rFonts w:ascii="Consolas" w:hAnsi="Consolas"/>
-          <w:lang w:eastAsia="ja-JP"/>
-        </w:rPr>
-        <w:t>/</w:t>
-      </w:r>
-      <w:r>
-        <w:rPr>
-          <w:rFonts w:ascii="Consolas" w:hAnsi="Consolas"/>
-          <w:lang w:eastAsia="ja-JP"/>
-        </w:rPr>
-        <w:t>実績の出力</w:t>
-      </w:r>
-      <w:r>
-        <w:rPr>
-          <w:rFonts w:ascii="Consolas" w:hAnsi="Consolas"/>
+          <w:rFonts w:ascii="BIZ UDPゴシック" w:eastAsia="BIZ UDPゴシック" w:hAnsi="BIZ UDPゴシック"/>
+          <w:lang w:eastAsia="ja-JP"/>
+        </w:rPr>
+      </w:pPr>
+      <w:r>
+        <w:rPr>
+          <w:rFonts w:ascii="BIZ UDPゴシック" w:eastAsia="BIZ UDPゴシック" w:hAnsi="BIZ UDPゴシック"/>
+          <w:lang w:eastAsia="ja-JP"/>
+        </w:rPr>
+        <w:t>[アラジン] 仮配台・計画/実績の出力</w:t>
+      </w:r>
+      <w:r>
+        <w:rPr>
+          <w:rFonts w:ascii="BIZ UDPゴシック" w:eastAsia="BIZ UDPゴシック" w:hAnsi="BIZ UDPゴシック"/>
           <w:lang w:eastAsia="ja-JP"/>
         </w:rPr>
         <w:br/>
@@ -134,71 +96,15 @@
       </w:r>
       <w:r>
         <w:rPr>
-          <w:rFonts w:ascii="Consolas" w:hAnsi="Consolas"/>
+          <w:rFonts w:ascii="BIZ UDPゴシック" w:eastAsia="BIZ UDPゴシック" w:hAnsi="BIZ UDPゴシック"/>
           <w:lang w:eastAsia="ja-JP"/>
         </w:rPr>
         <w:br/>
-        <w:t>[</w:t>
-      </w:r>
-      <w:r>
-        <w:rPr>
-          <w:rFonts w:ascii="Consolas" w:hAnsi="Consolas"/>
-          <w:lang w:eastAsia="ja-JP"/>
-        </w:rPr>
-        <w:t>工程管理</w:t>
-      </w:r>
-      <w:r>
-        <w:rPr>
-          <w:rFonts w:ascii="Consolas" w:hAnsi="Consolas"/>
-          <w:lang w:eastAsia="ja-JP"/>
-        </w:rPr>
-        <w:t xml:space="preserve"> AI] </w:t>
-      </w:r>
-      <w:r>
-        <w:rPr>
-          <w:rFonts w:ascii="Consolas" w:hAnsi="Consolas"/>
-          <w:lang w:eastAsia="ja-JP"/>
-        </w:rPr>
-        <w:t>段階</w:t>
-      </w:r>
-      <w:r>
-        <w:rPr>
-          <w:rFonts w:ascii="Consolas" w:hAnsi="Consolas"/>
-          <w:lang w:eastAsia="ja-JP"/>
-        </w:rPr>
-        <w:t xml:space="preserve">1 → </w:t>
-      </w:r>
-      <w:r>
-        <w:rPr>
-          <w:rFonts w:ascii="Consolas" w:hAnsi="Consolas"/>
-          <w:lang w:eastAsia="ja-JP"/>
-        </w:rPr>
-        <w:t>タスク入力の確認・編集</w:t>
-      </w:r>
-      <w:r>
-        <w:rPr>
-          <w:rFonts w:ascii="Consolas" w:hAnsi="Consolas"/>
-          <w:lang w:eastAsia="ja-JP"/>
-        </w:rPr>
-        <w:t xml:space="preserve"> → </w:t>
-      </w:r>
-      <w:r>
-        <w:rPr>
-          <w:rFonts w:ascii="Consolas" w:hAnsi="Consolas"/>
-          <w:lang w:eastAsia="ja-JP"/>
-        </w:rPr>
-        <w:t>段階</w:t>
-      </w:r>
-      <w:r>
-        <w:rPr>
-          <w:rFonts w:ascii="Consolas" w:hAnsi="Consolas"/>
-          <w:lang w:eastAsia="ja-JP"/>
-        </w:rPr>
-        <w:t>2</w:t>
-      </w:r>
-      <w:r>
-        <w:rPr>
-          <w:rFonts w:ascii="Consolas" w:hAnsi="Consolas"/>
+        <w:t>[工程管理 AI] 段階1 → タスク入力の確認・編集 → 段階2</w:t>
+      </w:r>
+      <w:r>
+        <w:rPr>
+          <w:rFonts w:ascii="BIZ UDPゴシック" w:eastAsia="BIZ UDPゴシック" w:hAnsi="BIZ UDPゴシック"/>
           <w:lang w:eastAsia="ja-JP"/>
         </w:rPr>
         <w:br/>
@@ -206,64 +112,15 @@
       </w:r>
       <w:r>
         <w:rPr>
-          <w:rFonts w:ascii="Consolas" w:hAnsi="Consolas"/>
+          <w:rFonts w:ascii="BIZ UDPゴシック" w:eastAsia="BIZ UDPゴシック" w:hAnsi="BIZ UDPゴシック"/>
           <w:lang w:eastAsia="ja-JP"/>
         </w:rPr>
         <w:br/>
-        <w:t>[</w:t>
-      </w:r>
-      <w:r>
-        <w:rPr>
-          <w:rFonts w:ascii="Consolas" w:hAnsi="Consolas"/>
-          <w:lang w:eastAsia="ja-JP"/>
-        </w:rPr>
-        <w:t>確認</w:t>
-      </w:r>
-      <w:r>
-        <w:rPr>
-          <w:rFonts w:ascii="Consolas" w:hAnsi="Consolas"/>
-          <w:lang w:eastAsia="ja-JP"/>
-        </w:rPr>
-        <w:t xml:space="preserve">] </w:t>
-      </w:r>
-      <w:r>
-        <w:rPr>
-          <w:rFonts w:ascii="Consolas" w:hAnsi="Consolas"/>
-          <w:lang w:eastAsia="ja-JP"/>
-        </w:rPr>
-        <w:t>納期管理ビュー</w:t>
-      </w:r>
-      <w:r>
-        <w:rPr>
-          <w:rFonts w:ascii="Consolas" w:hAnsi="Consolas"/>
-          <w:lang w:eastAsia="ja-JP"/>
-        </w:rPr>
-        <w:t xml:space="preserve"> / </w:t>
-      </w:r>
-      <w:r>
-        <w:rPr>
-          <w:rFonts w:ascii="Consolas" w:hAnsi="Consolas"/>
-          <w:lang w:eastAsia="ja-JP"/>
-        </w:rPr>
-        <w:t>設備ガント</w:t>
-      </w:r>
-      <w:r>
-        <w:rPr>
-          <w:rFonts w:ascii="Consolas" w:hAnsi="Consolas"/>
-          <w:lang w:eastAsia="ja-JP"/>
-        </w:rPr>
-        <w:t xml:space="preserve"> / </w:t>
-      </w:r>
-      <w:r>
-        <w:rPr>
-          <w:rFonts w:ascii="Consolas" w:hAnsi="Consolas"/>
-          <w:lang w:eastAsia="ja-JP"/>
-        </w:rPr>
-        <w:t>配台計画手動修正</w:t>
-      </w:r>
-      <w:r>
-        <w:rPr>
-          <w:rFonts w:ascii="Consolas" w:hAnsi="Consolas"/>
+        <w:t>[確認] 納期管理ビュー / 設備ガント / 配台計画手動修正</w:t>
+      </w:r>
+      <w:r>
+        <w:rPr>
+          <w:rFonts w:ascii="BIZ UDPゴシック" w:eastAsia="BIZ UDPゴシック" w:hAnsi="BIZ UDPゴシック"/>
           <w:lang w:eastAsia="ja-JP"/>
         </w:rPr>
         <w:br/>
@@ -271,88 +128,11 @@
       </w:r>
       <w:r>
         <w:rPr>
-          <w:rFonts w:ascii="Consolas" w:hAnsi="Consolas"/>
+          <w:rFonts w:ascii="BIZ UDPゴシック" w:eastAsia="BIZ UDPゴシック" w:hAnsi="BIZ UDPゴシック"/>
           <w:lang w:eastAsia="ja-JP"/>
         </w:rPr>
         <w:br/>
-        <w:t>[</w:t>
-      </w:r>
-      <w:r>
-        <w:rPr>
-          <w:rFonts w:ascii="Consolas" w:hAnsi="Consolas"/>
-          <w:lang w:eastAsia="ja-JP"/>
-        </w:rPr>
-        <w:t>任意</w:t>
-      </w:r>
-      <w:r>
-        <w:rPr>
-          <w:rFonts w:ascii="Consolas" w:hAnsi="Consolas"/>
-          <w:lang w:eastAsia="ja-JP"/>
-        </w:rPr>
-        <w:t xml:space="preserve">] </w:t>
-      </w:r>
-      <w:r>
-        <w:rPr>
-          <w:rFonts w:ascii="Consolas" w:hAnsi="Consolas"/>
-          <w:lang w:eastAsia="ja-JP"/>
-        </w:rPr>
-        <w:t>段階</w:t>
-      </w:r>
-      <w:r>
-        <w:rPr>
-          <w:rFonts w:ascii="Consolas" w:hAnsi="Consolas"/>
-          <w:lang w:eastAsia="ja-JP"/>
-        </w:rPr>
-        <w:t>3</w:t>
-      </w:r>
-      <w:r>
-        <w:rPr>
-          <w:rFonts w:ascii="Consolas" w:hAnsi="Consolas"/>
-          <w:lang w:eastAsia="ja-JP"/>
-        </w:rPr>
-        <w:t>（配台試行）</w:t>
-      </w:r>
-      <w:r>
-        <w:rPr>
-          <w:rFonts w:ascii="Consolas" w:hAnsi="Consolas"/>
-          <w:lang w:eastAsia="ja-JP"/>
-        </w:rPr>
-        <w:t xml:space="preserve">→ Excel </w:t>
-      </w:r>
-      <w:r>
-        <w:rPr>
-          <w:rFonts w:ascii="Consolas" w:hAnsi="Consolas"/>
-          <w:lang w:eastAsia="ja-JP"/>
-        </w:rPr>
-        <w:t>確認</w:t>
-      </w:r>
-      <w:r>
-        <w:rPr>
-          <w:rFonts w:ascii="Consolas" w:hAnsi="Consolas"/>
-          <w:lang w:eastAsia="ja-JP"/>
-        </w:rPr>
-        <w:t xml:space="preserve"> → [</w:t>
-      </w:r>
-      <w:r>
-        <w:rPr>
-          <w:rFonts w:ascii="Consolas" w:hAnsi="Consolas"/>
-          <w:lang w:eastAsia="ja-JP"/>
-        </w:rPr>
-        <w:t>アラジン</w:t>
-      </w:r>
-      <w:r>
-        <w:rPr>
-          <w:rFonts w:ascii="Consolas" w:hAnsi="Consolas"/>
-          <w:lang w:eastAsia="ja-JP"/>
-        </w:rPr>
-        <w:t xml:space="preserve">] </w:t>
-      </w:r>
-      <w:r>
-        <w:rPr>
-          <w:rFonts w:ascii="Consolas" w:hAnsi="Consolas"/>
-          <w:lang w:eastAsia="ja-JP"/>
-        </w:rPr>
-        <w:t>本番反映</w:t>
+        <w:t>[任意] 段階3（配台試行）→ Excel 確認 → [アラジン] 本番反映</w:t>
       </w:r>
     </w:p>
     <w:p>
@@ -360,11 +140,13 @@
         <w:spacing w:before="40" w:after="40"/>
         <w:ind w:left="170"/>
         <w:rPr>
-          <w:lang w:eastAsia="ja-JP"/>
-        </w:rPr>
-      </w:pPr>
-      <w:r>
-        <w:rPr>
+          <w:rFonts w:ascii="BIZ UDPゴシック" w:eastAsia="BIZ UDPゴシック" w:hAnsi="BIZ UDPゴシック"/>
+          <w:lang w:eastAsia="ja-JP"/>
+        </w:rPr>
+      </w:pPr>
+      <w:r>
+        <w:rPr>
+          <w:rFonts w:ascii="BIZ UDPゴシック" w:eastAsia="BIZ UDPゴシック" w:hAnsi="BIZ UDPゴシック"/>
           <w:b/>
           <w:color w:val="005080"/>
           <w:lang w:eastAsia="ja-JP"/>
@@ -376,51 +158,45 @@
       <w:pPr>
         <w:pStyle w:val="1"/>
         <w:rPr>
-          <w:lang w:eastAsia="ja-JP"/>
-        </w:rPr>
-      </w:pPr>
-      <w:r>
-        <w:rPr>
-          <w:lang w:eastAsia="ja-JP"/>
-        </w:rPr>
-        <w:t xml:space="preserve">1. </w:t>
-      </w:r>
-      <w:r>
-        <w:rPr>
-          <w:lang w:eastAsia="ja-JP"/>
-        </w:rPr>
-        <w:t>事前準備（アラジン）</w:t>
+          <w:rFonts w:ascii="BIZ UDPゴシック" w:eastAsia="BIZ UDPゴシック" w:hAnsi="BIZ UDPゴシック"/>
+          <w:lang w:eastAsia="ja-JP"/>
+        </w:rPr>
+      </w:pPr>
+      <w:r>
+        <w:rPr>
+          <w:rFonts w:ascii="BIZ UDPゴシック" w:eastAsia="BIZ UDPゴシック" w:hAnsi="BIZ UDPゴシック"/>
+          <w:lang w:eastAsia="ja-JP"/>
+        </w:rPr>
+        <w:t>1. 事前準備（アラジン）</w:t>
       </w:r>
     </w:p>
     <w:p>
       <w:pPr>
         <w:pStyle w:val="21"/>
         <w:rPr>
-          <w:lang w:eastAsia="ja-JP"/>
-        </w:rPr>
-      </w:pPr>
-      <w:r>
-        <w:rPr>
-          <w:lang w:eastAsia="ja-JP"/>
-        </w:rPr>
-        <w:t xml:space="preserve">1.1 </w:t>
-      </w:r>
-      <w:r>
-        <w:rPr>
-          <w:lang w:eastAsia="ja-JP"/>
-        </w:rPr>
-        <w:t>生産計画入力（仮配台）</w:t>
+          <w:rFonts w:ascii="BIZ UDPゴシック" w:eastAsia="BIZ UDPゴシック" w:hAnsi="BIZ UDPゴシック"/>
+          <w:lang w:eastAsia="ja-JP"/>
+        </w:rPr>
+      </w:pPr>
+      <w:r>
+        <w:rPr>
+          <w:rFonts w:ascii="BIZ UDPゴシック" w:eastAsia="BIZ UDPゴシック" w:hAnsi="BIZ UDPゴシック"/>
+          <w:lang w:eastAsia="ja-JP"/>
+        </w:rPr>
+        <w:t>1.1 生産計画入力（仮配台）</w:t>
       </w:r>
     </w:p>
     <w:p>
       <w:pPr>
         <w:pStyle w:val="a0"/>
         <w:rPr>
-          <w:lang w:eastAsia="ja-JP"/>
-        </w:rPr>
-      </w:pPr>
-      <w:r>
-        <w:rPr>
+          <w:rFonts w:ascii="BIZ UDPゴシック" w:eastAsia="BIZ UDPゴシック" w:hAnsi="BIZ UDPゴシック"/>
+          <w:lang w:eastAsia="ja-JP"/>
+        </w:rPr>
+      </w:pPr>
+      <w:r>
+        <w:rPr>
+          <w:rFonts w:ascii="BIZ UDPゴシック" w:eastAsia="BIZ UDPゴシック" w:hAnsi="BIZ UDPゴシック"/>
           <w:lang w:eastAsia="ja-JP"/>
         </w:rPr>
         <w:t>アラジンの「生産計画入力」で、配台日・数量を「仮」として事前入力しておく。</w:t>
@@ -430,11 +206,13 @@
       <w:pPr>
         <w:pStyle w:val="a0"/>
         <w:rPr>
-          <w:lang w:eastAsia="ja-JP"/>
-        </w:rPr>
-      </w:pPr>
-      <w:r>
-        <w:rPr>
+          <w:rFonts w:ascii="BIZ UDPゴシック" w:eastAsia="BIZ UDPゴシック" w:hAnsi="BIZ UDPゴシック"/>
+          <w:lang w:eastAsia="ja-JP"/>
+        </w:rPr>
+      </w:pPr>
+      <w:r>
+        <w:rPr>
+          <w:rFonts w:ascii="BIZ UDPゴシック" w:eastAsia="BIZ UDPゴシック" w:hAnsi="BIZ UDPゴシック"/>
           <w:lang w:eastAsia="ja-JP"/>
         </w:rPr>
         <w:t>仮数量はこの時点では自動配台では無視される（段階2 の割付根拠にはならない）。</w:t>
@@ -444,11 +222,13 @@
       <w:pPr>
         <w:pStyle w:val="a0"/>
         <w:rPr>
-          <w:lang w:eastAsia="ja-JP"/>
-        </w:rPr>
-      </w:pPr>
-      <w:r>
-        <w:rPr>
+          <w:rFonts w:ascii="BIZ UDPゴシック" w:eastAsia="BIZ UDPゴシック" w:hAnsi="BIZ UDPゴシック"/>
+          <w:lang w:eastAsia="ja-JP"/>
+        </w:rPr>
+      </w:pPr>
+      <w:r>
+        <w:rPr>
+          <w:rFonts w:ascii="BIZ UDPゴシック" w:eastAsia="BIZ UDPゴシック" w:hAnsi="BIZ UDPゴシック"/>
           <w:lang w:eastAsia="ja-JP"/>
         </w:rPr>
         <w:t>仮を入れておかないと、加工計画 DATA から行を吸い出せない。</w:t>
@@ -458,11 +238,13 @@
       <w:pPr>
         <w:pStyle w:val="a0"/>
         <w:rPr>
-          <w:lang w:eastAsia="ja-JP"/>
-        </w:rPr>
-      </w:pPr>
-      <w:r>
-        <w:rPr>
+          <w:rFonts w:ascii="BIZ UDPゴシック" w:eastAsia="BIZ UDPゴシック" w:hAnsi="BIZ UDPゴシック"/>
+          <w:lang w:eastAsia="ja-JP"/>
+        </w:rPr>
+      </w:pPr>
+      <w:r>
+        <w:rPr>
+          <w:rFonts w:ascii="BIZ UDPゴシック" w:eastAsia="BIZ UDPゴシック" w:hAnsi="BIZ UDPゴシック"/>
           <w:lang w:eastAsia="ja-JP"/>
         </w:rPr>
         <w:t>システム配台を本番とする場合、確定後はアラジン側の仮計画も実績に合わせて更新する（納期管理ビュー参照）。</w:t>
@@ -471,20 +253,35 @@
     <w:p>
       <w:pPr>
         <w:pStyle w:val="21"/>
-      </w:pPr>
-      <w:r>
+        <w:rPr>
+          <w:rFonts w:ascii="BIZ UDPゴシック" w:eastAsia="BIZ UDPゴシック" w:hAnsi="BIZ UDPゴシック"/>
+        </w:rPr>
+      </w:pPr>
+      <w:r>
+        <w:rPr>
+          <w:rFonts w:ascii="BIZ UDPゴシック" w:eastAsia="BIZ UDPゴシック" w:hAnsi="BIZ UDPゴシック"/>
+        </w:rPr>
         <w:t xml:space="preserve">1.2 </w:t>
       </w:r>
       <w:proofErr w:type="spellStart"/>
       <w:r>
+        <w:rPr>
+          <w:rFonts w:ascii="BIZ UDPゴシック" w:eastAsia="BIZ UDPゴシック" w:hAnsi="BIZ UDPゴシック"/>
+        </w:rPr>
         <w:t>加工計画</w:t>
       </w:r>
       <w:proofErr w:type="spellEnd"/>
       <w:r>
+        <w:rPr>
+          <w:rFonts w:ascii="BIZ UDPゴシック" w:eastAsia="BIZ UDPゴシック" w:hAnsi="BIZ UDPゴシック"/>
+        </w:rPr>
         <w:t xml:space="preserve"> DATA </w:t>
       </w:r>
       <w:proofErr w:type="spellStart"/>
       <w:r>
+        <w:rPr>
+          <w:rFonts w:ascii="BIZ UDPゴシック" w:eastAsia="BIZ UDPゴシック" w:hAnsi="BIZ UDPゴシック"/>
+        </w:rPr>
         <w:t>の出力</w:t>
       </w:r>
       <w:proofErr w:type="spellEnd"/>
@@ -493,11 +290,13 @@
       <w:pPr>
         <w:pStyle w:val="a"/>
         <w:rPr>
-          <w:lang w:eastAsia="ja-JP"/>
-        </w:rPr>
-      </w:pPr>
-      <w:r>
-        <w:rPr>
+          <w:rFonts w:ascii="BIZ UDPゴシック" w:eastAsia="BIZ UDPゴシック" w:hAnsi="BIZ UDPゴシック"/>
+          <w:lang w:eastAsia="ja-JP"/>
+        </w:rPr>
+      </w:pPr>
+      <w:r>
+        <w:rPr>
+          <w:rFonts w:ascii="BIZ UDPゴシック" w:eastAsia="BIZ UDPゴシック" w:hAnsi="BIZ UDPゴシック"/>
           <w:lang w:eastAsia="ja-JP"/>
         </w:rPr>
         <w:t>アラジンで「工程別生産計画問い合わせ」を開く。</w:t>
@@ -506,21 +305,36 @@
     <w:p>
       <w:pPr>
         <w:pStyle w:val="a"/>
+        <w:rPr>
+          <w:rFonts w:ascii="BIZ UDPゴシック" w:eastAsia="BIZ UDPゴシック" w:hAnsi="BIZ UDPゴシック"/>
+        </w:rPr>
       </w:pPr>
       <w:proofErr w:type="spellStart"/>
       <w:r>
+        <w:rPr>
+          <w:rFonts w:ascii="BIZ UDPゴシック" w:eastAsia="BIZ UDPゴシック" w:hAnsi="BIZ UDPゴシック"/>
+        </w:rPr>
         <w:t>倉庫</w:t>
       </w:r>
       <w:proofErr w:type="spellEnd"/>
       <w:r>
+        <w:rPr>
+          <w:rFonts w:ascii="BIZ UDPゴシック" w:eastAsia="BIZ UDPゴシック" w:hAnsi="BIZ UDPゴシック"/>
+        </w:rPr>
         <w:t xml:space="preserve"> … </w:t>
       </w:r>
       <w:proofErr w:type="spellStart"/>
       <w:r>
+        <w:rPr>
+          <w:rFonts w:ascii="BIZ UDPゴシック" w:eastAsia="BIZ UDPゴシック" w:hAnsi="BIZ UDPゴシック"/>
+        </w:rPr>
         <w:t>湖南工場</w:t>
       </w:r>
       <w:proofErr w:type="spellEnd"/>
       <w:r>
+        <w:rPr>
+          <w:rFonts w:ascii="BIZ UDPゴシック" w:eastAsia="BIZ UDPゴシック" w:hAnsi="BIZ UDPゴシック"/>
+        </w:rPr>
         <w:t xml:space="preserve"> 520201 / 国分工場 511101。</w:t>
       </w:r>
     </w:p>
@@ -528,11 +342,13 @@
       <w:pPr>
         <w:pStyle w:val="a"/>
         <w:rPr>
-          <w:lang w:eastAsia="ja-JP"/>
-        </w:rPr>
-      </w:pPr>
-      <w:r>
-        <w:rPr>
+          <w:rFonts w:ascii="BIZ UDPゴシック" w:eastAsia="BIZ UDPゴシック" w:hAnsi="BIZ UDPゴシック"/>
+          <w:lang w:eastAsia="ja-JP"/>
+        </w:rPr>
+      </w:pPr>
+      <w:r>
+        <w:rPr>
+          <w:rFonts w:ascii="BIZ UDPゴシック" w:eastAsia="BIZ UDPゴシック" w:hAnsi="BIZ UDPゴシック"/>
           <w:lang w:eastAsia="ja-JP"/>
         </w:rPr>
         <w:t>その他の条件は社内手順どおり設定し、「問合せ」を実行する。</w:t>
@@ -542,11 +358,13 @@
       <w:pPr>
         <w:pStyle w:val="a"/>
         <w:rPr>
-          <w:lang w:eastAsia="ja-JP"/>
-        </w:rPr>
-      </w:pPr>
-      <w:r>
-        <w:rPr>
+          <w:rFonts w:ascii="BIZ UDPゴシック" w:eastAsia="BIZ UDPゴシック" w:hAnsi="BIZ UDPゴシック"/>
+          <w:lang w:eastAsia="ja-JP"/>
+        </w:rPr>
+      </w:pPr>
+      <w:r>
+        <w:rPr>
+          <w:rFonts w:ascii="BIZ UDPゴシック" w:eastAsia="BIZ UDPゴシック" w:hAnsi="BIZ UDPゴシック"/>
           <w:lang w:eastAsia="ja-JP"/>
         </w:rPr>
         <w:t>抽出結果の列設定は必ず初期化してから出力する。</w:t>
@@ -556,11 +374,13 @@
       <w:pPr>
         <w:pStyle w:val="a"/>
         <w:rPr>
-          <w:lang w:eastAsia="ja-JP"/>
-        </w:rPr>
-      </w:pPr>
-      <w:r>
-        <w:rPr>
+          <w:rFonts w:ascii="BIZ UDPゴシック" w:eastAsia="BIZ UDPゴシック" w:hAnsi="BIZ UDPゴシック"/>
+          <w:lang w:eastAsia="ja-JP"/>
+        </w:rPr>
+      </w:pPr>
+      <w:r>
+        <w:rPr>
+          <w:rFonts w:ascii="BIZ UDPゴシック" w:eastAsia="BIZ UDPゴシック" w:hAnsi="BIZ UDPゴシック"/>
           <w:lang w:eastAsia="ja-JP"/>
         </w:rPr>
         <w:t>「フォルダ」で出力先を指定し、「出力」を実行する。</w:t>
@@ -570,14 +390,18 @@
       <w:pPr>
         <w:spacing w:before="40" w:after="0"/>
         <w:jc w:val="center"/>
-      </w:pPr>
-      <w:r>
-        <w:rPr>
+        <w:rPr>
+          <w:rFonts w:ascii="BIZ UDPゴシック" w:eastAsia="BIZ UDPゴシック" w:hAnsi="BIZ UDPゴシック"/>
+        </w:rPr>
+      </w:pPr>
+      <w:r>
+        <w:rPr>
+          <w:rFonts w:ascii="BIZ UDPゴシック" w:eastAsia="BIZ UDPゴシック" w:hAnsi="BIZ UDPゴシック"/>
           <w:noProof/>
         </w:rPr>
         <w:drawing>
-          <wp:inline distT="0" distB="0" distL="0" distR="0" wp14:anchorId="2FF3720D" wp14:editId="296B2435">
-            <wp:extent cx="6263999" cy="2538959"/>
+          <wp:inline distT="0" distB="0" distL="0" distR="0" wp14:anchorId="2FF3720D" wp14:editId="04C65089">
+            <wp:extent cx="6958781" cy="2820572"/>
             <wp:effectExtent l="0" t="0" r="0" b="0"/>
             <wp:docPr id="1" name="Picture 1"/>
             <wp:cNvGraphicFramePr>
@@ -599,7 +423,7 @@
                   <pic:spPr>
                     <a:xfrm>
                       <a:off x="0" y="0"/>
-                      <a:ext cx="6263999" cy="2538959"/>
+                      <a:ext cx="6966164" cy="2823565"/>
                     </a:xfrm>
                     <a:prstGeom prst="rect">
                       <a:avLst/>
@@ -617,11 +441,13 @@
         <w:spacing w:after="40"/>
         <w:jc w:val="center"/>
         <w:rPr>
-          <w:lang w:eastAsia="ja-JP"/>
-        </w:rPr>
-      </w:pPr>
-      <w:r>
-        <w:rPr>
+          <w:rFonts w:ascii="BIZ UDPゴシック" w:eastAsia="BIZ UDPゴシック" w:hAnsi="BIZ UDPゴシック"/>
+          <w:lang w:eastAsia="ja-JP"/>
+        </w:rPr>
+      </w:pPr>
+      <w:r>
+        <w:rPr>
+          <w:rFonts w:ascii="BIZ UDPゴシック" w:eastAsia="BIZ UDPゴシック" w:hAnsi="BIZ UDPゴシック"/>
           <w:i/>
           <w:sz w:val="16"/>
           <w:lang w:eastAsia="ja-JP"/>
@@ -633,16 +459,20 @@
       <w:pPr>
         <w:spacing w:before="40" w:after="0"/>
         <w:jc w:val="center"/>
-      </w:pPr>
-      <w:r>
-        <w:rPr>
+        <w:rPr>
+          <w:rFonts w:ascii="BIZ UDPゴシック" w:eastAsia="BIZ UDPゴシック" w:hAnsi="BIZ UDPゴシック"/>
+        </w:rPr>
+      </w:pPr>
+      <w:r>
+        <w:rPr>
+          <w:rFonts w:ascii="BIZ UDPゴシック" w:eastAsia="BIZ UDPゴシック" w:hAnsi="BIZ UDPゴシック"/>
           <w:noProof/>
         </w:rPr>
         <w:lastRenderedPageBreak/>
         <w:drawing>
-          <wp:inline distT="0" distB="0" distL="0" distR="0" wp14:anchorId="0E58C3AC" wp14:editId="7E575CB8">
-            <wp:extent cx="6263999" cy="3170488"/>
-            <wp:effectExtent l="0" t="0" r="0" b="0"/>
+          <wp:inline distT="0" distB="0" distL="0" distR="0" wp14:anchorId="0E58C3AC" wp14:editId="464F6F59">
+            <wp:extent cx="6832651" cy="3458308"/>
+            <wp:effectExtent l="0" t="0" r="6350" b="8890"/>
             <wp:docPr id="2" name="Picture 2"/>
             <wp:cNvGraphicFramePr>
               <a:graphicFrameLocks xmlns:a="http://schemas.openxmlformats.org/drawingml/2006/main" noChangeAspect="1"/>
@@ -663,7 +493,7 @@
                   <pic:spPr>
                     <a:xfrm>
                       <a:off x="0" y="0"/>
-                      <a:ext cx="6263999" cy="3170488"/>
+                      <a:ext cx="6859122" cy="3471706"/>
                     </a:xfrm>
                     <a:prstGeom prst="rect">
                       <a:avLst/>
@@ -681,11 +511,13 @@
         <w:spacing w:after="40"/>
         <w:jc w:val="center"/>
         <w:rPr>
-          <w:lang w:eastAsia="ja-JP"/>
-        </w:rPr>
-      </w:pPr>
-      <w:r>
-        <w:rPr>
+          <w:rFonts w:ascii="BIZ UDPゴシック" w:eastAsia="BIZ UDPゴシック" w:hAnsi="BIZ UDPゴシック"/>
+          <w:lang w:eastAsia="ja-JP"/>
+        </w:rPr>
+      </w:pPr>
+      <w:r>
+        <w:rPr>
+          <w:rFonts w:ascii="BIZ UDPゴシック" w:eastAsia="BIZ UDPゴシック" w:hAnsi="BIZ UDPゴシック"/>
           <w:i/>
           <w:sz w:val="16"/>
           <w:lang w:eastAsia="ja-JP"/>
@@ -700,21 +532,25 @@
         <w:tblLook w:val="04A0" w:firstRow="1" w:lastRow="0" w:firstColumn="1" w:lastColumn="0" w:noHBand="0" w:noVBand="1"/>
       </w:tblPr>
       <w:tblGrid>
-        <w:gridCol w:w="5468"/>
-        <w:gridCol w:w="5468"/>
+        <w:gridCol w:w="1242"/>
+        <w:gridCol w:w="9694"/>
       </w:tblGrid>
       <w:tr>
         <w:tc>
           <w:tcPr>
-            <w:tcW w:w="5468" w:type="dxa"/>
+            <w:tcW w:w="1242" w:type="dxa"/>
           </w:tcPr>
           <w:p>
             <w:pPr>
               <w:spacing w:after="0"/>
+              <w:rPr>
+                <w:rFonts w:ascii="BIZ UDPゴシック" w:eastAsia="BIZ UDPゴシック" w:hAnsi="BIZ UDPゴシック"/>
+              </w:rPr>
             </w:pPr>
             <w:proofErr w:type="spellStart"/>
             <w:r>
               <w:rPr>
+                <w:rFonts w:ascii="BIZ UDPゴシック" w:eastAsia="BIZ UDPゴシック" w:hAnsi="BIZ UDPゴシック"/>
                 <w:sz w:val="17"/>
               </w:rPr>
               <w:t>工場</w:t>
@@ -724,21 +560,23 @@
         </w:tc>
         <w:tc>
           <w:tcPr>
-            <w:tcW w:w="5468" w:type="dxa"/>
+            <w:tcW w:w="9694" w:type="dxa"/>
           </w:tcPr>
           <w:p>
             <w:pPr>
               <w:spacing w:after="0"/>
               <w:rPr>
+                <w:rFonts w:ascii="BIZ UDPゴシック" w:eastAsia="BIZ UDPゴシック" w:hAnsi="BIZ UDPゴシック" w:hint="eastAsia"/>
                 <w:lang w:eastAsia="ja-JP"/>
               </w:rPr>
             </w:pPr>
             <w:r>
               <w:rPr>
+                <w:rFonts w:ascii="BIZ UDPゴシック" w:eastAsia="BIZ UDPゴシック" w:hAnsi="BIZ UDPゴシック"/>
                 <w:sz w:val="17"/>
                 <w:lang w:eastAsia="ja-JP"/>
               </w:rPr>
-              <w:t>出力フォルダ（UNC）</w:t>
+              <w:t>出力フォルダ</w:t>
             </w:r>
           </w:p>
         </w:tc>
@@ -746,15 +584,19 @@
       <w:tr>
         <w:tc>
           <w:tcPr>
-            <w:tcW w:w="5468" w:type="dxa"/>
+            <w:tcW w:w="1242" w:type="dxa"/>
           </w:tcPr>
           <w:p>
             <w:pPr>
               <w:spacing w:after="0"/>
+              <w:rPr>
+                <w:rFonts w:ascii="BIZ UDPゴシック" w:eastAsia="BIZ UDPゴシック" w:hAnsi="BIZ UDPゴシック"/>
+              </w:rPr>
             </w:pPr>
             <w:proofErr w:type="spellStart"/>
             <w:r>
               <w:rPr>
+                <w:rFonts w:ascii="BIZ UDPゴシック" w:eastAsia="BIZ UDPゴシック" w:hAnsi="BIZ UDPゴシック"/>
                 <w:sz w:val="17"/>
               </w:rPr>
               <w:t>湖南工場</w:t>
@@ -764,17 +606,19 @@
         </w:tc>
         <w:tc>
           <w:tcPr>
-            <w:tcW w:w="5468" w:type="dxa"/>
+            <w:tcW w:w="9694" w:type="dxa"/>
           </w:tcPr>
           <w:p>
             <w:pPr>
               <w:spacing w:after="0"/>
               <w:rPr>
+                <w:rFonts w:ascii="BIZ UDPゴシック" w:eastAsia="BIZ UDPゴシック" w:hAnsi="BIZ UDPゴシック"/>
                 <w:lang w:eastAsia="ja-JP"/>
               </w:rPr>
             </w:pPr>
             <w:r>
               <w:rPr>
+                <w:rFonts w:ascii="BIZ UDPゴシック" w:eastAsia="BIZ UDPゴシック" w:hAnsi="BIZ UDPゴシック"/>
                 <w:sz w:val="17"/>
                 <w:lang w:eastAsia="ja-JP"/>
               </w:rPr>
@@ -786,15 +630,19 @@
       <w:tr>
         <w:tc>
           <w:tcPr>
-            <w:tcW w:w="5468" w:type="dxa"/>
+            <w:tcW w:w="1242" w:type="dxa"/>
           </w:tcPr>
           <w:p>
             <w:pPr>
               <w:spacing w:after="0"/>
+              <w:rPr>
+                <w:rFonts w:ascii="BIZ UDPゴシック" w:eastAsia="BIZ UDPゴシック" w:hAnsi="BIZ UDPゴシック"/>
+              </w:rPr>
             </w:pPr>
             <w:proofErr w:type="spellStart"/>
             <w:r>
               <w:rPr>
+                <w:rFonts w:ascii="BIZ UDPゴシック" w:eastAsia="BIZ UDPゴシック" w:hAnsi="BIZ UDPゴシック"/>
                 <w:sz w:val="17"/>
               </w:rPr>
               <w:t>国分工場</w:t>
@@ -804,17 +652,19 @@
         </w:tc>
         <w:tc>
           <w:tcPr>
-            <w:tcW w:w="5468" w:type="dxa"/>
+            <w:tcW w:w="9694" w:type="dxa"/>
           </w:tcPr>
           <w:p>
             <w:pPr>
               <w:spacing w:after="0"/>
               <w:rPr>
+                <w:rFonts w:ascii="BIZ UDPゴシック" w:eastAsia="BIZ UDPゴシック" w:hAnsi="BIZ UDPゴシック"/>
                 <w:lang w:eastAsia="ja-JP"/>
               </w:rPr>
             </w:pPr>
             <w:r>
               <w:rPr>
+                <w:rFonts w:ascii="BIZ UDPゴシック" w:eastAsia="BIZ UDPゴシック" w:hAnsi="BIZ UDPゴシック"/>
                 <w:sz w:val="17"/>
                 <w:lang w:eastAsia="ja-JP"/>
               </w:rPr>
@@ -828,6 +678,7 @@
       <w:pPr>
         <w:spacing w:before="20" w:after="40"/>
         <w:rPr>
+          <w:rFonts w:ascii="BIZ UDPゴシック" w:eastAsia="BIZ UDPゴシック" w:hAnsi="BIZ UDPゴシック"/>
           <w:lang w:eastAsia="ja-JP"/>
         </w:rPr>
       </w:pPr>
@@ -836,15 +687,19 @@
       <w:pPr>
         <w:spacing w:before="40" w:after="0"/>
         <w:jc w:val="center"/>
-      </w:pPr>
-      <w:r>
-        <w:rPr>
+        <w:rPr>
+          <w:rFonts w:ascii="BIZ UDPゴシック" w:eastAsia="BIZ UDPゴシック" w:hAnsi="BIZ UDPゴシック"/>
+        </w:rPr>
+      </w:pPr>
+      <w:r>
+        <w:rPr>
+          <w:rFonts w:ascii="BIZ UDPゴシック" w:eastAsia="BIZ UDPゴシック" w:hAnsi="BIZ UDPゴシック"/>
           <w:noProof/>
         </w:rPr>
         <w:drawing>
-          <wp:inline distT="0" distB="0" distL="0" distR="0" wp14:anchorId="788D0ABB" wp14:editId="55E1ACEE">
-            <wp:extent cx="6263999" cy="3099219"/>
-            <wp:effectExtent l="0" t="0" r="0" b="0"/>
+          <wp:inline distT="0" distB="0" distL="0" distR="0" wp14:anchorId="788D0ABB" wp14:editId="7234B370">
+            <wp:extent cx="6836898" cy="3382670"/>
+            <wp:effectExtent l="0" t="0" r="2540" b="8255"/>
             <wp:docPr id="3" name="Picture 3"/>
             <wp:cNvGraphicFramePr>
               <a:graphicFrameLocks xmlns:a="http://schemas.openxmlformats.org/drawingml/2006/main" noChangeAspect="1"/>
@@ -865,7 +720,7 @@
                   <pic:spPr>
                     <a:xfrm>
                       <a:off x="0" y="0"/>
-                      <a:ext cx="6263999" cy="3099219"/>
+                      <a:ext cx="6862356" cy="3395266"/>
                     </a:xfrm>
                     <a:prstGeom prst="rect">
                       <a:avLst/>
@@ -883,6 +738,7 @@
         <w:spacing w:after="40"/>
         <w:jc w:val="center"/>
         <w:rPr>
+          <w:rFonts w:ascii="BIZ UDPゴシック" w:eastAsia="BIZ UDPゴシック" w:hAnsi="BIZ UDPゴシック"/>
           <w:i/>
           <w:sz w:val="16"/>
         </w:rPr>
@@ -890,6 +746,7 @@
       <w:proofErr w:type="spellStart"/>
       <w:r>
         <w:rPr>
+          <w:rFonts w:ascii="BIZ UDPゴシック" w:eastAsia="BIZ UDPゴシック" w:hAnsi="BIZ UDPゴシック"/>
           <w:i/>
           <w:sz w:val="16"/>
         </w:rPr>
@@ -898,6 +755,7 @@
       <w:proofErr w:type="spellEnd"/>
       <w:r>
         <w:rPr>
+          <w:rFonts w:ascii="BIZ UDPゴシック" w:eastAsia="BIZ UDPゴシック" w:hAnsi="BIZ UDPゴシック"/>
           <w:i/>
           <w:sz w:val="16"/>
         </w:rPr>
@@ -908,12 +766,14 @@
       <w:pPr>
         <w:spacing w:after="200" w:line="276" w:lineRule="auto"/>
         <w:rPr>
+          <w:rFonts w:ascii="BIZ UDPゴシック" w:eastAsia="BIZ UDPゴシック" w:hAnsi="BIZ UDPゴシック"/>
           <w:i/>
           <w:sz w:val="16"/>
         </w:rPr>
       </w:pPr>
       <w:r>
         <w:rPr>
+          <w:rFonts w:ascii="BIZ UDPゴシック" w:eastAsia="BIZ UDPゴシック" w:hAnsi="BIZ UDPゴシック"/>
           <w:i/>
           <w:sz w:val="16"/>
         </w:rPr>
@@ -924,25 +784,43 @@
       <w:pPr>
         <w:spacing w:after="40"/>
         <w:jc w:val="center"/>
+        <w:rPr>
+          <w:rFonts w:ascii="BIZ UDPゴシック" w:eastAsia="BIZ UDPゴシック" w:hAnsi="BIZ UDPゴシック"/>
+        </w:rPr>
       </w:pPr>
     </w:p>
     <w:p>
       <w:pPr>
         <w:pStyle w:val="21"/>
-      </w:pPr>
-      <w:r>
+        <w:rPr>
+          <w:rFonts w:ascii="BIZ UDPゴシック" w:eastAsia="BIZ UDPゴシック" w:hAnsi="BIZ UDPゴシック"/>
+        </w:rPr>
+      </w:pPr>
+      <w:r>
+        <w:rPr>
+          <w:rFonts w:ascii="BIZ UDPゴシック" w:eastAsia="BIZ UDPゴシック" w:hAnsi="BIZ UDPゴシック"/>
+        </w:rPr>
         <w:t xml:space="preserve">1.3 </w:t>
       </w:r>
       <w:proofErr w:type="spellStart"/>
       <w:r>
+        <w:rPr>
+          <w:rFonts w:ascii="BIZ UDPゴシック" w:eastAsia="BIZ UDPゴシック" w:hAnsi="BIZ UDPゴシック"/>
+        </w:rPr>
         <w:t>加工実績明細</w:t>
       </w:r>
       <w:proofErr w:type="spellEnd"/>
       <w:r>
+        <w:rPr>
+          <w:rFonts w:ascii="BIZ UDPゴシック" w:eastAsia="BIZ UDPゴシック" w:hAnsi="BIZ UDPゴシック"/>
+        </w:rPr>
         <w:t xml:space="preserve"> DATA </w:t>
       </w:r>
       <w:proofErr w:type="spellStart"/>
       <w:r>
+        <w:rPr>
+          <w:rFonts w:ascii="BIZ UDPゴシック" w:eastAsia="BIZ UDPゴシック" w:hAnsi="BIZ UDPゴシック"/>
+        </w:rPr>
         <w:t>の出力</w:t>
       </w:r>
       <w:proofErr w:type="spellEnd"/>
@@ -951,11 +829,13 @@
       <w:pPr>
         <w:pStyle w:val="a"/>
         <w:rPr>
-          <w:lang w:eastAsia="ja-JP"/>
-        </w:rPr>
-      </w:pPr>
-      <w:r>
-        <w:rPr>
+          <w:rFonts w:ascii="BIZ UDPゴシック" w:eastAsia="BIZ UDPゴシック" w:hAnsi="BIZ UDPゴシック"/>
+          <w:lang w:eastAsia="ja-JP"/>
+        </w:rPr>
+      </w:pPr>
+      <w:r>
+        <w:rPr>
+          <w:rFonts w:ascii="BIZ UDPゴシック" w:eastAsia="BIZ UDPゴシック" w:hAnsi="BIZ UDPゴシック"/>
           <w:lang w:eastAsia="ja-JP"/>
         </w:rPr>
         <w:t>「加工実績明細問合せ」を開く。</w:t>
@@ -965,11 +845,13 @@
       <w:pPr>
         <w:pStyle w:val="a"/>
         <w:rPr>
-          <w:lang w:eastAsia="ja-JP"/>
-        </w:rPr>
-      </w:pPr>
-      <w:r>
-        <w:rPr>
+          <w:rFonts w:ascii="BIZ UDPゴシック" w:eastAsia="BIZ UDPゴシック" w:hAnsi="BIZ UDPゴシック"/>
+          <w:lang w:eastAsia="ja-JP"/>
+        </w:rPr>
+      </w:pPr>
+      <w:r>
+        <w:rPr>
+          <w:rFonts w:ascii="BIZ UDPゴシック" w:eastAsia="BIZ UDPゴシック" w:hAnsi="BIZ UDPゴシック"/>
           <w:lang w:eastAsia="ja-JP"/>
         </w:rPr>
         <w:t>倉庫 … 計画と同じコード（湖南 520201 / 国分 511101）。</w:t>
@@ -979,11 +861,13 @@
       <w:pPr>
         <w:pStyle w:val="a"/>
         <w:rPr>
-          <w:lang w:eastAsia="ja-JP"/>
-        </w:rPr>
-      </w:pPr>
-      <w:r>
-        <w:rPr>
+          <w:rFonts w:ascii="BIZ UDPゴシック" w:eastAsia="BIZ UDPゴシック" w:hAnsi="BIZ UDPゴシック"/>
+          <w:lang w:eastAsia="ja-JP"/>
+        </w:rPr>
+      </w:pPr>
+      <w:r>
+        <w:rPr>
+          <w:rFonts w:ascii="BIZ UDPゴシック" w:eastAsia="BIZ UDPゴシック" w:hAnsi="BIZ UDPゴシック"/>
           <w:lang w:eastAsia="ja-JP"/>
         </w:rPr>
         <w:t>加工日付 … できるだけ短い期間（1 日分の実績があれば足りることが多い）。</w:t>
@@ -993,24 +877,26 @@
       <w:pPr>
         <w:pStyle w:val="a"/>
         <w:rPr>
-          <w:lang w:eastAsia="ja-JP"/>
-        </w:rPr>
-      </w:pPr>
-      <w:r>
-        <w:rPr>
+          <w:rFonts w:ascii="BIZ UDPゴシック" w:eastAsia="BIZ UDPゴシック" w:hAnsi="BIZ UDPゴシック"/>
+          <w:lang w:eastAsia="ja-JP"/>
+        </w:rPr>
+      </w:pPr>
+      <w:r>
+        <w:rPr>
+          <w:rFonts w:ascii="BIZ UDPゴシック" w:eastAsia="BIZ UDPゴシック" w:hAnsi="BIZ UDPゴシック"/>
           <w:noProof/>
         </w:rPr>
         <w:drawing>
-          <wp:anchor distT="0" distB="0" distL="114300" distR="114300" simplePos="0" relativeHeight="251657216" behindDoc="0" locked="0" layoutInCell="1" allowOverlap="1" wp14:anchorId="4DB4102F" wp14:editId="16507189">
+          <wp:anchor distT="0" distB="0" distL="114300" distR="114300" simplePos="0" relativeHeight="251656192" behindDoc="0" locked="0" layoutInCell="1" allowOverlap="1" wp14:anchorId="4DB4102F" wp14:editId="591DF353">
             <wp:simplePos x="0" y="0"/>
             <wp:positionH relativeFrom="column">
               <wp:posOffset>338455</wp:posOffset>
             </wp:positionH>
             <wp:positionV relativeFrom="paragraph">
-              <wp:posOffset>226695</wp:posOffset>
+              <wp:posOffset>223520</wp:posOffset>
             </wp:positionV>
-            <wp:extent cx="4276090" cy="2783840"/>
-            <wp:effectExtent l="0" t="0" r="0" b="0"/>
+            <wp:extent cx="5953760" cy="3875405"/>
+            <wp:effectExtent l="0" t="0" r="8890" b="0"/>
             <wp:wrapTopAndBottom/>
             <wp:docPr id="4" name="Picture 4"/>
             <wp:cNvGraphicFramePr>
@@ -1032,7 +918,7 @@
                   <pic:spPr>
                     <a:xfrm>
                       <a:off x="0" y="0"/>
-                      <a:ext cx="4276090" cy="2783840"/>
+                      <a:ext cx="5953760" cy="3875405"/>
                     </a:xfrm>
                     <a:prstGeom prst="rect">
                       <a:avLst/>
@@ -1052,6 +938,7 @@
       </w:r>
       <w:r>
         <w:rPr>
+          <w:rFonts w:ascii="BIZ UDPゴシック" w:eastAsia="BIZ UDPゴシック" w:hAnsi="BIZ UDPゴシック"/>
           <w:lang w:eastAsia="ja-JP"/>
         </w:rPr>
         <w:t>列設定を初期化し、「問合せ」→「フォルダ」指定→「出力」。</w:t>
@@ -1062,6 +949,7 @@
         <w:spacing w:before="40" w:after="0"/>
         <w:jc w:val="center"/>
         <w:rPr>
+          <w:rFonts w:ascii="BIZ UDPゴシック" w:eastAsia="BIZ UDPゴシック" w:hAnsi="BIZ UDPゴシック"/>
           <w:lang w:eastAsia="ja-JP"/>
         </w:rPr>
       </w:pPr>
@@ -1071,24 +959,26 @@
         <w:spacing w:after="40"/>
         <w:jc w:val="center"/>
         <w:rPr>
-          <w:lang w:eastAsia="ja-JP"/>
-        </w:rPr>
-      </w:pPr>
-      <w:r>
-        <w:rPr>
+          <w:rFonts w:ascii="BIZ UDPゴシック" w:eastAsia="BIZ UDPゴシック" w:hAnsi="BIZ UDPゴシック"/>
+          <w:lang w:eastAsia="ja-JP"/>
+        </w:rPr>
+      </w:pPr>
+      <w:r>
+        <w:rPr>
+          <w:rFonts w:ascii="BIZ UDPゴシック" w:eastAsia="BIZ UDPゴシック" w:hAnsi="BIZ UDPゴシック"/>
           <w:noProof/>
         </w:rPr>
         <w:drawing>
-          <wp:anchor distT="0" distB="0" distL="114300" distR="114300" simplePos="0" relativeHeight="251658240" behindDoc="0" locked="0" layoutInCell="1" allowOverlap="1" wp14:anchorId="49245327" wp14:editId="0D953D05">
+          <wp:anchor distT="0" distB="0" distL="114300" distR="114300" simplePos="0" relativeHeight="251660288" behindDoc="0" locked="0" layoutInCell="1" allowOverlap="1" wp14:anchorId="49245327" wp14:editId="29E2D898">
             <wp:simplePos x="0" y="0"/>
             <wp:positionH relativeFrom="column">
               <wp:posOffset>338455</wp:posOffset>
             </wp:positionH>
             <wp:positionV relativeFrom="paragraph">
-              <wp:posOffset>195580</wp:posOffset>
+              <wp:posOffset>194945</wp:posOffset>
             </wp:positionV>
-            <wp:extent cx="4424045" cy="2242185"/>
-            <wp:effectExtent l="0" t="0" r="0" b="5715"/>
+            <wp:extent cx="6106160" cy="3094355"/>
+            <wp:effectExtent l="0" t="0" r="8890" b="0"/>
             <wp:wrapTopAndBottom/>
             <wp:docPr id="5" name="Picture 5"/>
             <wp:cNvGraphicFramePr>
@@ -1110,7 +1000,7 @@
                   <pic:spPr>
                     <a:xfrm>
                       <a:off x="0" y="0"/>
-                      <a:ext cx="4424045" cy="2242185"/>
+                      <a:ext cx="6106160" cy="3094355"/>
                     </a:xfrm>
                     <a:prstGeom prst="rect">
                       <a:avLst/>
@@ -1130,6 +1020,7 @@
       </w:r>
       <w:r>
         <w:rPr>
+          <w:rFonts w:ascii="BIZ UDPゴシック" w:eastAsia="BIZ UDPゴシック" w:hAnsi="BIZ UDPゴシック"/>
           <w:i/>
           <w:sz w:val="16"/>
           <w:lang w:eastAsia="ja-JP"/>
@@ -1142,6 +1033,7 @@
         <w:spacing w:before="40" w:after="0"/>
         <w:jc w:val="center"/>
         <w:rPr>
+          <w:rFonts w:ascii="BIZ UDPゴシック" w:eastAsia="BIZ UDPゴシック" w:hAnsi="BIZ UDPゴシック"/>
           <w:lang w:eastAsia="ja-JP"/>
         </w:rPr>
       </w:pPr>
@@ -1151,6 +1043,7 @@
         <w:spacing w:after="40"/>
         <w:jc w:val="center"/>
         <w:rPr>
+          <w:rFonts w:ascii="BIZ UDPゴシック" w:eastAsia="BIZ UDPゴシック" w:hAnsi="BIZ UDPゴシック"/>
           <w:i/>
           <w:sz w:val="16"/>
         </w:rPr>
@@ -1158,6 +1051,7 @@
       <w:proofErr w:type="spellStart"/>
       <w:r>
         <w:rPr>
+          <w:rFonts w:ascii="BIZ UDPゴシック" w:eastAsia="BIZ UDPゴシック" w:hAnsi="BIZ UDPゴシック"/>
           <w:i/>
           <w:sz w:val="16"/>
         </w:rPr>
@@ -1169,12 +1063,14 @@
       <w:pPr>
         <w:spacing w:after="200" w:line="276" w:lineRule="auto"/>
         <w:rPr>
+          <w:rFonts w:ascii="BIZ UDPゴシック" w:eastAsia="BIZ UDPゴシック" w:hAnsi="BIZ UDPゴシック"/>
           <w:i/>
           <w:sz w:val="16"/>
         </w:rPr>
       </w:pPr>
       <w:r>
         <w:rPr>
+          <w:rFonts w:ascii="BIZ UDPゴシック" w:eastAsia="BIZ UDPゴシック" w:hAnsi="BIZ UDPゴシック"/>
           <w:i/>
           <w:sz w:val="16"/>
         </w:rPr>
@@ -1185,6 +1081,9 @@
       <w:pPr>
         <w:spacing w:after="40"/>
         <w:jc w:val="center"/>
+        <w:rPr>
+          <w:rFonts w:ascii="BIZ UDPゴシック" w:eastAsia="BIZ UDPゴシック" w:hAnsi="BIZ UDPゴシック"/>
+        </w:rPr>
       </w:pPr>
     </w:p>
     <w:tbl>
@@ -1194,43 +1093,51 @@
         <w:tblLook w:val="04A0" w:firstRow="1" w:lastRow="0" w:firstColumn="1" w:lastColumn="0" w:noHBand="0" w:noVBand="1"/>
       </w:tblPr>
       <w:tblGrid>
-        <w:gridCol w:w="5468"/>
-        <w:gridCol w:w="5468"/>
+        <w:gridCol w:w="1668"/>
+        <w:gridCol w:w="9268"/>
       </w:tblGrid>
       <w:tr>
         <w:tc>
           <w:tcPr>
-            <w:tcW w:w="5468" w:type="dxa"/>
-          </w:tcPr>
-          <w:p>
-            <w:pPr>
-              <w:spacing w:after="0"/>
-            </w:pPr>
-            <w:r>
-              <w:rPr>
-                <w:sz w:val="17"/>
-              </w:rPr>
-              <w:t>工場</w:t>
-            </w:r>
-          </w:p>
-        </w:tc>
-        <w:tc>
-          <w:tcPr>
-            <w:tcW w:w="5468" w:type="dxa"/>
+            <w:tcW w:w="1668" w:type="dxa"/>
           </w:tcPr>
           <w:p>
             <w:pPr>
               <w:spacing w:after="0"/>
               <w:rPr>
+                <w:rFonts w:ascii="BIZ UDPゴシック" w:eastAsia="BIZ UDPゴシック" w:hAnsi="BIZ UDPゴシック"/>
+              </w:rPr>
+            </w:pPr>
+            <w:proofErr w:type="spellStart"/>
+            <w:r>
+              <w:rPr>
+                <w:rFonts w:ascii="BIZ UDPゴシック" w:eastAsia="BIZ UDPゴシック" w:hAnsi="BIZ UDPゴシック"/>
+                <w:sz w:val="17"/>
+              </w:rPr>
+              <w:t>工場</w:t>
+            </w:r>
+            <w:proofErr w:type="spellEnd"/>
+          </w:p>
+        </w:tc>
+        <w:tc>
+          <w:tcPr>
+            <w:tcW w:w="9268" w:type="dxa"/>
+          </w:tcPr>
+          <w:p>
+            <w:pPr>
+              <w:spacing w:after="0"/>
+              <w:rPr>
+                <w:rFonts w:ascii="BIZ UDPゴシック" w:eastAsia="BIZ UDPゴシック" w:hAnsi="BIZ UDPゴシック" w:hint="eastAsia"/>
                 <w:lang w:eastAsia="ja-JP"/>
               </w:rPr>
             </w:pPr>
             <w:r>
               <w:rPr>
+                <w:rFonts w:ascii="BIZ UDPゴシック" w:eastAsia="BIZ UDPゴシック" w:hAnsi="BIZ UDPゴシック"/>
                 <w:sz w:val="17"/>
                 <w:lang w:eastAsia="ja-JP"/>
               </w:rPr>
-              <w:t>出力フォルダ（UNC）</w:t>
+              <w:t>出力フォルダ</w:t>
             </w:r>
           </w:p>
         </w:tc>
@@ -1238,15 +1145,19 @@
       <w:tr>
         <w:tc>
           <w:tcPr>
-            <w:tcW w:w="5468" w:type="dxa"/>
+            <w:tcW w:w="1668" w:type="dxa"/>
           </w:tcPr>
           <w:p>
             <w:pPr>
               <w:spacing w:after="0"/>
+              <w:rPr>
+                <w:rFonts w:ascii="BIZ UDPゴシック" w:eastAsia="BIZ UDPゴシック" w:hAnsi="BIZ UDPゴシック"/>
+              </w:rPr>
             </w:pPr>
             <w:proofErr w:type="spellStart"/>
             <w:r>
               <w:rPr>
+                <w:rFonts w:ascii="BIZ UDPゴシック" w:eastAsia="BIZ UDPゴシック" w:hAnsi="BIZ UDPゴシック"/>
                 <w:sz w:val="17"/>
               </w:rPr>
               <w:t>湖南工場</w:t>
@@ -1256,17 +1167,19 @@
         </w:tc>
         <w:tc>
           <w:tcPr>
-            <w:tcW w:w="5468" w:type="dxa"/>
+            <w:tcW w:w="9268" w:type="dxa"/>
           </w:tcPr>
           <w:p>
             <w:pPr>
               <w:spacing w:after="0"/>
               <w:rPr>
+                <w:rFonts w:ascii="BIZ UDPゴシック" w:eastAsia="BIZ UDPゴシック" w:hAnsi="BIZ UDPゴシック"/>
                 <w:lang w:eastAsia="ja-JP"/>
               </w:rPr>
             </w:pPr>
             <w:r>
               <w:rPr>
+                <w:rFonts w:ascii="BIZ UDPゴシック" w:eastAsia="BIZ UDPゴシック" w:hAnsi="BIZ UDPゴシック"/>
                 <w:sz w:val="17"/>
                 <w:lang w:eastAsia="ja-JP"/>
               </w:rPr>
@@ -1278,15 +1191,19 @@
       <w:tr>
         <w:tc>
           <w:tcPr>
-            <w:tcW w:w="5468" w:type="dxa"/>
+            <w:tcW w:w="1668" w:type="dxa"/>
           </w:tcPr>
           <w:p>
             <w:pPr>
               <w:spacing w:after="0"/>
+              <w:rPr>
+                <w:rFonts w:ascii="BIZ UDPゴシック" w:eastAsia="BIZ UDPゴシック" w:hAnsi="BIZ UDPゴシック"/>
+              </w:rPr>
             </w:pPr>
             <w:proofErr w:type="spellStart"/>
             <w:r>
               <w:rPr>
+                <w:rFonts w:ascii="BIZ UDPゴシック" w:eastAsia="BIZ UDPゴシック" w:hAnsi="BIZ UDPゴシック"/>
                 <w:sz w:val="17"/>
               </w:rPr>
               <w:t>国分工場</w:t>
@@ -1296,17 +1213,19 @@
         </w:tc>
         <w:tc>
           <w:tcPr>
-            <w:tcW w:w="5468" w:type="dxa"/>
+            <w:tcW w:w="9268" w:type="dxa"/>
           </w:tcPr>
           <w:p>
             <w:pPr>
               <w:spacing w:after="0"/>
               <w:rPr>
+                <w:rFonts w:ascii="BIZ UDPゴシック" w:eastAsia="BIZ UDPゴシック" w:hAnsi="BIZ UDPゴシック"/>
                 <w:lang w:eastAsia="ja-JP"/>
               </w:rPr>
             </w:pPr>
             <w:r>
               <w:rPr>
+                <w:rFonts w:ascii="BIZ UDPゴシック" w:eastAsia="BIZ UDPゴシック" w:hAnsi="BIZ UDPゴシック"/>
                 <w:sz w:val="17"/>
                 <w:lang w:eastAsia="ja-JP"/>
               </w:rPr>
@@ -1320,6 +1239,7 @@
       <w:pPr>
         <w:spacing w:before="20" w:after="40"/>
         <w:rPr>
+          <w:rFonts w:ascii="BIZ UDPゴシック" w:eastAsia="BIZ UDPゴシック" w:hAnsi="BIZ UDPゴシック"/>
           <w:lang w:eastAsia="ja-JP"/>
         </w:rPr>
       </w:pPr>
@@ -1328,15 +1248,19 @@
       <w:pPr>
         <w:spacing w:before="40" w:after="0"/>
         <w:jc w:val="center"/>
-      </w:pPr>
-      <w:r>
-        <w:rPr>
+        <w:rPr>
+          <w:rFonts w:ascii="BIZ UDPゴシック" w:eastAsia="BIZ UDPゴシック" w:hAnsi="BIZ UDPゴシック"/>
+        </w:rPr>
+      </w:pPr>
+      <w:r>
+        <w:rPr>
+          <w:rFonts w:ascii="BIZ UDPゴシック" w:eastAsia="BIZ UDPゴシック" w:hAnsi="BIZ UDPゴシック"/>
           <w:noProof/>
         </w:rPr>
         <w:drawing>
-          <wp:inline distT="0" distB="0" distL="0" distR="0" wp14:anchorId="61B9E2C9" wp14:editId="4BB649D9">
-            <wp:extent cx="6773594" cy="3370684"/>
-            <wp:effectExtent l="0" t="0" r="8255" b="1270"/>
+          <wp:inline distT="0" distB="0" distL="0" distR="0" wp14:anchorId="61B9E2C9" wp14:editId="74A37A9C">
+            <wp:extent cx="6942196" cy="3454584"/>
+            <wp:effectExtent l="0" t="0" r="0" b="0"/>
             <wp:docPr id="6" name="Picture 6"/>
             <wp:cNvGraphicFramePr>
               <a:graphicFrameLocks xmlns:a="http://schemas.openxmlformats.org/drawingml/2006/main" noChangeAspect="1"/>
@@ -1357,7 +1281,7 @@
                   <pic:spPr>
                     <a:xfrm>
                       <a:off x="0" y="0"/>
-                      <a:ext cx="6807074" cy="3387345"/>
+                      <a:ext cx="6984204" cy="3475488"/>
                     </a:xfrm>
                     <a:prstGeom prst="rect">
                       <a:avLst/>
@@ -1374,100 +1298,159 @@
       <w:pPr>
         <w:spacing w:after="40"/>
         <w:jc w:val="center"/>
-      </w:pPr>
-      <w:r>
-        <w:rPr>
+        <w:rPr>
+          <w:rFonts w:ascii="BIZ UDPゴシック" w:eastAsia="BIZ UDPゴシック" w:hAnsi="BIZ UDPゴシック"/>
           <w:i/>
           <w:sz w:val="16"/>
         </w:rPr>
-        <w:t>出力画面（設定例）</w:t>
+      </w:pPr>
+      <w:proofErr w:type="spellStart"/>
+      <w:r>
+        <w:rPr>
+          <w:rFonts w:ascii="BIZ UDPゴシック" w:eastAsia="BIZ UDPゴシック" w:hAnsi="BIZ UDPゴシック"/>
+          <w:i/>
+          <w:sz w:val="16"/>
+        </w:rPr>
+        <w:t>出力画面（設定例</w:t>
+      </w:r>
+      <w:proofErr w:type="spellEnd"/>
+      <w:r>
+        <w:rPr>
+          <w:rFonts w:ascii="BIZ UDPゴシック" w:eastAsia="BIZ UDPゴシック" w:hAnsi="BIZ UDPゴシック"/>
+          <w:i/>
+          <w:sz w:val="16"/>
+        </w:rPr>
+        <w:t>）</w:t>
       </w:r>
     </w:p>
     <w:p>
       <w:pPr>
-        <w:pStyle w:val="1"/>
-      </w:pPr>
-      <w:r>
-        <w:t xml:space="preserve">2. </w:t>
-      </w:r>
-      <w:r>
-        <w:t>工程管理</w:t>
-      </w:r>
-      <w:r>
-        <w:t xml:space="preserve"> AI</w:t>
-      </w:r>
-      <w:r>
-        <w:t>：段階</w:t>
-      </w:r>
-      <w:r>
-        <w:t>1</w:t>
+        <w:spacing w:after="200" w:line="276" w:lineRule="auto"/>
+        <w:rPr>
+          <w:rFonts w:ascii="BIZ UDPゴシック" w:eastAsia="BIZ UDPゴシック" w:hAnsi="BIZ UDPゴシック"/>
+          <w:i/>
+          <w:sz w:val="16"/>
+        </w:rPr>
+      </w:pPr>
+      <w:r>
+        <w:rPr>
+          <w:rFonts w:ascii="BIZ UDPゴシック" w:eastAsia="BIZ UDPゴシック" w:hAnsi="BIZ UDPゴシック"/>
+          <w:i/>
+          <w:sz w:val="16"/>
+        </w:rPr>
+        <w:br w:type="page"/>
       </w:r>
     </w:p>
     <w:p>
       <w:pPr>
-        <w:pStyle w:val="a"/>
-        <w:rPr>
-          <w:lang w:eastAsia="ja-JP"/>
-        </w:rPr>
-      </w:pPr>
-      <w:r>
-        <w:rPr>
-          <w:lang w:eastAsia="ja-JP"/>
-        </w:rPr>
-        <w:t>PMD.exe（配布物）を起動する。</w:t>
-      </w:r>
+        <w:spacing w:after="40"/>
+        <w:jc w:val="center"/>
+        <w:rPr>
+          <w:rFonts w:ascii="BIZ UDPゴシック" w:eastAsia="BIZ UDPゴシック" w:hAnsi="BIZ UDPゴシック"/>
+        </w:rPr>
+      </w:pPr>
     </w:p>
     <w:p>
       <w:pPr>
-        <w:pStyle w:val="a"/>
-        <w:rPr>
-          <w:lang w:eastAsia="ja-JP"/>
-        </w:rPr>
-      </w:pPr>
-      <w:r>
-        <w:rPr>
-          <w:lang w:eastAsia="ja-JP"/>
-        </w:rPr>
-        <w:t>「実行・ログ」タブを開き、必要なら「ログをクリア」する。</w:t>
+        <w:pStyle w:val="1"/>
+        <w:rPr>
+          <w:rFonts w:ascii="BIZ UDPゴシック" w:eastAsia="BIZ UDPゴシック" w:hAnsi="BIZ UDPゴシック"/>
+        </w:rPr>
+      </w:pPr>
+      <w:r>
+        <w:rPr>
+          <w:rFonts w:ascii="BIZ UDPゴシック" w:eastAsia="BIZ UDPゴシック" w:hAnsi="BIZ UDPゴシック"/>
+        </w:rPr>
+        <w:t>2. 工程管理 AI：段階1</w:t>
       </w:r>
     </w:p>
     <w:p>
       <w:pPr>
         <w:pStyle w:val="a"/>
-      </w:pPr>
-      <w:r>
-        <w:t xml:space="preserve">「段階1 </w:t>
-      </w:r>
-      <w:proofErr w:type="spellStart"/>
-      <w:r>
-        <w:t>実行」を押す</w:t>
-      </w:r>
-      <w:proofErr w:type="spellEnd"/>
-      <w:r>
-        <w:t>。</w:t>
+        <w:rPr>
+          <w:rFonts w:ascii="BIZ UDPゴシック" w:eastAsia="BIZ UDPゴシック" w:hAnsi="BIZ UDPゴシック"/>
+          <w:lang w:eastAsia="ja-JP"/>
+        </w:rPr>
+      </w:pPr>
+      <w:r>
+        <w:rPr>
+          <w:rFonts w:ascii="BIZ UDPゴシック" w:eastAsia="BIZ UDPゴシック" w:hAnsi="BIZ UDPゴシック"/>
+          <w:lang w:eastAsia="ja-JP"/>
+        </w:rPr>
+        <w:t>PMD.exe（配布物）を起動する。</w:t>
       </w:r>
     </w:p>
     <w:p>
       <w:pPr>
         <w:pStyle w:val="a"/>
         <w:rPr>
-          <w:lang w:eastAsia="ja-JP"/>
-        </w:rPr>
-      </w:pPr>
-      <w:r>
-        <w:rPr>
-          <w:lang w:eastAsia="ja-JP"/>
-        </w:rPr>
-        <w:t>正常終了すると「配台計画_タスク入力」タブへ自動遷移する。</w:t>
+          <w:rFonts w:ascii="BIZ UDPゴシック" w:eastAsia="BIZ UDPゴシック" w:hAnsi="BIZ UDPゴシック"/>
+          <w:lang w:eastAsia="ja-JP"/>
+        </w:rPr>
+      </w:pPr>
+      <w:r>
+        <w:rPr>
+          <w:rFonts w:ascii="BIZ UDPゴシック" w:eastAsia="BIZ UDPゴシック" w:hAnsi="BIZ UDPゴシック"/>
+          <w:lang w:eastAsia="ja-JP"/>
+        </w:rPr>
+        <w:t>「実行・ログ」タブを開き、必要なら「ログをクリア」する。</w:t>
       </w:r>
     </w:p>
     <w:p>
       <w:pPr>
+        <w:pStyle w:val="a"/>
+        <w:rPr>
+          <w:rFonts w:ascii="BIZ UDPゴシック" w:eastAsia="BIZ UDPゴシック" w:hAnsi="BIZ UDPゴシック"/>
+        </w:rPr>
+      </w:pPr>
+      <w:r>
+        <w:rPr>
+          <w:rFonts w:ascii="BIZ UDPゴシック" w:eastAsia="BIZ UDPゴシック" w:hAnsi="BIZ UDPゴシック"/>
+        </w:rPr>
+        <w:t xml:space="preserve">「段階1 </w:t>
+      </w:r>
+      <w:proofErr w:type="spellStart"/>
+      <w:r>
+        <w:rPr>
+          <w:rFonts w:ascii="BIZ UDPゴシック" w:eastAsia="BIZ UDPゴシック" w:hAnsi="BIZ UDPゴシック"/>
+        </w:rPr>
+        <w:t>実行」を押す</w:t>
+      </w:r>
+      <w:proofErr w:type="spellEnd"/>
+      <w:r>
+        <w:rPr>
+          <w:rFonts w:ascii="BIZ UDPゴシック" w:eastAsia="BIZ UDPゴシック" w:hAnsi="BIZ UDPゴシック"/>
+        </w:rPr>
+        <w:t>。</w:t>
+      </w:r>
+    </w:p>
+    <w:p>
+      <w:pPr>
+        <w:pStyle w:val="a"/>
+        <w:rPr>
+          <w:rFonts w:ascii="BIZ UDPゴシック" w:eastAsia="BIZ UDPゴシック" w:hAnsi="BIZ UDPゴシック"/>
+          <w:lang w:eastAsia="ja-JP"/>
+        </w:rPr>
+      </w:pPr>
+      <w:r>
+        <w:rPr>
+          <w:rFonts w:ascii="BIZ UDPゴシック" w:eastAsia="BIZ UDPゴシック" w:hAnsi="BIZ UDPゴシック"/>
+          <w:lang w:eastAsia="ja-JP"/>
+        </w:rPr>
+        <w:t>正常終了すると「配台計画_タスク入力」タブへ自動遷移する。</w:t>
+      </w:r>
+    </w:p>
+    <w:p>
+      <w:pPr>
         <w:spacing w:before="40" w:after="0"/>
         <w:jc w:val="center"/>
-      </w:pPr>
-      <w:r>
-        <w:rPr>
+        <w:rPr>
+          <w:rFonts w:ascii="BIZ UDPゴシック" w:eastAsia="BIZ UDPゴシック" w:hAnsi="BIZ UDPゴシック"/>
+        </w:rPr>
+      </w:pPr>
+      <w:r>
+        <w:rPr>
+          <w:rFonts w:ascii="BIZ UDPゴシック" w:eastAsia="BIZ UDPゴシック" w:hAnsi="BIZ UDPゴシック"/>
           <w:noProof/>
         </w:rPr>
         <w:drawing>
@@ -1511,9 +1494,13 @@
       <w:pPr>
         <w:spacing w:after="40"/>
         <w:jc w:val="center"/>
-      </w:pPr>
-      <w:r>
-        <w:rPr>
+        <w:rPr>
+          <w:rFonts w:ascii="BIZ UDPゴシック" w:eastAsia="BIZ UDPゴシック" w:hAnsi="BIZ UDPゴシック"/>
+        </w:rPr>
+      </w:pPr>
+      <w:r>
+        <w:rPr>
+          <w:rFonts w:ascii="BIZ UDPゴシック" w:eastAsia="BIZ UDPゴシック" w:hAnsi="BIZ UDPゴシック"/>
           <w:i/>
           <w:sz w:val="16"/>
         </w:rPr>
@@ -1524,12 +1511,15 @@
       <w:pPr>
         <w:spacing w:before="40" w:after="0"/>
         <w:jc w:val="center"/>
-      </w:pPr>
-      <w:r>
-        <w:rPr>
+        <w:rPr>
+          <w:rFonts w:ascii="BIZ UDPゴシック" w:eastAsia="BIZ UDPゴシック" w:hAnsi="BIZ UDPゴシック"/>
+        </w:rPr>
+      </w:pPr>
+      <w:r>
+        <w:rPr>
+          <w:rFonts w:ascii="BIZ UDPゴシック" w:eastAsia="BIZ UDPゴシック" w:hAnsi="BIZ UDPゴシック"/>
           <w:noProof/>
         </w:rPr>
-        <w:lastRenderedPageBreak/>
         <w:drawing>
           <wp:inline distT="0" distB="0" distL="0" distR="0" wp14:anchorId="473339FD" wp14:editId="13448710">
             <wp:extent cx="6263999" cy="3192619"/>
@@ -1571,9 +1561,13 @@
       <w:pPr>
         <w:spacing w:after="40"/>
         <w:jc w:val="center"/>
-      </w:pPr>
-      <w:r>
-        <w:rPr>
+        <w:rPr>
+          <w:rFonts w:ascii="BIZ UDPゴシック" w:eastAsia="BIZ UDPゴシック" w:hAnsi="BIZ UDPゴシック"/>
+        </w:rPr>
+      </w:pPr>
+      <w:r>
+        <w:rPr>
+          <w:rFonts w:ascii="BIZ UDPゴシック" w:eastAsia="BIZ UDPゴシック" w:hAnsi="BIZ UDPゴシック"/>
           <w:i/>
           <w:sz w:val="16"/>
         </w:rPr>
@@ -1584,11 +1578,16 @@
       <w:pPr>
         <w:spacing w:before="40" w:after="0"/>
         <w:jc w:val="center"/>
-      </w:pPr>
-      <w:r>
-        <w:rPr>
+        <w:rPr>
+          <w:rFonts w:ascii="BIZ UDPゴシック" w:eastAsia="BIZ UDPゴシック" w:hAnsi="BIZ UDPゴシック"/>
+        </w:rPr>
+      </w:pPr>
+      <w:r>
+        <w:rPr>
+          <w:rFonts w:ascii="BIZ UDPゴシック" w:eastAsia="BIZ UDPゴシック" w:hAnsi="BIZ UDPゴシック"/>
           <w:noProof/>
         </w:rPr>
+        <w:lastRenderedPageBreak/>
         <w:drawing>
           <wp:inline distT="0" distB="0" distL="0" distR="0" wp14:anchorId="46FE36B8" wp14:editId="21861CBE">
             <wp:extent cx="6263999" cy="2702959"/>
@@ -1631,11 +1630,13 @@
         <w:spacing w:after="40"/>
         <w:jc w:val="center"/>
         <w:rPr>
-          <w:lang w:eastAsia="ja-JP"/>
-        </w:rPr>
-      </w:pPr>
-      <w:r>
-        <w:rPr>
+          <w:rFonts w:ascii="BIZ UDPゴシック" w:eastAsia="BIZ UDPゴシック" w:hAnsi="BIZ UDPゴシック"/>
+          <w:lang w:eastAsia="ja-JP"/>
+        </w:rPr>
+      </w:pPr>
+      <w:r>
+        <w:rPr>
+          <w:rFonts w:ascii="BIZ UDPゴシック" w:eastAsia="BIZ UDPゴシック" w:hAnsi="BIZ UDPゴシック"/>
           <w:i/>
           <w:sz w:val="16"/>
           <w:lang w:eastAsia="ja-JP"/>
@@ -1647,42 +1648,28 @@
       <w:pPr>
         <w:pStyle w:val="1"/>
         <w:rPr>
-          <w:lang w:eastAsia="ja-JP"/>
-        </w:rPr>
-      </w:pPr>
-      <w:r>
-        <w:rPr>
-          <w:lang w:eastAsia="ja-JP"/>
-        </w:rPr>
-        <w:t xml:space="preserve">3. </w:t>
-      </w:r>
-      <w:r>
-        <w:rPr>
-          <w:lang w:eastAsia="ja-JP"/>
-        </w:rPr>
-        <w:t>配台計画</w:t>
-      </w:r>
-      <w:r>
-        <w:rPr>
-          <w:lang w:eastAsia="ja-JP"/>
-        </w:rPr>
-        <w:t>_</w:t>
-      </w:r>
-      <w:r>
-        <w:rPr>
-          <w:lang w:eastAsia="ja-JP"/>
-        </w:rPr>
-        <w:t>タスク入力</w:t>
+          <w:rFonts w:ascii="BIZ UDPゴシック" w:eastAsia="BIZ UDPゴシック" w:hAnsi="BIZ UDPゴシック"/>
+          <w:lang w:eastAsia="ja-JP"/>
+        </w:rPr>
+      </w:pPr>
+      <w:r>
+        <w:rPr>
+          <w:rFonts w:ascii="BIZ UDPゴシック" w:eastAsia="BIZ UDPゴシック" w:hAnsi="BIZ UDPゴシック"/>
+          <w:lang w:eastAsia="ja-JP"/>
+        </w:rPr>
+        <w:t>3. 配台計画_タスク入力</w:t>
       </w:r>
     </w:p>
     <w:p>
       <w:pPr>
         <w:rPr>
-          <w:lang w:eastAsia="ja-JP"/>
-        </w:rPr>
-      </w:pPr>
-      <w:r>
-        <w:rPr>
+          <w:rFonts w:ascii="BIZ UDPゴシック" w:eastAsia="BIZ UDPゴシック" w:hAnsi="BIZ UDPゴシック"/>
+          <w:lang w:eastAsia="ja-JP"/>
+        </w:rPr>
+      </w:pPr>
+      <w:r>
+        <w:rPr>
+          <w:rFonts w:ascii="BIZ UDPゴシック" w:eastAsia="BIZ UDPゴシック" w:hAnsi="BIZ UDPゴシック"/>
           <w:lang w:eastAsia="ja-JP"/>
         </w:rPr>
         <w:t>上部「操作・ソース」… 読込・保存・段階2 実行。下部「データ表」… 配台対象行。アコーディオンを閉じると表の表示領域が広くなる。</w:t>
@@ -1692,9 +1679,13 @@
       <w:pPr>
         <w:spacing w:before="40" w:after="0"/>
         <w:jc w:val="center"/>
-      </w:pPr>
-      <w:r>
-        <w:rPr>
+        <w:rPr>
+          <w:rFonts w:ascii="BIZ UDPゴシック" w:eastAsia="BIZ UDPゴシック" w:hAnsi="BIZ UDPゴシック"/>
+        </w:rPr>
+      </w:pPr>
+      <w:r>
+        <w:rPr>
+          <w:rFonts w:ascii="BIZ UDPゴシック" w:eastAsia="BIZ UDPゴシック" w:hAnsi="BIZ UDPゴシック"/>
           <w:noProof/>
         </w:rPr>
         <w:drawing>
@@ -1739,11 +1730,13 @@
         <w:spacing w:after="40"/>
         <w:jc w:val="center"/>
         <w:rPr>
-          <w:lang w:eastAsia="ja-JP"/>
-        </w:rPr>
-      </w:pPr>
-      <w:r>
-        <w:rPr>
+          <w:rFonts w:ascii="BIZ UDPゴシック" w:eastAsia="BIZ UDPゴシック" w:hAnsi="BIZ UDPゴシック"/>
+          <w:lang w:eastAsia="ja-JP"/>
+        </w:rPr>
+      </w:pPr>
+      <w:r>
+        <w:rPr>
+          <w:rFonts w:ascii="BIZ UDPゴシック" w:eastAsia="BIZ UDPゴシック" w:hAnsi="BIZ UDPゴシック"/>
           <w:i/>
           <w:sz w:val="16"/>
           <w:lang w:eastAsia="ja-JP"/>
@@ -1754,17 +1747,28 @@
     <w:p>
       <w:pPr>
         <w:pStyle w:val="21"/>
-      </w:pPr>
-      <w:r>
-        <w:lastRenderedPageBreak/>
+        <w:rPr>
+          <w:rFonts w:ascii="BIZ UDPゴシック" w:eastAsia="BIZ UDPゴシック" w:hAnsi="BIZ UDPゴシック"/>
+        </w:rPr>
+      </w:pPr>
+      <w:r>
+        <w:rPr>
+          <w:rFonts w:ascii="BIZ UDPゴシック" w:eastAsia="BIZ UDPゴシック" w:hAnsi="BIZ UDPゴシック"/>
+        </w:rPr>
         <w:t xml:space="preserve">3.1 </w:t>
       </w:r>
       <w:proofErr w:type="spellStart"/>
       <w:r>
+        <w:rPr>
+          <w:rFonts w:ascii="BIZ UDPゴシック" w:eastAsia="BIZ UDPゴシック" w:hAnsi="BIZ UDPゴシック"/>
+        </w:rPr>
         <w:t>フィルタ（加工内容</w:t>
       </w:r>
       <w:proofErr w:type="spellEnd"/>
       <w:r>
+        <w:rPr>
+          <w:rFonts w:ascii="BIZ UDPゴシック" w:eastAsia="BIZ UDPゴシック" w:hAnsi="BIZ UDPゴシック"/>
+        </w:rPr>
         <w:t>）</w:t>
       </w:r>
     </w:p>
@@ -1772,11 +1776,13 @@
       <w:pPr>
         <w:pStyle w:val="a0"/>
         <w:rPr>
-          <w:lang w:eastAsia="ja-JP"/>
-        </w:rPr>
-      </w:pPr>
-      <w:r>
-        <w:rPr>
+          <w:rFonts w:ascii="BIZ UDPゴシック" w:eastAsia="BIZ UDPゴシック" w:hAnsi="BIZ UDPゴシック"/>
+          <w:lang w:eastAsia="ja-JP"/>
+        </w:rPr>
+      </w:pPr>
+      <w:r>
+        <w:rPr>
+          <w:rFonts w:ascii="BIZ UDPゴシック" w:eastAsia="BIZ UDPゴシック" w:hAnsi="BIZ UDPゴシック"/>
           <w:lang w:eastAsia="ja-JP"/>
         </w:rPr>
         <w:t>「加工内容」列のフィルタ（▽）で EC のみ、EC,検査 のみなどに絞り込める（Excel と同様）。</w:t>
@@ -1786,9 +1792,13 @@
       <w:pPr>
         <w:spacing w:before="40" w:after="0"/>
         <w:jc w:val="center"/>
-      </w:pPr>
-      <w:r>
-        <w:rPr>
+        <w:rPr>
+          <w:rFonts w:ascii="BIZ UDPゴシック" w:eastAsia="BIZ UDPゴシック" w:hAnsi="BIZ UDPゴシック"/>
+        </w:rPr>
+      </w:pPr>
+      <w:r>
+        <w:rPr>
+          <w:rFonts w:ascii="BIZ UDPゴシック" w:eastAsia="BIZ UDPゴシック" w:hAnsi="BIZ UDPゴシック"/>
           <w:noProof/>
         </w:rPr>
         <w:drawing>
@@ -1832,9 +1842,13 @@
       <w:pPr>
         <w:spacing w:before="40" w:after="0"/>
         <w:jc w:val="center"/>
-      </w:pPr>
-      <w:r>
-        <w:rPr>
+        <w:rPr>
+          <w:rFonts w:ascii="BIZ UDPゴシック" w:eastAsia="BIZ UDPゴシック" w:hAnsi="BIZ UDPゴシック"/>
+        </w:rPr>
+      </w:pPr>
+      <w:r>
+        <w:rPr>
+          <w:rFonts w:ascii="BIZ UDPゴシック" w:eastAsia="BIZ UDPゴシック" w:hAnsi="BIZ UDPゴシック"/>
           <w:noProof/>
         </w:rPr>
         <w:lastRenderedPageBreak/>
@@ -1879,9 +1893,13 @@
       <w:pPr>
         <w:spacing w:before="40" w:after="0"/>
         <w:jc w:val="center"/>
-      </w:pPr>
-      <w:r>
-        <w:rPr>
+        <w:rPr>
+          <w:rFonts w:ascii="BIZ UDPゴシック" w:eastAsia="BIZ UDPゴシック" w:hAnsi="BIZ UDPゴシック"/>
+        </w:rPr>
+      </w:pPr>
+      <w:r>
+        <w:rPr>
+          <w:rFonts w:ascii="BIZ UDPゴシック" w:eastAsia="BIZ UDPゴシック" w:hAnsi="BIZ UDPゴシック"/>
           <w:noProof/>
         </w:rPr>
         <w:lastRenderedPageBreak/>
@@ -1926,9 +1944,13 @@
       <w:pPr>
         <w:spacing w:after="40"/>
         <w:jc w:val="center"/>
-      </w:pPr>
-      <w:r>
-        <w:rPr>
+        <w:rPr>
+          <w:rFonts w:ascii="BIZ UDPゴシック" w:eastAsia="BIZ UDPゴシック" w:hAnsi="BIZ UDPゴシック"/>
+        </w:rPr>
+      </w:pPr>
+      <w:r>
+        <w:rPr>
+          <w:rFonts w:ascii="BIZ UDPゴシック" w:eastAsia="BIZ UDPゴシック" w:hAnsi="BIZ UDPゴシック"/>
           <w:i/>
           <w:sz w:val="16"/>
         </w:rPr>
@@ -1939,9 +1961,13 @@
       <w:pPr>
         <w:spacing w:before="40" w:after="0"/>
         <w:jc w:val="center"/>
-      </w:pPr>
-      <w:r>
-        <w:rPr>
+        <w:rPr>
+          <w:rFonts w:ascii="BIZ UDPゴシック" w:eastAsia="BIZ UDPゴシック" w:hAnsi="BIZ UDPゴシック"/>
+        </w:rPr>
+      </w:pPr>
+      <w:r>
+        <w:rPr>
+          <w:rFonts w:ascii="BIZ UDPゴシック" w:eastAsia="BIZ UDPゴシック" w:hAnsi="BIZ UDPゴシック"/>
           <w:noProof/>
         </w:rPr>
         <w:drawing>
@@ -1986,11 +2012,13 @@
         <w:spacing w:after="40"/>
         <w:jc w:val="center"/>
         <w:rPr>
-          <w:lang w:eastAsia="ja-JP"/>
-        </w:rPr>
-      </w:pPr>
-      <w:r>
-        <w:rPr>
+          <w:rFonts w:ascii="BIZ UDPゴシック" w:eastAsia="BIZ UDPゴシック" w:hAnsi="BIZ UDPゴシック"/>
+          <w:lang w:eastAsia="ja-JP"/>
+        </w:rPr>
+      </w:pPr>
+      <w:r>
+        <w:rPr>
+          <w:rFonts w:ascii="BIZ UDPゴシック" w:eastAsia="BIZ UDPゴシック" w:hAnsi="BIZ UDPゴシック"/>
           <w:i/>
           <w:sz w:val="16"/>
           <w:lang w:eastAsia="ja-JP"/>
@@ -2002,9 +2030,13 @@
       <w:pPr>
         <w:spacing w:before="40" w:after="0"/>
         <w:jc w:val="center"/>
-      </w:pPr>
-      <w:r>
-        <w:rPr>
+        <w:rPr>
+          <w:rFonts w:ascii="BIZ UDPゴシック" w:eastAsia="BIZ UDPゴシック" w:hAnsi="BIZ UDPゴシック"/>
+        </w:rPr>
+      </w:pPr>
+      <w:r>
+        <w:rPr>
+          <w:rFonts w:ascii="BIZ UDPゴシック" w:eastAsia="BIZ UDPゴシック" w:hAnsi="BIZ UDPゴシック"/>
           <w:noProof/>
         </w:rPr>
         <w:lastRenderedPageBreak/>
@@ -2050,11 +2082,13 @@
         <w:spacing w:after="40"/>
         <w:jc w:val="center"/>
         <w:rPr>
-          <w:lang w:eastAsia="ja-JP"/>
-        </w:rPr>
-      </w:pPr>
-      <w:r>
-        <w:rPr>
+          <w:rFonts w:ascii="BIZ UDPゴシック" w:eastAsia="BIZ UDPゴシック" w:hAnsi="BIZ UDPゴシック"/>
+          <w:lang w:eastAsia="ja-JP"/>
+        </w:rPr>
+      </w:pPr>
+      <w:r>
+        <w:rPr>
+          <w:rFonts w:ascii="BIZ UDPゴシック" w:eastAsia="BIZ UDPゴシック" w:hAnsi="BIZ UDPゴシック"/>
           <w:i/>
           <w:sz w:val="16"/>
           <w:lang w:eastAsia="ja-JP"/>
@@ -2067,31 +2101,29 @@
       <w:pPr>
         <w:pStyle w:val="21"/>
         <w:rPr>
-          <w:lang w:eastAsia="ja-JP"/>
-        </w:rPr>
-      </w:pPr>
-      <w:r>
-        <w:rPr>
-          <w:lang w:eastAsia="ja-JP"/>
-        </w:rPr>
-        <w:t xml:space="preserve">3.2 </w:t>
-      </w:r>
-      <w:r>
-        <w:rPr>
-          <w:lang w:eastAsia="ja-JP"/>
-        </w:rPr>
-        <w:t>配台試行順番・配台不要・上書き列</w:t>
+          <w:rFonts w:ascii="BIZ UDPゴシック" w:eastAsia="BIZ UDPゴシック" w:hAnsi="BIZ UDPゴシック"/>
+          <w:lang w:eastAsia="ja-JP"/>
+        </w:rPr>
+      </w:pPr>
+      <w:r>
+        <w:rPr>
+          <w:rFonts w:ascii="BIZ UDPゴシック" w:eastAsia="BIZ UDPゴシック" w:hAnsi="BIZ UDPゴシック"/>
+          <w:lang w:eastAsia="ja-JP"/>
+        </w:rPr>
+        <w:t>3.2 配台試行順番・配台不要・上書き列</w:t>
       </w:r>
     </w:p>
     <w:p>
       <w:pPr>
         <w:pStyle w:val="a0"/>
         <w:rPr>
-          <w:lang w:eastAsia="ja-JP"/>
-        </w:rPr>
-      </w:pPr>
-      <w:r>
-        <w:rPr>
+          <w:rFonts w:ascii="BIZ UDPゴシック" w:eastAsia="BIZ UDPゴシック" w:hAnsi="BIZ UDPゴシック"/>
+          <w:lang w:eastAsia="ja-JP"/>
+        </w:rPr>
+      </w:pPr>
+      <w:r>
+        <w:rPr>
+          <w:rFonts w:ascii="BIZ UDPゴシック" w:eastAsia="BIZ UDPゴシック" w:hAnsi="BIZ UDPゴシック"/>
           <w:lang w:eastAsia="ja-JP"/>
         </w:rPr>
         <w:t>自動配台は配台試行順番の昇順で設備・担当を割り付ける。</w:t>
@@ -2101,11 +2133,13 @@
       <w:pPr>
         <w:pStyle w:val="a0"/>
         <w:rPr>
-          <w:lang w:eastAsia="ja-JP"/>
-        </w:rPr>
-      </w:pPr>
-      <w:r>
-        <w:rPr>
+          <w:rFonts w:ascii="BIZ UDPゴシック" w:eastAsia="BIZ UDPゴシック" w:hAnsi="BIZ UDPゴシック"/>
+          <w:lang w:eastAsia="ja-JP"/>
+        </w:rPr>
+      </w:pPr>
+      <w:r>
+        <w:rPr>
+          <w:rFonts w:ascii="BIZ UDPゴシック" w:eastAsia="BIZ UDPゴシック" w:hAnsi="BIZ UDPゴシック"/>
           <w:lang w:eastAsia="ja-JP"/>
         </w:rPr>
         <w:t>「依頼NO」付近をドラッグ＆ドロップ（または ↑↓）で優先順を変更できる。</w:t>
@@ -2115,11 +2149,13 @@
       <w:pPr>
         <w:pStyle w:val="a0"/>
         <w:rPr>
-          <w:lang w:eastAsia="ja-JP"/>
-        </w:rPr>
-      </w:pPr>
-      <w:r>
-        <w:rPr>
+          <w:rFonts w:ascii="BIZ UDPゴシック" w:eastAsia="BIZ UDPゴシック" w:hAnsi="BIZ UDPゴシック"/>
+          <w:lang w:eastAsia="ja-JP"/>
+        </w:rPr>
+      </w:pPr>
+      <w:r>
+        <w:rPr>
+          <w:rFonts w:ascii="BIZ UDPゴシック" w:eastAsia="BIZ UDPゴシック" w:hAnsi="BIZ UDPゴシック"/>
           <w:lang w:eastAsia="ja-JP"/>
         </w:rPr>
         <w:t>「配台不要」セルをダブルクリックすると配台対象外（yes 相当・赤背景）になる。</w:t>
@@ -2129,11 +2165,13 @@
       <w:pPr>
         <w:pStyle w:val="a0"/>
         <w:rPr>
-          <w:lang w:eastAsia="ja-JP"/>
-        </w:rPr>
-      </w:pPr>
-      <w:r>
-        <w:rPr>
+          <w:rFonts w:ascii="BIZ UDPゴシック" w:eastAsia="BIZ UDPゴシック" w:hAnsi="BIZ UDPゴシック"/>
+          <w:lang w:eastAsia="ja-JP"/>
+        </w:rPr>
+      </w:pPr>
+      <w:r>
+        <w:rPr>
+          <w:rFonts w:ascii="BIZ UDPゴシック" w:eastAsia="BIZ UDPゴシック" w:hAnsi="BIZ UDPゴシック"/>
           <w:lang w:eastAsia="ja-JP"/>
         </w:rPr>
         <w:t>「加工速度_上書き」「原反投入日_上書き」はダブルクリックで編集（アラジン本体は書き換えない）。</w:t>
@@ -2143,9 +2181,13 @@
       <w:pPr>
         <w:spacing w:before="40" w:after="0"/>
         <w:jc w:val="center"/>
-      </w:pPr>
-      <w:r>
-        <w:rPr>
+        <w:rPr>
+          <w:rFonts w:ascii="BIZ UDPゴシック" w:eastAsia="BIZ UDPゴシック" w:hAnsi="BIZ UDPゴシック"/>
+        </w:rPr>
+      </w:pPr>
+      <w:r>
+        <w:rPr>
+          <w:rFonts w:ascii="BIZ UDPゴシック" w:eastAsia="BIZ UDPゴシック" w:hAnsi="BIZ UDPゴシック"/>
           <w:noProof/>
         </w:rPr>
         <w:drawing>
@@ -2190,11 +2232,13 @@
         <w:spacing w:after="40"/>
         <w:jc w:val="center"/>
         <w:rPr>
-          <w:lang w:eastAsia="ja-JP"/>
-        </w:rPr>
-      </w:pPr>
-      <w:r>
-        <w:rPr>
+          <w:rFonts w:ascii="BIZ UDPゴシック" w:eastAsia="BIZ UDPゴシック" w:hAnsi="BIZ UDPゴシック"/>
+          <w:lang w:eastAsia="ja-JP"/>
+        </w:rPr>
+      </w:pPr>
+      <w:r>
+        <w:rPr>
+          <w:rFonts w:ascii="BIZ UDPゴシック" w:eastAsia="BIZ UDPゴシック" w:hAnsi="BIZ UDPゴシック"/>
           <w:i/>
           <w:sz w:val="16"/>
           <w:lang w:eastAsia="ja-JP"/>
@@ -2206,9 +2250,13 @@
       <w:pPr>
         <w:spacing w:before="40" w:after="0"/>
         <w:jc w:val="center"/>
-      </w:pPr>
-      <w:r>
-        <w:rPr>
+        <w:rPr>
+          <w:rFonts w:ascii="BIZ UDPゴシック" w:eastAsia="BIZ UDPゴシック" w:hAnsi="BIZ UDPゴシック"/>
+        </w:rPr>
+      </w:pPr>
+      <w:r>
+        <w:rPr>
+          <w:rFonts w:ascii="BIZ UDPゴシック" w:eastAsia="BIZ UDPゴシック" w:hAnsi="BIZ UDPゴシック"/>
           <w:noProof/>
         </w:rPr>
         <w:drawing>
@@ -2252,9 +2300,13 @@
       <w:pPr>
         <w:spacing w:after="40"/>
         <w:jc w:val="center"/>
-      </w:pPr>
-      <w:r>
-        <w:rPr>
+        <w:rPr>
+          <w:rFonts w:ascii="BIZ UDPゴシック" w:eastAsia="BIZ UDPゴシック" w:hAnsi="BIZ UDPゴシック"/>
+        </w:rPr>
+      </w:pPr>
+      <w:r>
+        <w:rPr>
+          <w:rFonts w:ascii="BIZ UDPゴシック" w:eastAsia="BIZ UDPゴシック" w:hAnsi="BIZ UDPゴシック"/>
           <w:i/>
           <w:sz w:val="16"/>
         </w:rPr>
@@ -2265,9 +2317,13 @@
       <w:pPr>
         <w:spacing w:before="40" w:after="0"/>
         <w:jc w:val="center"/>
-      </w:pPr>
-      <w:r>
-        <w:rPr>
+        <w:rPr>
+          <w:rFonts w:ascii="BIZ UDPゴシック" w:eastAsia="BIZ UDPゴシック" w:hAnsi="BIZ UDPゴシック"/>
+        </w:rPr>
+      </w:pPr>
+      <w:r>
+        <w:rPr>
+          <w:rFonts w:ascii="BIZ UDPゴシック" w:eastAsia="BIZ UDPゴシック" w:hAnsi="BIZ UDPゴシック"/>
           <w:noProof/>
         </w:rPr>
         <w:drawing>
@@ -2311,9 +2367,13 @@
       <w:pPr>
         <w:spacing w:before="40" w:after="0"/>
         <w:jc w:val="center"/>
-      </w:pPr>
-      <w:r>
-        <w:rPr>
+        <w:rPr>
+          <w:rFonts w:ascii="BIZ UDPゴシック" w:eastAsia="BIZ UDPゴシック" w:hAnsi="BIZ UDPゴシック"/>
+        </w:rPr>
+      </w:pPr>
+      <w:r>
+        <w:rPr>
+          <w:rFonts w:ascii="BIZ UDPゴシック" w:eastAsia="BIZ UDPゴシック" w:hAnsi="BIZ UDPゴシック"/>
           <w:noProof/>
         </w:rPr>
         <w:lastRenderedPageBreak/>
@@ -2358,9 +2418,13 @@
       <w:pPr>
         <w:spacing w:after="40"/>
         <w:jc w:val="center"/>
-      </w:pPr>
-      <w:r>
-        <w:rPr>
+        <w:rPr>
+          <w:rFonts w:ascii="BIZ UDPゴシック" w:eastAsia="BIZ UDPゴシック" w:hAnsi="BIZ UDPゴシック"/>
+        </w:rPr>
+      </w:pPr>
+      <w:r>
+        <w:rPr>
+          <w:rFonts w:ascii="BIZ UDPゴシック" w:eastAsia="BIZ UDPゴシック" w:hAnsi="BIZ UDPゴシック"/>
           <w:i/>
           <w:sz w:val="16"/>
         </w:rPr>
@@ -2371,9 +2435,13 @@
       <w:pPr>
         <w:spacing w:before="40" w:after="0"/>
         <w:jc w:val="center"/>
-      </w:pPr>
-      <w:r>
-        <w:rPr>
+        <w:rPr>
+          <w:rFonts w:ascii="BIZ UDPゴシック" w:eastAsia="BIZ UDPゴシック" w:hAnsi="BIZ UDPゴシック"/>
+        </w:rPr>
+      </w:pPr>
+      <w:r>
+        <w:rPr>
+          <w:rFonts w:ascii="BIZ UDPゴシック" w:eastAsia="BIZ UDPゴシック" w:hAnsi="BIZ UDPゴシック"/>
           <w:noProof/>
         </w:rPr>
         <w:lastRenderedPageBreak/>
@@ -2419,11 +2487,13 @@
         <w:spacing w:after="40"/>
         <w:jc w:val="center"/>
         <w:rPr>
-          <w:lang w:eastAsia="ja-JP"/>
-        </w:rPr>
-      </w:pPr>
-      <w:r>
-        <w:rPr>
+          <w:rFonts w:ascii="BIZ UDPゴシック" w:eastAsia="BIZ UDPゴシック" w:hAnsi="BIZ UDPゴシック"/>
+          <w:lang w:eastAsia="ja-JP"/>
+        </w:rPr>
+      </w:pPr>
+      <w:r>
+        <w:rPr>
+          <w:rFonts w:ascii="BIZ UDPゴシック" w:eastAsia="BIZ UDPゴシック" w:hAnsi="BIZ UDPゴシック"/>
           <w:i/>
           <w:sz w:val="16"/>
           <w:lang w:eastAsia="ja-JP"/>
@@ -2435,37 +2505,29 @@
       <w:pPr>
         <w:pStyle w:val="21"/>
         <w:rPr>
-          <w:lang w:eastAsia="ja-JP"/>
-        </w:rPr>
-      </w:pPr>
-      <w:r>
-        <w:rPr>
-          <w:lang w:eastAsia="ja-JP"/>
-        </w:rPr>
-        <w:t xml:space="preserve">3.3 </w:t>
-      </w:r>
-      <w:r>
-        <w:rPr>
-          <w:lang w:eastAsia="ja-JP"/>
-        </w:rPr>
-        <w:t>保存と段階</w:t>
-      </w:r>
-      <w:r>
-        <w:rPr>
-          <w:lang w:eastAsia="ja-JP"/>
-        </w:rPr>
-        <w:t>2</w:t>
+          <w:rFonts w:ascii="BIZ UDPゴシック" w:eastAsia="BIZ UDPゴシック" w:hAnsi="BIZ UDPゴシック"/>
+          <w:lang w:eastAsia="ja-JP"/>
+        </w:rPr>
+      </w:pPr>
+      <w:r>
+        <w:rPr>
+          <w:rFonts w:ascii="BIZ UDPゴシック" w:eastAsia="BIZ UDPゴシック" w:hAnsi="BIZ UDPゴシック"/>
+          <w:lang w:eastAsia="ja-JP"/>
+        </w:rPr>
+        <w:t>3.3 保存と段階2</w:t>
       </w:r>
     </w:p>
     <w:p>
       <w:pPr>
         <w:pStyle w:val="a"/>
         <w:rPr>
-          <w:lang w:eastAsia="ja-JP"/>
-        </w:rPr>
-      </w:pPr>
-      <w:r>
-        <w:rPr>
+          <w:rFonts w:ascii="BIZ UDPゴシック" w:eastAsia="BIZ UDPゴシック" w:hAnsi="BIZ UDPゴシック"/>
+          <w:lang w:eastAsia="ja-JP"/>
+        </w:rPr>
+      </w:pPr>
+      <w:r>
+        <w:rPr>
+          <w:rFonts w:ascii="BIZ UDPゴシック" w:eastAsia="BIZ UDPゴシック" w:hAnsi="BIZ UDPゴシック"/>
           <w:lang w:eastAsia="ja-JP"/>
         </w:rPr>
         <w:t>「操作・ソース」を開き、表の編集を「保存」する。</w:t>
@@ -2475,11 +2537,13 @@
       <w:pPr>
         <w:pStyle w:val="a"/>
         <w:rPr>
-          <w:lang w:eastAsia="ja-JP"/>
-        </w:rPr>
-      </w:pPr>
-      <w:r>
-        <w:rPr>
+          <w:rFonts w:ascii="BIZ UDPゴシック" w:eastAsia="BIZ UDPゴシック" w:hAnsi="BIZ UDPゴシック"/>
+          <w:lang w:eastAsia="ja-JP"/>
+        </w:rPr>
+      </w:pPr>
+      <w:r>
+        <w:rPr>
+          <w:rFonts w:ascii="BIZ UDPゴシック" w:eastAsia="BIZ UDPゴシック" w:hAnsi="BIZ UDPゴシック"/>
           <w:lang w:eastAsia="ja-JP"/>
         </w:rPr>
         <w:t>「当日は配台しない」にチェックが入っていることを確認する。</w:t>
@@ -2489,11 +2553,13 @@
       <w:pPr>
         <w:pStyle w:val="a"/>
         <w:rPr>
-          <w:lang w:eastAsia="ja-JP"/>
-        </w:rPr>
-      </w:pPr>
-      <w:r>
-        <w:rPr>
+          <w:rFonts w:ascii="BIZ UDPゴシック" w:eastAsia="BIZ UDPゴシック" w:hAnsi="BIZ UDPゴシック"/>
+          <w:lang w:eastAsia="ja-JP"/>
+        </w:rPr>
+      </w:pPr>
+      <w:r>
+        <w:rPr>
+          <w:rFonts w:ascii="BIZ UDPゴシック" w:eastAsia="BIZ UDPゴシック" w:hAnsi="BIZ UDPゴシック"/>
           <w:lang w:eastAsia="ja-JP"/>
         </w:rPr>
         <w:t>「段階2 実行」を押す（未保存のままでは実行できない）。</w:t>
@@ -2504,11 +2570,13 @@
         <w:spacing w:before="40" w:after="40"/>
         <w:ind w:left="170"/>
         <w:rPr>
-          <w:lang w:eastAsia="ja-JP"/>
-        </w:rPr>
-      </w:pPr>
-      <w:r>
-        <w:rPr>
+          <w:rFonts w:ascii="BIZ UDPゴシック" w:eastAsia="BIZ UDPゴシック" w:hAnsi="BIZ UDPゴシック"/>
+          <w:lang w:eastAsia="ja-JP"/>
+        </w:rPr>
+      </w:pPr>
+      <w:r>
+        <w:rPr>
+          <w:rFonts w:ascii="BIZ UDPゴシック" w:eastAsia="BIZ UDPゴシック" w:hAnsi="BIZ UDPゴシック"/>
           <w:b/>
           <w:color w:val="8B0000"/>
           <w:lang w:eastAsia="ja-JP"/>
@@ -2520,9 +2588,13 @@
       <w:pPr>
         <w:spacing w:before="40" w:after="0"/>
         <w:jc w:val="center"/>
-      </w:pPr>
-      <w:r>
-        <w:rPr>
+        <w:rPr>
+          <w:rFonts w:ascii="BIZ UDPゴシック" w:eastAsia="BIZ UDPゴシック" w:hAnsi="BIZ UDPゴシック"/>
+        </w:rPr>
+      </w:pPr>
+      <w:r>
+        <w:rPr>
+          <w:rFonts w:ascii="BIZ UDPゴシック" w:eastAsia="BIZ UDPゴシック" w:hAnsi="BIZ UDPゴシック"/>
           <w:noProof/>
         </w:rPr>
         <w:drawing>
@@ -2566,9 +2638,13 @@
       <w:pPr>
         <w:spacing w:after="40"/>
         <w:jc w:val="center"/>
-      </w:pPr>
-      <w:r>
-        <w:rPr>
+        <w:rPr>
+          <w:rFonts w:ascii="BIZ UDPゴシック" w:eastAsia="BIZ UDPゴシック" w:hAnsi="BIZ UDPゴシック"/>
+        </w:rPr>
+      </w:pPr>
+      <w:r>
+        <w:rPr>
+          <w:rFonts w:ascii="BIZ UDPゴシック" w:eastAsia="BIZ UDPゴシック" w:hAnsi="BIZ UDPゴシック"/>
           <w:i/>
           <w:sz w:val="16"/>
         </w:rPr>
@@ -2579,9 +2655,13 @@
       <w:pPr>
         <w:spacing w:before="40" w:after="0"/>
         <w:jc w:val="center"/>
-      </w:pPr>
-      <w:r>
-        <w:rPr>
+        <w:rPr>
+          <w:rFonts w:ascii="BIZ UDPゴシック" w:eastAsia="BIZ UDPゴシック" w:hAnsi="BIZ UDPゴシック"/>
+        </w:rPr>
+      </w:pPr>
+      <w:r>
+        <w:rPr>
+          <w:rFonts w:ascii="BIZ UDPゴシック" w:eastAsia="BIZ UDPゴシック" w:hAnsi="BIZ UDPゴシック"/>
           <w:noProof/>
         </w:rPr>
         <w:drawing>
@@ -2625,9 +2705,13 @@
       <w:pPr>
         <w:spacing w:after="40"/>
         <w:jc w:val="center"/>
-      </w:pPr>
-      <w:r>
-        <w:rPr>
+        <w:rPr>
+          <w:rFonts w:ascii="BIZ UDPゴシック" w:eastAsia="BIZ UDPゴシック" w:hAnsi="BIZ UDPゴシック"/>
+        </w:rPr>
+      </w:pPr>
+      <w:r>
+        <w:rPr>
+          <w:rFonts w:ascii="BIZ UDPゴシック" w:eastAsia="BIZ UDPゴシック" w:hAnsi="BIZ UDPゴシック"/>
           <w:i/>
           <w:sz w:val="16"/>
         </w:rPr>
@@ -2638,9 +2722,13 @@
       <w:pPr>
         <w:spacing w:before="40" w:after="0"/>
         <w:jc w:val="center"/>
-      </w:pPr>
-      <w:r>
-        <w:rPr>
+        <w:rPr>
+          <w:rFonts w:ascii="BIZ UDPゴシック" w:eastAsia="BIZ UDPゴシック" w:hAnsi="BIZ UDPゴシック"/>
+        </w:rPr>
+      </w:pPr>
+      <w:r>
+        <w:rPr>
+          <w:rFonts w:ascii="BIZ UDPゴシック" w:eastAsia="BIZ UDPゴシック" w:hAnsi="BIZ UDPゴシック"/>
           <w:noProof/>
         </w:rPr>
         <w:lastRenderedPageBreak/>
@@ -2685,9 +2773,13 @@
       <w:pPr>
         <w:spacing w:after="40"/>
         <w:jc w:val="center"/>
-      </w:pPr>
-      <w:r>
-        <w:rPr>
+        <w:rPr>
+          <w:rFonts w:ascii="BIZ UDPゴシック" w:eastAsia="BIZ UDPゴシック" w:hAnsi="BIZ UDPゴシック"/>
+        </w:rPr>
+      </w:pPr>
+      <w:r>
+        <w:rPr>
+          <w:rFonts w:ascii="BIZ UDPゴシック" w:eastAsia="BIZ UDPゴシック" w:hAnsi="BIZ UDPゴシック"/>
           <w:i/>
           <w:sz w:val="16"/>
         </w:rPr>
@@ -2698,11 +2790,13 @@
       <w:pPr>
         <w:pStyle w:val="a0"/>
         <w:rPr>
-          <w:lang w:eastAsia="ja-JP"/>
-        </w:rPr>
-      </w:pPr>
-      <w:r>
-        <w:rPr>
+          <w:rFonts w:ascii="BIZ UDPゴシック" w:eastAsia="BIZ UDPゴシック" w:hAnsi="BIZ UDPゴシック"/>
+          <w:lang w:eastAsia="ja-JP"/>
+        </w:rPr>
+      </w:pPr>
+      <w:r>
+        <w:rPr>
+          <w:rFonts w:ascii="BIZ UDPゴシック" w:eastAsia="BIZ UDPゴシック" w:hAnsi="BIZ UDPゴシック"/>
           <w:lang w:eastAsia="ja-JP"/>
         </w:rPr>
         <w:t>完了メッセージが表示される。Gemini API 利用時は数分以上かかることがある。</w:t>
@@ -2712,9 +2806,13 @@
       <w:pPr>
         <w:spacing w:before="40" w:after="0"/>
         <w:jc w:val="center"/>
-      </w:pPr>
-      <w:r>
-        <w:rPr>
+        <w:rPr>
+          <w:rFonts w:ascii="BIZ UDPゴシック" w:eastAsia="BIZ UDPゴシック" w:hAnsi="BIZ UDPゴシック"/>
+        </w:rPr>
+      </w:pPr>
+      <w:r>
+        <w:rPr>
+          <w:rFonts w:ascii="BIZ UDPゴシック" w:eastAsia="BIZ UDPゴシック" w:hAnsi="BIZ UDPゴシック"/>
           <w:noProof/>
         </w:rPr>
         <w:drawing>
@@ -2759,11 +2857,13 @@
         <w:spacing w:after="40"/>
         <w:jc w:val="center"/>
         <w:rPr>
-          <w:lang w:eastAsia="ja-JP"/>
-        </w:rPr>
-      </w:pPr>
-      <w:r>
-        <w:rPr>
+          <w:rFonts w:ascii="BIZ UDPゴシック" w:eastAsia="BIZ UDPゴシック" w:hAnsi="BIZ UDPゴシック"/>
+          <w:lang w:eastAsia="ja-JP"/>
+        </w:rPr>
+      </w:pPr>
+      <w:r>
+        <w:rPr>
+          <w:rFonts w:ascii="BIZ UDPゴシック" w:eastAsia="BIZ UDPゴシック" w:hAnsi="BIZ UDPゴシック"/>
           <w:i/>
           <w:sz w:val="16"/>
           <w:lang w:eastAsia="ja-JP"/>
@@ -2775,51 +2875,45 @@
       <w:pPr>
         <w:pStyle w:val="1"/>
         <w:rPr>
-          <w:lang w:eastAsia="ja-JP"/>
-        </w:rPr>
-      </w:pPr>
-      <w:r>
-        <w:rPr>
-          <w:lang w:eastAsia="ja-JP"/>
-        </w:rPr>
-        <w:t xml:space="preserve">4. </w:t>
-      </w:r>
-      <w:r>
-        <w:rPr>
-          <w:lang w:eastAsia="ja-JP"/>
-        </w:rPr>
-        <w:t>結果の確認</w:t>
+          <w:rFonts w:ascii="BIZ UDPゴシック" w:eastAsia="BIZ UDPゴシック" w:hAnsi="BIZ UDPゴシック"/>
+          <w:lang w:eastAsia="ja-JP"/>
+        </w:rPr>
+      </w:pPr>
+      <w:r>
+        <w:rPr>
+          <w:rFonts w:ascii="BIZ UDPゴシック" w:eastAsia="BIZ UDPゴシック" w:hAnsi="BIZ UDPゴシック"/>
+          <w:lang w:eastAsia="ja-JP"/>
+        </w:rPr>
+        <w:t>4. 結果の確認</w:t>
       </w:r>
     </w:p>
     <w:p>
       <w:pPr>
         <w:pStyle w:val="21"/>
         <w:rPr>
-          <w:lang w:eastAsia="ja-JP"/>
-        </w:rPr>
-      </w:pPr>
-      <w:r>
-        <w:rPr>
-          <w:lang w:eastAsia="ja-JP"/>
-        </w:rPr>
-        <w:t xml:space="preserve">4.1 </w:t>
-      </w:r>
-      <w:r>
-        <w:rPr>
-          <w:lang w:eastAsia="ja-JP"/>
-        </w:rPr>
-        <w:t>納期管理ビュー</w:t>
+          <w:rFonts w:ascii="BIZ UDPゴシック" w:eastAsia="BIZ UDPゴシック" w:hAnsi="BIZ UDPゴシック"/>
+          <w:lang w:eastAsia="ja-JP"/>
+        </w:rPr>
+      </w:pPr>
+      <w:r>
+        <w:rPr>
+          <w:rFonts w:ascii="BIZ UDPゴシック" w:eastAsia="BIZ UDPゴシック" w:hAnsi="BIZ UDPゴシック"/>
+          <w:lang w:eastAsia="ja-JP"/>
+        </w:rPr>
+        <w:t>4.1 納期管理ビュー</w:t>
       </w:r>
     </w:p>
     <w:p>
       <w:pPr>
         <w:pStyle w:val="a0"/>
         <w:rPr>
-          <w:lang w:eastAsia="ja-JP"/>
-        </w:rPr>
-      </w:pPr>
-      <w:r>
-        <w:rPr>
+          <w:rFonts w:ascii="BIZ UDPゴシック" w:eastAsia="BIZ UDPゴシック" w:hAnsi="BIZ UDPゴシック"/>
+          <w:lang w:eastAsia="ja-JP"/>
+        </w:rPr>
+      </w:pPr>
+      <w:r>
+        <w:rPr>
+          <w:rFonts w:ascii="BIZ UDPゴシック" w:eastAsia="BIZ UDPゴシック" w:hAnsi="BIZ UDPゴシック"/>
           <w:lang w:eastAsia="ja-JP"/>
         </w:rPr>
         <w:t>納期判定列で NG の行を確認する。</w:t>
@@ -2829,11 +2923,13 @@
       <w:pPr>
         <w:pStyle w:val="a0"/>
         <w:rPr>
-          <w:lang w:eastAsia="ja-JP"/>
-        </w:rPr>
-      </w:pPr>
-      <w:r>
-        <w:rPr>
+          <w:rFonts w:ascii="BIZ UDPゴシック" w:eastAsia="BIZ UDPゴシック" w:hAnsi="BIZ UDPゴシック"/>
+          <w:lang w:eastAsia="ja-JP"/>
+        </w:rPr>
+      </w:pPr>
+      <w:r>
+        <w:rPr>
+          <w:rFonts w:ascii="BIZ UDPゴシック" w:eastAsia="BIZ UDPゴシック" w:hAnsi="BIZ UDPゴシック"/>
           <w:lang w:eastAsia="ja-JP"/>
         </w:rPr>
         <w:t>NG の場合は「回答納期」を「加工終了日時」の次稼働日にアラジン上で設定する（要点）。</w:t>
@@ -2843,11 +2939,13 @@
       <w:pPr>
         <w:pStyle w:val="a0"/>
         <w:rPr>
-          <w:lang w:eastAsia="ja-JP"/>
-        </w:rPr>
-      </w:pPr>
-      <w:r>
-        <w:rPr>
+          <w:rFonts w:ascii="BIZ UDPゴシック" w:eastAsia="BIZ UDPゴシック" w:hAnsi="BIZ UDPゴシック"/>
+          <w:lang w:eastAsia="ja-JP"/>
+        </w:rPr>
+      </w:pPr>
+      <w:r>
+        <w:rPr>
+          <w:rFonts w:ascii="BIZ UDPゴシック" w:eastAsia="BIZ UDPゴシック" w:hAnsi="BIZ UDPゴシック"/>
           <w:lang w:eastAsia="ja-JP"/>
         </w:rPr>
         <w:t>アラジン計画とシステム配台（シス配台）を並べて比較できる。</w:t>
@@ -2857,11 +2955,13 @@
       <w:pPr>
         <w:pStyle w:val="a0"/>
         <w:rPr>
-          <w:lang w:eastAsia="ja-JP"/>
-        </w:rPr>
-      </w:pPr>
-      <w:r>
-        <w:rPr>
+          <w:rFonts w:ascii="BIZ UDPゴシック" w:eastAsia="BIZ UDPゴシック" w:hAnsi="BIZ UDPゴシック"/>
+          <w:lang w:eastAsia="ja-JP"/>
+        </w:rPr>
+      </w:pPr>
+      <w:r>
+        <w:rPr>
+          <w:rFonts w:ascii="BIZ UDPゴシック" w:eastAsia="BIZ UDPゴシック" w:hAnsi="BIZ UDPゴシック"/>
           <w:lang w:eastAsia="ja-JP"/>
         </w:rPr>
         <w:t>システム配台を本番とするなら、仮入力したアラジン計画も整合させる。</w:t>
@@ -2871,9 +2971,13 @@
       <w:pPr>
         <w:spacing w:before="40" w:after="0"/>
         <w:jc w:val="center"/>
-      </w:pPr>
-      <w:r>
-        <w:rPr>
+        <w:rPr>
+          <w:rFonts w:ascii="BIZ UDPゴシック" w:eastAsia="BIZ UDPゴシック" w:hAnsi="BIZ UDPゴシック"/>
+        </w:rPr>
+      </w:pPr>
+      <w:r>
+        <w:rPr>
+          <w:rFonts w:ascii="BIZ UDPゴシック" w:eastAsia="BIZ UDPゴシック" w:hAnsi="BIZ UDPゴシック"/>
           <w:noProof/>
         </w:rPr>
         <w:lastRenderedPageBreak/>
@@ -2918,9 +3022,13 @@
       <w:pPr>
         <w:spacing w:after="40"/>
         <w:jc w:val="center"/>
-      </w:pPr>
-      <w:r>
-        <w:rPr>
+        <w:rPr>
+          <w:rFonts w:ascii="BIZ UDPゴシック" w:eastAsia="BIZ UDPゴシック" w:hAnsi="BIZ UDPゴシック"/>
+        </w:rPr>
+      </w:pPr>
+      <w:r>
+        <w:rPr>
+          <w:rFonts w:ascii="BIZ UDPゴシック" w:eastAsia="BIZ UDPゴシック" w:hAnsi="BIZ UDPゴシック"/>
           <w:i/>
           <w:sz w:val="16"/>
         </w:rPr>
@@ -2931,9 +3039,13 @@
       <w:pPr>
         <w:spacing w:before="40" w:after="0"/>
         <w:jc w:val="center"/>
-      </w:pPr>
-      <w:r>
-        <w:rPr>
+        <w:rPr>
+          <w:rFonts w:ascii="BIZ UDPゴシック" w:eastAsia="BIZ UDPゴシック" w:hAnsi="BIZ UDPゴシック"/>
+        </w:rPr>
+      </w:pPr>
+      <w:r>
+        <w:rPr>
+          <w:rFonts w:ascii="BIZ UDPゴシック" w:eastAsia="BIZ UDPゴシック" w:hAnsi="BIZ UDPゴシック"/>
           <w:noProof/>
         </w:rPr>
         <w:drawing>
@@ -2978,11 +3090,13 @@
         <w:spacing w:after="40"/>
         <w:jc w:val="center"/>
         <w:rPr>
-          <w:lang w:eastAsia="ja-JP"/>
-        </w:rPr>
-      </w:pPr>
-      <w:r>
-        <w:rPr>
+          <w:rFonts w:ascii="BIZ UDPゴシック" w:eastAsia="BIZ UDPゴシック" w:hAnsi="BIZ UDPゴシック"/>
+          <w:lang w:eastAsia="ja-JP"/>
+        </w:rPr>
+      </w:pPr>
+      <w:r>
+        <w:rPr>
+          <w:rFonts w:ascii="BIZ UDPゴシック" w:eastAsia="BIZ UDPゴシック" w:hAnsi="BIZ UDPゴシック"/>
           <w:i/>
           <w:sz w:val="16"/>
           <w:lang w:eastAsia="ja-JP"/>
@@ -2994,31 +3108,29 @@
       <w:pPr>
         <w:pStyle w:val="21"/>
         <w:rPr>
-          <w:lang w:eastAsia="ja-JP"/>
-        </w:rPr>
-      </w:pPr>
-      <w:r>
-        <w:rPr>
-          <w:lang w:eastAsia="ja-JP"/>
-        </w:rPr>
-        <w:t xml:space="preserve">4.2 </w:t>
-      </w:r>
-      <w:r>
-        <w:rPr>
-          <w:lang w:eastAsia="ja-JP"/>
-        </w:rPr>
-        <w:t>設備ガント（グラフィック）</w:t>
+          <w:rFonts w:ascii="BIZ UDPゴシック" w:eastAsia="BIZ UDPゴシック" w:hAnsi="BIZ UDPゴシック"/>
+          <w:lang w:eastAsia="ja-JP"/>
+        </w:rPr>
+      </w:pPr>
+      <w:r>
+        <w:rPr>
+          <w:rFonts w:ascii="BIZ UDPゴシック" w:eastAsia="BIZ UDPゴシック" w:hAnsi="BIZ UDPゴシック"/>
+          <w:lang w:eastAsia="ja-JP"/>
+        </w:rPr>
+        <w:t>4.2 設備ガント（グラフィック）</w:t>
       </w:r>
     </w:p>
     <w:p>
       <w:pPr>
         <w:pStyle w:val="a0"/>
         <w:rPr>
-          <w:lang w:eastAsia="ja-JP"/>
-        </w:rPr>
-      </w:pPr>
-      <w:r>
-        <w:rPr>
+          <w:rFonts w:ascii="BIZ UDPゴシック" w:eastAsia="BIZ UDPゴシック" w:hAnsi="BIZ UDPゴシック"/>
+          <w:lang w:eastAsia="ja-JP"/>
+        </w:rPr>
+      </w:pPr>
+      <w:r>
+        <w:rPr>
+          <w:rFonts w:ascii="BIZ UDPゴシック" w:eastAsia="BIZ UDPゴシック" w:hAnsi="BIZ UDPゴシック"/>
           <w:lang w:eastAsia="ja-JP"/>
         </w:rPr>
         <w:t>設備別タイムラインで割付の重なり・空白・担当をグラフィカルに評価する。</w:t>
@@ -3028,9 +3140,13 @@
       <w:pPr>
         <w:spacing w:before="40" w:after="0"/>
         <w:jc w:val="center"/>
-      </w:pPr>
-      <w:r>
-        <w:rPr>
+        <w:rPr>
+          <w:rFonts w:ascii="BIZ UDPゴシック" w:eastAsia="BIZ UDPゴシック" w:hAnsi="BIZ UDPゴシック"/>
+        </w:rPr>
+      </w:pPr>
+      <w:r>
+        <w:rPr>
+          <w:rFonts w:ascii="BIZ UDPゴシック" w:eastAsia="BIZ UDPゴシック" w:hAnsi="BIZ UDPゴシック"/>
           <w:noProof/>
         </w:rPr>
         <w:lastRenderedPageBreak/>
@@ -3076,11 +3192,13 @@
         <w:spacing w:after="40"/>
         <w:jc w:val="center"/>
         <w:rPr>
-          <w:lang w:eastAsia="ja-JP"/>
-        </w:rPr>
-      </w:pPr>
-      <w:r>
-        <w:rPr>
+          <w:rFonts w:ascii="BIZ UDPゴシック" w:eastAsia="BIZ UDPゴシック" w:hAnsi="BIZ UDPゴシック"/>
+          <w:lang w:eastAsia="ja-JP"/>
+        </w:rPr>
+      </w:pPr>
+      <w:r>
+        <w:rPr>
+          <w:rFonts w:ascii="BIZ UDPゴシック" w:eastAsia="BIZ UDPゴシック" w:hAnsi="BIZ UDPゴシック"/>
           <w:i/>
           <w:sz w:val="16"/>
           <w:lang w:eastAsia="ja-JP"/>
@@ -3092,31 +3210,29 @@
       <w:pPr>
         <w:pStyle w:val="21"/>
         <w:rPr>
-          <w:lang w:eastAsia="ja-JP"/>
-        </w:rPr>
-      </w:pPr>
-      <w:r>
-        <w:rPr>
-          <w:lang w:eastAsia="ja-JP"/>
-        </w:rPr>
-        <w:t xml:space="preserve">4.3 </w:t>
-      </w:r>
-      <w:r>
-        <w:rPr>
-          <w:lang w:eastAsia="ja-JP"/>
-        </w:rPr>
-        <w:t>配台計画手動修正</w:t>
+          <w:rFonts w:ascii="BIZ UDPゴシック" w:eastAsia="BIZ UDPゴシック" w:hAnsi="BIZ UDPゴシック"/>
+          <w:lang w:eastAsia="ja-JP"/>
+        </w:rPr>
+      </w:pPr>
+      <w:r>
+        <w:rPr>
+          <w:rFonts w:ascii="BIZ UDPゴシック" w:eastAsia="BIZ UDPゴシック" w:hAnsi="BIZ UDPゴシック"/>
+          <w:lang w:eastAsia="ja-JP"/>
+        </w:rPr>
+        <w:t>4.3 配台計画手動修正</w:t>
       </w:r>
     </w:p>
     <w:p>
       <w:pPr>
         <w:pStyle w:val="a0"/>
         <w:rPr>
-          <w:lang w:eastAsia="ja-JP"/>
-        </w:rPr>
-      </w:pPr>
-      <w:r>
-        <w:rPr>
+          <w:rFonts w:ascii="BIZ UDPゴシック" w:eastAsia="BIZ UDPゴシック" w:hAnsi="BIZ UDPゴシック"/>
+          <w:lang w:eastAsia="ja-JP"/>
+        </w:rPr>
+      </w:pPr>
+      <w:r>
+        <w:rPr>
+          <w:rFonts w:ascii="BIZ UDPゴシック" w:eastAsia="BIZ UDPゴシック" w:hAnsi="BIZ UDPゴシック"/>
           <w:lang w:eastAsia="ja-JP"/>
         </w:rPr>
         <w:t>「工程・機械×日」… 機械名ごとの日別合計加工量（設備負荷の確認）。</w:t>
@@ -3126,9 +3242,13 @@
       <w:pPr>
         <w:spacing w:before="40" w:after="0"/>
         <w:jc w:val="center"/>
-      </w:pPr>
-      <w:r>
-        <w:rPr>
+        <w:rPr>
+          <w:rFonts w:ascii="BIZ UDPゴシック" w:eastAsia="BIZ UDPゴシック" w:hAnsi="BIZ UDPゴシック"/>
+        </w:rPr>
+      </w:pPr>
+      <w:r>
+        <w:rPr>
+          <w:rFonts w:ascii="BIZ UDPゴシック" w:eastAsia="BIZ UDPゴシック" w:hAnsi="BIZ UDPゴシック"/>
           <w:noProof/>
         </w:rPr>
         <w:drawing>
@@ -3172,9 +3292,13 @@
       <w:pPr>
         <w:spacing w:after="40"/>
         <w:jc w:val="center"/>
-      </w:pPr>
-      <w:r>
-        <w:rPr>
+        <w:rPr>
+          <w:rFonts w:ascii="BIZ UDPゴシック" w:eastAsia="BIZ UDPゴシック" w:hAnsi="BIZ UDPゴシック"/>
+        </w:rPr>
+      </w:pPr>
+      <w:r>
+        <w:rPr>
+          <w:rFonts w:ascii="BIZ UDPゴシック" w:eastAsia="BIZ UDPゴシック" w:hAnsi="BIZ UDPゴシック"/>
           <w:i/>
           <w:sz w:val="16"/>
         </w:rPr>
@@ -3185,11 +3309,13 @@
       <w:pPr>
         <w:pStyle w:val="a0"/>
         <w:rPr>
-          <w:lang w:eastAsia="ja-JP"/>
-        </w:rPr>
-      </w:pPr>
-      <w:r>
-        <w:rPr>
+          <w:rFonts w:ascii="BIZ UDPゴシック" w:eastAsia="BIZ UDPゴシック" w:hAnsi="BIZ UDPゴシック"/>
+          <w:lang w:eastAsia="ja-JP"/>
+        </w:rPr>
+      </w:pPr>
+      <w:r>
+        <w:rPr>
+          <w:rFonts w:ascii="BIZ UDPゴシック" w:eastAsia="BIZ UDPゴシック" w:hAnsi="BIZ UDPゴシック"/>
           <w:lang w:eastAsia="ja-JP"/>
         </w:rPr>
         <w:t>「タスク×日付」… 依頼NOごとにいつ・何 m 配台されているか。ダブルクリック編集・ドラッグで日付間移動。</w:t>
@@ -3199,9 +3325,13 @@
       <w:pPr>
         <w:spacing w:before="40" w:after="0"/>
         <w:jc w:val="center"/>
-      </w:pPr>
-      <w:r>
-        <w:rPr>
+        <w:rPr>
+          <w:rFonts w:ascii="BIZ UDPゴシック" w:eastAsia="BIZ UDPゴシック" w:hAnsi="BIZ UDPゴシック"/>
+        </w:rPr>
+      </w:pPr>
+      <w:r>
+        <w:rPr>
+          <w:rFonts w:ascii="BIZ UDPゴシック" w:eastAsia="BIZ UDPゴシック" w:hAnsi="BIZ UDPゴシック"/>
           <w:noProof/>
         </w:rPr>
         <w:drawing>
@@ -3246,11 +3376,13 @@
         <w:spacing w:after="40"/>
         <w:jc w:val="center"/>
         <w:rPr>
-          <w:lang w:eastAsia="ja-JP"/>
-        </w:rPr>
-      </w:pPr>
-      <w:r>
-        <w:rPr>
+          <w:rFonts w:ascii="BIZ UDPゴシック" w:eastAsia="BIZ UDPゴシック" w:hAnsi="BIZ UDPゴシック"/>
+          <w:lang w:eastAsia="ja-JP"/>
+        </w:rPr>
+      </w:pPr>
+      <w:r>
+        <w:rPr>
+          <w:rFonts w:ascii="BIZ UDPゴシック" w:eastAsia="BIZ UDPゴシック" w:hAnsi="BIZ UDPゴシック"/>
           <w:i/>
           <w:sz w:val="16"/>
           <w:lang w:eastAsia="ja-JP"/>
@@ -3262,32 +3394,16 @@
       <w:pPr>
         <w:pStyle w:val="21"/>
         <w:rPr>
-          <w:lang w:eastAsia="ja-JP"/>
-        </w:rPr>
-      </w:pPr>
-      <w:r>
-        <w:rPr>
-          <w:lang w:eastAsia="ja-JP"/>
-        </w:rPr>
-        <w:t xml:space="preserve">4.4 </w:t>
-      </w:r>
-      <w:r>
-        <w:rPr>
-          <w:lang w:eastAsia="ja-JP"/>
-        </w:rPr>
-        <w:t>段階</w:t>
-      </w:r>
-      <w:r>
-        <w:rPr>
-          <w:lang w:eastAsia="ja-JP"/>
-        </w:rPr>
-        <w:t>3</w:t>
-      </w:r>
-      <w:r>
-        <w:rPr>
-          <w:lang w:eastAsia="ja-JP"/>
-        </w:rPr>
-        <w:t>（インタラクティブ配台試行）</w:t>
+          <w:rFonts w:ascii="BIZ UDPゴシック" w:eastAsia="BIZ UDPゴシック" w:hAnsi="BIZ UDPゴシック"/>
+          <w:lang w:eastAsia="ja-JP"/>
+        </w:rPr>
+      </w:pPr>
+      <w:r>
+        <w:rPr>
+          <w:rFonts w:ascii="BIZ UDPゴシック" w:eastAsia="BIZ UDPゴシック" w:hAnsi="BIZ UDPゴシック"/>
+          <w:lang w:eastAsia="ja-JP"/>
+        </w:rPr>
+        <w:t>4.4 段階3（インタラクティブ配台試行）</w:t>
       </w:r>
     </w:p>
     <w:p>
@@ -3295,11 +3411,13 @@
         <w:spacing w:before="40" w:after="40"/>
         <w:ind w:left="170"/>
         <w:rPr>
-          <w:lang w:eastAsia="ja-JP"/>
-        </w:rPr>
-      </w:pPr>
-      <w:r>
-        <w:rPr>
+          <w:rFonts w:ascii="BIZ UDPゴシック" w:eastAsia="BIZ UDPゴシック" w:hAnsi="BIZ UDPゴシック"/>
+          <w:lang w:eastAsia="ja-JP"/>
+        </w:rPr>
+      </w:pPr>
+      <w:r>
+        <w:rPr>
+          <w:rFonts w:ascii="BIZ UDPゴシック" w:eastAsia="BIZ UDPゴシック" w:hAnsi="BIZ UDPゴシック"/>
           <w:b/>
           <w:color w:val="8B0000"/>
           <w:lang w:eastAsia="ja-JP"/>
@@ -3311,14 +3429,15 @@
       <w:pPr>
         <w:pStyle w:val="a0"/>
         <w:rPr>
-          <w:lang w:eastAsia="ja-JP"/>
-        </w:rPr>
-      </w:pPr>
-      <w:r>
-        <w:rPr>
-          <w:lang w:eastAsia="ja-JP"/>
-        </w:rPr>
-        <w:lastRenderedPageBreak/>
+          <w:rFonts w:ascii="BIZ UDPゴシック" w:eastAsia="BIZ UDPゴシック" w:hAnsi="BIZ UDPゴシック"/>
+          <w:lang w:eastAsia="ja-JP"/>
+        </w:rPr>
+      </w:pPr>
+      <w:r>
+        <w:rPr>
+          <w:rFonts w:ascii="BIZ UDPゴシック" w:eastAsia="BIZ UDPゴシック" w:hAnsi="BIZ UDPゴシック"/>
+          <w:lang w:eastAsia="ja-JP"/>
+        </w:rPr>
         <w:t>加工量をドラッグ＆ドロップで移動し、人の考えを反映できる。</w:t>
       </w:r>
     </w:p>
@@ -3326,13 +3445,16 @@
       <w:pPr>
         <w:pStyle w:val="a0"/>
         <w:rPr>
-          <w:lang w:eastAsia="ja-JP"/>
-        </w:rPr>
-      </w:pPr>
-      <w:r>
-        <w:rPr>
-          <w:lang w:eastAsia="ja-JP"/>
-        </w:rPr>
+          <w:rFonts w:ascii="BIZ UDPゴシック" w:eastAsia="BIZ UDPゴシック" w:hAnsi="BIZ UDPゴシック"/>
+          <w:lang w:eastAsia="ja-JP"/>
+        </w:rPr>
+      </w:pPr>
+      <w:r>
+        <w:rPr>
+          <w:rFonts w:ascii="BIZ UDPゴシック" w:eastAsia="BIZ UDPゴシック" w:hAnsi="BIZ UDPゴシック"/>
+          <w:lang w:eastAsia="ja-JP"/>
+        </w:rPr>
+        <w:lastRenderedPageBreak/>
         <w:t>試行後のセルは（段階3前）と（段階3後）の2行表示。（段階3後）は編集しない。</w:t>
       </w:r>
     </w:p>
@@ -3340,11 +3462,13 @@
       <w:pPr>
         <w:pStyle w:val="a0"/>
         <w:rPr>
-          <w:lang w:eastAsia="ja-JP"/>
-        </w:rPr>
-      </w:pPr>
-      <w:r>
-        <w:rPr>
+          <w:rFonts w:ascii="BIZ UDPゴシック" w:eastAsia="BIZ UDPゴシック" w:hAnsi="BIZ UDPゴシック"/>
+          <w:lang w:eastAsia="ja-JP"/>
+        </w:rPr>
+      </w:pPr>
+      <w:r>
+        <w:rPr>
+          <w:rFonts w:ascii="BIZ UDPゴシック" w:eastAsia="BIZ UDPゴシック" w:hAnsi="BIZ UDPゴシック"/>
           <w:lang w:eastAsia="ja-JP"/>
         </w:rPr>
         <w:t>人員不足・割当不可は shortages ダイアログで確認する。</w:t>
@@ -3354,9 +3478,13 @@
       <w:pPr>
         <w:spacing w:before="40" w:after="0"/>
         <w:jc w:val="center"/>
-      </w:pPr>
-      <w:r>
-        <w:rPr>
+        <w:rPr>
+          <w:rFonts w:ascii="BIZ UDPゴシック" w:eastAsia="BIZ UDPゴシック" w:hAnsi="BIZ UDPゴシック"/>
+        </w:rPr>
+      </w:pPr>
+      <w:r>
+        <w:rPr>
+          <w:rFonts w:ascii="BIZ UDPゴシック" w:eastAsia="BIZ UDPゴシック" w:hAnsi="BIZ UDPゴシック"/>
           <w:noProof/>
         </w:rPr>
         <w:drawing>
@@ -3400,9 +3528,13 @@
       <w:pPr>
         <w:spacing w:after="40"/>
         <w:jc w:val="center"/>
-      </w:pPr>
-      <w:r>
-        <w:rPr>
+        <w:rPr>
+          <w:rFonts w:ascii="BIZ UDPゴシック" w:eastAsia="BIZ UDPゴシック" w:hAnsi="BIZ UDPゴシック"/>
+        </w:rPr>
+      </w:pPr>
+      <w:r>
+        <w:rPr>
+          <w:rFonts w:ascii="BIZ UDPゴシック" w:eastAsia="BIZ UDPゴシック" w:hAnsi="BIZ UDPゴシック"/>
           <w:i/>
           <w:sz w:val="16"/>
         </w:rPr>
@@ -3413,9 +3545,13 @@
       <w:pPr>
         <w:spacing w:before="40" w:after="0"/>
         <w:jc w:val="center"/>
-      </w:pPr>
-      <w:r>
-        <w:rPr>
+        <w:rPr>
+          <w:rFonts w:ascii="BIZ UDPゴシック" w:eastAsia="BIZ UDPゴシック" w:hAnsi="BIZ UDPゴシック"/>
+        </w:rPr>
+      </w:pPr>
+      <w:r>
+        <w:rPr>
+          <w:rFonts w:ascii="BIZ UDPゴシック" w:eastAsia="BIZ UDPゴシック" w:hAnsi="BIZ UDPゴシック"/>
           <w:noProof/>
         </w:rPr>
         <w:drawing>
@@ -3460,11 +3596,13 @@
         <w:spacing w:after="40"/>
         <w:jc w:val="center"/>
         <w:rPr>
-          <w:lang w:eastAsia="ja-JP"/>
-        </w:rPr>
-      </w:pPr>
-      <w:r>
-        <w:rPr>
+          <w:rFonts w:ascii="BIZ UDPゴシック" w:eastAsia="BIZ UDPゴシック" w:hAnsi="BIZ UDPゴシック"/>
+          <w:lang w:eastAsia="ja-JP"/>
+        </w:rPr>
+      </w:pPr>
+      <w:r>
+        <w:rPr>
+          <w:rFonts w:ascii="BIZ UDPゴシック" w:eastAsia="BIZ UDPゴシック" w:hAnsi="BIZ UDPゴシック"/>
           <w:i/>
           <w:sz w:val="16"/>
           <w:lang w:eastAsia="ja-JP"/>
@@ -3476,43 +3614,29 @@
       <w:pPr>
         <w:pStyle w:val="21"/>
         <w:rPr>
-          <w:lang w:eastAsia="ja-JP"/>
-        </w:rPr>
-      </w:pPr>
-      <w:r>
-        <w:rPr>
-          <w:lang w:eastAsia="ja-JP"/>
-        </w:rPr>
-        <w:t xml:space="preserve">4.5 </w:t>
-      </w:r>
-      <w:r>
-        <w:rPr>
-          <w:lang w:eastAsia="ja-JP"/>
-        </w:rPr>
-        <w:t>段階</w:t>
-      </w:r>
-      <w:r>
-        <w:rPr>
-          <w:lang w:eastAsia="ja-JP"/>
-        </w:rPr>
-        <w:t xml:space="preserve">3 </w:t>
-      </w:r>
-      <w:r>
-        <w:rPr>
-          <w:lang w:eastAsia="ja-JP"/>
-        </w:rPr>
-        <w:t>実行後・アラジン転記</w:t>
+          <w:rFonts w:ascii="BIZ UDPゴシック" w:eastAsia="BIZ UDPゴシック" w:hAnsi="BIZ UDPゴシック"/>
+          <w:lang w:eastAsia="ja-JP"/>
+        </w:rPr>
+      </w:pPr>
+      <w:r>
+        <w:rPr>
+          <w:rFonts w:ascii="BIZ UDPゴシック" w:eastAsia="BIZ UDPゴシック" w:hAnsi="BIZ UDPゴシック"/>
+          <w:lang w:eastAsia="ja-JP"/>
+        </w:rPr>
+        <w:t>4.5 段階3 実行後・アラジン転記</w:t>
       </w:r>
     </w:p>
     <w:p>
       <w:pPr>
         <w:pStyle w:val="a"/>
         <w:rPr>
-          <w:lang w:eastAsia="ja-JP"/>
-        </w:rPr>
-      </w:pPr>
-      <w:r>
-        <w:rPr>
+          <w:rFonts w:ascii="BIZ UDPゴシック" w:eastAsia="BIZ UDPゴシック" w:hAnsi="BIZ UDPゴシック"/>
+          <w:lang w:eastAsia="ja-JP"/>
+        </w:rPr>
+      </w:pPr>
+      <w:r>
+        <w:rPr>
+          <w:rFonts w:ascii="BIZ UDPゴシック" w:eastAsia="BIZ UDPゴシック" w:hAnsi="BIZ UDPゴシック"/>
           <w:lang w:eastAsia="ja-JP"/>
         </w:rPr>
         <w:t>「保存 (</w:t>
@@ -3520,6 +3644,7 @@
       <w:proofErr w:type="spellStart"/>
       <w:r>
         <w:rPr>
+          <w:rFonts w:ascii="BIZ UDPゴシック" w:eastAsia="BIZ UDPゴシック" w:hAnsi="BIZ UDPゴシック"/>
           <w:lang w:eastAsia="ja-JP"/>
         </w:rPr>
         <w:t>JSON+xlsx</w:t>
@@ -3527,6 +3652,7 @@
       <w:proofErr w:type="spellEnd"/>
       <w:r>
         <w:rPr>
+          <w:rFonts w:ascii="BIZ UDPゴシック" w:eastAsia="BIZ UDPゴシック" w:hAnsi="BIZ UDPゴシック"/>
           <w:lang w:eastAsia="ja-JP"/>
         </w:rPr>
         <w:t>)」で手修正を確定する（運用では保存を推奨）。</w:t>
@@ -3535,32 +3661,56 @@
     <w:p>
       <w:pPr>
         <w:pStyle w:val="a"/>
-      </w:pPr>
-      <w:r>
+        <w:rPr>
+          <w:rFonts w:ascii="BIZ UDPゴシック" w:eastAsia="BIZ UDPゴシック" w:hAnsi="BIZ UDPゴシック"/>
+        </w:rPr>
+      </w:pPr>
+      <w:r>
+        <w:rPr>
+          <w:rFonts w:ascii="BIZ UDPゴシック" w:eastAsia="BIZ UDPゴシック" w:hAnsi="BIZ UDPゴシック"/>
+        </w:rPr>
         <w:t>「</w:t>
       </w:r>
       <w:proofErr w:type="spellStart"/>
       <w:r>
+        <w:rPr>
+          <w:rFonts w:ascii="BIZ UDPゴシック" w:eastAsia="BIZ UDPゴシック" w:hAnsi="BIZ UDPゴシック"/>
+        </w:rPr>
         <w:t>実行・ログ」の「エクセルを開く」で</w:t>
       </w:r>
       <w:proofErr w:type="spellEnd"/>
       <w:r>
+        <w:rPr>
+          <w:rFonts w:ascii="BIZ UDPゴシック" w:eastAsia="BIZ UDPゴシック" w:hAnsi="BIZ UDPゴシック"/>
+        </w:rPr>
         <w:t xml:space="preserve"> </w:t>
       </w:r>
       <w:proofErr w:type="spellStart"/>
       <w:r>
+        <w:rPr>
+          <w:rFonts w:ascii="BIZ UDPゴシック" w:eastAsia="BIZ UDPゴシック" w:hAnsi="BIZ UDPゴシック"/>
+        </w:rPr>
         <w:t>production_plan</w:t>
       </w:r>
       <w:proofErr w:type="spellEnd"/>
       <w:r>
+        <w:rPr>
+          <w:rFonts w:ascii="BIZ UDPゴシック" w:eastAsia="BIZ UDPゴシック" w:hAnsi="BIZ UDPゴシック"/>
+        </w:rPr>
         <w:t xml:space="preserve"> / </w:t>
       </w:r>
       <w:proofErr w:type="spellStart"/>
       <w:r>
+        <w:rPr>
+          <w:rFonts w:ascii="BIZ UDPゴシック" w:eastAsia="BIZ UDPゴシック" w:hAnsi="BIZ UDPゴシック"/>
+        </w:rPr>
         <w:t>member_schedule</w:t>
       </w:r>
       <w:proofErr w:type="spellEnd"/>
       <w:r>
+        <w:rPr>
+          <w:rFonts w:ascii="BIZ UDPゴシック" w:eastAsia="BIZ UDPゴシック" w:hAnsi="BIZ UDPゴシック"/>
+        </w:rPr>
         <w:t xml:space="preserve"> 等を確認する。</w:t>
       </w:r>
     </w:p>
@@ -3568,11 +3718,13 @@
       <w:pPr>
         <w:pStyle w:val="a"/>
         <w:rPr>
-          <w:lang w:eastAsia="ja-JP"/>
-        </w:rPr>
-      </w:pPr>
-      <w:r>
-        <w:rPr>
+          <w:rFonts w:ascii="BIZ UDPゴシック" w:eastAsia="BIZ UDPゴシック" w:hAnsi="BIZ UDPゴシック"/>
+          <w:lang w:eastAsia="ja-JP"/>
+        </w:rPr>
+      </w:pPr>
+      <w:r>
+        <w:rPr>
+          <w:rFonts w:ascii="BIZ UDPゴシック" w:eastAsia="BIZ UDPゴシック" w:hAnsi="BIZ UDPゴシック"/>
           <w:lang w:eastAsia="ja-JP"/>
         </w:rPr>
         <w:t>納期管理ビューでも同系の数量・納期を確認できる。</w:t>
@@ -3582,11 +3734,13 @@
       <w:pPr>
         <w:pStyle w:val="a"/>
         <w:rPr>
-          <w:lang w:eastAsia="ja-JP"/>
-        </w:rPr>
-      </w:pPr>
-      <w:r>
-        <w:rPr>
+          <w:rFonts w:ascii="BIZ UDPゴシック" w:eastAsia="BIZ UDPゴシック" w:hAnsi="BIZ UDPゴシック"/>
+          <w:lang w:eastAsia="ja-JP"/>
+        </w:rPr>
+      </w:pPr>
+      <w:r>
+        <w:rPr>
+          <w:rFonts w:ascii="BIZ UDPゴシック" w:eastAsia="BIZ UDPゴシック" w:hAnsi="BIZ UDPゴシック"/>
           <w:lang w:eastAsia="ja-JP"/>
         </w:rPr>
         <w:t>32インチ程度のワイドモニターでアラジンと本アプリを上下または左右に並べ、シス配台結果を転記する。</w:t>
@@ -3596,9 +3750,13 @@
       <w:pPr>
         <w:spacing w:before="40" w:after="0"/>
         <w:jc w:val="center"/>
-      </w:pPr>
-      <w:r>
-        <w:rPr>
+        <w:rPr>
+          <w:rFonts w:ascii="BIZ UDPゴシック" w:eastAsia="BIZ UDPゴシック" w:hAnsi="BIZ UDPゴシック"/>
+        </w:rPr>
+      </w:pPr>
+      <w:r>
+        <w:rPr>
+          <w:rFonts w:ascii="BIZ UDPゴシック" w:eastAsia="BIZ UDPゴシック" w:hAnsi="BIZ UDPゴシック"/>
           <w:noProof/>
         </w:rPr>
         <w:lastRenderedPageBreak/>
@@ -3643,9 +3801,13 @@
       <w:pPr>
         <w:spacing w:before="40" w:after="0"/>
         <w:jc w:val="center"/>
-      </w:pPr>
-      <w:r>
-        <w:rPr>
+        <w:rPr>
+          <w:rFonts w:ascii="BIZ UDPゴシック" w:eastAsia="BIZ UDPゴシック" w:hAnsi="BIZ UDPゴシック"/>
+        </w:rPr>
+      </w:pPr>
+      <w:r>
+        <w:rPr>
+          <w:rFonts w:ascii="BIZ UDPゴシック" w:eastAsia="BIZ UDPゴシック" w:hAnsi="BIZ UDPゴシック"/>
           <w:noProof/>
         </w:rPr>
         <w:drawing>
@@ -3689,9 +3851,13 @@
       <w:pPr>
         <w:spacing w:after="40"/>
         <w:jc w:val="center"/>
-      </w:pPr>
-      <w:r>
-        <w:rPr>
+        <w:rPr>
+          <w:rFonts w:ascii="BIZ UDPゴシック" w:eastAsia="BIZ UDPゴシック" w:hAnsi="BIZ UDPゴシック"/>
+        </w:rPr>
+      </w:pPr>
+      <w:r>
+        <w:rPr>
+          <w:rFonts w:ascii="BIZ UDPゴシック" w:eastAsia="BIZ UDPゴシック" w:hAnsi="BIZ UDPゴシック"/>
           <w:i/>
           <w:sz w:val="16"/>
         </w:rPr>
@@ -3702,9 +3868,13 @@
       <w:pPr>
         <w:spacing w:before="40" w:after="0"/>
         <w:jc w:val="center"/>
-      </w:pPr>
-      <w:r>
-        <w:rPr>
+        <w:rPr>
+          <w:rFonts w:ascii="BIZ UDPゴシック" w:eastAsia="BIZ UDPゴシック" w:hAnsi="BIZ UDPゴシック"/>
+        </w:rPr>
+      </w:pPr>
+      <w:r>
+        <w:rPr>
+          <w:rFonts w:ascii="BIZ UDPゴシック" w:eastAsia="BIZ UDPゴシック" w:hAnsi="BIZ UDPゴシック"/>
           <w:noProof/>
         </w:rPr>
         <w:drawing>
@@ -3749,11 +3919,13 @@
         <w:spacing w:after="40"/>
         <w:jc w:val="center"/>
         <w:rPr>
-          <w:lang w:eastAsia="ja-JP"/>
-        </w:rPr>
-      </w:pPr>
-      <w:r>
-        <w:rPr>
+          <w:rFonts w:ascii="BIZ UDPゴシック" w:eastAsia="BIZ UDPゴシック" w:hAnsi="BIZ UDPゴシック"/>
+          <w:lang w:eastAsia="ja-JP"/>
+        </w:rPr>
+      </w:pPr>
+      <w:r>
+        <w:rPr>
+          <w:rFonts w:ascii="BIZ UDPゴシック" w:eastAsia="BIZ UDPゴシック" w:hAnsi="BIZ UDPゴシック"/>
           <w:i/>
           <w:sz w:val="16"/>
           <w:lang w:eastAsia="ja-JP"/>
@@ -3765,20 +3937,16 @@
       <w:pPr>
         <w:pStyle w:val="1"/>
         <w:rPr>
-          <w:lang w:eastAsia="ja-JP"/>
-        </w:rPr>
-      </w:pPr>
-      <w:r>
-        <w:rPr>
-          <w:lang w:eastAsia="ja-JP"/>
-        </w:rPr>
-        <w:t>1</w:t>
-      </w:r>
-      <w:r>
-        <w:rPr>
-          <w:lang w:eastAsia="ja-JP"/>
-        </w:rPr>
-        <w:t>日の締めチェックリスト</w:t>
+          <w:rFonts w:ascii="BIZ UDPゴシック" w:eastAsia="BIZ UDPゴシック" w:hAnsi="BIZ UDPゴシック"/>
+          <w:lang w:eastAsia="ja-JP"/>
+        </w:rPr>
+      </w:pPr>
+      <w:r>
+        <w:rPr>
+          <w:rFonts w:ascii="BIZ UDPゴシック" w:eastAsia="BIZ UDPゴシック" w:hAnsi="BIZ UDPゴシック"/>
+          <w:lang w:eastAsia="ja-JP"/>
+        </w:rPr>
+        <w:t>1日の締めチェックリスト</w:t>
       </w:r>
     </w:p>
     <w:p>
@@ -3786,11 +3954,13 @@
         <w:pStyle w:val="a0"/>
         <w:ind w:left="198"/>
         <w:rPr>
-          <w:lang w:eastAsia="ja-JP"/>
-        </w:rPr>
-      </w:pPr>
-      <w:r>
-        <w:rPr>
+          <w:rFonts w:ascii="BIZ UDPゴシック" w:eastAsia="BIZ UDPゴシック" w:hAnsi="BIZ UDPゴシック"/>
+          <w:lang w:eastAsia="ja-JP"/>
+        </w:rPr>
+      </w:pPr>
+      <w:r>
+        <w:rPr>
+          <w:rFonts w:ascii="BIZ UDPゴシック" w:eastAsia="BIZ UDPゴシック" w:hAnsi="BIZ UDPゴシック"/>
           <w:lang w:eastAsia="ja-JP"/>
         </w:rPr>
         <w:t>段階1・段階2 がログ上正常終了している</w:t>
@@ -3801,11 +3971,13 @@
         <w:pStyle w:val="a0"/>
         <w:ind w:left="198"/>
         <w:rPr>
-          <w:lang w:eastAsia="ja-JP"/>
-        </w:rPr>
-      </w:pPr>
-      <w:r>
-        <w:rPr>
+          <w:rFonts w:ascii="BIZ UDPゴシック" w:eastAsia="BIZ UDPゴシック" w:hAnsi="BIZ UDPゴシック"/>
+          <w:lang w:eastAsia="ja-JP"/>
+        </w:rPr>
+      </w:pPr>
+      <w:r>
+        <w:rPr>
+          <w:rFonts w:ascii="BIZ UDPゴシック" w:eastAsia="BIZ UDPゴシック" w:hAnsi="BIZ UDPゴシック"/>
           <w:lang w:eastAsia="ja-JP"/>
         </w:rPr>
         <w:t>タスク入力表を保存済み</w:t>
@@ -3816,11 +3988,13 @@
         <w:pStyle w:val="a0"/>
         <w:ind w:left="198"/>
         <w:rPr>
-          <w:lang w:eastAsia="ja-JP"/>
-        </w:rPr>
-      </w:pPr>
-      <w:r>
-        <w:rPr>
+          <w:rFonts w:ascii="BIZ UDPゴシック" w:eastAsia="BIZ UDPゴシック" w:hAnsi="BIZ UDPゴシック"/>
+          <w:lang w:eastAsia="ja-JP"/>
+        </w:rPr>
+      </w:pPr>
+      <w:r>
+        <w:rPr>
+          <w:rFonts w:ascii="BIZ UDPゴシック" w:eastAsia="BIZ UDPゴシック" w:hAnsi="BIZ UDPゴシック"/>
           <w:lang w:eastAsia="ja-JP"/>
         </w:rPr>
         <w:t>納期管理ビューで NG 行に手順どおり対応した</w:t>
@@ -3831,11 +4005,13 @@
         <w:pStyle w:val="a0"/>
         <w:ind w:left="198"/>
         <w:rPr>
-          <w:lang w:eastAsia="ja-JP"/>
-        </w:rPr>
-      </w:pPr>
-      <w:r>
-        <w:rPr>
+          <w:rFonts w:ascii="BIZ UDPゴシック" w:eastAsia="BIZ UDPゴシック" w:hAnsi="BIZ UDPゴシック"/>
+          <w:lang w:eastAsia="ja-JP"/>
+        </w:rPr>
+      </w:pPr>
+      <w:r>
+        <w:rPr>
+          <w:rFonts w:ascii="BIZ UDPゴシック" w:eastAsia="BIZ UDPゴシック" w:hAnsi="BIZ UDPゴシック"/>
           <w:lang w:eastAsia="ja-JP"/>
         </w:rPr>
         <w:t>ガント・手動修正表で設備・人の偏りがない</w:t>
@@ -3846,11 +4022,13 @@
         <w:pStyle w:val="a0"/>
         <w:ind w:left="198"/>
         <w:rPr>
-          <w:lang w:eastAsia="ja-JP"/>
-        </w:rPr>
-      </w:pPr>
-      <w:r>
-        <w:rPr>
+          <w:rFonts w:ascii="BIZ UDPゴシック" w:eastAsia="BIZ UDPゴシック" w:hAnsi="BIZ UDPゴシック"/>
+          <w:lang w:eastAsia="ja-JP"/>
+        </w:rPr>
+      </w:pPr>
+      <w:r>
+        <w:rPr>
+          <w:rFonts w:ascii="BIZ UDPゴシック" w:eastAsia="BIZ UDPゴシック" w:hAnsi="BIZ UDPゴシック"/>
           <w:lang w:eastAsia="ja-JP"/>
         </w:rPr>
         <w:t>段階3 を使った場合、不足ダイアログを解消または記録した</w:t>
@@ -3861,11 +4039,13 @@
         <w:pStyle w:val="a0"/>
         <w:ind w:left="198"/>
         <w:rPr>
-          <w:lang w:eastAsia="ja-JP"/>
-        </w:rPr>
-      </w:pPr>
-      <w:r>
-        <w:rPr>
+          <w:rFonts w:ascii="BIZ UDPゴシック" w:eastAsia="BIZ UDPゴシック" w:hAnsi="BIZ UDPゴシック"/>
+          <w:lang w:eastAsia="ja-JP"/>
+        </w:rPr>
+      </w:pPr>
+      <w:r>
+        <w:rPr>
+          <w:rFonts w:ascii="BIZ UDPゴシック" w:eastAsia="BIZ UDPゴシック" w:hAnsi="BIZ UDPゴシック"/>
           <w:lang w:eastAsia="ja-JP"/>
         </w:rPr>
         <w:t>アラジン本番計画をシス配台と整合した</w:t>

--- a/配台システム使い方（整理版）.docx
+++ b/配台システム使い方（整理版）.docx
@@ -887,7 +887,7 @@
           <w:noProof/>
         </w:rPr>
         <w:drawing>
-          <wp:anchor distT="0" distB="0" distL="114300" distR="114300" simplePos="0" relativeHeight="251656192" behindDoc="0" locked="0" layoutInCell="1" allowOverlap="1" wp14:anchorId="4DB4102F" wp14:editId="591DF353">
+          <wp:anchor distT="0" distB="0" distL="114300" distR="114300" simplePos="0" relativeHeight="251602944" behindDoc="0" locked="0" layoutInCell="1" allowOverlap="1" wp14:anchorId="4DB4102F" wp14:editId="591DF353">
             <wp:simplePos x="0" y="0"/>
             <wp:positionH relativeFrom="column">
               <wp:posOffset>338455</wp:posOffset>
@@ -969,7 +969,7 @@
           <w:noProof/>
         </w:rPr>
         <w:drawing>
-          <wp:anchor distT="0" distB="0" distL="114300" distR="114300" simplePos="0" relativeHeight="251660288" behindDoc="0" locked="0" layoutInCell="1" allowOverlap="1" wp14:anchorId="49245327" wp14:editId="29E2D898">
+          <wp:anchor distT="0" distB="0" distL="114300" distR="114300" simplePos="0" relativeHeight="251606016" behindDoc="0" locked="0" layoutInCell="1" allowOverlap="1" wp14:anchorId="49245327" wp14:editId="29E2D898">
             <wp:simplePos x="0" y="0"/>
             <wp:positionH relativeFrom="column">
               <wp:posOffset>338455</wp:posOffset>
@@ -1454,8 +1454,8 @@
           <w:noProof/>
         </w:rPr>
         <w:drawing>
-          <wp:inline distT="0" distB="0" distL="0" distR="0" wp14:anchorId="73D5C082" wp14:editId="6A472A6B">
-            <wp:extent cx="6263999" cy="2743872"/>
+          <wp:inline distT="0" distB="0" distL="0" distR="0" wp14:anchorId="73D5C082" wp14:editId="28F76B4B">
+            <wp:extent cx="6744194" cy="2954216"/>
             <wp:effectExtent l="0" t="0" r="0" b="0"/>
             <wp:docPr id="7" name="Picture 7"/>
             <wp:cNvGraphicFramePr>
@@ -1477,7 +1477,7 @@
                   <pic:spPr>
                     <a:xfrm>
                       <a:off x="0" y="0"/>
-                      <a:ext cx="6263999" cy="2743872"/>
+                      <a:ext cx="6751086" cy="2957235"/>
                     </a:xfrm>
                     <a:prstGeom prst="rect">
                       <a:avLst/>
@@ -1521,8 +1521,8 @@
           <w:noProof/>
         </w:rPr>
         <w:drawing>
-          <wp:inline distT="0" distB="0" distL="0" distR="0" wp14:anchorId="473339FD" wp14:editId="13448710">
-            <wp:extent cx="6263999" cy="3192619"/>
+          <wp:inline distT="0" distB="0" distL="0" distR="0" wp14:anchorId="473339FD" wp14:editId="4D583238">
+            <wp:extent cx="6693284" cy="3411416"/>
             <wp:effectExtent l="0" t="0" r="0" b="0"/>
             <wp:docPr id="8" name="Picture 8"/>
             <wp:cNvGraphicFramePr>
@@ -1544,7 +1544,7 @@
                   <pic:spPr>
                     <a:xfrm>
                       <a:off x="0" y="0"/>
-                      <a:ext cx="6263999" cy="3192619"/>
+                      <a:ext cx="6698433" cy="3414040"/>
                     </a:xfrm>
                     <a:prstGeom prst="rect">
                       <a:avLst/>
@@ -1589,9 +1589,9 @@
         </w:rPr>
         <w:lastRenderedPageBreak/>
         <w:drawing>
-          <wp:inline distT="0" distB="0" distL="0" distR="0" wp14:anchorId="46FE36B8" wp14:editId="21861CBE">
-            <wp:extent cx="6263999" cy="2702959"/>
-            <wp:effectExtent l="0" t="0" r="0" b="0"/>
+          <wp:inline distT="0" distB="0" distL="0" distR="0" wp14:anchorId="46FE36B8" wp14:editId="478CBAA4">
+            <wp:extent cx="6692139" cy="2887705"/>
+            <wp:effectExtent l="0" t="0" r="0" b="8255"/>
             <wp:docPr id="9" name="Picture 9"/>
             <wp:cNvGraphicFramePr>
               <a:graphicFrameLocks xmlns:a="http://schemas.openxmlformats.org/drawingml/2006/main" noChangeAspect="1"/>
@@ -1612,7 +1612,7 @@
                   <pic:spPr>
                     <a:xfrm>
                       <a:off x="0" y="0"/>
-                      <a:ext cx="6263999" cy="2702959"/>
+                      <a:ext cx="6711024" cy="2895854"/>
                     </a:xfrm>
                     <a:prstGeom prst="rect">
                       <a:avLst/>
@@ -1670,28 +1670,20 @@
       <w:r>
         <w:rPr>
           <w:rFonts w:ascii="BIZ UDPゴシック" w:eastAsia="BIZ UDPゴシック" w:hAnsi="BIZ UDPゴシック"/>
-          <w:lang w:eastAsia="ja-JP"/>
-        </w:rPr>
-        <w:t>上部「操作・ソース」… 読込・保存・段階2 実行。下部「データ表」… 配台対象行。アコーディオンを閉じると表の表示領域が広くなる。</w:t>
-      </w:r>
-    </w:p>
-    <w:p>
-      <w:pPr>
-        <w:spacing w:before="40" w:after="0"/>
-        <w:jc w:val="center"/>
-        <w:rPr>
-          <w:rFonts w:ascii="BIZ UDPゴシック" w:eastAsia="BIZ UDPゴシック" w:hAnsi="BIZ UDPゴシック"/>
-        </w:rPr>
-      </w:pPr>
-      <w:r>
-        <w:rPr>
-          <w:rFonts w:ascii="BIZ UDPゴシック" w:eastAsia="BIZ UDPゴシック" w:hAnsi="BIZ UDPゴシック"/>
           <w:noProof/>
         </w:rPr>
         <w:drawing>
-          <wp:inline distT="0" distB="0" distL="0" distR="0" wp14:anchorId="31096E14" wp14:editId="51D0D2ED">
-            <wp:extent cx="6263999" cy="1819706"/>
-            <wp:effectExtent l="0" t="0" r="0" b="0"/>
+          <wp:anchor distT="0" distB="0" distL="114300" distR="114300" simplePos="0" relativeHeight="251614208" behindDoc="0" locked="0" layoutInCell="1" allowOverlap="1" wp14:anchorId="31096E14" wp14:editId="3A86950A">
+            <wp:simplePos x="0" y="0"/>
+            <wp:positionH relativeFrom="column">
+              <wp:posOffset>2342759</wp:posOffset>
+            </wp:positionH>
+            <wp:positionV relativeFrom="paragraph">
+              <wp:posOffset>264160</wp:posOffset>
+            </wp:positionV>
+            <wp:extent cx="2032635" cy="589915"/>
+            <wp:effectExtent l="0" t="0" r="5715" b="635"/>
+            <wp:wrapTopAndBottom/>
             <wp:docPr id="10" name="Picture 10"/>
             <wp:cNvGraphicFramePr>
               <a:graphicFrameLocks xmlns:a="http://schemas.openxmlformats.org/drawingml/2006/main" noChangeAspect="1"/>
@@ -1712,7 +1704,7 @@
                   <pic:spPr>
                     <a:xfrm>
                       <a:off x="0" y="0"/>
-                      <a:ext cx="6263999" cy="1819706"/>
+                      <a:ext cx="2032635" cy="589915"/>
                     </a:xfrm>
                     <a:prstGeom prst="rect">
                       <a:avLst/>
@@ -1721,12 +1713,34 @@
                 </pic:pic>
               </a:graphicData>
             </a:graphic>
-          </wp:inline>
+            <wp14:sizeRelH relativeFrom="margin">
+              <wp14:pctWidth>0</wp14:pctWidth>
+            </wp14:sizeRelH>
+            <wp14:sizeRelV relativeFrom="margin">
+              <wp14:pctHeight>0</wp14:pctHeight>
+            </wp14:sizeRelV>
+          </wp:anchor>
         </w:drawing>
+      </w:r>
+      <w:r>
+        <w:rPr>
+          <w:rFonts w:ascii="BIZ UDPゴシック" w:eastAsia="BIZ UDPゴシック" w:hAnsi="BIZ UDPゴシック"/>
+          <w:lang w:eastAsia="ja-JP"/>
+        </w:rPr>
+        <w:t>上部「操作・ソース」… 読込・保存・段階2 実行。下部「データ表」… 配台対象行。アコーディオンを閉じると表の表示領域が広くなる。</w:t>
       </w:r>
     </w:p>
     <w:p>
       <w:pPr>
+        <w:spacing w:before="40" w:after="0"/>
+        <w:jc w:val="center"/>
+        <w:rPr>
+          <w:rFonts w:ascii="BIZ UDPゴシック" w:eastAsia="BIZ UDPゴシック" w:hAnsi="BIZ UDPゴシック"/>
+        </w:rPr>
+      </w:pPr>
+    </w:p>
+    <w:p>
+      <w:pPr>
         <w:spacing w:after="40"/>
         <w:jc w:val="center"/>
         <w:rPr>
@@ -1749,27 +1763,15 @@
         <w:pStyle w:val="21"/>
         <w:rPr>
           <w:rFonts w:ascii="BIZ UDPゴシック" w:eastAsia="BIZ UDPゴシック" w:hAnsi="BIZ UDPゴシック"/>
-        </w:rPr>
-      </w:pPr>
-      <w:r>
-        <w:rPr>
-          <w:rFonts w:ascii="BIZ UDPゴシック" w:eastAsia="BIZ UDPゴシック" w:hAnsi="BIZ UDPゴシック"/>
-        </w:rPr>
-        <w:t xml:space="preserve">3.1 </w:t>
-      </w:r>
-      <w:proofErr w:type="spellStart"/>
-      <w:r>
-        <w:rPr>
-          <w:rFonts w:ascii="BIZ UDPゴシック" w:eastAsia="BIZ UDPゴシック" w:hAnsi="BIZ UDPゴシック"/>
-        </w:rPr>
-        <w:t>フィルタ（加工内容</w:t>
-      </w:r>
-      <w:proofErr w:type="spellEnd"/>
-      <w:r>
-        <w:rPr>
-          <w:rFonts w:ascii="BIZ UDPゴシック" w:eastAsia="BIZ UDPゴシック" w:hAnsi="BIZ UDPゴシック"/>
-        </w:rPr>
-        <w:t>）</w:t>
+          <w:lang w:eastAsia="ja-JP"/>
+        </w:rPr>
+      </w:pPr>
+      <w:r>
+        <w:rPr>
+          <w:rFonts w:ascii="BIZ UDPゴシック" w:eastAsia="BIZ UDPゴシック" w:hAnsi="BIZ UDPゴシック"/>
+          <w:lang w:eastAsia="ja-JP"/>
+        </w:rPr>
+        <w:t>3.1 フィルタ（加工内容）</w:t>
       </w:r>
     </w:p>
     <w:p>
@@ -1802,9 +1804,64 @@
           <w:noProof/>
         </w:rPr>
         <w:drawing>
-          <wp:inline distT="0" distB="0" distL="0" distR="0" wp14:anchorId="5338A9E2" wp14:editId="3FDA307F">
-            <wp:extent cx="6263999" cy="3042379"/>
-            <wp:effectExtent l="0" t="0" r="0" b="0"/>
+          <wp:anchor distT="0" distB="0" distL="114300" distR="114300" simplePos="0" relativeHeight="251620352" behindDoc="0" locked="0" layoutInCell="1" allowOverlap="1" wp14:anchorId="30835978" wp14:editId="4D2F1642">
+            <wp:simplePos x="0" y="0"/>
+            <wp:positionH relativeFrom="column">
+              <wp:posOffset>4132580</wp:posOffset>
+            </wp:positionH>
+            <wp:positionV relativeFrom="paragraph">
+              <wp:posOffset>1181100</wp:posOffset>
+            </wp:positionV>
+            <wp:extent cx="1919655" cy="2312726"/>
+            <wp:effectExtent l="0" t="0" r="4445" b="0"/>
+            <wp:wrapNone/>
+            <wp:docPr id="12" name="Picture 12"/>
+            <wp:cNvGraphicFramePr>
+              <a:graphicFrameLocks xmlns:a="http://schemas.openxmlformats.org/drawingml/2006/main" noChangeAspect="1"/>
+            </wp:cNvGraphicFramePr>
+            <a:graphic xmlns:a="http://schemas.openxmlformats.org/drawingml/2006/main">
+              <a:graphicData uri="http://schemas.openxmlformats.org/drawingml/2006/picture">
+                <pic:pic xmlns:pic="http://schemas.openxmlformats.org/drawingml/2006/picture">
+                  <pic:nvPicPr>
+                    <pic:cNvPr id="0" name="image14.png"/>
+                    <pic:cNvPicPr/>
+                  </pic:nvPicPr>
+                  <pic:blipFill>
+                    <a:blip r:embed="rId16"/>
+                    <a:stretch>
+                      <a:fillRect/>
+                    </a:stretch>
+                  </pic:blipFill>
+                  <pic:spPr>
+                    <a:xfrm>
+                      <a:off x="0" y="0"/>
+                      <a:ext cx="1919655" cy="2312726"/>
+                    </a:xfrm>
+                    <a:prstGeom prst="rect">
+                      <a:avLst/>
+                    </a:prstGeom>
+                  </pic:spPr>
+                </pic:pic>
+              </a:graphicData>
+            </a:graphic>
+            <wp14:sizeRelH relativeFrom="margin">
+              <wp14:pctWidth>0</wp14:pctWidth>
+            </wp14:sizeRelH>
+            <wp14:sizeRelV relativeFrom="margin">
+              <wp14:pctHeight>0</wp14:pctHeight>
+            </wp14:sizeRelV>
+          </wp:anchor>
+        </w:drawing>
+      </w:r>
+      <w:r>
+        <w:rPr>
+          <w:rFonts w:ascii="BIZ UDPゴシック" w:eastAsia="BIZ UDPゴシック" w:hAnsi="BIZ UDPゴシック"/>
+          <w:noProof/>
+        </w:rPr>
+        <w:drawing>
+          <wp:inline distT="0" distB="0" distL="0" distR="0" wp14:anchorId="5338A9E2" wp14:editId="66D62A34">
+            <wp:extent cx="6770514" cy="3288390"/>
+            <wp:effectExtent l="0" t="0" r="0" b="7620"/>
             <wp:docPr id="11" name="Picture 11"/>
             <wp:cNvGraphicFramePr>
               <a:graphicFrameLocks xmlns:a="http://schemas.openxmlformats.org/drawingml/2006/main" noChangeAspect="1"/>
@@ -1817,7 +1874,7 @@
                     <pic:cNvPicPr/>
                   </pic:nvPicPr>
                   <pic:blipFill>
-                    <a:blip r:embed="rId16"/>
+                    <a:blip r:embed="rId17"/>
                     <a:stretch>
                       <a:fillRect/>
                     </a:stretch>
@@ -1825,7 +1882,7 @@
                   <pic:spPr>
                     <a:xfrm>
                       <a:off x="0" y="0"/>
-                      <a:ext cx="6263999" cy="3042379"/>
+                      <a:ext cx="6782719" cy="3294318"/>
                     </a:xfrm>
                     <a:prstGeom prst="rect">
                       <a:avLst/>
@@ -1846,6 +1903,43 @@
           <w:rFonts w:ascii="BIZ UDPゴシック" w:eastAsia="BIZ UDPゴシック" w:hAnsi="BIZ UDPゴシック"/>
         </w:rPr>
       </w:pPr>
+    </w:p>
+    <w:p>
+      <w:pPr>
+        <w:spacing w:before="40" w:after="0"/>
+        <w:jc w:val="center"/>
+        <w:rPr>
+          <w:rFonts w:ascii="BIZ UDPゴシック" w:eastAsia="BIZ UDPゴシック" w:hAnsi="BIZ UDPゴシック"/>
+        </w:rPr>
+      </w:pPr>
+    </w:p>
+    <w:p>
+      <w:pPr>
+        <w:spacing w:after="40"/>
+        <w:jc w:val="center"/>
+        <w:rPr>
+          <w:rFonts w:ascii="BIZ UDPゴシック" w:eastAsia="BIZ UDPゴシック" w:hAnsi="BIZ UDPゴシック"/>
+          <w:lang w:eastAsia="ja-JP"/>
+        </w:rPr>
+      </w:pPr>
+      <w:r>
+        <w:rPr>
+          <w:rFonts w:ascii="BIZ UDPゴシック" w:eastAsia="BIZ UDPゴシック" w:hAnsi="BIZ UDPゴシック"/>
+          <w:i/>
+          <w:sz w:val="16"/>
+          <w:lang w:eastAsia="ja-JP"/>
+        </w:rPr>
+        <w:t>加工内容「EC」の例</w:t>
+      </w:r>
+    </w:p>
+    <w:p>
+      <w:pPr>
+        <w:spacing w:before="40" w:after="0"/>
+        <w:jc w:val="center"/>
+        <w:rPr>
+          <w:rFonts w:ascii="BIZ UDPゴシック" w:eastAsia="BIZ UDPゴシック" w:hAnsi="BIZ UDPゴシック"/>
+        </w:rPr>
+      </w:pPr>
       <w:r>
         <w:rPr>
           <w:rFonts w:ascii="BIZ UDPゴシック" w:eastAsia="BIZ UDPゴシック" w:hAnsi="BIZ UDPゴシック"/>
@@ -1853,60 +1947,17 @@
         </w:rPr>
         <w:lastRenderedPageBreak/>
         <w:drawing>
-          <wp:inline distT="0" distB="0" distL="0" distR="0" wp14:anchorId="30835978" wp14:editId="3A0C288F">
-            <wp:extent cx="6263999" cy="7546627"/>
+          <wp:anchor distT="0" distB="0" distL="114300" distR="114300" simplePos="0" relativeHeight="251627520" behindDoc="0" locked="0" layoutInCell="1" allowOverlap="1" wp14:anchorId="7F7CD93A" wp14:editId="2179BB8B">
+            <wp:simplePos x="0" y="0"/>
+            <wp:positionH relativeFrom="column">
+              <wp:posOffset>4709958</wp:posOffset>
+            </wp:positionH>
+            <wp:positionV relativeFrom="paragraph">
+              <wp:posOffset>237559</wp:posOffset>
+            </wp:positionV>
+            <wp:extent cx="1414780" cy="1188720"/>
             <wp:effectExtent l="0" t="0" r="0" b="0"/>
-            <wp:docPr id="12" name="Picture 12"/>
-            <wp:cNvGraphicFramePr>
-              <a:graphicFrameLocks xmlns:a="http://schemas.openxmlformats.org/drawingml/2006/main" noChangeAspect="1"/>
-            </wp:cNvGraphicFramePr>
-            <a:graphic xmlns:a="http://schemas.openxmlformats.org/drawingml/2006/main">
-              <a:graphicData uri="http://schemas.openxmlformats.org/drawingml/2006/picture">
-                <pic:pic xmlns:pic="http://schemas.openxmlformats.org/drawingml/2006/picture">
-                  <pic:nvPicPr>
-                    <pic:cNvPr id="0" name="image14.png"/>
-                    <pic:cNvPicPr/>
-                  </pic:nvPicPr>
-                  <pic:blipFill>
-                    <a:blip r:embed="rId17"/>
-                    <a:stretch>
-                      <a:fillRect/>
-                    </a:stretch>
-                  </pic:blipFill>
-                  <pic:spPr>
-                    <a:xfrm>
-                      <a:off x="0" y="0"/>
-                      <a:ext cx="6263999" cy="7546627"/>
-                    </a:xfrm>
-                    <a:prstGeom prst="rect">
-                      <a:avLst/>
-                    </a:prstGeom>
-                  </pic:spPr>
-                </pic:pic>
-              </a:graphicData>
-            </a:graphic>
-          </wp:inline>
-        </w:drawing>
-      </w:r>
-    </w:p>
-    <w:p>
-      <w:pPr>
-        <w:spacing w:before="40" w:after="0"/>
-        <w:jc w:val="center"/>
-        <w:rPr>
-          <w:rFonts w:ascii="BIZ UDPゴシック" w:eastAsia="BIZ UDPゴシック" w:hAnsi="BIZ UDPゴシック"/>
-        </w:rPr>
-      </w:pPr>
-      <w:r>
-        <w:rPr>
-          <w:rFonts w:ascii="BIZ UDPゴシック" w:eastAsia="BIZ UDPゴシック" w:hAnsi="BIZ UDPゴシック"/>
-          <w:noProof/>
-        </w:rPr>
-        <w:lastRenderedPageBreak/>
-        <w:drawing>
-          <wp:inline distT="0" distB="0" distL="0" distR="0" wp14:anchorId="7F7CD93A" wp14:editId="73A679C2">
-            <wp:extent cx="6263999" cy="5263499"/>
-            <wp:effectExtent l="0" t="0" r="0" b="0"/>
+            <wp:wrapNone/>
             <wp:docPr id="13" name="Picture 13"/>
             <wp:cNvGraphicFramePr>
               <a:graphicFrameLocks xmlns:a="http://schemas.openxmlformats.org/drawingml/2006/main" noChangeAspect="1"/>
@@ -1927,7 +1978,7 @@
                   <pic:spPr>
                     <a:xfrm>
                       <a:off x="0" y="0"/>
-                      <a:ext cx="6263999" cy="5263499"/>
+                      <a:ext cx="1414780" cy="1188720"/>
                     </a:xfrm>
                     <a:prstGeom prst="rect">
                       <a:avLst/>
@@ -1936,44 +1987,18 @@
                 </pic:pic>
               </a:graphicData>
             </a:graphic>
-          </wp:inline>
+          </wp:anchor>
         </w:drawing>
       </w:r>
-    </w:p>
-    <w:p>
-      <w:pPr>
-        <w:spacing w:after="40"/>
-        <w:jc w:val="center"/>
-        <w:rPr>
-          <w:rFonts w:ascii="BIZ UDPゴシック" w:eastAsia="BIZ UDPゴシック" w:hAnsi="BIZ UDPゴシック"/>
-        </w:rPr>
-      </w:pPr>
-      <w:r>
-        <w:rPr>
-          <w:rFonts w:ascii="BIZ UDPゴシック" w:eastAsia="BIZ UDPゴシック" w:hAnsi="BIZ UDPゴシック"/>
-          <w:i/>
-          <w:sz w:val="16"/>
-        </w:rPr>
-        <w:t>加工内容「EC」の例</w:t>
-      </w:r>
-    </w:p>
-    <w:p>
-      <w:pPr>
-        <w:spacing w:before="40" w:after="0"/>
-        <w:jc w:val="center"/>
-        <w:rPr>
-          <w:rFonts w:ascii="BIZ UDPゴシック" w:eastAsia="BIZ UDPゴシック" w:hAnsi="BIZ UDPゴシック"/>
-        </w:rPr>
-      </w:pPr>
       <w:r>
         <w:rPr>
           <w:rFonts w:ascii="BIZ UDPゴシック" w:eastAsia="BIZ UDPゴシック" w:hAnsi="BIZ UDPゴシック"/>
           <w:noProof/>
         </w:rPr>
         <w:drawing>
-          <wp:inline distT="0" distB="0" distL="0" distR="0" wp14:anchorId="5499F2B3" wp14:editId="3100942C">
-            <wp:extent cx="6263999" cy="1182329"/>
-            <wp:effectExtent l="0" t="0" r="0" b="0"/>
+          <wp:inline distT="0" distB="0" distL="0" distR="0" wp14:anchorId="5499F2B3" wp14:editId="0FB95273">
+            <wp:extent cx="6795766" cy="1282700"/>
+            <wp:effectExtent l="0" t="0" r="5715" b="0"/>
             <wp:docPr id="14" name="Picture 14"/>
             <wp:cNvGraphicFramePr>
               <a:graphicFrameLocks xmlns:a="http://schemas.openxmlformats.org/drawingml/2006/main" noChangeAspect="1"/>
@@ -1994,7 +2019,7 @@
                   <pic:spPr>
                     <a:xfrm>
                       <a:off x="0" y="0"/>
-                      <a:ext cx="6263999" cy="1182329"/>
+                      <a:ext cx="6808232" cy="1285053"/>
                     </a:xfrm>
                     <a:prstGeom prst="rect">
                       <a:avLst/>
@@ -2032,50 +2057,9 @@
         <w:jc w:val="center"/>
         <w:rPr>
           <w:rFonts w:ascii="BIZ UDPゴシック" w:eastAsia="BIZ UDPゴシック" w:hAnsi="BIZ UDPゴシック"/>
-        </w:rPr>
-      </w:pPr>
-      <w:r>
-        <w:rPr>
-          <w:rFonts w:ascii="BIZ UDPゴシック" w:eastAsia="BIZ UDPゴシック" w:hAnsi="BIZ UDPゴシック"/>
-          <w:noProof/>
-        </w:rPr>
-        <w:lastRenderedPageBreak/>
-        <w:drawing>
-          <wp:inline distT="0" distB="0" distL="0" distR="0" wp14:anchorId="7E4118F9" wp14:editId="2268031E">
-            <wp:extent cx="6263999" cy="10955551"/>
-            <wp:effectExtent l="0" t="0" r="0" b="0"/>
-            <wp:docPr id="15" name="Picture 15"/>
-            <wp:cNvGraphicFramePr>
-              <a:graphicFrameLocks xmlns:a="http://schemas.openxmlformats.org/drawingml/2006/main" noChangeAspect="1"/>
-            </wp:cNvGraphicFramePr>
-            <a:graphic xmlns:a="http://schemas.openxmlformats.org/drawingml/2006/main">
-              <a:graphicData uri="http://schemas.openxmlformats.org/drawingml/2006/picture">
-                <pic:pic xmlns:pic="http://schemas.openxmlformats.org/drawingml/2006/picture">
-                  <pic:nvPicPr>
-                    <pic:cNvPr id="0" name="image19.png"/>
-                    <pic:cNvPicPr/>
-                  </pic:nvPicPr>
-                  <pic:blipFill>
-                    <a:blip r:embed="rId20"/>
-                    <a:stretch>
-                      <a:fillRect/>
-                    </a:stretch>
-                  </pic:blipFill>
-                  <pic:spPr>
-                    <a:xfrm>
-                      <a:off x="0" y="0"/>
-                      <a:ext cx="6263999" cy="10955551"/>
-                    </a:xfrm>
-                    <a:prstGeom prst="rect">
-                      <a:avLst/>
-                    </a:prstGeom>
-                  </pic:spPr>
-                </pic:pic>
-              </a:graphicData>
-            </a:graphic>
-          </wp:inline>
-        </w:drawing>
-      </w:r>
+          <w:lang w:eastAsia="ja-JP"/>
+        </w:rPr>
+      </w:pPr>
     </w:p>
     <w:p>
       <w:pPr>
@@ -2093,7 +2077,6 @@
           <w:sz w:val="16"/>
           <w:lang w:eastAsia="ja-JP"/>
         </w:rPr>
-        <w:lastRenderedPageBreak/>
         <w:t>フィルタ適用後（該当行のみ表示）</w:t>
       </w:r>
     </w:p>
@@ -2183,6 +2166,7 @@
         <w:jc w:val="center"/>
         <w:rPr>
           <w:rFonts w:ascii="BIZ UDPゴシック" w:eastAsia="BIZ UDPゴシック" w:hAnsi="BIZ UDPゴシック"/>
+          <w:lang w:eastAsia="ja-JP"/>
         </w:rPr>
       </w:pPr>
       <w:r>
@@ -2191,9 +2175,17 @@
           <w:noProof/>
         </w:rPr>
         <w:drawing>
-          <wp:inline distT="0" distB="0" distL="0" distR="0" wp14:anchorId="0B4C56B7" wp14:editId="0AA76288">
+          <wp:anchor distT="0" distB="0" distL="114300" distR="114300" simplePos="0" relativeHeight="251684864" behindDoc="0" locked="0" layoutInCell="1" allowOverlap="1" wp14:anchorId="0B4C56B7" wp14:editId="16233C84">
+            <wp:simplePos x="0" y="0"/>
+            <wp:positionH relativeFrom="column">
+              <wp:posOffset>337418</wp:posOffset>
+            </wp:positionH>
+            <wp:positionV relativeFrom="paragraph">
+              <wp:posOffset>19383</wp:posOffset>
+            </wp:positionV>
             <wp:extent cx="6263999" cy="763902"/>
-            <wp:effectExtent l="0" t="0" r="0" b="0"/>
+            <wp:effectExtent l="0" t="0" r="3810" b="0"/>
+            <wp:wrapTopAndBottom/>
             <wp:docPr id="16" name="Picture 16"/>
             <wp:cNvGraphicFramePr>
               <a:graphicFrameLocks xmlns:a="http://schemas.openxmlformats.org/drawingml/2006/main" noChangeAspect="1"/>
@@ -2206,7 +2198,7 @@
                     <pic:cNvPicPr/>
                   </pic:nvPicPr>
                   <pic:blipFill>
-                    <a:blip r:embed="rId21"/>
+                    <a:blip r:embed="rId20"/>
                     <a:stretch>
                       <a:fillRect/>
                     </a:stretch>
@@ -2223,7 +2215,7 @@
                 </pic:pic>
               </a:graphicData>
             </a:graphic>
-          </wp:inline>
+          </wp:anchor>
         </w:drawing>
       </w:r>
     </w:p>
@@ -2233,25 +2225,253 @@
         <w:jc w:val="center"/>
         <w:rPr>
           <w:rFonts w:ascii="BIZ UDPゴシック" w:eastAsia="BIZ UDPゴシック" w:hAnsi="BIZ UDPゴシック"/>
-          <w:lang w:eastAsia="ja-JP"/>
-        </w:rPr>
-      </w:pPr>
-      <w:r>
-        <w:rPr>
-          <w:rFonts w:ascii="BIZ UDPゴシック" w:eastAsia="BIZ UDPゴシック" w:hAnsi="BIZ UDPゴシック"/>
           <w:i/>
           <w:sz w:val="16"/>
           <w:lang w:eastAsia="ja-JP"/>
         </w:rPr>
+      </w:pPr>
+      <w:r>
+        <w:rPr>
+          <w:rFonts w:ascii="BIZ UDPゴシック" w:eastAsia="BIZ UDPゴシック" w:hAnsi="BIZ UDPゴシック"/>
+          <w:noProof/>
+        </w:rPr>
+        <w:drawing>
+          <wp:anchor distT="0" distB="0" distL="114300" distR="114300" simplePos="0" relativeHeight="251656192" behindDoc="0" locked="0" layoutInCell="1" allowOverlap="1" wp14:anchorId="7E4118F9" wp14:editId="0FE46FE6">
+            <wp:simplePos x="0" y="0"/>
+            <wp:positionH relativeFrom="column">
+              <wp:posOffset>227568</wp:posOffset>
+            </wp:positionH>
+            <wp:positionV relativeFrom="paragraph">
+              <wp:posOffset>97494</wp:posOffset>
+            </wp:positionV>
+            <wp:extent cx="2323465" cy="4064635"/>
+            <wp:effectExtent l="0" t="0" r="635" b="0"/>
+            <wp:wrapNone/>
+            <wp:docPr id="15" name="Picture 15"/>
+            <wp:cNvGraphicFramePr>
+              <a:graphicFrameLocks xmlns:a="http://schemas.openxmlformats.org/drawingml/2006/main" noChangeAspect="1"/>
+            </wp:cNvGraphicFramePr>
+            <a:graphic xmlns:a="http://schemas.openxmlformats.org/drawingml/2006/main">
+              <a:graphicData uri="http://schemas.openxmlformats.org/drawingml/2006/picture">
+                <pic:pic xmlns:pic="http://schemas.openxmlformats.org/drawingml/2006/picture">
+                  <pic:nvPicPr>
+                    <pic:cNvPr id="0" name="image19.png"/>
+                    <pic:cNvPicPr/>
+                  </pic:nvPicPr>
+                  <pic:blipFill>
+                    <a:blip r:embed="rId21"/>
+                    <a:stretch>
+                      <a:fillRect/>
+                    </a:stretch>
+                  </pic:blipFill>
+                  <pic:spPr>
+                    <a:xfrm>
+                      <a:off x="0" y="0"/>
+                      <a:ext cx="2323465" cy="4064635"/>
+                    </a:xfrm>
+                    <a:prstGeom prst="rect">
+                      <a:avLst/>
+                    </a:prstGeom>
+                  </pic:spPr>
+                </pic:pic>
+              </a:graphicData>
+            </a:graphic>
+            <wp14:sizeRelH relativeFrom="margin">
+              <wp14:pctWidth>0</wp14:pctWidth>
+            </wp14:sizeRelH>
+            <wp14:sizeRelV relativeFrom="margin">
+              <wp14:pctHeight>0</wp14:pctHeight>
+            </wp14:sizeRelV>
+          </wp:anchor>
+        </w:drawing>
+      </w:r>
+      <w:r>
+        <w:rPr>
+          <w:rFonts w:ascii="BIZ UDPゴシック" w:eastAsia="BIZ UDPゴシック" w:hAnsi="BIZ UDPゴシック"/>
+          <w:i/>
+          <w:sz w:val="16"/>
+          <w:lang w:eastAsia="ja-JP"/>
+        </w:rPr>
         <w:t>配台試行順番の入れ替え</w:t>
       </w:r>
     </w:p>
     <w:p>
       <w:pPr>
-        <w:spacing w:before="40" w:after="0"/>
+        <w:spacing w:after="40"/>
         <w:jc w:val="center"/>
         <w:rPr>
           <w:rFonts w:ascii="BIZ UDPゴシック" w:eastAsia="BIZ UDPゴシック" w:hAnsi="BIZ UDPゴシック"/>
+          <w:i/>
+          <w:sz w:val="16"/>
+          <w:lang w:eastAsia="ja-JP"/>
+        </w:rPr>
+      </w:pPr>
+    </w:p>
+    <w:p>
+      <w:pPr>
+        <w:spacing w:after="40"/>
+        <w:jc w:val="center"/>
+        <w:rPr>
+          <w:rFonts w:ascii="BIZ UDPゴシック" w:eastAsia="BIZ UDPゴシック" w:hAnsi="BIZ UDPゴシック"/>
+          <w:i/>
+          <w:sz w:val="16"/>
+          <w:lang w:eastAsia="ja-JP"/>
+        </w:rPr>
+      </w:pPr>
+    </w:p>
+    <w:p>
+      <w:pPr>
+        <w:spacing w:after="40"/>
+        <w:jc w:val="center"/>
+        <w:rPr>
+          <w:rFonts w:ascii="BIZ UDPゴシック" w:eastAsia="BIZ UDPゴシック" w:hAnsi="BIZ UDPゴシック"/>
+          <w:i/>
+          <w:sz w:val="16"/>
+          <w:lang w:eastAsia="ja-JP"/>
+        </w:rPr>
+      </w:pPr>
+    </w:p>
+    <w:p>
+      <w:pPr>
+        <w:spacing w:after="40"/>
+        <w:jc w:val="center"/>
+        <w:rPr>
+          <w:rFonts w:ascii="BIZ UDPゴシック" w:eastAsia="BIZ UDPゴシック" w:hAnsi="BIZ UDPゴシック"/>
+          <w:i/>
+          <w:sz w:val="16"/>
+          <w:lang w:eastAsia="ja-JP"/>
+        </w:rPr>
+      </w:pPr>
+    </w:p>
+    <w:p>
+      <w:pPr>
+        <w:spacing w:after="40"/>
+        <w:jc w:val="center"/>
+        <w:rPr>
+          <w:rFonts w:ascii="BIZ UDPゴシック" w:eastAsia="BIZ UDPゴシック" w:hAnsi="BIZ UDPゴシック"/>
+          <w:i/>
+          <w:sz w:val="16"/>
+          <w:lang w:eastAsia="ja-JP"/>
+        </w:rPr>
+      </w:pPr>
+    </w:p>
+    <w:p>
+      <w:pPr>
+        <w:spacing w:after="40"/>
+        <w:jc w:val="center"/>
+        <w:rPr>
+          <w:rFonts w:ascii="BIZ UDPゴシック" w:eastAsia="BIZ UDPゴシック" w:hAnsi="BIZ UDPゴシック"/>
+          <w:i/>
+          <w:sz w:val="16"/>
+          <w:lang w:eastAsia="ja-JP"/>
+        </w:rPr>
+      </w:pPr>
+    </w:p>
+    <w:p>
+      <w:pPr>
+        <w:spacing w:after="40"/>
+        <w:jc w:val="center"/>
+        <w:rPr>
+          <w:rFonts w:ascii="BIZ UDPゴシック" w:eastAsia="BIZ UDPゴシック" w:hAnsi="BIZ UDPゴシック"/>
+          <w:i/>
+          <w:sz w:val="16"/>
+          <w:lang w:eastAsia="ja-JP"/>
+        </w:rPr>
+      </w:pPr>
+    </w:p>
+    <w:p>
+      <w:pPr>
+        <w:spacing w:after="40"/>
+        <w:jc w:val="center"/>
+        <w:rPr>
+          <w:rFonts w:ascii="BIZ UDPゴシック" w:eastAsia="BIZ UDPゴシック" w:hAnsi="BIZ UDPゴシック"/>
+          <w:i/>
+          <w:sz w:val="16"/>
+          <w:lang w:eastAsia="ja-JP"/>
+        </w:rPr>
+      </w:pPr>
+    </w:p>
+    <w:p>
+      <w:pPr>
+        <w:spacing w:after="40"/>
+        <w:jc w:val="center"/>
+        <w:rPr>
+          <w:rFonts w:ascii="BIZ UDPゴシック" w:eastAsia="BIZ UDPゴシック" w:hAnsi="BIZ UDPゴシック"/>
+          <w:i/>
+          <w:sz w:val="16"/>
+          <w:lang w:eastAsia="ja-JP"/>
+        </w:rPr>
+      </w:pPr>
+    </w:p>
+    <w:p>
+      <w:pPr>
+        <w:spacing w:after="40"/>
+        <w:jc w:val="center"/>
+        <w:rPr>
+          <w:rFonts w:ascii="BIZ UDPゴシック" w:eastAsia="BIZ UDPゴシック" w:hAnsi="BIZ UDPゴシック"/>
+          <w:i/>
+          <w:sz w:val="16"/>
+          <w:lang w:eastAsia="ja-JP"/>
+        </w:rPr>
+      </w:pPr>
+    </w:p>
+    <w:p>
+      <w:pPr>
+        <w:spacing w:after="40"/>
+        <w:jc w:val="center"/>
+        <w:rPr>
+          <w:rFonts w:ascii="BIZ UDPゴシック" w:eastAsia="BIZ UDPゴシック" w:hAnsi="BIZ UDPゴシック"/>
+          <w:i/>
+          <w:sz w:val="16"/>
+          <w:lang w:eastAsia="ja-JP"/>
+        </w:rPr>
+      </w:pPr>
+    </w:p>
+    <w:p>
+      <w:pPr>
+        <w:spacing w:after="40"/>
+        <w:jc w:val="center"/>
+        <w:rPr>
+          <w:rFonts w:ascii="BIZ UDPゴシック" w:eastAsia="BIZ UDPゴシック" w:hAnsi="BIZ UDPゴシック"/>
+          <w:i/>
+          <w:sz w:val="16"/>
+          <w:lang w:eastAsia="ja-JP"/>
+        </w:rPr>
+      </w:pPr>
+    </w:p>
+    <w:p>
+      <w:pPr>
+        <w:spacing w:after="40"/>
+        <w:jc w:val="center"/>
+        <w:rPr>
+          <w:rFonts w:ascii="BIZ UDPゴシック" w:eastAsia="BIZ UDPゴシック" w:hAnsi="BIZ UDPゴシック"/>
+          <w:i/>
+          <w:sz w:val="16"/>
+          <w:lang w:eastAsia="ja-JP"/>
+        </w:rPr>
+      </w:pPr>
+    </w:p>
+    <w:p>
+      <w:pPr>
+        <w:spacing w:after="40"/>
+        <w:jc w:val="center"/>
+        <w:rPr>
+          <w:rFonts w:ascii="BIZ UDPゴシック" w:eastAsia="BIZ UDPゴシック" w:hAnsi="BIZ UDPゴシック"/>
+          <w:i/>
+          <w:sz w:val="16"/>
+          <w:lang w:eastAsia="ja-JP"/>
+        </w:rPr>
+      </w:pPr>
+    </w:p>
+    <w:p>
+      <w:pPr>
+        <w:spacing w:after="40"/>
+        <w:jc w:val="center"/>
+        <w:rPr>
+          <w:rFonts w:ascii="BIZ UDPゴシック" w:eastAsia="BIZ UDPゴシック" w:hAnsi="BIZ UDPゴシック"/>
+          <w:i/>
+          <w:sz w:val="16"/>
+          <w:lang w:eastAsia="ja-JP"/>
         </w:rPr>
       </w:pPr>
       <w:r>
@@ -2260,9 +2480,17 @@
           <w:noProof/>
         </w:rPr>
         <w:drawing>
-          <wp:inline distT="0" distB="0" distL="0" distR="0" wp14:anchorId="527BA9C9" wp14:editId="6D2D6E91">
-            <wp:extent cx="6263999" cy="2686558"/>
+          <wp:anchor distT="0" distB="0" distL="114300" distR="114300" simplePos="0" relativeHeight="251683840" behindDoc="0" locked="0" layoutInCell="1" allowOverlap="1" wp14:anchorId="527BA9C9" wp14:editId="1F2910AC">
+            <wp:simplePos x="0" y="0"/>
+            <wp:positionH relativeFrom="column">
+              <wp:posOffset>2730548</wp:posOffset>
+            </wp:positionH>
+            <wp:positionV relativeFrom="paragraph">
+              <wp:posOffset>137298</wp:posOffset>
+            </wp:positionV>
+            <wp:extent cx="3874884" cy="1661894"/>
             <wp:effectExtent l="0" t="0" r="0" b="0"/>
+            <wp:wrapNone/>
             <wp:docPr id="17" name="Picture 17"/>
             <wp:cNvGraphicFramePr>
               <a:graphicFrameLocks xmlns:a="http://schemas.openxmlformats.org/drawingml/2006/main" noChangeAspect="1"/>
@@ -2283,7 +2511,7 @@
                   <pic:spPr>
                     <a:xfrm>
                       <a:off x="0" y="0"/>
-                      <a:ext cx="6263999" cy="2686558"/>
+                      <a:ext cx="3874884" cy="1661894"/>
                     </a:xfrm>
                     <a:prstGeom prst="rect">
                       <a:avLst/>
@@ -2292,7 +2520,13 @@
                 </pic:pic>
               </a:graphicData>
             </a:graphic>
-          </wp:inline>
+            <wp14:sizeRelH relativeFrom="margin">
+              <wp14:pctWidth>0</wp14:pctWidth>
+            </wp14:sizeRelH>
+            <wp14:sizeRelV relativeFrom="margin">
+              <wp14:pctHeight>0</wp14:pctHeight>
+            </wp14:sizeRelV>
+          </wp:anchor>
         </w:drawing>
       </w:r>
     </w:p>
@@ -2302,23 +2536,163 @@
         <w:jc w:val="center"/>
         <w:rPr>
           <w:rFonts w:ascii="BIZ UDPゴシック" w:eastAsia="BIZ UDPゴシック" w:hAnsi="BIZ UDPゴシック"/>
-        </w:rPr>
-      </w:pPr>
-      <w:r>
-        <w:rPr>
-          <w:rFonts w:ascii="BIZ UDPゴシック" w:eastAsia="BIZ UDPゴシック" w:hAnsi="BIZ UDPゴシック"/>
           <w:i/>
           <w:sz w:val="16"/>
-        </w:rPr>
-        <w:t>配台不要のマーキング</w:t>
-      </w:r>
+          <w:lang w:eastAsia="ja-JP"/>
+        </w:rPr>
+      </w:pPr>
     </w:p>
     <w:p>
       <w:pPr>
+        <w:spacing w:after="40"/>
+        <w:jc w:val="center"/>
+        <w:rPr>
+          <w:rFonts w:ascii="BIZ UDPゴシック" w:eastAsia="BIZ UDPゴシック" w:hAnsi="BIZ UDPゴシック"/>
+          <w:i/>
+          <w:sz w:val="16"/>
+          <w:lang w:eastAsia="ja-JP"/>
+        </w:rPr>
+      </w:pPr>
+    </w:p>
+    <w:p>
+      <w:pPr>
+        <w:spacing w:after="40"/>
+        <w:jc w:val="center"/>
+        <w:rPr>
+          <w:rFonts w:ascii="BIZ UDPゴシック" w:eastAsia="BIZ UDPゴシック" w:hAnsi="BIZ UDPゴシック"/>
+          <w:i/>
+          <w:sz w:val="16"/>
+          <w:lang w:eastAsia="ja-JP"/>
+        </w:rPr>
+      </w:pPr>
+    </w:p>
+    <w:p>
+      <w:pPr>
+        <w:spacing w:after="40"/>
+        <w:jc w:val="center"/>
+        <w:rPr>
+          <w:rFonts w:ascii="BIZ UDPゴシック" w:eastAsia="BIZ UDPゴシック" w:hAnsi="BIZ UDPゴシック"/>
+          <w:i/>
+          <w:sz w:val="16"/>
+          <w:lang w:eastAsia="ja-JP"/>
+        </w:rPr>
+      </w:pPr>
+    </w:p>
+    <w:p>
+      <w:pPr>
+        <w:spacing w:after="40"/>
+        <w:jc w:val="center"/>
+        <w:rPr>
+          <w:rFonts w:ascii="BIZ UDPゴシック" w:eastAsia="BIZ UDPゴシック" w:hAnsi="BIZ UDPゴシック"/>
+          <w:i/>
+          <w:sz w:val="16"/>
+          <w:lang w:eastAsia="ja-JP"/>
+        </w:rPr>
+      </w:pPr>
+    </w:p>
+    <w:p>
+      <w:pPr>
+        <w:spacing w:after="40"/>
+        <w:jc w:val="center"/>
+        <w:rPr>
+          <w:rFonts w:ascii="BIZ UDPゴシック" w:eastAsia="BIZ UDPゴシック" w:hAnsi="BIZ UDPゴシック"/>
+          <w:i/>
+          <w:sz w:val="16"/>
+          <w:lang w:eastAsia="ja-JP"/>
+        </w:rPr>
+      </w:pPr>
+    </w:p>
+    <w:p>
+      <w:pPr>
+        <w:spacing w:after="40"/>
+        <w:jc w:val="center"/>
+        <w:rPr>
+          <w:rFonts w:ascii="BIZ UDPゴシック" w:eastAsia="BIZ UDPゴシック" w:hAnsi="BIZ UDPゴシック"/>
+          <w:i/>
+          <w:sz w:val="16"/>
+          <w:lang w:eastAsia="ja-JP"/>
+        </w:rPr>
+      </w:pPr>
+    </w:p>
+    <w:p>
+      <w:pPr>
+        <w:spacing w:after="40"/>
+        <w:jc w:val="center"/>
+        <w:rPr>
+          <w:rFonts w:ascii="BIZ UDPゴシック" w:eastAsia="BIZ UDPゴシック" w:hAnsi="BIZ UDPゴシック"/>
+          <w:i/>
+          <w:sz w:val="16"/>
+          <w:lang w:eastAsia="ja-JP"/>
+        </w:rPr>
+      </w:pPr>
+    </w:p>
+    <w:p>
+      <w:pPr>
+        <w:spacing w:after="40"/>
+        <w:jc w:val="center"/>
+        <w:rPr>
+          <w:rFonts w:ascii="BIZ UDPゴシック" w:eastAsia="BIZ UDPゴシック" w:hAnsi="BIZ UDPゴシック"/>
+          <w:i/>
+          <w:sz w:val="16"/>
+          <w:lang w:eastAsia="ja-JP"/>
+        </w:rPr>
+      </w:pPr>
+    </w:p>
+    <w:p>
+      <w:pPr>
+        <w:spacing w:after="40"/>
+        <w:jc w:val="center"/>
+        <w:rPr>
+          <w:rFonts w:ascii="BIZ UDPゴシック" w:eastAsia="BIZ UDPゴシック" w:hAnsi="BIZ UDPゴシック" w:hint="eastAsia"/>
+          <w:lang w:eastAsia="ja-JP"/>
+        </w:rPr>
+      </w:pPr>
+    </w:p>
+    <w:p>
+      <w:pPr>
         <w:spacing w:before="40" w:after="0"/>
         <w:jc w:val="center"/>
         <w:rPr>
           <w:rFonts w:ascii="BIZ UDPゴシック" w:eastAsia="BIZ UDPゴシック" w:hAnsi="BIZ UDPゴシック"/>
+          <w:lang w:eastAsia="ja-JP"/>
+        </w:rPr>
+      </w:pPr>
+    </w:p>
+    <w:p>
+      <w:pPr>
+        <w:spacing w:after="40"/>
+        <w:jc w:val="right"/>
+        <w:rPr>
+          <w:rFonts w:ascii="BIZ UDPゴシック" w:eastAsia="BIZ UDPゴシック" w:hAnsi="BIZ UDPゴシック"/>
+          <w:lang w:eastAsia="ja-JP"/>
+        </w:rPr>
+      </w:pPr>
+      <w:r>
+        <w:rPr>
+          <w:rFonts w:ascii="BIZ UDPゴシック" w:eastAsia="BIZ UDPゴシック" w:hAnsi="BIZ UDPゴシック"/>
+          <w:i/>
+          <w:sz w:val="16"/>
+          <w:lang w:eastAsia="ja-JP"/>
+        </w:rPr>
+        <w:t>配台不要のマーキング</w:t>
+      </w:r>
+    </w:p>
+    <w:p>
+      <w:pPr>
+        <w:spacing w:before="40" w:after="0"/>
+        <w:jc w:val="center"/>
+        <w:rPr>
+          <w:rFonts w:ascii="BIZ UDPゴシック" w:eastAsia="BIZ UDPゴシック" w:hAnsi="BIZ UDPゴシック"/>
+          <w:lang w:eastAsia="ja-JP"/>
+        </w:rPr>
+      </w:pPr>
+    </w:p>
+    <w:p>
+      <w:pPr>
+        <w:spacing w:before="40" w:after="0"/>
+        <w:jc w:val="center"/>
+        <w:rPr>
+          <w:rFonts w:ascii="BIZ UDPゴシック" w:eastAsia="BIZ UDPゴシック" w:hAnsi="BIZ UDPゴシック"/>
         </w:rPr>
       </w:pPr>
       <w:r>
@@ -2326,10 +2700,19 @@
           <w:rFonts w:ascii="BIZ UDPゴシック" w:eastAsia="BIZ UDPゴシック" w:hAnsi="BIZ UDPゴシック"/>
           <w:noProof/>
         </w:rPr>
+        <w:lastRenderedPageBreak/>
         <w:drawing>
-          <wp:inline distT="0" distB="0" distL="0" distR="0" wp14:anchorId="02F795C2" wp14:editId="6F38E84C">
-            <wp:extent cx="6263999" cy="3768283"/>
-            <wp:effectExtent l="0" t="0" r="0" b="0"/>
+          <wp:anchor distT="0" distB="0" distL="114300" distR="114300" simplePos="0" relativeHeight="251698176" behindDoc="0" locked="0" layoutInCell="1" allowOverlap="1" wp14:anchorId="02F795C2" wp14:editId="1CCCD064">
+            <wp:simplePos x="0" y="0"/>
+            <wp:positionH relativeFrom="column">
+              <wp:posOffset>2519359</wp:posOffset>
+            </wp:positionH>
+            <wp:positionV relativeFrom="paragraph">
+              <wp:posOffset>1322353</wp:posOffset>
+            </wp:positionV>
+            <wp:extent cx="4543962" cy="2733908"/>
+            <wp:effectExtent l="0" t="0" r="9525" b="0"/>
+            <wp:wrapNone/>
             <wp:docPr id="18" name="Picture 18"/>
             <wp:cNvGraphicFramePr>
               <a:graphicFrameLocks xmlns:a="http://schemas.openxmlformats.org/drawingml/2006/main" noChangeAspect="1"/>
@@ -2350,7 +2733,7 @@
                   <pic:spPr>
                     <a:xfrm>
                       <a:off x="0" y="0"/>
-                      <a:ext cx="6263999" cy="3768283"/>
+                      <a:ext cx="4543962" cy="2733908"/>
                     </a:xfrm>
                     <a:prstGeom prst="rect">
                       <a:avLst/>
@@ -2359,28 +2742,32 @@
                 </pic:pic>
               </a:graphicData>
             </a:graphic>
-          </wp:inline>
+            <wp14:sizeRelH relativeFrom="margin">
+              <wp14:pctWidth>0</wp14:pctWidth>
+            </wp14:sizeRelH>
+            <wp14:sizeRelV relativeFrom="margin">
+              <wp14:pctHeight>0</wp14:pctHeight>
+            </wp14:sizeRelV>
+          </wp:anchor>
         </w:drawing>
       </w:r>
-    </w:p>
-    <w:p>
-      <w:pPr>
-        <w:spacing w:before="40" w:after="0"/>
-        <w:jc w:val="center"/>
-        <w:rPr>
-          <w:rFonts w:ascii="BIZ UDPゴシック" w:eastAsia="BIZ UDPゴシック" w:hAnsi="BIZ UDPゴシック"/>
-        </w:rPr>
-      </w:pPr>
       <w:r>
         <w:rPr>
           <w:rFonts w:ascii="BIZ UDPゴシック" w:eastAsia="BIZ UDPゴシック" w:hAnsi="BIZ UDPゴシック"/>
           <w:noProof/>
         </w:rPr>
-        <w:lastRenderedPageBreak/>
         <w:drawing>
-          <wp:inline distT="0" distB="0" distL="0" distR="0" wp14:anchorId="7534ADFC" wp14:editId="01038F91">
-            <wp:extent cx="6263999" cy="7573962"/>
-            <wp:effectExtent l="0" t="0" r="0" b="0"/>
+          <wp:anchor distT="0" distB="0" distL="114300" distR="114300" simplePos="0" relativeHeight="251689984" behindDoc="0" locked="0" layoutInCell="1" allowOverlap="1" wp14:anchorId="7534ADFC" wp14:editId="1E6585EF">
+            <wp:simplePos x="0" y="0"/>
+            <wp:positionH relativeFrom="column">
+              <wp:posOffset>110503</wp:posOffset>
+            </wp:positionH>
+            <wp:positionV relativeFrom="paragraph">
+              <wp:posOffset>2540</wp:posOffset>
+            </wp:positionV>
+            <wp:extent cx="4316730" cy="5219700"/>
+            <wp:effectExtent l="0" t="0" r="7620" b="0"/>
+            <wp:wrapTopAndBottom/>
             <wp:docPr id="19" name="Picture 19"/>
             <wp:cNvGraphicFramePr>
               <a:graphicFrameLocks xmlns:a="http://schemas.openxmlformats.org/drawingml/2006/main" noChangeAspect="1"/>
@@ -2401,7 +2788,7 @@
                   <pic:spPr>
                     <a:xfrm>
                       <a:off x="0" y="0"/>
-                      <a:ext cx="6263999" cy="7573962"/>
+                      <a:ext cx="4316730" cy="5219700"/>
                     </a:xfrm>
                     <a:prstGeom prst="rect">
                       <a:avLst/>
@@ -2410,31 +2797,14 @@
                 </pic:pic>
               </a:graphicData>
             </a:graphic>
-          </wp:inline>
+          </wp:anchor>
         </w:drawing>
       </w:r>
     </w:p>
     <w:p>
       <w:pPr>
         <w:spacing w:after="40"/>
-        <w:jc w:val="center"/>
-        <w:rPr>
-          <w:rFonts w:ascii="BIZ UDPゴシック" w:eastAsia="BIZ UDPゴシック" w:hAnsi="BIZ UDPゴシック"/>
-        </w:rPr>
-      </w:pPr>
-      <w:r>
-        <w:rPr>
-          <w:rFonts w:ascii="BIZ UDPゴシック" w:eastAsia="BIZ UDPゴシック" w:hAnsi="BIZ UDPゴシック"/>
-          <w:i/>
-          <w:sz w:val="16"/>
-        </w:rPr>
-        <w:t>加工速度_上書き</w:t>
-      </w:r>
-    </w:p>
-    <w:p>
-      <w:pPr>
-        <w:spacing w:before="40" w:after="0"/>
-        <w:jc w:val="center"/>
+        <w:ind w:firstLineChars="200" w:firstLine="380"/>
         <w:rPr>
           <w:rFonts w:ascii="BIZ UDPゴシック" w:eastAsia="BIZ UDPゴシック" w:hAnsi="BIZ UDPゴシック"/>
         </w:rPr>
@@ -2444,11 +2814,18 @@
           <w:rFonts w:ascii="BIZ UDPゴシック" w:eastAsia="BIZ UDPゴシック" w:hAnsi="BIZ UDPゴシック"/>
           <w:noProof/>
         </w:rPr>
-        <w:lastRenderedPageBreak/>
         <w:drawing>
-          <wp:inline distT="0" distB="0" distL="0" distR="0" wp14:anchorId="00A75A43" wp14:editId="2F3E72BE">
-            <wp:extent cx="6263999" cy="5011199"/>
-            <wp:effectExtent l="0" t="0" r="0" b="0"/>
+          <wp:anchor distT="0" distB="0" distL="114300" distR="114300" simplePos="0" relativeHeight="251700224" behindDoc="0" locked="0" layoutInCell="1" allowOverlap="1" wp14:anchorId="00A75A43" wp14:editId="286B28F6">
+            <wp:simplePos x="0" y="0"/>
+            <wp:positionH relativeFrom="column">
+              <wp:posOffset>173990</wp:posOffset>
+            </wp:positionH>
+            <wp:positionV relativeFrom="paragraph">
+              <wp:posOffset>311150</wp:posOffset>
+            </wp:positionV>
+            <wp:extent cx="3218180" cy="2574290"/>
+            <wp:effectExtent l="0" t="0" r="1270" b="0"/>
+            <wp:wrapTopAndBottom/>
             <wp:docPr id="20" name="Picture 20"/>
             <wp:cNvGraphicFramePr>
               <a:graphicFrameLocks xmlns:a="http://schemas.openxmlformats.org/drawingml/2006/main" noChangeAspect="1"/>
@@ -2469,7 +2846,7 @@
                   <pic:spPr>
                     <a:xfrm>
                       <a:off x="0" y="0"/>
-                      <a:ext cx="6263999" cy="5011199"/>
+                      <a:ext cx="3218180" cy="2574290"/>
                     </a:xfrm>
                     <a:prstGeom prst="rect">
                       <a:avLst/>
@@ -2478,12 +2855,70 @@
                 </pic:pic>
               </a:graphicData>
             </a:graphic>
-          </wp:inline>
+          </wp:anchor>
         </w:drawing>
+      </w:r>
+      <w:r>
+        <w:rPr>
+          <w:rFonts w:ascii="BIZ UDPゴシック" w:eastAsia="BIZ UDPゴシック" w:hAnsi="BIZ UDPゴシック"/>
+          <w:i/>
+          <w:sz w:val="16"/>
+        </w:rPr>
+        <w:t>加工速度_上書き</w:t>
       </w:r>
     </w:p>
     <w:p>
       <w:pPr>
+        <w:spacing w:before="40" w:after="0"/>
+        <w:jc w:val="center"/>
+        <w:rPr>
+          <w:rFonts w:ascii="BIZ UDPゴシック" w:eastAsia="BIZ UDPゴシック" w:hAnsi="BIZ UDPゴシック"/>
+        </w:rPr>
+      </w:pPr>
+    </w:p>
+    <w:p>
+      <w:pPr>
+        <w:spacing w:after="40"/>
+        <w:ind w:firstLineChars="200" w:firstLine="320"/>
+        <w:rPr>
+          <w:rFonts w:ascii="BIZ UDPゴシック" w:eastAsia="BIZ UDPゴシック" w:hAnsi="BIZ UDPゴシック"/>
+          <w:i/>
+          <w:sz w:val="16"/>
+          <w:lang w:eastAsia="ja-JP"/>
+        </w:rPr>
+      </w:pPr>
+      <w:r>
+        <w:rPr>
+          <w:rFonts w:ascii="BIZ UDPゴシック" w:eastAsia="BIZ UDPゴシック" w:hAnsi="BIZ UDPゴシック"/>
+          <w:i/>
+          <w:sz w:val="16"/>
+          <w:lang w:eastAsia="ja-JP"/>
+        </w:rPr>
+        <w:t>原反投入日_上書き</w:t>
+      </w:r>
+    </w:p>
+    <w:p>
+      <w:pPr>
+        <w:spacing w:after="200" w:line="276" w:lineRule="auto"/>
+        <w:rPr>
+          <w:rFonts w:ascii="BIZ UDPゴシック" w:eastAsia="BIZ UDPゴシック" w:hAnsi="BIZ UDPゴシック"/>
+          <w:i/>
+          <w:sz w:val="16"/>
+          <w:lang w:eastAsia="ja-JP"/>
+        </w:rPr>
+      </w:pPr>
+      <w:r>
+        <w:rPr>
+          <w:rFonts w:ascii="BIZ UDPゴシック" w:eastAsia="BIZ UDPゴシック" w:hAnsi="BIZ UDPゴシック"/>
+          <w:i/>
+          <w:sz w:val="16"/>
+          <w:lang w:eastAsia="ja-JP"/>
+        </w:rPr>
+        <w:br w:type="page"/>
+      </w:r>
+    </w:p>
+    <w:p>
+      <w:pPr>
         <w:spacing w:after="40"/>
         <w:jc w:val="center"/>
         <w:rPr>
@@ -2491,15 +2926,6 @@
           <w:lang w:eastAsia="ja-JP"/>
         </w:rPr>
       </w:pPr>
-      <w:r>
-        <w:rPr>
-          <w:rFonts w:ascii="BIZ UDPゴシック" w:eastAsia="BIZ UDPゴシック" w:hAnsi="BIZ UDPゴシック"/>
-          <w:i/>
-          <w:sz w:val="16"/>
-          <w:lang w:eastAsia="ja-JP"/>
-        </w:rPr>
-        <w:t>原反投入日_上書き</w:t>
-      </w:r>
     </w:p>
     <w:p>
       <w:pPr>
@@ -2592,6 +3018,81 @@
           <w:rFonts w:ascii="BIZ UDPゴシック" w:eastAsia="BIZ UDPゴシック" w:hAnsi="BIZ UDPゴシック"/>
         </w:rPr>
       </w:pPr>
+      <w:r>
+        <w:rPr>
+          <w:rFonts w:ascii="BIZ UDPゴシック" w:eastAsia="BIZ UDPゴシック" w:hAnsi="BIZ UDPゴシック"/>
+          <w:noProof/>
+        </w:rPr>
+        <mc:AlternateContent>
+          <mc:Choice Requires="wps">
+            <w:drawing>
+              <wp:anchor distT="0" distB="0" distL="114300" distR="114300" simplePos="0" relativeHeight="251702272" behindDoc="0" locked="0" layoutInCell="1" allowOverlap="1" wp14:anchorId="5A6DE5EE" wp14:editId="1603B060">
+                <wp:simplePos x="0" y="0"/>
+                <wp:positionH relativeFrom="column">
+                  <wp:posOffset>5896245</wp:posOffset>
+                </wp:positionH>
+                <wp:positionV relativeFrom="paragraph">
+                  <wp:posOffset>143906</wp:posOffset>
+                </wp:positionV>
+                <wp:extent cx="778598" cy="552261"/>
+                <wp:effectExtent l="76200" t="38100" r="78740" b="95885"/>
+                <wp:wrapNone/>
+                <wp:docPr id="757158061" name="楕円 1"/>
+                <wp:cNvGraphicFramePr/>
+                <a:graphic xmlns:a="http://schemas.openxmlformats.org/drawingml/2006/main">
+                  <a:graphicData uri="http://schemas.microsoft.com/office/word/2010/wordprocessingShape">
+                    <wps:wsp>
+                      <wps:cNvSpPr/>
+                      <wps:spPr>
+                        <a:xfrm>
+                          <a:off x="0" y="0"/>
+                          <a:ext cx="778598" cy="552261"/>
+                        </a:xfrm>
+                        <a:prstGeom prst="ellipse">
+                          <a:avLst/>
+                        </a:prstGeom>
+                        <a:noFill/>
+                        <a:ln w="38100">
+                          <a:solidFill>
+                            <a:srgbClr val="EE0000"/>
+                          </a:solidFill>
+                        </a:ln>
+                      </wps:spPr>
+                      <wps:style>
+                        <a:lnRef idx="1">
+                          <a:schemeClr val="accent1"/>
+                        </a:lnRef>
+                        <a:fillRef idx="3">
+                          <a:schemeClr val="accent1"/>
+                        </a:fillRef>
+                        <a:effectRef idx="2">
+                          <a:schemeClr val="accent1"/>
+                        </a:effectRef>
+                        <a:fontRef idx="minor">
+                          <a:schemeClr val="lt1"/>
+                        </a:fontRef>
+                      </wps:style>
+                      <wps:bodyPr rot="0" spcFirstLastPara="0" vertOverflow="overflow" horzOverflow="overflow" vert="horz" wrap="square" lIns="91440" tIns="45720" rIns="91440" bIns="45720" numCol="1" spcCol="0" rtlCol="0" fromWordArt="0" anchor="ctr" anchorCtr="0" forceAA="0" compatLnSpc="1">
+                        <a:prstTxWarp prst="textNoShape">
+                          <a:avLst/>
+                        </a:prstTxWarp>
+                        <a:noAutofit/>
+                      </wps:bodyPr>
+                    </wps:wsp>
+                  </a:graphicData>
+                </a:graphic>
+              </wp:anchor>
+            </w:drawing>
+          </mc:Choice>
+          <mc:Fallback>
+            <w:pict>
+              <v:oval w14:anchorId="3B020B8F" id="楕円 1" o:spid="_x0000_s1026" style="position:absolute;margin-left:464.25pt;margin-top:11.35pt;width:61.3pt;height:43.5pt;z-index:251702272;visibility:visible;mso-wrap-style:square;mso-wrap-distance-left:9pt;mso-wrap-distance-top:0;mso-wrap-distance-right:9pt;mso-wrap-distance-bottom:0;mso-position-horizontal:absolute;mso-position-horizontal-relative:text;mso-position-vertical:absolute;mso-position-vertical-relative:text;v-text-anchor:middle" o:gfxdata="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" filled="f" strokecolor="#e00" strokeweight="3pt">
+                <v:shadow on="t" color="black" opacity="22937f" origin=",.5" offset="0,.63889mm"/>
+              </v:oval>
+            </w:pict>
+          </mc:Fallback>
+        </mc:AlternateContent>
+      </w:r>
       <w:r>
         <w:rPr>
           <w:rFonts w:ascii="BIZ UDPゴシック" w:eastAsia="BIZ UDPゴシック" w:hAnsi="BIZ UDPゴシック"/>
@@ -2664,6 +3165,87 @@
           <w:rFonts w:ascii="BIZ UDPゴシック" w:eastAsia="BIZ UDPゴシック" w:hAnsi="BIZ UDPゴシック"/>
           <w:noProof/>
         </w:rPr>
+        <mc:AlternateContent>
+          <mc:Choice Requires="wps">
+            <w:drawing>
+              <wp:anchor distT="0" distB="0" distL="114300" distR="114300" simplePos="0" relativeHeight="251703296" behindDoc="0" locked="0" layoutInCell="1" allowOverlap="1" wp14:anchorId="5DF97CCC" wp14:editId="2E257765">
+                <wp:simplePos x="0" y="0"/>
+                <wp:positionH relativeFrom="column">
+                  <wp:posOffset>2631151</wp:posOffset>
+                </wp:positionH>
+                <wp:positionV relativeFrom="paragraph">
+                  <wp:posOffset>226990</wp:posOffset>
+                </wp:positionV>
+                <wp:extent cx="3590453" cy="605973"/>
+                <wp:effectExtent l="76200" t="38100" r="67310" b="99060"/>
+                <wp:wrapNone/>
+                <wp:docPr id="966715492" name="楕円 1"/>
+                <wp:cNvGraphicFramePr/>
+                <a:graphic xmlns:a="http://schemas.openxmlformats.org/drawingml/2006/main">
+                  <a:graphicData uri="http://schemas.microsoft.com/office/word/2010/wordprocessingShape">
+                    <wps:wsp>
+                      <wps:cNvSpPr/>
+                      <wps:spPr>
+                        <a:xfrm>
+                          <a:off x="0" y="0"/>
+                          <a:ext cx="3590453" cy="605973"/>
+                        </a:xfrm>
+                        <a:prstGeom prst="ellipse">
+                          <a:avLst/>
+                        </a:prstGeom>
+                        <a:noFill/>
+                        <a:ln w="38100">
+                          <a:solidFill>
+                            <a:srgbClr val="EE0000"/>
+                          </a:solidFill>
+                        </a:ln>
+                      </wps:spPr>
+                      <wps:style>
+                        <a:lnRef idx="1">
+                          <a:schemeClr val="accent1"/>
+                        </a:lnRef>
+                        <a:fillRef idx="3">
+                          <a:schemeClr val="accent1"/>
+                        </a:fillRef>
+                        <a:effectRef idx="2">
+                          <a:schemeClr val="accent1"/>
+                        </a:effectRef>
+                        <a:fontRef idx="minor">
+                          <a:schemeClr val="lt1"/>
+                        </a:fontRef>
+                      </wps:style>
+                      <wps:bodyPr rot="0" spcFirstLastPara="0" vertOverflow="overflow" horzOverflow="overflow" vert="horz" wrap="square" lIns="91440" tIns="45720" rIns="91440" bIns="45720" numCol="1" spcCol="0" rtlCol="0" fromWordArt="0" anchor="ctr" anchorCtr="0" forceAA="0" compatLnSpc="1">
+                        <a:prstTxWarp prst="textNoShape">
+                          <a:avLst/>
+                        </a:prstTxWarp>
+                        <a:noAutofit/>
+                      </wps:bodyPr>
+                    </wps:wsp>
+                  </a:graphicData>
+                </a:graphic>
+                <wp14:sizeRelH relativeFrom="margin">
+                  <wp14:pctWidth>0</wp14:pctWidth>
+                </wp14:sizeRelH>
+                <wp14:sizeRelV relativeFrom="margin">
+                  <wp14:pctHeight>0</wp14:pctHeight>
+                </wp14:sizeRelV>
+              </wp:anchor>
+            </w:drawing>
+          </mc:Choice>
+          <mc:Fallback>
+            <w:pict>
+              <v:oval w14:anchorId="7C8D4727" id="楕円 1" o:spid="_x0000_s1026" style="position:absolute;margin-left:207.2pt;margin-top:17.85pt;width:282.7pt;height:47.7pt;z-index:251703296;visibility:visible;mso-wrap-style:square;mso-width-percent:0;mso-height-percent:0;mso-wrap-distance-left:9pt;mso-wrap-distance-top:0;mso-wrap-distance-right:9pt;mso-wrap-distance-bottom:0;mso-position-horizontal:absolute;mso-position-horizontal-relative:text;mso-position-vertical:absolute;mso-position-vertical-relative:text;mso-width-percent:0;mso-height-percent:0;mso-width-relative:margin;mso-height-relative:margin;v-text-anchor:middle" o:gfxdata="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" filled="f" strokecolor="#e00" strokeweight="3pt">
+                <v:shadow on="t" color="black" opacity="22937f" origin=",.5" offset="0,.63889mm"/>
+              </v:oval>
+            </w:pict>
+          </mc:Fallback>
+        </mc:AlternateContent>
+      </w:r>
+      <w:r>
+        <w:rPr>
+          <w:rFonts w:ascii="BIZ UDPゴシック" w:eastAsia="BIZ UDPゴシック" w:hAnsi="BIZ UDPゴシック"/>
+          <w:noProof/>
+        </w:rPr>
         <w:drawing>
           <wp:inline distT="0" distB="0" distL="0" distR="0" wp14:anchorId="1B69F083" wp14:editId="4A3C995F">
             <wp:extent cx="6263999" cy="998165"/>
@@ -2731,7 +3313,6 @@
           <w:rFonts w:ascii="BIZ UDPゴシック" w:eastAsia="BIZ UDPゴシック" w:hAnsi="BIZ UDPゴシック"/>
           <w:noProof/>
         </w:rPr>
-        <w:lastRenderedPageBreak/>
         <w:drawing>
           <wp:inline distT="0" distB="0" distL="0" distR="0" wp14:anchorId="11D4ABCE" wp14:editId="26CFAC98">
             <wp:extent cx="6263999" cy="3842467"/>
@@ -2815,6 +3396,7 @@
           <w:rFonts w:ascii="BIZ UDPゴシック" w:eastAsia="BIZ UDPゴシック" w:hAnsi="BIZ UDPゴシック"/>
           <w:noProof/>
         </w:rPr>
+        <w:lastRenderedPageBreak/>
         <w:drawing>
           <wp:inline distT="0" distB="0" distL="0" distR="0" wp14:anchorId="081D03E3" wp14:editId="5C2AC593">
             <wp:extent cx="6263999" cy="2148815"/>
@@ -2980,7 +3562,6 @@
           <w:rFonts w:ascii="BIZ UDPゴシック" w:eastAsia="BIZ UDPゴシック" w:hAnsi="BIZ UDPゴシック"/>
           <w:noProof/>
         </w:rPr>
-        <w:lastRenderedPageBreak/>
         <w:drawing>
           <wp:inline distT="0" distB="0" distL="0" distR="0" wp14:anchorId="6FEA7563" wp14:editId="10A640C4">
             <wp:extent cx="6263999" cy="2431175"/>
@@ -3021,26 +3602,12 @@
     <w:p>
       <w:pPr>
         <w:spacing w:after="40"/>
-        <w:jc w:val="center"/>
-        <w:rPr>
-          <w:rFonts w:ascii="BIZ UDPゴシック" w:eastAsia="BIZ UDPゴシック" w:hAnsi="BIZ UDPゴシック"/>
-        </w:rPr>
-      </w:pPr>
-      <w:r>
+        <w:ind w:firstLineChars="300" w:firstLine="570"/>
         <w:rPr>
           <w:rFonts w:ascii="BIZ UDPゴシック" w:eastAsia="BIZ UDPゴシック" w:hAnsi="BIZ UDPゴシック"/>
           <w:i/>
           <w:sz w:val="16"/>
-        </w:rPr>
-        <w:t>納期管理ビュー</w:t>
-      </w:r>
-    </w:p>
-    <w:p>
-      <w:pPr>
-        <w:spacing w:before="40" w:after="0"/>
-        <w:jc w:val="center"/>
-        <w:rPr>
-          <w:rFonts w:ascii="BIZ UDPゴシック" w:eastAsia="BIZ UDPゴシック" w:hAnsi="BIZ UDPゴシック"/>
+          <w:lang w:eastAsia="ja-JP"/>
         </w:rPr>
       </w:pPr>
       <w:r>
@@ -3049,9 +3616,17 @@
           <w:noProof/>
         </w:rPr>
         <w:drawing>
-          <wp:inline distT="0" distB="0" distL="0" distR="0" wp14:anchorId="550F64F6" wp14:editId="4AA10F54">
-            <wp:extent cx="6263999" cy="4217507"/>
-            <wp:effectExtent l="0" t="0" r="0" b="0"/>
+          <wp:anchor distT="0" distB="0" distL="114300" distR="114300" simplePos="0" relativeHeight="251705344" behindDoc="0" locked="0" layoutInCell="1" allowOverlap="1" wp14:anchorId="550F64F6" wp14:editId="621E06E8">
+            <wp:simplePos x="0" y="0"/>
+            <wp:positionH relativeFrom="column">
+              <wp:posOffset>337185</wp:posOffset>
+            </wp:positionH>
+            <wp:positionV relativeFrom="paragraph">
+              <wp:posOffset>306900</wp:posOffset>
+            </wp:positionV>
+            <wp:extent cx="4060190" cy="2733675"/>
+            <wp:effectExtent l="0" t="0" r="0" b="9525"/>
+            <wp:wrapTopAndBottom/>
             <wp:docPr id="26" name="Picture 26"/>
             <wp:cNvGraphicFramePr>
               <a:graphicFrameLocks xmlns:a="http://schemas.openxmlformats.org/drawingml/2006/main" noChangeAspect="1"/>
@@ -3072,7 +3647,7 @@
                   <pic:spPr>
                     <a:xfrm>
                       <a:off x="0" y="0"/>
-                      <a:ext cx="6263999" cy="4217507"/>
+                      <a:ext cx="4060190" cy="2733675"/>
                     </a:xfrm>
                     <a:prstGeom prst="rect">
                       <a:avLst/>
@@ -3081,42 +3656,69 @@
                 </pic:pic>
               </a:graphicData>
             </a:graphic>
-          </wp:inline>
+            <wp14:sizeRelH relativeFrom="margin">
+              <wp14:pctWidth>0</wp14:pctWidth>
+            </wp14:sizeRelH>
+            <wp14:sizeRelV relativeFrom="margin">
+              <wp14:pctHeight>0</wp14:pctHeight>
+            </wp14:sizeRelV>
+          </wp:anchor>
         </w:drawing>
+      </w:r>
+      <w:r>
+        <w:rPr>
+          <w:rFonts w:ascii="BIZ UDPゴシック" w:eastAsia="BIZ UDPゴシック" w:hAnsi="BIZ UDPゴシック"/>
+          <w:i/>
+          <w:sz w:val="16"/>
+          <w:lang w:eastAsia="ja-JP"/>
+        </w:rPr>
+        <w:t>納期管理ビュー</w:t>
       </w:r>
     </w:p>
     <w:p>
       <w:pPr>
         <w:spacing w:after="40"/>
-        <w:jc w:val="center"/>
-        <w:rPr>
-          <w:rFonts w:ascii="BIZ UDPゴシック" w:eastAsia="BIZ UDPゴシック" w:hAnsi="BIZ UDPゴシック"/>
-          <w:lang w:eastAsia="ja-JP"/>
-        </w:rPr>
-      </w:pPr>
-      <w:r>
+        <w:ind w:firstLineChars="400" w:firstLine="640"/>
         <w:rPr>
           <w:rFonts w:ascii="BIZ UDPゴシック" w:eastAsia="BIZ UDPゴシック" w:hAnsi="BIZ UDPゴシック"/>
           <w:i/>
           <w:sz w:val="16"/>
           <w:lang w:eastAsia="ja-JP"/>
         </w:rPr>
+      </w:pPr>
+      <w:r>
+        <w:rPr>
+          <w:rFonts w:ascii="BIZ UDPゴシック" w:eastAsia="BIZ UDPゴシック" w:hAnsi="BIZ UDPゴシック"/>
+          <w:i/>
+          <w:sz w:val="16"/>
+          <w:lang w:eastAsia="ja-JP"/>
+        </w:rPr>
         <w:t>アラジンとシス配台の比較</w:t>
       </w:r>
     </w:p>
     <w:p>
       <w:pPr>
-        <w:pStyle w:val="21"/>
-        <w:rPr>
-          <w:rFonts w:ascii="BIZ UDPゴシック" w:eastAsia="BIZ UDPゴシック" w:hAnsi="BIZ UDPゴシック"/>
-          <w:lang w:eastAsia="ja-JP"/>
-        </w:rPr>
-      </w:pPr>
-      <w:r>
-        <w:rPr>
-          <w:rFonts w:ascii="BIZ UDPゴシック" w:eastAsia="BIZ UDPゴシック" w:hAnsi="BIZ UDPゴシック"/>
-          <w:lang w:eastAsia="ja-JP"/>
-        </w:rPr>
+        <w:spacing w:after="200" w:line="276" w:lineRule="auto"/>
+        <w:rPr>
+          <w:rFonts w:ascii="BIZ UDPゴシック" w:eastAsia="BIZ UDPゴシック" w:hAnsi="BIZ UDPゴシック"/>
+          <w:lang w:eastAsia="ja-JP"/>
+        </w:rPr>
+      </w:pPr>
+      <w:r>
+        <w:rPr>
+          <w:rFonts w:ascii="BIZ UDPゴシック" w:eastAsia="BIZ UDPゴシック" w:hAnsi="BIZ UDPゴシック"/>
+          <w:i/>
+          <w:sz w:val="16"/>
+          <w:lang w:eastAsia="ja-JP"/>
+        </w:rPr>
+        <w:br w:type="page"/>
+      </w:r>
+      <w:r>
+        <w:rPr>
+          <w:rFonts w:ascii="BIZ UDPゴシック" w:eastAsia="BIZ UDPゴシック" w:hAnsi="BIZ UDPゴシック"/>
+          <w:lang w:eastAsia="ja-JP"/>
+        </w:rPr>
+        <w:lastRenderedPageBreak/>
         <w:t>4.2 設備ガント（グラフィック）</w:t>
       </w:r>
     </w:p>
@@ -3149,7 +3751,6 @@
           <w:rFonts w:ascii="BIZ UDPゴシック" w:eastAsia="BIZ UDPゴシック" w:hAnsi="BIZ UDPゴシック"/>
           <w:noProof/>
         </w:rPr>
-        <w:lastRenderedPageBreak/>
         <w:drawing>
           <wp:inline distT="0" distB="0" distL="0" distR="0" wp14:anchorId="1FD5DAD1" wp14:editId="6A383A79">
             <wp:extent cx="6263999" cy="2153952"/>
@@ -3403,6 +4004,7 @@
           <w:rFonts w:ascii="BIZ UDPゴシック" w:eastAsia="BIZ UDPゴシック" w:hAnsi="BIZ UDPゴシック"/>
           <w:lang w:eastAsia="ja-JP"/>
         </w:rPr>
+        <w:lastRenderedPageBreak/>
         <w:t>4.4 段階3（インタラクティブ配台試行）</w:t>
       </w:r>
     </w:p>
@@ -3454,8 +4056,7 @@
           <w:rFonts w:ascii="BIZ UDPゴシック" w:eastAsia="BIZ UDPゴシック" w:hAnsi="BIZ UDPゴシック"/>
           <w:lang w:eastAsia="ja-JP"/>
         </w:rPr>
-        <w:lastRenderedPageBreak/>
-        <w:t>試行後のセルは（段階3前）と（段階3後）の2行表示。（段階3後）は編集しない。</w:t>
+        <w:t>試行後のセルは（段階3前）と（段階3後）の2行表示。</w:t>
       </w:r>
     </w:p>
     <w:p>
@@ -3482,6 +4083,55 @@
           <w:rFonts w:ascii="BIZ UDPゴシック" w:eastAsia="BIZ UDPゴシック" w:hAnsi="BIZ UDPゴシック"/>
         </w:rPr>
       </w:pPr>
+      <w:r>
+        <w:rPr>
+          <w:rFonts w:ascii="BIZ UDPゴシック" w:eastAsia="BIZ UDPゴシック" w:hAnsi="BIZ UDPゴシック"/>
+          <w:noProof/>
+        </w:rPr>
+        <w:drawing>
+          <wp:anchor distT="0" distB="0" distL="114300" distR="114300" simplePos="0" relativeHeight="251707392" behindDoc="0" locked="0" layoutInCell="1" allowOverlap="1" wp14:anchorId="21A833B4" wp14:editId="7DEDFD16">
+            <wp:simplePos x="0" y="0"/>
+            <wp:positionH relativeFrom="column">
+              <wp:posOffset>282087</wp:posOffset>
+            </wp:positionH>
+            <wp:positionV relativeFrom="paragraph">
+              <wp:posOffset>5051132</wp:posOffset>
+            </wp:positionV>
+            <wp:extent cx="3685735" cy="1178088"/>
+            <wp:effectExtent l="0" t="0" r="0" b="3175"/>
+            <wp:wrapTopAndBottom/>
+            <wp:docPr id="31" name="Picture 31"/>
+            <wp:cNvGraphicFramePr>
+              <a:graphicFrameLocks xmlns:a="http://schemas.openxmlformats.org/drawingml/2006/main" noChangeAspect="1"/>
+            </wp:cNvGraphicFramePr>
+            <a:graphic xmlns:a="http://schemas.openxmlformats.org/drawingml/2006/main">
+              <a:graphicData uri="http://schemas.openxmlformats.org/drawingml/2006/picture">
+                <pic:pic xmlns:pic="http://schemas.openxmlformats.org/drawingml/2006/picture">
+                  <pic:nvPicPr>
+                    <pic:cNvPr id="0" name="image36.png"/>
+                    <pic:cNvPicPr/>
+                  </pic:nvPicPr>
+                  <pic:blipFill>
+                    <a:blip r:embed="rId35"/>
+                    <a:stretch>
+                      <a:fillRect/>
+                    </a:stretch>
+                  </pic:blipFill>
+                  <pic:spPr>
+                    <a:xfrm>
+                      <a:off x="0" y="0"/>
+                      <a:ext cx="3685735" cy="1178088"/>
+                    </a:xfrm>
+                    <a:prstGeom prst="rect">
+                      <a:avLst/>
+                    </a:prstGeom>
+                  </pic:spPr>
+                </pic:pic>
+              </a:graphicData>
+            </a:graphic>
+          </wp:anchor>
+        </w:drawing>
+      </w:r>
       <w:r>
         <w:rPr>
           <w:rFonts w:ascii="BIZ UDPゴシック" w:eastAsia="BIZ UDPゴシック" w:hAnsi="BIZ UDPゴシック"/>
@@ -3503,7 +4153,7 @@
                     <pic:cNvPicPr/>
                   </pic:nvPicPr>
                   <pic:blipFill>
-                    <a:blip r:embed="rId35"/>
+                    <a:blip r:embed="rId36"/>
                     <a:stretch>
                       <a:fillRect/>
                     </a:stretch>
@@ -3530,6 +4180,7 @@
         <w:jc w:val="center"/>
         <w:rPr>
           <w:rFonts w:ascii="BIZ UDPゴシック" w:eastAsia="BIZ UDPゴシック" w:hAnsi="BIZ UDPゴシック"/>
+          <w:lang w:eastAsia="ja-JP"/>
         </w:rPr>
       </w:pPr>
       <w:r>
@@ -3537,6 +4188,7 @@
           <w:rFonts w:ascii="BIZ UDPゴシック" w:eastAsia="BIZ UDPゴシック" w:hAnsi="BIZ UDPゴシック"/>
           <w:i/>
           <w:sz w:val="16"/>
+          <w:lang w:eastAsia="ja-JP"/>
         </w:rPr>
         <w:t>段階3 の操作例</w:t>
       </w:r>
@@ -3547,6 +4199,152 @@
         <w:jc w:val="center"/>
         <w:rPr>
           <w:rFonts w:ascii="BIZ UDPゴシック" w:eastAsia="BIZ UDPゴシック" w:hAnsi="BIZ UDPゴシック"/>
+          <w:lang w:eastAsia="ja-JP"/>
+        </w:rPr>
+      </w:pPr>
+    </w:p>
+    <w:p>
+      <w:pPr>
+        <w:pStyle w:val="21"/>
+        <w:rPr>
+          <w:rFonts w:ascii="BIZ UDPゴシック" w:eastAsia="BIZ UDPゴシック" w:hAnsi="BIZ UDPゴシック"/>
+          <w:lang w:eastAsia="ja-JP"/>
+        </w:rPr>
+      </w:pPr>
+      <w:r>
+        <w:rPr>
+          <w:rFonts w:ascii="BIZ UDPゴシック" w:eastAsia="BIZ UDPゴシック" w:hAnsi="BIZ UDPゴシック"/>
+          <w:lang w:eastAsia="ja-JP"/>
+        </w:rPr>
+        <w:t>4.5 段階3 実行後・アラジン転記</w:t>
+      </w:r>
+    </w:p>
+    <w:p>
+      <w:pPr>
+        <w:pStyle w:val="a"/>
+        <w:rPr>
+          <w:rFonts w:ascii="BIZ UDPゴシック" w:eastAsia="BIZ UDPゴシック" w:hAnsi="BIZ UDPゴシック"/>
+          <w:lang w:eastAsia="ja-JP"/>
+        </w:rPr>
+      </w:pPr>
+      <w:r>
+        <w:rPr>
+          <w:rFonts w:ascii="BIZ UDPゴシック" w:eastAsia="BIZ UDPゴシック" w:hAnsi="BIZ UDPゴシック"/>
+          <w:lang w:eastAsia="ja-JP"/>
+        </w:rPr>
+        <w:t>「保存 (</w:t>
+      </w:r>
+      <w:proofErr w:type="spellStart"/>
+      <w:r>
+        <w:rPr>
+          <w:rFonts w:ascii="BIZ UDPゴシック" w:eastAsia="BIZ UDPゴシック" w:hAnsi="BIZ UDPゴシック"/>
+          <w:lang w:eastAsia="ja-JP"/>
+        </w:rPr>
+        <w:t>JSON+xlsx</w:t>
+      </w:r>
+      <w:proofErr w:type="spellEnd"/>
+      <w:r>
+        <w:rPr>
+          <w:rFonts w:ascii="BIZ UDPゴシック" w:eastAsia="BIZ UDPゴシック" w:hAnsi="BIZ UDPゴシック"/>
+          <w:lang w:eastAsia="ja-JP"/>
+        </w:rPr>
+        <w:t>)」で手修正を確定する（運用では保存を推奨）。</w:t>
+      </w:r>
+    </w:p>
+    <w:p>
+      <w:pPr>
+        <w:pStyle w:val="a"/>
+        <w:rPr>
+          <w:rFonts w:ascii="BIZ UDPゴシック" w:eastAsia="BIZ UDPゴシック" w:hAnsi="BIZ UDPゴシック"/>
+        </w:rPr>
+      </w:pPr>
+      <w:r>
+        <w:rPr>
+          <w:rFonts w:ascii="BIZ UDPゴシック" w:eastAsia="BIZ UDPゴシック" w:hAnsi="BIZ UDPゴシック"/>
+        </w:rPr>
+        <w:t>「</w:t>
+      </w:r>
+      <w:proofErr w:type="spellStart"/>
+      <w:r>
+        <w:rPr>
+          <w:rFonts w:ascii="BIZ UDPゴシック" w:eastAsia="BIZ UDPゴシック" w:hAnsi="BIZ UDPゴシック"/>
+        </w:rPr>
+        <w:t>実行・ログ」の「エクセルを開く」で</w:t>
+      </w:r>
+      <w:proofErr w:type="spellEnd"/>
+      <w:r>
+        <w:rPr>
+          <w:rFonts w:ascii="BIZ UDPゴシック" w:eastAsia="BIZ UDPゴシック" w:hAnsi="BIZ UDPゴシック"/>
+        </w:rPr>
+        <w:t xml:space="preserve"> </w:t>
+      </w:r>
+      <w:proofErr w:type="spellStart"/>
+      <w:r>
+        <w:rPr>
+          <w:rFonts w:ascii="BIZ UDPゴシック" w:eastAsia="BIZ UDPゴシック" w:hAnsi="BIZ UDPゴシック"/>
+        </w:rPr>
+        <w:t>production_plan</w:t>
+      </w:r>
+      <w:proofErr w:type="spellEnd"/>
+      <w:r>
+        <w:rPr>
+          <w:rFonts w:ascii="BIZ UDPゴシック" w:eastAsia="BIZ UDPゴシック" w:hAnsi="BIZ UDPゴシック"/>
+        </w:rPr>
+        <w:t xml:space="preserve"> / </w:t>
+      </w:r>
+      <w:proofErr w:type="spellStart"/>
+      <w:r>
+        <w:rPr>
+          <w:rFonts w:ascii="BIZ UDPゴシック" w:eastAsia="BIZ UDPゴシック" w:hAnsi="BIZ UDPゴシック"/>
+        </w:rPr>
+        <w:t>member_schedule</w:t>
+      </w:r>
+      <w:proofErr w:type="spellEnd"/>
+      <w:r>
+        <w:rPr>
+          <w:rFonts w:ascii="BIZ UDPゴシック" w:eastAsia="BIZ UDPゴシック" w:hAnsi="BIZ UDPゴシック"/>
+        </w:rPr>
+        <w:t xml:space="preserve"> 等を確認する。</w:t>
+      </w:r>
+    </w:p>
+    <w:p>
+      <w:pPr>
+        <w:pStyle w:val="a"/>
+        <w:rPr>
+          <w:rFonts w:ascii="BIZ UDPゴシック" w:eastAsia="BIZ UDPゴシック" w:hAnsi="BIZ UDPゴシック"/>
+          <w:lang w:eastAsia="ja-JP"/>
+        </w:rPr>
+      </w:pPr>
+      <w:r>
+        <w:rPr>
+          <w:rFonts w:ascii="BIZ UDPゴシック" w:eastAsia="BIZ UDPゴシック" w:hAnsi="BIZ UDPゴシック"/>
+          <w:lang w:eastAsia="ja-JP"/>
+        </w:rPr>
+        <w:t>納期管理ビューでも同系の数量・納期を確認できる。</w:t>
+      </w:r>
+    </w:p>
+    <w:p>
+      <w:pPr>
+        <w:pStyle w:val="a"/>
+        <w:rPr>
+          <w:rFonts w:ascii="BIZ UDPゴシック" w:eastAsia="BIZ UDPゴシック" w:hAnsi="BIZ UDPゴシック"/>
+          <w:lang w:eastAsia="ja-JP"/>
+        </w:rPr>
+      </w:pPr>
+      <w:r>
+        <w:rPr>
+          <w:rFonts w:ascii="BIZ UDPゴシック" w:eastAsia="BIZ UDPゴシック" w:hAnsi="BIZ UDPゴシック"/>
+          <w:lang w:eastAsia="ja-JP"/>
+        </w:rPr>
+        <w:t>アラジンと本アプリを上下または左右に並べ、シス配台結果を転記する。</w:t>
+      </w:r>
+    </w:p>
+    <w:p>
+      <w:pPr>
+        <w:spacing w:before="40" w:after="0"/>
+        <w:jc w:val="center"/>
+        <w:rPr>
+          <w:rFonts w:ascii="BIZ UDPゴシック" w:eastAsia="BIZ UDPゴシック" w:hAnsi="BIZ UDPゴシック"/>
         </w:rPr>
       </w:pPr>
       <w:r>
@@ -3554,11 +4352,20 @@
           <w:rFonts w:ascii="BIZ UDPゴシック" w:eastAsia="BIZ UDPゴシック" w:hAnsi="BIZ UDPゴシック"/>
           <w:noProof/>
         </w:rPr>
+        <w:lastRenderedPageBreak/>
         <w:drawing>
-          <wp:inline distT="0" distB="0" distL="0" distR="0" wp14:anchorId="21A833B4" wp14:editId="4CD451EA">
-            <wp:extent cx="6263999" cy="2002191"/>
+          <wp:anchor distT="0" distB="0" distL="114300" distR="114300" simplePos="0" relativeHeight="251710464" behindDoc="0" locked="0" layoutInCell="1" allowOverlap="1" wp14:anchorId="715B503E" wp14:editId="4431A318">
+            <wp:simplePos x="0" y="0"/>
+            <wp:positionH relativeFrom="column">
+              <wp:posOffset>2286440</wp:posOffset>
+            </wp:positionH>
+            <wp:positionV relativeFrom="paragraph">
+              <wp:posOffset>-1905</wp:posOffset>
+            </wp:positionV>
+            <wp:extent cx="3589580" cy="689854"/>
             <wp:effectExtent l="0" t="0" r="0" b="0"/>
-            <wp:docPr id="31" name="Picture 31"/>
+            <wp:wrapNone/>
+            <wp:docPr id="33" name="Picture 33"/>
             <wp:cNvGraphicFramePr>
               <a:graphicFrameLocks xmlns:a="http://schemas.openxmlformats.org/drawingml/2006/main" noChangeAspect="1"/>
             </wp:cNvGraphicFramePr>
@@ -3566,11 +4373,11 @@
               <a:graphicData uri="http://schemas.openxmlformats.org/drawingml/2006/picture">
                 <pic:pic xmlns:pic="http://schemas.openxmlformats.org/drawingml/2006/picture">
                   <pic:nvPicPr>
-                    <pic:cNvPr id="0" name="image36.png"/>
+                    <pic:cNvPr id="0" name="image38.png"/>
                     <pic:cNvPicPr/>
                   </pic:nvPicPr>
                   <pic:blipFill>
-                    <a:blip r:embed="rId36"/>
+                    <a:blip r:embed="rId37"/>
                     <a:stretch>
                       <a:fillRect/>
                     </a:stretch>
@@ -3578,7 +4385,7 @@
                   <pic:spPr>
                     <a:xfrm>
                       <a:off x="0" y="0"/>
-                      <a:ext cx="6263999" cy="2002191"/>
+                      <a:ext cx="3589580" cy="689854"/>
                     </a:xfrm>
                     <a:prstGeom prst="rect">
                       <a:avLst/>
@@ -3587,183 +4394,26 @@
                 </pic:pic>
               </a:graphicData>
             </a:graphic>
-          </wp:inline>
+          </wp:anchor>
         </w:drawing>
       </w:r>
-    </w:p>
-    <w:p>
-      <w:pPr>
-        <w:spacing w:after="40"/>
-        <w:jc w:val="center"/>
-        <w:rPr>
-          <w:rFonts w:ascii="BIZ UDPゴシック" w:eastAsia="BIZ UDPゴシック" w:hAnsi="BIZ UDPゴシック"/>
-          <w:lang w:eastAsia="ja-JP"/>
-        </w:rPr>
-      </w:pPr>
-      <w:r>
-        <w:rPr>
-          <w:rFonts w:ascii="BIZ UDPゴシック" w:eastAsia="BIZ UDPゴシック" w:hAnsi="BIZ UDPゴシック"/>
-          <w:i/>
-          <w:sz w:val="16"/>
-          <w:lang w:eastAsia="ja-JP"/>
-        </w:rPr>
-        <w:t>段階3 の注意（将来拡張のメモ）</w:t>
-      </w:r>
-    </w:p>
-    <w:p>
-      <w:pPr>
-        <w:pStyle w:val="21"/>
-        <w:rPr>
-          <w:rFonts w:ascii="BIZ UDPゴシック" w:eastAsia="BIZ UDPゴシック" w:hAnsi="BIZ UDPゴシック"/>
-          <w:lang w:eastAsia="ja-JP"/>
-        </w:rPr>
-      </w:pPr>
-      <w:r>
-        <w:rPr>
-          <w:rFonts w:ascii="BIZ UDPゴシック" w:eastAsia="BIZ UDPゴシック" w:hAnsi="BIZ UDPゴシック"/>
-          <w:lang w:eastAsia="ja-JP"/>
-        </w:rPr>
-        <w:t>4.5 段階3 実行後・アラジン転記</w:t>
-      </w:r>
-    </w:p>
-    <w:p>
-      <w:pPr>
-        <w:pStyle w:val="a"/>
-        <w:rPr>
-          <w:rFonts w:ascii="BIZ UDPゴシック" w:eastAsia="BIZ UDPゴシック" w:hAnsi="BIZ UDPゴシック"/>
-          <w:lang w:eastAsia="ja-JP"/>
-        </w:rPr>
-      </w:pPr>
-      <w:r>
-        <w:rPr>
-          <w:rFonts w:ascii="BIZ UDPゴシック" w:eastAsia="BIZ UDPゴシック" w:hAnsi="BIZ UDPゴシック"/>
-          <w:lang w:eastAsia="ja-JP"/>
-        </w:rPr>
-        <w:t>「保存 (</w:t>
-      </w:r>
-      <w:proofErr w:type="spellStart"/>
-      <w:r>
-        <w:rPr>
-          <w:rFonts w:ascii="BIZ UDPゴシック" w:eastAsia="BIZ UDPゴシック" w:hAnsi="BIZ UDPゴシック"/>
-          <w:lang w:eastAsia="ja-JP"/>
-        </w:rPr>
-        <w:t>JSON+xlsx</w:t>
-      </w:r>
-      <w:proofErr w:type="spellEnd"/>
-      <w:r>
-        <w:rPr>
-          <w:rFonts w:ascii="BIZ UDPゴシック" w:eastAsia="BIZ UDPゴシック" w:hAnsi="BIZ UDPゴシック"/>
-          <w:lang w:eastAsia="ja-JP"/>
-        </w:rPr>
-        <w:t>)」で手修正を確定する（運用では保存を推奨）。</w:t>
-      </w:r>
-    </w:p>
-    <w:p>
-      <w:pPr>
-        <w:pStyle w:val="a"/>
-        <w:rPr>
-          <w:rFonts w:ascii="BIZ UDPゴシック" w:eastAsia="BIZ UDPゴシック" w:hAnsi="BIZ UDPゴシック"/>
-        </w:rPr>
-      </w:pPr>
-      <w:r>
-        <w:rPr>
-          <w:rFonts w:ascii="BIZ UDPゴシック" w:eastAsia="BIZ UDPゴシック" w:hAnsi="BIZ UDPゴシック"/>
-        </w:rPr>
-        <w:t>「</w:t>
-      </w:r>
-      <w:proofErr w:type="spellStart"/>
-      <w:r>
-        <w:rPr>
-          <w:rFonts w:ascii="BIZ UDPゴシック" w:eastAsia="BIZ UDPゴシック" w:hAnsi="BIZ UDPゴシック"/>
-        </w:rPr>
-        <w:t>実行・ログ」の「エクセルを開く」で</w:t>
-      </w:r>
-      <w:proofErr w:type="spellEnd"/>
-      <w:r>
-        <w:rPr>
-          <w:rFonts w:ascii="BIZ UDPゴシック" w:eastAsia="BIZ UDPゴシック" w:hAnsi="BIZ UDPゴシック"/>
-        </w:rPr>
-        <w:t xml:space="preserve"> </w:t>
-      </w:r>
-      <w:proofErr w:type="spellStart"/>
-      <w:r>
-        <w:rPr>
-          <w:rFonts w:ascii="BIZ UDPゴシック" w:eastAsia="BIZ UDPゴシック" w:hAnsi="BIZ UDPゴシック"/>
-        </w:rPr>
-        <w:t>production_plan</w:t>
-      </w:r>
-      <w:proofErr w:type="spellEnd"/>
-      <w:r>
-        <w:rPr>
-          <w:rFonts w:ascii="BIZ UDPゴシック" w:eastAsia="BIZ UDPゴシック" w:hAnsi="BIZ UDPゴシック"/>
-        </w:rPr>
-        <w:t xml:space="preserve"> / </w:t>
-      </w:r>
-      <w:proofErr w:type="spellStart"/>
-      <w:r>
-        <w:rPr>
-          <w:rFonts w:ascii="BIZ UDPゴシック" w:eastAsia="BIZ UDPゴシック" w:hAnsi="BIZ UDPゴシック"/>
-        </w:rPr>
-        <w:t>member_schedule</w:t>
-      </w:r>
-      <w:proofErr w:type="spellEnd"/>
-      <w:r>
-        <w:rPr>
-          <w:rFonts w:ascii="BIZ UDPゴシック" w:eastAsia="BIZ UDPゴシック" w:hAnsi="BIZ UDPゴシック"/>
-        </w:rPr>
-        <w:t xml:space="preserve"> 等を確認する。</w:t>
-      </w:r>
-    </w:p>
-    <w:p>
-      <w:pPr>
-        <w:pStyle w:val="a"/>
-        <w:rPr>
-          <w:rFonts w:ascii="BIZ UDPゴシック" w:eastAsia="BIZ UDPゴシック" w:hAnsi="BIZ UDPゴシック"/>
-          <w:lang w:eastAsia="ja-JP"/>
-        </w:rPr>
-      </w:pPr>
-      <w:r>
-        <w:rPr>
-          <w:rFonts w:ascii="BIZ UDPゴシック" w:eastAsia="BIZ UDPゴシック" w:hAnsi="BIZ UDPゴシック"/>
-          <w:lang w:eastAsia="ja-JP"/>
-        </w:rPr>
-        <w:t>納期管理ビューでも同系の数量・納期を確認できる。</w:t>
-      </w:r>
-    </w:p>
-    <w:p>
-      <w:pPr>
-        <w:pStyle w:val="a"/>
-        <w:rPr>
-          <w:rFonts w:ascii="BIZ UDPゴシック" w:eastAsia="BIZ UDPゴシック" w:hAnsi="BIZ UDPゴシック"/>
-          <w:lang w:eastAsia="ja-JP"/>
-        </w:rPr>
-      </w:pPr>
-      <w:r>
-        <w:rPr>
-          <w:rFonts w:ascii="BIZ UDPゴシック" w:eastAsia="BIZ UDPゴシック" w:hAnsi="BIZ UDPゴシック"/>
-          <w:lang w:eastAsia="ja-JP"/>
-        </w:rPr>
-        <w:t>32インチ程度のワイドモニターでアラジンと本アプリを上下または左右に並べ、シス配台結果を転記する。</w:t>
-      </w:r>
-    </w:p>
-    <w:p>
-      <w:pPr>
-        <w:spacing w:before="40" w:after="0"/>
-        <w:jc w:val="center"/>
-        <w:rPr>
-          <w:rFonts w:ascii="BIZ UDPゴシック" w:eastAsia="BIZ UDPゴシック" w:hAnsi="BIZ UDPゴシック"/>
-        </w:rPr>
-      </w:pPr>
       <w:r>
         <w:rPr>
           <w:rFonts w:ascii="BIZ UDPゴシック" w:eastAsia="BIZ UDPゴシック" w:hAnsi="BIZ UDPゴシック"/>
           <w:noProof/>
         </w:rPr>
-        <w:lastRenderedPageBreak/>
         <w:drawing>
-          <wp:inline distT="0" distB="0" distL="0" distR="0" wp14:anchorId="08574977" wp14:editId="17AA0A56">
-            <wp:extent cx="6263999" cy="2868557"/>
-            <wp:effectExtent l="0" t="0" r="0" b="0"/>
+          <wp:anchor distT="0" distB="0" distL="114300" distR="114300" simplePos="0" relativeHeight="251713536" behindDoc="0" locked="0" layoutInCell="1" allowOverlap="1" wp14:anchorId="08574977" wp14:editId="57BD8D2D">
+            <wp:simplePos x="0" y="0"/>
+            <wp:positionH relativeFrom="column">
+              <wp:posOffset>499843</wp:posOffset>
+            </wp:positionH>
+            <wp:positionV relativeFrom="paragraph">
+              <wp:posOffset>-44743</wp:posOffset>
+            </wp:positionV>
+            <wp:extent cx="1575582" cy="721527"/>
+            <wp:effectExtent l="0" t="0" r="5715" b="2540"/>
+            <wp:wrapTopAndBottom/>
             <wp:docPr id="32" name="Picture 32"/>
             <wp:cNvGraphicFramePr>
               <a:graphicFrameLocks xmlns:a="http://schemas.openxmlformats.org/drawingml/2006/main" noChangeAspect="1"/>
@@ -3776,7 +4426,7 @@
                     <pic:cNvPicPr/>
                   </pic:nvPicPr>
                   <pic:blipFill>
-                    <a:blip r:embed="rId37"/>
+                    <a:blip r:embed="rId38"/>
                     <a:stretch>
                       <a:fillRect/>
                     </a:stretch>
@@ -3784,7 +4434,7 @@
                   <pic:spPr>
                     <a:xfrm>
                       <a:off x="0" y="0"/>
-                      <a:ext cx="6263999" cy="2868557"/>
+                      <a:ext cx="1575582" cy="721527"/>
                     </a:xfrm>
                     <a:prstGeom prst="rect">
                       <a:avLst/>
@@ -3793,9 +4443,19 @@
                 </pic:pic>
               </a:graphicData>
             </a:graphic>
-          </wp:inline>
+          </wp:anchor>
         </w:drawing>
       </w:r>
+      <w:proofErr w:type="spellStart"/>
+      <w:r>
+        <w:rPr>
+          <w:rFonts w:ascii="BIZ UDPゴシック" w:eastAsia="BIZ UDPゴシック" w:hAnsi="BIZ UDPゴシック"/>
+          <w:i/>
+          <w:sz w:val="16"/>
+        </w:rPr>
+        <w:t>エクセルを開く</w:t>
+      </w:r>
+      <w:proofErr w:type="spellEnd"/>
     </w:p>
     <w:p>
       <w:pPr>
@@ -3811,76 +4471,17 @@
           <w:noProof/>
         </w:rPr>
         <w:drawing>
-          <wp:inline distT="0" distB="0" distL="0" distR="0" wp14:anchorId="715B503E" wp14:editId="572253E8">
-            <wp:extent cx="6263999" cy="1203830"/>
-            <wp:effectExtent l="0" t="0" r="0" b="0"/>
-            <wp:docPr id="33" name="Picture 33"/>
-            <wp:cNvGraphicFramePr>
-              <a:graphicFrameLocks xmlns:a="http://schemas.openxmlformats.org/drawingml/2006/main" noChangeAspect="1"/>
-            </wp:cNvGraphicFramePr>
-            <a:graphic xmlns:a="http://schemas.openxmlformats.org/drawingml/2006/main">
-              <a:graphicData uri="http://schemas.openxmlformats.org/drawingml/2006/picture">
-                <pic:pic xmlns:pic="http://schemas.openxmlformats.org/drawingml/2006/picture">
-                  <pic:nvPicPr>
-                    <pic:cNvPr id="0" name="image38.png"/>
-                    <pic:cNvPicPr/>
-                  </pic:nvPicPr>
-                  <pic:blipFill>
-                    <a:blip r:embed="rId38"/>
-                    <a:stretch>
-                      <a:fillRect/>
-                    </a:stretch>
-                  </pic:blipFill>
-                  <pic:spPr>
-                    <a:xfrm>
-                      <a:off x="0" y="0"/>
-                      <a:ext cx="6263999" cy="1203830"/>
-                    </a:xfrm>
-                    <a:prstGeom prst="rect">
-                      <a:avLst/>
-                    </a:prstGeom>
-                  </pic:spPr>
-                </pic:pic>
-              </a:graphicData>
-            </a:graphic>
-          </wp:inline>
-        </w:drawing>
-      </w:r>
-    </w:p>
-    <w:p>
-      <w:pPr>
-        <w:spacing w:after="40"/>
-        <w:jc w:val="center"/>
-        <w:rPr>
-          <w:rFonts w:ascii="BIZ UDPゴシック" w:eastAsia="BIZ UDPゴシック" w:hAnsi="BIZ UDPゴシック"/>
-        </w:rPr>
-      </w:pPr>
-      <w:r>
-        <w:rPr>
-          <w:rFonts w:ascii="BIZ UDPゴシック" w:eastAsia="BIZ UDPゴシック" w:hAnsi="BIZ UDPゴシック"/>
-          <w:i/>
-          <w:sz w:val="16"/>
-        </w:rPr>
-        <w:t>エクセルを開く</w:t>
-      </w:r>
-    </w:p>
-    <w:p>
-      <w:pPr>
-        <w:spacing w:before="40" w:after="0"/>
-        <w:jc w:val="center"/>
-        <w:rPr>
-          <w:rFonts w:ascii="BIZ UDPゴシック" w:eastAsia="BIZ UDPゴシック" w:hAnsi="BIZ UDPゴシック"/>
-        </w:rPr>
-      </w:pPr>
-      <w:r>
-        <w:rPr>
-          <w:rFonts w:ascii="BIZ UDPゴシック" w:eastAsia="BIZ UDPゴシック" w:hAnsi="BIZ UDPゴシック"/>
-          <w:noProof/>
-        </w:rPr>
-        <w:drawing>
-          <wp:inline distT="0" distB="0" distL="0" distR="0" wp14:anchorId="5AF9CF02" wp14:editId="3C8776DD">
-            <wp:extent cx="6263999" cy="2773553"/>
-            <wp:effectExtent l="0" t="0" r="0" b="0"/>
+          <wp:anchor distT="0" distB="0" distL="114300" distR="114300" simplePos="0" relativeHeight="251714560" behindDoc="0" locked="0" layoutInCell="1" allowOverlap="1" wp14:anchorId="5AF9CF02" wp14:editId="2E96E1C7">
+            <wp:simplePos x="0" y="0"/>
+            <wp:positionH relativeFrom="column">
+              <wp:posOffset>339090</wp:posOffset>
+            </wp:positionH>
+            <wp:positionV relativeFrom="paragraph">
+              <wp:posOffset>249555</wp:posOffset>
+            </wp:positionV>
+            <wp:extent cx="6263640" cy="2773045"/>
+            <wp:effectExtent l="0" t="0" r="3810" b="8255"/>
+            <wp:wrapTopAndBottom/>
             <wp:docPr id="34" name="Picture 34"/>
             <wp:cNvGraphicFramePr>
               <a:graphicFrameLocks xmlns:a="http://schemas.openxmlformats.org/drawingml/2006/main" noChangeAspect="1"/>
@@ -3901,7 +4502,7 @@
                   <pic:spPr>
                     <a:xfrm>
                       <a:off x="0" y="0"/>
-                      <a:ext cx="6263999" cy="2773553"/>
+                      <a:ext cx="6263640" cy="2773045"/>
                     </a:xfrm>
                     <a:prstGeom prst="rect">
                       <a:avLst/>
@@ -3910,7 +4511,7 @@
                 </pic:pic>
               </a:graphicData>
             </a:graphic>
-          </wp:inline>
+          </wp:anchor>
         </w:drawing>
       </w:r>
     </w:p>
@@ -15932,8 +16533,15 @@
   </a:themeElements>
   <a:objectDefaults>
     <a:spDef>
-      <a:spPr/>
-      <a:bodyPr/>
+      <a:spPr>
+        <a:noFill/>
+        <a:ln w="38100">
+          <a:solidFill>
+            <a:srgbClr val="EE0000"/>
+          </a:solidFill>
+        </a:ln>
+      </a:spPr>
+      <a:bodyPr rtlCol="0" anchor="ctr"/>
       <a:lstStyle/>
       <a:style>
         <a:lnRef idx="1">

--- a/配台システム使い方（整理版）.docx
+++ b/配台システム使い方（整理版）.docx
@@ -261,30 +261,8 @@
         <w:rPr>
           <w:rFonts w:ascii="BIZ UDPゴシック" w:eastAsia="BIZ UDPゴシック" w:hAnsi="BIZ UDPゴシック"/>
         </w:rPr>
-        <w:t xml:space="preserve">1.2 </w:t>
+        <w:t>1.2 加工計画 DATA の出力</w:t>
       </w:r>
-      <w:proofErr w:type="spellStart"/>
-      <w:r>
-        <w:rPr>
-          <w:rFonts w:ascii="BIZ UDPゴシック" w:eastAsia="BIZ UDPゴシック" w:hAnsi="BIZ UDPゴシック"/>
-        </w:rPr>
-        <w:t>加工計画</w:t>
-      </w:r>
-      <w:proofErr w:type="spellEnd"/>
-      <w:r>
-        <w:rPr>
-          <w:rFonts w:ascii="BIZ UDPゴシック" w:eastAsia="BIZ UDPゴシック" w:hAnsi="BIZ UDPゴシック"/>
-        </w:rPr>
-        <w:t xml:space="preserve"> DATA </w:t>
-      </w:r>
-      <w:proofErr w:type="spellStart"/>
-      <w:r>
-        <w:rPr>
-          <w:rFonts w:ascii="BIZ UDPゴシック" w:eastAsia="BIZ UDPゴシック" w:hAnsi="BIZ UDPゴシック"/>
-        </w:rPr>
-        <w:t>の出力</w:t>
-      </w:r>
-      <w:proofErr w:type="spellEnd"/>
     </w:p>
     <w:p>
       <w:pPr>
@@ -309,33 +287,11 @@
           <w:rFonts w:ascii="BIZ UDPゴシック" w:eastAsia="BIZ UDPゴシック" w:hAnsi="BIZ UDPゴシック"/>
         </w:rPr>
       </w:pPr>
-      <w:proofErr w:type="spellStart"/>
       <w:r>
         <w:rPr>
           <w:rFonts w:ascii="BIZ UDPゴシック" w:eastAsia="BIZ UDPゴシック" w:hAnsi="BIZ UDPゴシック"/>
         </w:rPr>
-        <w:t>倉庫</w:t>
-      </w:r>
-      <w:proofErr w:type="spellEnd"/>
-      <w:r>
-        <w:rPr>
-          <w:rFonts w:ascii="BIZ UDPゴシック" w:eastAsia="BIZ UDPゴシック" w:hAnsi="BIZ UDPゴシック"/>
-        </w:rPr>
-        <w:t xml:space="preserve"> … </w:t>
-      </w:r>
-      <w:proofErr w:type="spellStart"/>
-      <w:r>
-        <w:rPr>
-          <w:rFonts w:ascii="BIZ UDPゴシック" w:eastAsia="BIZ UDPゴシック" w:hAnsi="BIZ UDPゴシック"/>
-        </w:rPr>
-        <w:t>湖南工場</w:t>
-      </w:r>
-      <w:proofErr w:type="spellEnd"/>
-      <w:r>
-        <w:rPr>
-          <w:rFonts w:ascii="BIZ UDPゴシック" w:eastAsia="BIZ UDPゴシック" w:hAnsi="BIZ UDPゴシック"/>
-        </w:rPr>
-        <w:t xml:space="preserve"> 520201 / 国分工場 511101。</w:t>
+        <w:t>倉庫 … 湖南工場 520201 / 国分工場 511101。</w:t>
       </w:r>
     </w:p>
     <w:p>
@@ -547,7 +503,6 @@
                 <w:rFonts w:ascii="BIZ UDPゴシック" w:eastAsia="BIZ UDPゴシック" w:hAnsi="BIZ UDPゴシック"/>
               </w:rPr>
             </w:pPr>
-            <w:proofErr w:type="spellStart"/>
             <w:r>
               <w:rPr>
                 <w:rFonts w:ascii="BIZ UDPゴシック" w:eastAsia="BIZ UDPゴシック" w:hAnsi="BIZ UDPゴシック"/>
@@ -555,7 +510,6 @@
               </w:rPr>
               <w:t>工場</w:t>
             </w:r>
-            <w:proofErr w:type="spellEnd"/>
           </w:p>
         </w:tc>
         <w:tc>
@@ -566,7 +520,7 @@
             <w:pPr>
               <w:spacing w:after="0"/>
               <w:rPr>
-                <w:rFonts w:ascii="BIZ UDPゴシック" w:eastAsia="BIZ UDPゴシック" w:hAnsi="BIZ UDPゴシック" w:hint="eastAsia"/>
+                <w:rFonts w:ascii="BIZ UDPゴシック" w:eastAsia="BIZ UDPゴシック" w:hAnsi="BIZ UDPゴシック"/>
                 <w:lang w:eastAsia="ja-JP"/>
               </w:rPr>
             </w:pPr>
@@ -593,7 +547,6 @@
                 <w:rFonts w:ascii="BIZ UDPゴシック" w:eastAsia="BIZ UDPゴシック" w:hAnsi="BIZ UDPゴシック"/>
               </w:rPr>
             </w:pPr>
-            <w:proofErr w:type="spellStart"/>
             <w:r>
               <w:rPr>
                 <w:rFonts w:ascii="BIZ UDPゴシック" w:eastAsia="BIZ UDPゴシック" w:hAnsi="BIZ UDPゴシック"/>
@@ -601,7 +554,6 @@
               </w:rPr>
               <w:t>湖南工場</w:t>
             </w:r>
-            <w:proofErr w:type="spellEnd"/>
           </w:p>
         </w:tc>
         <w:tc>
@@ -639,7 +591,6 @@
                 <w:rFonts w:ascii="BIZ UDPゴシック" w:eastAsia="BIZ UDPゴシック" w:hAnsi="BIZ UDPゴシック"/>
               </w:rPr>
             </w:pPr>
-            <w:proofErr w:type="spellStart"/>
             <w:r>
               <w:rPr>
                 <w:rFonts w:ascii="BIZ UDPゴシック" w:eastAsia="BIZ UDPゴシック" w:hAnsi="BIZ UDPゴシック"/>
@@ -647,7 +598,6 @@
               </w:rPr>
               <w:t>国分工場</w:t>
             </w:r>
-            <w:proofErr w:type="spellEnd"/>
           </w:p>
         </w:tc>
         <w:tc>
@@ -743,40 +693,30 @@
           <w:sz w:val="16"/>
         </w:rPr>
       </w:pPr>
-      <w:proofErr w:type="spellStart"/>
       <w:r>
         <w:rPr>
           <w:rFonts w:ascii="BIZ UDPゴシック" w:eastAsia="BIZ UDPゴシック" w:hAnsi="BIZ UDPゴシック"/>
           <w:i/>
           <w:sz w:val="16"/>
         </w:rPr>
-        <w:t>出力画面（設定例</w:t>
+        <w:t>出力画面（設定例）</w:t>
       </w:r>
-      <w:proofErr w:type="spellEnd"/>
-      <w:r>
+    </w:p>
+    <w:p>
+      <w:pPr>
+        <w:spacing w:after="200" w:line="276" w:lineRule="auto"/>
         <w:rPr>
           <w:rFonts w:ascii="BIZ UDPゴシック" w:eastAsia="BIZ UDPゴシック" w:hAnsi="BIZ UDPゴシック"/>
           <w:i/>
           <w:sz w:val="16"/>
         </w:rPr>
-        <w:t>）</w:t>
-      </w:r>
-    </w:p>
-    <w:p>
-      <w:pPr>
-        <w:spacing w:after="200" w:line="276" w:lineRule="auto"/>
+      </w:pPr>
+      <w:r>
         <w:rPr>
           <w:rFonts w:ascii="BIZ UDPゴシック" w:eastAsia="BIZ UDPゴシック" w:hAnsi="BIZ UDPゴシック"/>
           <w:i/>
           <w:sz w:val="16"/>
         </w:rPr>
-      </w:pPr>
-      <w:r>
-        <w:rPr>
-          <w:rFonts w:ascii="BIZ UDPゴシック" w:eastAsia="BIZ UDPゴシック" w:hAnsi="BIZ UDPゴシック"/>
-          <w:i/>
-          <w:sz w:val="16"/>
-        </w:rPr>
         <w:br w:type="page"/>
       </w:r>
     </w:p>
@@ -800,30 +740,8 @@
         <w:rPr>
           <w:rFonts w:ascii="BIZ UDPゴシック" w:eastAsia="BIZ UDPゴシック" w:hAnsi="BIZ UDPゴシック"/>
         </w:rPr>
-        <w:t xml:space="preserve">1.3 </w:t>
+        <w:t>1.3 加工実績明細 DATA の出力</w:t>
       </w:r>
-      <w:proofErr w:type="spellStart"/>
-      <w:r>
-        <w:rPr>
-          <w:rFonts w:ascii="BIZ UDPゴシック" w:eastAsia="BIZ UDPゴシック" w:hAnsi="BIZ UDPゴシック"/>
-        </w:rPr>
-        <w:t>加工実績明細</w:t>
-      </w:r>
-      <w:proofErr w:type="spellEnd"/>
-      <w:r>
-        <w:rPr>
-          <w:rFonts w:ascii="BIZ UDPゴシック" w:eastAsia="BIZ UDPゴシック" w:hAnsi="BIZ UDPゴシック"/>
-        </w:rPr>
-        <w:t xml:space="preserve"> DATA </w:t>
-      </w:r>
-      <w:proofErr w:type="spellStart"/>
-      <w:r>
-        <w:rPr>
-          <w:rFonts w:ascii="BIZ UDPゴシック" w:eastAsia="BIZ UDPゴシック" w:hAnsi="BIZ UDPゴシック"/>
-        </w:rPr>
-        <w:t>の出力</w:t>
-      </w:r>
-      <w:proofErr w:type="spellEnd"/>
     </w:p>
     <w:p>
       <w:pPr>
@@ -1048,7 +966,6 @@
           <w:sz w:val="16"/>
         </w:rPr>
       </w:pPr>
-      <w:proofErr w:type="spellStart"/>
       <w:r>
         <w:rPr>
           <w:rFonts w:ascii="BIZ UDPゴシック" w:eastAsia="BIZ UDPゴシック" w:hAnsi="BIZ UDPゴシック"/>
@@ -1057,7 +974,6 @@
         </w:rPr>
         <w:t>問合せ結果</w:t>
       </w:r>
-      <w:proofErr w:type="spellEnd"/>
     </w:p>
     <w:p>
       <w:pPr>
@@ -1108,7 +1024,6 @@
                 <w:rFonts w:ascii="BIZ UDPゴシック" w:eastAsia="BIZ UDPゴシック" w:hAnsi="BIZ UDPゴシック"/>
               </w:rPr>
             </w:pPr>
-            <w:proofErr w:type="spellStart"/>
             <w:r>
               <w:rPr>
                 <w:rFonts w:ascii="BIZ UDPゴシック" w:eastAsia="BIZ UDPゴシック" w:hAnsi="BIZ UDPゴシック"/>
@@ -1116,7 +1031,6 @@
               </w:rPr>
               <w:t>工場</w:t>
             </w:r>
-            <w:proofErr w:type="spellEnd"/>
           </w:p>
         </w:tc>
         <w:tc>
@@ -1127,7 +1041,7 @@
             <w:pPr>
               <w:spacing w:after="0"/>
               <w:rPr>
-                <w:rFonts w:ascii="BIZ UDPゴシック" w:eastAsia="BIZ UDPゴシック" w:hAnsi="BIZ UDPゴシック" w:hint="eastAsia"/>
+                <w:rFonts w:ascii="BIZ UDPゴシック" w:eastAsia="BIZ UDPゴシック" w:hAnsi="BIZ UDPゴシック"/>
                 <w:lang w:eastAsia="ja-JP"/>
               </w:rPr>
             </w:pPr>
@@ -1154,7 +1068,6 @@
                 <w:rFonts w:ascii="BIZ UDPゴシック" w:eastAsia="BIZ UDPゴシック" w:hAnsi="BIZ UDPゴシック"/>
               </w:rPr>
             </w:pPr>
-            <w:proofErr w:type="spellStart"/>
             <w:r>
               <w:rPr>
                 <w:rFonts w:ascii="BIZ UDPゴシック" w:eastAsia="BIZ UDPゴシック" w:hAnsi="BIZ UDPゴシック"/>
@@ -1162,7 +1075,6 @@
               </w:rPr>
               <w:t>湖南工場</w:t>
             </w:r>
-            <w:proofErr w:type="spellEnd"/>
           </w:p>
         </w:tc>
         <w:tc>
@@ -1200,7 +1112,6 @@
                 <w:rFonts w:ascii="BIZ UDPゴシック" w:eastAsia="BIZ UDPゴシック" w:hAnsi="BIZ UDPゴシック"/>
               </w:rPr>
             </w:pPr>
-            <w:proofErr w:type="spellStart"/>
             <w:r>
               <w:rPr>
                 <w:rFonts w:ascii="BIZ UDPゴシック" w:eastAsia="BIZ UDPゴシック" w:hAnsi="BIZ UDPゴシック"/>
@@ -1208,7 +1119,6 @@
               </w:rPr>
               <w:t>国分工場</w:t>
             </w:r>
-            <w:proofErr w:type="spellEnd"/>
           </w:p>
         </w:tc>
         <w:tc>
@@ -1304,40 +1214,30 @@
           <w:sz w:val="16"/>
         </w:rPr>
       </w:pPr>
-      <w:proofErr w:type="spellStart"/>
       <w:r>
         <w:rPr>
           <w:rFonts w:ascii="BIZ UDPゴシック" w:eastAsia="BIZ UDPゴシック" w:hAnsi="BIZ UDPゴシック"/>
           <w:i/>
           <w:sz w:val="16"/>
         </w:rPr>
-        <w:t>出力画面（設定例</w:t>
+        <w:t>出力画面（設定例）</w:t>
       </w:r>
-      <w:proofErr w:type="spellEnd"/>
-      <w:r>
+    </w:p>
+    <w:p>
+      <w:pPr>
+        <w:spacing w:after="200" w:line="276" w:lineRule="auto"/>
         <w:rPr>
           <w:rFonts w:ascii="BIZ UDPゴシック" w:eastAsia="BIZ UDPゴシック" w:hAnsi="BIZ UDPゴシック"/>
           <w:i/>
           <w:sz w:val="16"/>
         </w:rPr>
-        <w:t>）</w:t>
-      </w:r>
-    </w:p>
-    <w:p>
-      <w:pPr>
-        <w:spacing w:after="200" w:line="276" w:lineRule="auto"/>
+      </w:pPr>
+      <w:r>
         <w:rPr>
           <w:rFonts w:ascii="BIZ UDPゴシック" w:eastAsia="BIZ UDPゴシック" w:hAnsi="BIZ UDPゴシック"/>
           <w:i/>
           <w:sz w:val="16"/>
         </w:rPr>
-      </w:pPr>
-      <w:r>
-        <w:rPr>
-          <w:rFonts w:ascii="BIZ UDPゴシック" w:eastAsia="BIZ UDPゴシック" w:hAnsi="BIZ UDPゴシック"/>
-          <w:i/>
-          <w:sz w:val="16"/>
-        </w:rPr>
         <w:br w:type="page"/>
       </w:r>
     </w:p>
@@ -1407,21 +1307,7 @@
         <w:rPr>
           <w:rFonts w:ascii="BIZ UDPゴシック" w:eastAsia="BIZ UDPゴシック" w:hAnsi="BIZ UDPゴシック"/>
         </w:rPr>
-        <w:t xml:space="preserve">「段階1 </w:t>
-      </w:r>
-      <w:proofErr w:type="spellStart"/>
-      <w:r>
-        <w:rPr>
-          <w:rFonts w:ascii="BIZ UDPゴシック" w:eastAsia="BIZ UDPゴシック" w:hAnsi="BIZ UDPゴシック"/>
-        </w:rPr>
-        <w:t>実行」を押す</w:t>
-      </w:r>
-      <w:proofErr w:type="spellEnd"/>
-      <w:r>
-        <w:rPr>
-          <w:rFonts w:ascii="BIZ UDPゴシック" w:eastAsia="BIZ UDPゴシック" w:hAnsi="BIZ UDPゴシック"/>
-        </w:rPr>
-        <w:t>。</w:t>
+        <w:t>「段階1 実行」を押す。</w:t>
       </w:r>
     </w:p>
     <w:p>
@@ -1451,13 +1337,12 @@
       <w:r>
         <w:rPr>
           <w:rFonts w:ascii="BIZ UDPゴシック" w:eastAsia="BIZ UDPゴシック" w:hAnsi="BIZ UDPゴシック"/>
-          <w:noProof/>
         </w:rPr>
         <w:drawing>
-          <wp:inline distT="0" distB="0" distL="0" distR="0" wp14:anchorId="73D5C082" wp14:editId="28F76B4B">
-            <wp:extent cx="6744194" cy="2954216"/>
-            <wp:effectExtent l="0" t="0" r="0" b="0"/>
-            <wp:docPr id="7" name="Picture 7"/>
+          <wp:inline distT="0" distB="0" distL="0" distR="0" wp14:anchorId="52B8D803" wp14:editId="15F582F7">
+            <wp:extent cx="6944360" cy="3032760"/>
+            <wp:effectExtent l="0" t="0" r="8890" b="0"/>
+            <wp:docPr id="714998448" name="図 1"/>
             <wp:cNvGraphicFramePr>
               <a:graphicFrameLocks xmlns:a="http://schemas.openxmlformats.org/drawingml/2006/main" noChangeAspect="1"/>
             </wp:cNvGraphicFramePr>
@@ -1465,7 +1350,7 @@
               <a:graphicData uri="http://schemas.openxmlformats.org/drawingml/2006/picture">
                 <pic:pic xmlns:pic="http://schemas.openxmlformats.org/drawingml/2006/picture">
                   <pic:nvPicPr>
-                    <pic:cNvPr id="0" name="image7.png"/>
+                    <pic:cNvPr id="714998448" name=""/>
                     <pic:cNvPicPr/>
                   </pic:nvPicPr>
                   <pic:blipFill>
@@ -1477,7 +1362,7 @@
                   <pic:spPr>
                     <a:xfrm>
                       <a:off x="0" y="0"/>
-                      <a:ext cx="6751086" cy="2957235"/>
+                      <a:ext cx="6944360" cy="3032760"/>
                     </a:xfrm>
                     <a:prstGeom prst="rect">
                       <a:avLst/>
@@ -1501,30 +1386,20 @@
       <w:r>
         <w:rPr>
           <w:rFonts w:ascii="BIZ UDPゴシック" w:eastAsia="BIZ UDPゴシック" w:hAnsi="BIZ UDPゴシック"/>
-          <w:i/>
-          <w:sz w:val="16"/>
-        </w:rPr>
-        <w:t>実行・ログタブ</w:t>
-      </w:r>
-    </w:p>
-    <w:p>
-      <w:pPr>
-        <w:spacing w:before="40" w:after="0"/>
-        <w:jc w:val="center"/>
-        <w:rPr>
-          <w:rFonts w:ascii="BIZ UDPゴシック" w:eastAsia="BIZ UDPゴシック" w:hAnsi="BIZ UDPゴシック"/>
-        </w:rPr>
-      </w:pPr>
-      <w:r>
-        <w:rPr>
-          <w:rFonts w:ascii="BIZ UDPゴシック" w:eastAsia="BIZ UDPゴシック" w:hAnsi="BIZ UDPゴシック"/>
-          <w:noProof/>
         </w:rPr>
         <w:drawing>
-          <wp:inline distT="0" distB="0" distL="0" distR="0" wp14:anchorId="473339FD" wp14:editId="4D583238">
-            <wp:extent cx="6693284" cy="3411416"/>
-            <wp:effectExtent l="0" t="0" r="0" b="0"/>
-            <wp:docPr id="8" name="Picture 8"/>
+          <wp:anchor distT="0" distB="0" distL="114300" distR="114300" simplePos="0" relativeHeight="251648512" behindDoc="0" locked="0" layoutInCell="1" allowOverlap="1" wp14:anchorId="2147DF11" wp14:editId="7468DD4A">
+            <wp:simplePos x="0" y="0"/>
+            <wp:positionH relativeFrom="column">
+              <wp:posOffset>-1270</wp:posOffset>
+            </wp:positionH>
+            <wp:positionV relativeFrom="paragraph">
+              <wp:posOffset>159385</wp:posOffset>
+            </wp:positionV>
+            <wp:extent cx="5039428" cy="714475"/>
+            <wp:effectExtent l="0" t="0" r="0" b="9525"/>
+            <wp:wrapTopAndBottom/>
+            <wp:docPr id="832966775" name="図 1"/>
             <wp:cNvGraphicFramePr>
               <a:graphicFrameLocks xmlns:a="http://schemas.openxmlformats.org/drawingml/2006/main" noChangeAspect="1"/>
             </wp:cNvGraphicFramePr>
@@ -1532,7 +1407,7 @@
               <a:graphicData uri="http://schemas.openxmlformats.org/drawingml/2006/picture">
                 <pic:pic xmlns:pic="http://schemas.openxmlformats.org/drawingml/2006/picture">
                   <pic:nvPicPr>
-                    <pic:cNvPr id="0" name="image8.png"/>
+                    <pic:cNvPr id="832966775" name=""/>
                     <pic:cNvPicPr/>
                   </pic:nvPicPr>
                   <pic:blipFill>
@@ -1544,7 +1419,90 @@
                   <pic:spPr>
                     <a:xfrm>
                       <a:off x="0" y="0"/>
-                      <a:ext cx="6698433" cy="3414040"/>
+                      <a:ext cx="5039428" cy="714475"/>
+                    </a:xfrm>
+                    <a:prstGeom prst="rect">
+                      <a:avLst/>
+                    </a:prstGeom>
+                  </pic:spPr>
+                </pic:pic>
+              </a:graphicData>
+            </a:graphic>
+          </wp:anchor>
+        </w:drawing>
+      </w:r>
+      <w:r>
+        <w:rPr>
+          <w:rFonts w:ascii="BIZ UDPゴシック" w:eastAsia="BIZ UDPゴシック" w:hAnsi="BIZ UDPゴシック"/>
+          <w:i/>
+          <w:sz w:val="16"/>
+        </w:rPr>
+        <w:t>実行・ログタブ</w:t>
+      </w:r>
+    </w:p>
+    <w:p>
+      <w:pPr>
+        <w:spacing w:before="40" w:after="0"/>
+        <w:jc w:val="center"/>
+        <w:rPr>
+          <w:rFonts w:ascii="BIZ UDPゴシック" w:eastAsia="BIZ UDPゴシック" w:hAnsi="BIZ UDPゴシック"/>
+        </w:rPr>
+      </w:pPr>
+    </w:p>
+    <w:p>
+      <w:pPr>
+        <w:spacing w:after="40"/>
+        <w:jc w:val="center"/>
+        <w:rPr>
+          <w:rFonts w:ascii="BIZ UDPゴシック" w:eastAsia="BIZ UDPゴシック" w:hAnsi="BIZ UDPゴシック"/>
+        </w:rPr>
+      </w:pPr>
+      <w:r>
+        <w:rPr>
+          <w:rFonts w:ascii="BIZ UDPゴシック" w:eastAsia="BIZ UDPゴシック" w:hAnsi="BIZ UDPゴシック"/>
+          <w:i/>
+          <w:sz w:val="16"/>
+        </w:rPr>
+        <w:t>段階1 実行ボタン</w:t>
+      </w:r>
+    </w:p>
+    <w:p>
+      <w:pPr>
+        <w:spacing w:before="40" w:after="0"/>
+        <w:jc w:val="center"/>
+        <w:rPr>
+          <w:rFonts w:ascii="BIZ UDPゴシック" w:eastAsia="BIZ UDPゴシック" w:hAnsi="BIZ UDPゴシック"/>
+        </w:rPr>
+      </w:pPr>
+      <w:r>
+        <w:rPr>
+          <w:rFonts w:ascii="BIZ UDPゴシック" w:eastAsia="BIZ UDPゴシック" w:hAnsi="BIZ UDPゴシック"/>
+        </w:rPr>
+        <w:drawing>
+          <wp:inline distT="0" distB="0" distL="0" distR="0" wp14:anchorId="2C663586" wp14:editId="4674E8D3">
+            <wp:extent cx="6944360" cy="3006725"/>
+            <wp:effectExtent l="0" t="0" r="8890" b="3175"/>
+            <wp:docPr id="1379945065" name="図 1"/>
+            <wp:cNvGraphicFramePr>
+              <a:graphicFrameLocks xmlns:a="http://schemas.openxmlformats.org/drawingml/2006/main" noChangeAspect="1"/>
+            </wp:cNvGraphicFramePr>
+            <a:graphic xmlns:a="http://schemas.openxmlformats.org/drawingml/2006/main">
+              <a:graphicData uri="http://schemas.openxmlformats.org/drawingml/2006/picture">
+                <pic:pic xmlns:pic="http://schemas.openxmlformats.org/drawingml/2006/picture">
+                  <pic:nvPicPr>
+                    <pic:cNvPr id="1379945065" name=""/>
+                    <pic:cNvPicPr/>
+                  </pic:nvPicPr>
+                  <pic:blipFill>
+                    <a:blip r:embed="rId14"/>
+                    <a:stretch>
+                      <a:fillRect/>
+                    </a:stretch>
+                  </pic:blipFill>
+                  <pic:spPr>
+                    <a:xfrm>
+                      <a:off x="0" y="0"/>
+                      <a:ext cx="6944360" cy="3006725"/>
                     </a:xfrm>
                     <a:prstGeom prst="rect">
                       <a:avLst/>
@@ -1563,66 +1521,39 @@
         <w:jc w:val="center"/>
         <w:rPr>
           <w:rFonts w:ascii="BIZ UDPゴシック" w:eastAsia="BIZ UDPゴシック" w:hAnsi="BIZ UDPゴシック"/>
-        </w:rPr>
-      </w:pPr>
-      <w:r>
-        <w:rPr>
-          <w:rFonts w:ascii="BIZ UDPゴシック" w:eastAsia="BIZ UDPゴシック" w:hAnsi="BIZ UDPゴシック"/>
           <w:i/>
           <w:sz w:val="16"/>
-        </w:rPr>
-        <w:t>段階1 実行ボタン</w:t>
+          <w:lang w:eastAsia="ja-JP"/>
+        </w:rPr>
+      </w:pPr>
+      <w:r>
+        <w:rPr>
+          <w:rFonts w:ascii="BIZ UDPゴシック" w:eastAsia="BIZ UDPゴシック" w:hAnsi="BIZ UDPゴシック"/>
+          <w:i/>
+          <w:sz w:val="16"/>
+          <w:lang w:eastAsia="ja-JP"/>
+        </w:rPr>
+        <w:t>段階1 完了後のタブ遷移</w:t>
       </w:r>
     </w:p>
     <w:p>
       <w:pPr>
-        <w:spacing w:before="40" w:after="0"/>
-        <w:jc w:val="center"/>
-        <w:rPr>
-          <w:rFonts w:ascii="BIZ UDPゴシック" w:eastAsia="BIZ UDPゴシック" w:hAnsi="BIZ UDPゴシック"/>
+        <w:spacing w:after="200" w:line="276" w:lineRule="auto"/>
+        <w:rPr>
+          <w:rFonts w:ascii="BIZ UDPゴシック" w:eastAsia="BIZ UDPゴシック" w:hAnsi="BIZ UDPゴシック"/>
+          <w:i/>
+          <w:sz w:val="16"/>
+          <w:lang w:eastAsia="ja-JP"/>
         </w:rPr>
       </w:pPr>
       <w:r>
         <w:rPr>
           <w:rFonts w:ascii="BIZ UDPゴシック" w:eastAsia="BIZ UDPゴシック" w:hAnsi="BIZ UDPゴシック"/>
-          <w:noProof/>
-        </w:rPr>
-        <w:lastRenderedPageBreak/>
-        <w:drawing>
-          <wp:inline distT="0" distB="0" distL="0" distR="0" wp14:anchorId="46FE36B8" wp14:editId="478CBAA4">
-            <wp:extent cx="6692139" cy="2887705"/>
-            <wp:effectExtent l="0" t="0" r="0" b="8255"/>
-            <wp:docPr id="9" name="Picture 9"/>
-            <wp:cNvGraphicFramePr>
-              <a:graphicFrameLocks xmlns:a="http://schemas.openxmlformats.org/drawingml/2006/main" noChangeAspect="1"/>
-            </wp:cNvGraphicFramePr>
-            <a:graphic xmlns:a="http://schemas.openxmlformats.org/drawingml/2006/main">
-              <a:graphicData uri="http://schemas.openxmlformats.org/drawingml/2006/picture">
-                <pic:pic xmlns:pic="http://schemas.openxmlformats.org/drawingml/2006/picture">
-                  <pic:nvPicPr>
-                    <pic:cNvPr id="0" name="image10.png"/>
-                    <pic:cNvPicPr/>
-                  </pic:nvPicPr>
-                  <pic:blipFill>
-                    <a:blip r:embed="rId14"/>
-                    <a:stretch>
-                      <a:fillRect/>
-                    </a:stretch>
-                  </pic:blipFill>
-                  <pic:spPr>
-                    <a:xfrm>
-                      <a:off x="0" y="0"/>
-                      <a:ext cx="6711024" cy="2895854"/>
-                    </a:xfrm>
-                    <a:prstGeom prst="rect">
-                      <a:avLst/>
-                    </a:prstGeom>
-                  </pic:spPr>
-                </pic:pic>
-              </a:graphicData>
-            </a:graphic>
-          </wp:inline>
-        </w:drawing>
+          <w:i/>
+          <w:sz w:val="16"/>
+          <w:lang w:eastAsia="ja-JP"/>
+        </w:rPr>
+        <w:br w:type="page"/>
       </w:r>
     </w:p>
     <w:p>
@@ -1634,15 +1565,6 @@
           <w:lang w:eastAsia="ja-JP"/>
         </w:rPr>
       </w:pPr>
-      <w:r>
-        <w:rPr>
-          <w:rFonts w:ascii="BIZ UDPゴシック" w:eastAsia="BIZ UDPゴシック" w:hAnsi="BIZ UDPゴシック"/>
-          <w:i/>
-          <w:sz w:val="16"/>
-          <w:lang w:eastAsia="ja-JP"/>
-        </w:rPr>
-        <w:t>段階1 完了後のタブ遷移</w:t>
-      </w:r>
     </w:p>
     <w:p>
       <w:pPr>
@@ -1673,13 +1595,13 @@
           <w:noProof/>
         </w:rPr>
         <w:drawing>
-          <wp:anchor distT="0" distB="0" distL="114300" distR="114300" simplePos="0" relativeHeight="251614208" behindDoc="0" locked="0" layoutInCell="1" allowOverlap="1" wp14:anchorId="31096E14" wp14:editId="3A86950A">
+          <wp:anchor distT="0" distB="0" distL="114300" distR="114300" simplePos="0" relativeHeight="251614208" behindDoc="0" locked="0" layoutInCell="1" allowOverlap="1" wp14:anchorId="31096E14" wp14:editId="422644FB">
             <wp:simplePos x="0" y="0"/>
             <wp:positionH relativeFrom="column">
-              <wp:posOffset>2342759</wp:posOffset>
+              <wp:posOffset>74930</wp:posOffset>
             </wp:positionH>
             <wp:positionV relativeFrom="paragraph">
-              <wp:posOffset>264160</wp:posOffset>
+              <wp:posOffset>263525</wp:posOffset>
             </wp:positionV>
             <wp:extent cx="2032635" cy="589915"/>
             <wp:effectExtent l="0" t="0" r="5715" b="635"/>
@@ -1736,27 +1658,38 @@
         <w:jc w:val="center"/>
         <w:rPr>
           <w:rFonts w:ascii="BIZ UDPゴシック" w:eastAsia="BIZ UDPゴシック" w:hAnsi="BIZ UDPゴシック"/>
+          <w:lang w:eastAsia="ja-JP"/>
         </w:rPr>
       </w:pPr>
     </w:p>
     <w:p>
       <w:pPr>
         <w:spacing w:after="40"/>
-        <w:jc w:val="center"/>
-        <w:rPr>
-          <w:rFonts w:ascii="BIZ UDPゴシック" w:eastAsia="BIZ UDPゴシック" w:hAnsi="BIZ UDPゴシック"/>
-          <w:lang w:eastAsia="ja-JP"/>
-        </w:rPr>
-      </w:pPr>
-      <w:r>
         <w:rPr>
           <w:rFonts w:ascii="BIZ UDPゴシック" w:eastAsia="BIZ UDPゴシック" w:hAnsi="BIZ UDPゴシック"/>
           <w:i/>
           <w:sz w:val="16"/>
           <w:lang w:eastAsia="ja-JP"/>
         </w:rPr>
+      </w:pPr>
+      <w:r>
+        <w:rPr>
+          <w:rFonts w:ascii="BIZ UDPゴシック" w:eastAsia="BIZ UDPゴシック" w:hAnsi="BIZ UDPゴシック"/>
+          <w:i/>
+          <w:sz w:val="16"/>
+          <w:lang w:eastAsia="ja-JP"/>
+        </w:rPr>
         <w:t>操作・ソースのアコーディオン</w:t>
       </w:r>
+    </w:p>
+    <w:p>
+      <w:pPr>
+        <w:spacing w:after="40"/>
+        <w:rPr>
+          <w:rFonts w:ascii="BIZ UDPゴシック" w:eastAsia="BIZ UDPゴシック" w:hAnsi="BIZ UDPゴシック" w:hint="eastAsia"/>
+          <w:lang w:eastAsia="ja-JP"/>
+        </w:rPr>
+      </w:pPr>
     </w:p>
     <w:p>
       <w:pPr>
@@ -1945,7 +1878,6 @@
           <w:rFonts w:ascii="BIZ UDPゴシック" w:eastAsia="BIZ UDPゴシック" w:hAnsi="BIZ UDPゴシック"/>
           <w:noProof/>
         </w:rPr>
-        <w:lastRenderedPageBreak/>
         <w:drawing>
           <wp:anchor distT="0" distB="0" distL="114300" distR="114300" simplePos="0" relativeHeight="251627520" behindDoc="0" locked="0" layoutInCell="1" allowOverlap="1" wp14:anchorId="7F7CD93A" wp14:editId="2179BB8B">
             <wp:simplePos x="0" y="0"/>
@@ -2067,18 +1999,50 @@
         <w:jc w:val="center"/>
         <w:rPr>
           <w:rFonts w:ascii="BIZ UDPゴシック" w:eastAsia="BIZ UDPゴシック" w:hAnsi="BIZ UDPゴシック"/>
-          <w:lang w:eastAsia="ja-JP"/>
-        </w:rPr>
-      </w:pPr>
-      <w:r>
-        <w:rPr>
-          <w:rFonts w:ascii="BIZ UDPゴシック" w:eastAsia="BIZ UDPゴシック" w:hAnsi="BIZ UDPゴシック"/>
           <w:i/>
           <w:sz w:val="16"/>
           <w:lang w:eastAsia="ja-JP"/>
         </w:rPr>
+      </w:pPr>
+      <w:r>
+        <w:rPr>
+          <w:rFonts w:ascii="BIZ UDPゴシック" w:eastAsia="BIZ UDPゴシック" w:hAnsi="BIZ UDPゴシック"/>
+          <w:i/>
+          <w:sz w:val="16"/>
+          <w:lang w:eastAsia="ja-JP"/>
+        </w:rPr>
         <w:t>フィルタ適用後（該当行のみ表示）</w:t>
       </w:r>
+    </w:p>
+    <w:p>
+      <w:pPr>
+        <w:spacing w:after="200" w:line="276" w:lineRule="auto"/>
+        <w:rPr>
+          <w:rFonts w:ascii="BIZ UDPゴシック" w:eastAsia="BIZ UDPゴシック" w:hAnsi="BIZ UDPゴシック"/>
+          <w:i/>
+          <w:sz w:val="16"/>
+          <w:lang w:eastAsia="ja-JP"/>
+        </w:rPr>
+      </w:pPr>
+      <w:r>
+        <w:rPr>
+          <w:rFonts w:ascii="BIZ UDPゴシック" w:eastAsia="BIZ UDPゴシック" w:hAnsi="BIZ UDPゴシック"/>
+          <w:i/>
+          <w:sz w:val="16"/>
+          <w:lang w:eastAsia="ja-JP"/>
+        </w:rPr>
+        <w:br w:type="page"/>
+      </w:r>
+    </w:p>
+    <w:p>
+      <w:pPr>
+        <w:spacing w:after="40"/>
+        <w:jc w:val="center"/>
+        <w:rPr>
+          <w:rFonts w:ascii="BIZ UDPゴシック" w:eastAsia="BIZ UDPゴシック" w:hAnsi="BIZ UDPゴシック"/>
+          <w:lang w:eastAsia="ja-JP"/>
+        </w:rPr>
+      </w:pPr>
     </w:p>
     <w:p>
       <w:pPr>
@@ -2643,7 +2607,7 @@
         <w:spacing w:after="40"/>
         <w:jc w:val="center"/>
         <w:rPr>
-          <w:rFonts w:ascii="BIZ UDPゴシック" w:eastAsia="BIZ UDPゴシック" w:hAnsi="BIZ UDPゴシック" w:hint="eastAsia"/>
+          <w:rFonts w:ascii="BIZ UDPゴシック" w:eastAsia="BIZ UDPゴシック" w:hAnsi="BIZ UDPゴシック"/>
           <w:lang w:eastAsia="ja-JP"/>
         </w:rPr>
       </w:pPr>
@@ -2693,6 +2657,7 @@
         <w:jc w:val="center"/>
         <w:rPr>
           <w:rFonts w:ascii="BIZ UDPゴシック" w:eastAsia="BIZ UDPゴシック" w:hAnsi="BIZ UDPゴシック"/>
+          <w:lang w:eastAsia="ja-JP"/>
         </w:rPr>
       </w:pPr>
       <w:r>
@@ -2807,6 +2772,7 @@
         <w:ind w:firstLineChars="200" w:firstLine="380"/>
         <w:rPr>
           <w:rFonts w:ascii="BIZ UDPゴシック" w:eastAsia="BIZ UDPゴシック" w:hAnsi="BIZ UDPゴシック"/>
+          <w:lang w:eastAsia="ja-JP"/>
         </w:rPr>
       </w:pPr>
       <w:r>
@@ -2863,6 +2829,7 @@
           <w:rFonts w:ascii="BIZ UDPゴシック" w:eastAsia="BIZ UDPゴシック" w:hAnsi="BIZ UDPゴシック"/>
           <w:i/>
           <w:sz w:val="16"/>
+          <w:lang w:eastAsia="ja-JP"/>
         </w:rPr>
         <w:t>加工速度_上書き</w:t>
       </w:r>
@@ -2873,6 +2840,7 @@
         <w:jc w:val="center"/>
         <w:rPr>
           <w:rFonts w:ascii="BIZ UDPゴシック" w:eastAsia="BIZ UDPゴシック" w:hAnsi="BIZ UDPゴシック"/>
+          <w:lang w:eastAsia="ja-JP"/>
         </w:rPr>
       </w:pPr>
     </w:p>
@@ -2972,8 +2940,43 @@
           <w:rFonts w:ascii="BIZ UDPゴシック" w:eastAsia="BIZ UDPゴシック" w:hAnsi="BIZ UDPゴシック"/>
           <w:lang w:eastAsia="ja-JP"/>
         </w:rPr>
-        <w:t>「当日は配台しない」にチェックが入っていることを確認する。</w:t>
+        <w:t>「当日は配台しない」</w:t>
       </w:r>
+      <w:r>
+        <w:rPr>
+          <w:rFonts w:ascii="BIZ UDPゴシック" w:eastAsia="BIZ UDPゴシック" w:hAnsi="BIZ UDPゴシック" w:hint="eastAsia"/>
+          <w:lang w:eastAsia="ja-JP"/>
+        </w:rPr>
+        <w:t>と「加工途中のタスク</w:t>
+      </w:r>
+      <w:r>
+        <w:rPr>
+          <w:rFonts w:ascii="BIZ UDPゴシック" w:eastAsia="BIZ UDPゴシック" w:hAnsi="BIZ UDPゴシック"/>
+          <w:lang w:eastAsia="ja-JP"/>
+        </w:rPr>
+        <w:t>…</w:t>
+      </w:r>
+      <w:r>
+        <w:rPr>
+          <w:rFonts w:ascii="BIZ UDPゴシック" w:eastAsia="BIZ UDPゴシック" w:hAnsi="BIZ UDPゴシック" w:hint="eastAsia"/>
+          <w:lang w:eastAsia="ja-JP"/>
+        </w:rPr>
+        <w:t>.」に</w:t>
+      </w:r>
+      <w:r>
+        <w:rPr>
+          <w:rFonts w:ascii="Segoe UI Symbol" w:eastAsia="BIZ UDPゴシック" w:hAnsi="Segoe UI Symbol" w:cs="Segoe UI Symbol" w:hint="eastAsia"/>
+          <w:lang w:eastAsia="ja-JP"/>
+        </w:rPr>
+        <w:t>☑が</w:t>
+      </w:r>
+      <w:r>
+        <w:rPr>
+          <w:rFonts w:ascii="BIZ UDPゴシック" w:eastAsia="BIZ UDPゴシック" w:hAnsi="BIZ UDPゴシック"/>
+          <w:lang w:eastAsia="ja-JP"/>
+        </w:rPr>
+        <w:t>入っていることを確認する。</w:t>
+      </w:r>
     </w:p>
     <w:p>
       <w:pPr>
@@ -2989,6 +2992,43 @@
           <w:lang w:eastAsia="ja-JP"/>
         </w:rPr>
         <w:t>「段階2 実行」を押す（未保存のままでは実行できない）。</w:t>
+      </w:r>
+    </w:p>
+    <w:p>
+      <w:pPr>
+        <w:pStyle w:val="a"/>
+        <w:rPr>
+          <w:rFonts w:ascii="BIZ UDPゴシック" w:eastAsia="BIZ UDPゴシック" w:hAnsi="BIZ UDPゴシック"/>
+          <w:lang w:eastAsia="ja-JP"/>
+        </w:rPr>
+      </w:pPr>
+      <w:r>
+        <w:rPr>
+          <w:rFonts w:ascii="BIZ UDPゴシック" w:eastAsia="BIZ UDPゴシック" w:hAnsi="BIZ UDPゴシック" w:hint="eastAsia"/>
+          <w:lang w:eastAsia="ja-JP"/>
+        </w:rPr>
+        <w:t>加工途中タスク-翌日の配台量を調整しOKを押す</w:t>
+      </w:r>
+    </w:p>
+    <w:p>
+      <w:pPr>
+        <w:pStyle w:val="a"/>
+        <w:numPr>
+          <w:ilvl w:val="0"/>
+          <w:numId w:val="0"/>
+        </w:numPr>
+        <w:ind w:left="360"/>
+        <w:rPr>
+          <w:rFonts w:ascii="BIZ UDPゴシック" w:eastAsia="BIZ UDPゴシック" w:hAnsi="BIZ UDPゴシック" w:hint="eastAsia"/>
+          <w:lang w:eastAsia="ja-JP"/>
+        </w:rPr>
+      </w:pPr>
+      <w:r>
+        <w:rPr>
+          <w:rFonts w:ascii="BIZ UDPゴシック" w:eastAsia="BIZ UDPゴシック" w:hAnsi="BIZ UDPゴシック" w:hint="eastAsia"/>
+          <w:lang w:eastAsia="ja-JP"/>
+        </w:rPr>
+        <w:t>※加工途中が当日どれくらい終わるかを確認すること</w:t>
       </w:r>
     </w:p>
     <w:p>
@@ -3086,7 +3126,7 @@
           </mc:Choice>
           <mc:Fallback>
             <w:pict>
-              <v:oval w14:anchorId="3B020B8F" id="楕円 1" o:spid="_x0000_s1026" style="position:absolute;margin-left:464.25pt;margin-top:11.35pt;width:61.3pt;height:43.5pt;z-index:251702272;visibility:visible;mso-wrap-style:square;mso-wrap-distance-left:9pt;mso-wrap-distance-top:0;mso-wrap-distance-right:9pt;mso-wrap-distance-bottom:0;mso-position-horizontal:absolute;mso-position-horizontal-relative:text;mso-position-vertical:absolute;mso-position-vertical-relative:text;v-text-anchor:middle" o:gfxdata="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" filled="f" strokecolor="#e00" strokeweight="3pt">
+              <v:oval w14:anchorId="20590AF5" id="楕円 1" o:spid="_x0000_s1026" style="position:absolute;margin-left:464.25pt;margin-top:11.35pt;width:61.3pt;height:43.5pt;z-index:251702272;visibility:visible;mso-wrap-style:square;mso-wrap-distance-left:9pt;mso-wrap-distance-top:0;mso-wrap-distance-right:9pt;mso-wrap-distance-bottom:0;mso-position-horizontal:absolute;mso-position-horizontal-relative:text;mso-position-vertical:absolute;mso-position-vertical-relative:text;v-text-anchor:middle" o:gfxdata="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" filled="f" strokecolor="#e00" strokeweight="3pt">
                 <v:shadow on="t" color="black" opacity="22937f" origin=",.5" offset="0,.63889mm"/>
               </v:oval>
             </w:pict>
@@ -3163,23 +3203,71 @@
       <w:r>
         <w:rPr>
           <w:rFonts w:ascii="BIZ UDPゴシック" w:eastAsia="BIZ UDPゴシック" w:hAnsi="BIZ UDPゴシック"/>
+        </w:rPr>
+        <w:drawing>
+          <wp:anchor distT="0" distB="0" distL="114300" distR="114300" simplePos="0" relativeHeight="251662848" behindDoc="0" locked="0" layoutInCell="1" allowOverlap="1" wp14:anchorId="723E495C" wp14:editId="3BC44104">
+            <wp:simplePos x="0" y="0"/>
+            <wp:positionH relativeFrom="column">
+              <wp:posOffset>341630</wp:posOffset>
+            </wp:positionH>
+            <wp:positionV relativeFrom="paragraph">
+              <wp:posOffset>1223010</wp:posOffset>
+            </wp:positionV>
+            <wp:extent cx="4962218" cy="3672205"/>
+            <wp:effectExtent l="0" t="0" r="0" b="4445"/>
+            <wp:wrapTopAndBottom/>
+            <wp:docPr id="1066212656" name="図 1"/>
+            <wp:cNvGraphicFramePr>
+              <a:graphicFrameLocks xmlns:a="http://schemas.openxmlformats.org/drawingml/2006/main" noChangeAspect="1"/>
+            </wp:cNvGraphicFramePr>
+            <a:graphic xmlns:a="http://schemas.openxmlformats.org/drawingml/2006/main">
+              <a:graphicData uri="http://schemas.openxmlformats.org/drawingml/2006/picture">
+                <pic:pic xmlns:pic="http://schemas.openxmlformats.org/drawingml/2006/picture">
+                  <pic:nvPicPr>
+                    <pic:cNvPr id="1066212656" name=""/>
+                    <pic:cNvPicPr/>
+                  </pic:nvPicPr>
+                  <pic:blipFill>
+                    <a:blip r:embed="rId27"/>
+                    <a:stretch>
+                      <a:fillRect/>
+                    </a:stretch>
+                  </pic:blipFill>
+                  <pic:spPr>
+                    <a:xfrm>
+                      <a:off x="0" y="0"/>
+                      <a:ext cx="4962218" cy="3672205"/>
+                    </a:xfrm>
+                    <a:prstGeom prst="rect">
+                      <a:avLst/>
+                    </a:prstGeom>
+                  </pic:spPr>
+                </pic:pic>
+              </a:graphicData>
+            </a:graphic>
+          </wp:anchor>
+        </w:drawing>
+      </w:r>
+      <w:r>
+        <w:rPr>
+          <w:rFonts w:ascii="BIZ UDPゴシック" w:eastAsia="BIZ UDPゴシック" w:hAnsi="BIZ UDPゴシック"/>
           <w:noProof/>
         </w:rPr>
         <mc:AlternateContent>
           <mc:Choice Requires="wps">
             <w:drawing>
-              <wp:anchor distT="0" distB="0" distL="114300" distR="114300" simplePos="0" relativeHeight="251703296" behindDoc="0" locked="0" layoutInCell="1" allowOverlap="1" wp14:anchorId="5DF97CCC" wp14:editId="2E257765">
+              <wp:anchor distT="0" distB="0" distL="114300" distR="114300" simplePos="0" relativeHeight="251660800" behindDoc="0" locked="0" layoutInCell="1" allowOverlap="1" wp14:anchorId="03B3A5D4" wp14:editId="47935B2E">
                 <wp:simplePos x="0" y="0"/>
                 <wp:positionH relativeFrom="column">
-                  <wp:posOffset>2631151</wp:posOffset>
+                  <wp:posOffset>646430</wp:posOffset>
                 </wp:positionH>
                 <wp:positionV relativeFrom="paragraph">
-                  <wp:posOffset>226990</wp:posOffset>
+                  <wp:posOffset>549275</wp:posOffset>
                 </wp:positionV>
-                <wp:extent cx="3590453" cy="605973"/>
-                <wp:effectExtent l="76200" t="38100" r="67310" b="99060"/>
+                <wp:extent cx="584200" cy="514350"/>
+                <wp:effectExtent l="76200" t="38100" r="82550" b="95250"/>
                 <wp:wrapNone/>
-                <wp:docPr id="966715492" name="楕円 1"/>
+                <wp:docPr id="1064102079" name="楕円 1"/>
                 <wp:cNvGraphicFramePr/>
                 <a:graphic xmlns:a="http://schemas.openxmlformats.org/drawingml/2006/main">
                   <a:graphicData uri="http://schemas.microsoft.com/office/word/2010/wordprocessingShape">
@@ -3188,7 +3276,7 @@
                       <wps:spPr>
                         <a:xfrm>
                           <a:off x="0" y="0"/>
-                          <a:ext cx="3590453" cy="605973"/>
+                          <a:ext cx="584200" cy="514350"/>
                         </a:xfrm>
                         <a:prstGeom prst="ellipse">
                           <a:avLst/>
@@ -3234,7 +3322,7 @@
           </mc:Choice>
           <mc:Fallback>
             <w:pict>
-              <v:oval w14:anchorId="7C8D4727" id="楕円 1" o:spid="_x0000_s1026" style="position:absolute;margin-left:207.2pt;margin-top:17.85pt;width:282.7pt;height:47.7pt;z-index:251703296;visibility:visible;mso-wrap-style:square;mso-width-percent:0;mso-height-percent:0;mso-wrap-distance-left:9pt;mso-wrap-distance-top:0;mso-wrap-distance-right:9pt;mso-wrap-distance-bottom:0;mso-position-horizontal:absolute;mso-position-horizontal-relative:text;mso-position-vertical:absolute;mso-position-vertical-relative:text;mso-width-percent:0;mso-height-percent:0;mso-width-relative:margin;mso-height-relative:margin;v-text-anchor:middle" o:gfxdata="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" filled="f" strokecolor="#e00" strokeweight="3pt">
+              <v:oval w14:anchorId="122997ED" id="楕円 1" o:spid="_x0000_s1026" style="position:absolute;margin-left:50.9pt;margin-top:43.25pt;width:46pt;height:40.5pt;z-index:251660800;visibility:visible;mso-wrap-style:square;mso-width-percent:0;mso-height-percent:0;mso-wrap-distance-left:9pt;mso-wrap-distance-top:0;mso-wrap-distance-right:9pt;mso-wrap-distance-bottom:0;mso-position-horizontal:absolute;mso-position-horizontal-relative:text;mso-position-vertical:absolute;mso-position-vertical-relative:text;mso-width-percent:0;mso-height-percent:0;mso-width-relative:margin;mso-height-relative:margin;v-text-anchor:middle" o:gfxdata="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" filled="f" strokecolor="#e00" strokeweight="3pt">
                 <v:shadow on="t" color="black" opacity="22937f" origin=",.5" offset="0,.63889mm"/>
               </v:oval>
             </w:pict>
@@ -3246,11 +3334,91 @@
           <w:rFonts w:ascii="BIZ UDPゴシック" w:eastAsia="BIZ UDPゴシック" w:hAnsi="BIZ UDPゴシック"/>
           <w:noProof/>
         </w:rPr>
+        <mc:AlternateContent>
+          <mc:Choice Requires="wps">
+            <w:drawing>
+              <wp:anchor distT="0" distB="0" distL="114300" distR="114300" simplePos="0" relativeHeight="251654656" behindDoc="0" locked="0" layoutInCell="1" allowOverlap="1" wp14:anchorId="5DF97CCC" wp14:editId="31B22CCE">
+                <wp:simplePos x="0" y="0"/>
+                <wp:positionH relativeFrom="column">
+                  <wp:posOffset>2710180</wp:posOffset>
+                </wp:positionH>
+                <wp:positionV relativeFrom="paragraph">
+                  <wp:posOffset>73025</wp:posOffset>
+                </wp:positionV>
+                <wp:extent cx="482600" cy="400050"/>
+                <wp:effectExtent l="76200" t="38100" r="69850" b="95250"/>
+                <wp:wrapNone/>
+                <wp:docPr id="966715492" name="楕円 1"/>
+                <wp:cNvGraphicFramePr/>
+                <a:graphic xmlns:a="http://schemas.openxmlformats.org/drawingml/2006/main">
+                  <a:graphicData uri="http://schemas.microsoft.com/office/word/2010/wordprocessingShape">
+                    <wps:wsp>
+                      <wps:cNvSpPr/>
+                      <wps:spPr>
+                        <a:xfrm>
+                          <a:off x="0" y="0"/>
+                          <a:ext cx="482600" cy="400050"/>
+                        </a:xfrm>
+                        <a:prstGeom prst="ellipse">
+                          <a:avLst/>
+                        </a:prstGeom>
+                        <a:noFill/>
+                        <a:ln w="38100">
+                          <a:solidFill>
+                            <a:srgbClr val="EE0000"/>
+                          </a:solidFill>
+                        </a:ln>
+                      </wps:spPr>
+                      <wps:style>
+                        <a:lnRef idx="1">
+                          <a:schemeClr val="accent1"/>
+                        </a:lnRef>
+                        <a:fillRef idx="3">
+                          <a:schemeClr val="accent1"/>
+                        </a:fillRef>
+                        <a:effectRef idx="2">
+                          <a:schemeClr val="accent1"/>
+                        </a:effectRef>
+                        <a:fontRef idx="minor">
+                          <a:schemeClr val="lt1"/>
+                        </a:fontRef>
+                      </wps:style>
+                      <wps:bodyPr rot="0" spcFirstLastPara="0" vertOverflow="overflow" horzOverflow="overflow" vert="horz" wrap="square" lIns="91440" tIns="45720" rIns="91440" bIns="45720" numCol="1" spcCol="0" rtlCol="0" fromWordArt="0" anchor="ctr" anchorCtr="0" forceAA="0" compatLnSpc="1">
+                        <a:prstTxWarp prst="textNoShape">
+                          <a:avLst/>
+                        </a:prstTxWarp>
+                        <a:noAutofit/>
+                      </wps:bodyPr>
+                    </wps:wsp>
+                  </a:graphicData>
+                </a:graphic>
+                <wp14:sizeRelH relativeFrom="margin">
+                  <wp14:pctWidth>0</wp14:pctWidth>
+                </wp14:sizeRelH>
+                <wp14:sizeRelV relativeFrom="margin">
+                  <wp14:pctHeight>0</wp14:pctHeight>
+                </wp14:sizeRelV>
+              </wp:anchor>
+            </w:drawing>
+          </mc:Choice>
+          <mc:Fallback>
+            <w:pict>
+              <v:oval w14:anchorId="2D433404" id="楕円 1" o:spid="_x0000_s1026" style="position:absolute;margin-left:213.4pt;margin-top:5.75pt;width:38pt;height:31.5pt;z-index:251654656;visibility:visible;mso-wrap-style:square;mso-width-percent:0;mso-height-percent:0;mso-wrap-distance-left:9pt;mso-wrap-distance-top:0;mso-wrap-distance-right:9pt;mso-wrap-distance-bottom:0;mso-position-horizontal:absolute;mso-position-horizontal-relative:text;mso-position-vertical:absolute;mso-position-vertical-relative:text;mso-width-percent:0;mso-height-percent:0;mso-width-relative:margin;mso-height-relative:margin;v-text-anchor:middle" o:gfxdata="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" filled="f" strokecolor="#e00" strokeweight="3pt">
+                <v:shadow on="t" color="black" opacity="22937f" origin=",.5" offset="0,.63889mm"/>
+              </v:oval>
+            </w:pict>
+          </mc:Fallback>
+        </mc:AlternateContent>
+      </w:r>
+      <w:r>
+        <w:rPr>
+          <w:rFonts w:ascii="BIZ UDPゴシック" w:eastAsia="BIZ UDPゴシック" w:hAnsi="BIZ UDPゴシック"/>
+        </w:rPr>
         <w:drawing>
-          <wp:inline distT="0" distB="0" distL="0" distR="0" wp14:anchorId="1B69F083" wp14:editId="4A3C995F">
-            <wp:extent cx="6263999" cy="998165"/>
+          <wp:inline distT="0" distB="0" distL="0" distR="0" wp14:anchorId="751072C3" wp14:editId="130F8825">
+            <wp:extent cx="5525271" cy="1066949"/>
             <wp:effectExtent l="0" t="0" r="0" b="0"/>
-            <wp:docPr id="22" name="Picture 22"/>
+            <wp:docPr id="1084223068" name="図 1"/>
             <wp:cNvGraphicFramePr>
               <a:graphicFrameLocks xmlns:a="http://schemas.openxmlformats.org/drawingml/2006/main" noChangeAspect="1"/>
             </wp:cNvGraphicFramePr>
@@ -3258,11 +3426,11 @@
               <a:graphicData uri="http://schemas.openxmlformats.org/drawingml/2006/picture">
                 <pic:pic xmlns:pic="http://schemas.openxmlformats.org/drawingml/2006/picture">
                   <pic:nvPicPr>
-                    <pic:cNvPr id="0" name="image26.png"/>
+                    <pic:cNvPr id="1084223068" name=""/>
                     <pic:cNvPicPr/>
                   </pic:nvPicPr>
                   <pic:blipFill>
-                    <a:blip r:embed="rId27"/>
+                    <a:blip r:embed="rId28"/>
                     <a:stretch>
                       <a:fillRect/>
                     </a:stretch>
@@ -3270,7 +3438,7 @@
                   <pic:spPr>
                     <a:xfrm>
                       <a:off x="0" y="0"/>
-                      <a:ext cx="6263999" cy="998165"/>
+                      <a:ext cx="5525271" cy="1066949"/>
                     </a:xfrm>
                     <a:prstGeom prst="rect">
                       <a:avLst/>
@@ -3308,47 +3476,6 @@
           <w:rFonts w:ascii="BIZ UDPゴシック" w:eastAsia="BIZ UDPゴシック" w:hAnsi="BIZ UDPゴシック"/>
         </w:rPr>
       </w:pPr>
-      <w:r>
-        <w:rPr>
-          <w:rFonts w:ascii="BIZ UDPゴシック" w:eastAsia="BIZ UDPゴシック" w:hAnsi="BIZ UDPゴシック"/>
-          <w:noProof/>
-        </w:rPr>
-        <w:drawing>
-          <wp:inline distT="0" distB="0" distL="0" distR="0" wp14:anchorId="11D4ABCE" wp14:editId="26CFAC98">
-            <wp:extent cx="6263999" cy="3842467"/>
-            <wp:effectExtent l="0" t="0" r="0" b="0"/>
-            <wp:docPr id="23" name="Picture 23"/>
-            <wp:cNvGraphicFramePr>
-              <a:graphicFrameLocks xmlns:a="http://schemas.openxmlformats.org/drawingml/2006/main" noChangeAspect="1"/>
-            </wp:cNvGraphicFramePr>
-            <a:graphic xmlns:a="http://schemas.openxmlformats.org/drawingml/2006/main">
-              <a:graphicData uri="http://schemas.openxmlformats.org/drawingml/2006/picture">
-                <pic:pic xmlns:pic="http://schemas.openxmlformats.org/drawingml/2006/picture">
-                  <pic:nvPicPr>
-                    <pic:cNvPr id="0" name="image27.png"/>
-                    <pic:cNvPicPr/>
-                  </pic:nvPicPr>
-                  <pic:blipFill>
-                    <a:blip r:embed="rId28"/>
-                    <a:stretch>
-                      <a:fillRect/>
-                    </a:stretch>
-                  </pic:blipFill>
-                  <pic:spPr>
-                    <a:xfrm>
-                      <a:off x="0" y="0"/>
-                      <a:ext cx="6263999" cy="3842467"/>
-                    </a:xfrm>
-                    <a:prstGeom prst="rect">
-                      <a:avLst/>
-                    </a:prstGeom>
-                  </pic:spPr>
-                </pic:pic>
-              </a:graphicData>
-            </a:graphic>
-          </wp:inline>
-        </w:drawing>
-      </w:r>
     </w:p>
     <w:p>
       <w:pPr>
@@ -4005,7 +4132,7 @@
           <w:lang w:eastAsia="ja-JP"/>
         </w:rPr>
         <w:lastRenderedPageBreak/>
-        <w:t>4.4 段階3（インタラクティブ配台試行）</w:t>
+        <w:t>4.4 段階3</w:t>
       </w:r>
     </w:p>
     <w:p>
@@ -4070,37 +4197,20 @@
       <w:r>
         <w:rPr>
           <w:rFonts w:ascii="BIZ UDPゴシック" w:eastAsia="BIZ UDPゴシック" w:hAnsi="BIZ UDPゴシック"/>
-          <w:lang w:eastAsia="ja-JP"/>
-        </w:rPr>
-        <w:t>人員不足・割当不可は shortages ダイアログで確認する。</w:t>
-      </w:r>
-    </w:p>
-    <w:p>
-      <w:pPr>
-        <w:spacing w:before="40" w:after="0"/>
-        <w:jc w:val="center"/>
-        <w:rPr>
-          <w:rFonts w:ascii="BIZ UDPゴシック" w:eastAsia="BIZ UDPゴシック" w:hAnsi="BIZ UDPゴシック"/>
-        </w:rPr>
-      </w:pPr>
-      <w:r>
-        <w:rPr>
-          <w:rFonts w:ascii="BIZ UDPゴシック" w:eastAsia="BIZ UDPゴシック" w:hAnsi="BIZ UDPゴシック"/>
-          <w:noProof/>
         </w:rPr>
         <w:drawing>
-          <wp:anchor distT="0" distB="0" distL="114300" distR="114300" simplePos="0" relativeHeight="251707392" behindDoc="0" locked="0" layoutInCell="1" allowOverlap="1" wp14:anchorId="21A833B4" wp14:editId="7DEDFD16">
+          <wp:anchor distT="0" distB="0" distL="114300" distR="114300" simplePos="0" relativeHeight="251665920" behindDoc="0" locked="0" layoutInCell="1" allowOverlap="1" wp14:anchorId="23D6AD79" wp14:editId="4F914E50">
             <wp:simplePos x="0" y="0"/>
             <wp:positionH relativeFrom="column">
-              <wp:posOffset>282087</wp:posOffset>
+              <wp:posOffset>-1270</wp:posOffset>
             </wp:positionH>
             <wp:positionV relativeFrom="paragraph">
-              <wp:posOffset>5051132</wp:posOffset>
+              <wp:posOffset>321310</wp:posOffset>
             </wp:positionV>
-            <wp:extent cx="3685735" cy="1178088"/>
-            <wp:effectExtent l="0" t="0" r="0" b="3175"/>
+            <wp:extent cx="5852160" cy="3485289"/>
+            <wp:effectExtent l="0" t="0" r="0" b="1270"/>
             <wp:wrapTopAndBottom/>
-            <wp:docPr id="31" name="Picture 31"/>
+            <wp:docPr id="1049533658" name="図 1"/>
             <wp:cNvGraphicFramePr>
               <a:graphicFrameLocks xmlns:a="http://schemas.openxmlformats.org/drawingml/2006/main" noChangeAspect="1"/>
             </wp:cNvGraphicFramePr>
@@ -4108,7 +4218,7 @@
               <a:graphicData uri="http://schemas.openxmlformats.org/drawingml/2006/picture">
                 <pic:pic xmlns:pic="http://schemas.openxmlformats.org/drawingml/2006/picture">
                   <pic:nvPicPr>
-                    <pic:cNvPr id="0" name="image36.png"/>
+                    <pic:cNvPr id="1049533658" name=""/>
                     <pic:cNvPicPr/>
                   </pic:nvPicPr>
                   <pic:blipFill>
@@ -4120,7 +4230,7 @@
                   <pic:spPr>
                     <a:xfrm>
                       <a:off x="0" y="0"/>
-                      <a:ext cx="3685735" cy="1178088"/>
+                      <a:ext cx="5852160" cy="3485289"/>
                     </a:xfrm>
                     <a:prstGeom prst="rect">
                       <a:avLst/>
@@ -4135,13 +4245,298 @@
       <w:r>
         <w:rPr>
           <w:rFonts w:ascii="BIZ UDPゴシック" w:eastAsia="BIZ UDPゴシック" w:hAnsi="BIZ UDPゴシック"/>
+          <w:lang w:eastAsia="ja-JP"/>
+        </w:rPr>
+        <w:t>人員不足・割当不可は shortages ダイアログで確認する。</w:t>
+      </w:r>
+    </w:p>
+    <w:p>
+      <w:pPr>
+        <w:spacing w:before="40" w:after="0"/>
+        <w:jc w:val="center"/>
+        <w:rPr>
+          <w:rFonts w:ascii="BIZ UDPゴシック" w:eastAsia="BIZ UDPゴシック" w:hAnsi="BIZ UDPゴシック"/>
           <w:noProof/>
+          <w:lang w:eastAsia="ja-JP"/>
+        </w:rPr>
+      </w:pPr>
+    </w:p>
+    <w:p>
+      <w:pPr>
+        <w:spacing w:before="40" w:after="0"/>
+        <w:jc w:val="center"/>
+        <w:rPr>
+          <w:rFonts w:ascii="BIZ UDPゴシック" w:eastAsia="BIZ UDPゴシック" w:hAnsi="BIZ UDPゴシック"/>
+          <w:lang w:eastAsia="ja-JP"/>
+        </w:rPr>
+      </w:pPr>
+    </w:p>
+    <w:p>
+      <w:pPr>
+        <w:spacing w:after="40"/>
+        <w:jc w:val="center"/>
+        <w:rPr>
+          <w:rFonts w:ascii="BIZ UDPゴシック" w:eastAsia="BIZ UDPゴシック" w:hAnsi="BIZ UDPゴシック"/>
+          <w:i/>
+          <w:sz w:val="16"/>
+          <w:lang w:eastAsia="ja-JP"/>
+        </w:rPr>
+      </w:pPr>
+      <w:r>
+        <w:rPr>
+          <w:rFonts w:ascii="BIZ UDPゴシック" w:eastAsia="BIZ UDPゴシック" w:hAnsi="BIZ UDPゴシック"/>
+          <w:i/>
+          <w:sz w:val="16"/>
+          <w:lang w:eastAsia="ja-JP"/>
+        </w:rPr>
+        <w:t>段階3 の操作例</w:t>
+      </w:r>
+    </w:p>
+    <w:p>
+      <w:pPr>
+        <w:spacing w:after="200" w:line="276" w:lineRule="auto"/>
+        <w:rPr>
+          <w:rFonts w:ascii="BIZ UDPゴシック" w:eastAsia="BIZ UDPゴシック" w:hAnsi="BIZ UDPゴシック"/>
+          <w:i/>
+          <w:sz w:val="16"/>
+          <w:lang w:eastAsia="ja-JP"/>
+        </w:rPr>
+      </w:pPr>
+      <w:r>
+        <w:rPr>
+          <w:rFonts w:ascii="BIZ UDPゴシック" w:eastAsia="BIZ UDPゴシック" w:hAnsi="BIZ UDPゴシック"/>
+          <w:i/>
+          <w:sz w:val="16"/>
+          <w:lang w:eastAsia="ja-JP"/>
+        </w:rPr>
+        <w:br w:type="page"/>
+      </w:r>
+    </w:p>
+    <w:p>
+      <w:pPr>
+        <w:spacing w:after="40"/>
+        <w:jc w:val="center"/>
+        <w:rPr>
+          <w:rFonts w:ascii="BIZ UDPゴシック" w:eastAsia="BIZ UDPゴシック" w:hAnsi="BIZ UDPゴシック"/>
+          <w:lang w:eastAsia="ja-JP"/>
+        </w:rPr>
+      </w:pPr>
+    </w:p>
+    <w:p>
+      <w:pPr>
+        <w:spacing w:before="40" w:after="0"/>
+        <w:jc w:val="center"/>
+        <w:rPr>
+          <w:rFonts w:ascii="BIZ UDPゴシック" w:eastAsia="BIZ UDPゴシック" w:hAnsi="BIZ UDPゴシック"/>
+          <w:lang w:eastAsia="ja-JP"/>
+        </w:rPr>
+      </w:pPr>
+    </w:p>
+    <w:p>
+      <w:pPr>
+        <w:pStyle w:val="21"/>
+        <w:rPr>
+          <w:rFonts w:ascii="BIZ UDPゴシック" w:eastAsia="BIZ UDPゴシック" w:hAnsi="BIZ UDPゴシック"/>
+          <w:lang w:eastAsia="ja-JP"/>
+        </w:rPr>
+      </w:pPr>
+      <w:r>
+        <w:rPr>
+          <w:rFonts w:ascii="BIZ UDPゴシック" w:eastAsia="BIZ UDPゴシック" w:hAnsi="BIZ UDPゴシック"/>
+          <w:lang w:eastAsia="ja-JP"/>
+        </w:rPr>
+        <w:t>4.5 段階3 実行後・アラジン転記</w:t>
+      </w:r>
+    </w:p>
+    <w:p>
+      <w:pPr>
+        <w:pStyle w:val="a"/>
+        <w:rPr>
+          <w:rFonts w:ascii="BIZ UDPゴシック" w:eastAsia="BIZ UDPゴシック" w:hAnsi="BIZ UDPゴシック"/>
+          <w:lang w:eastAsia="ja-JP"/>
+        </w:rPr>
+      </w:pPr>
+      <w:r>
+        <w:rPr>
+          <w:rFonts w:ascii="BIZ UDPゴシック" w:eastAsia="BIZ UDPゴシック" w:hAnsi="BIZ UDPゴシック"/>
+          <w:lang w:eastAsia="ja-JP"/>
+        </w:rPr>
+        <w:t>「保存 (JSON+xlsx)」で手修正を確定する（運用では保存を推奨）。</w:t>
+      </w:r>
+    </w:p>
+    <w:p>
+      <w:pPr>
+        <w:pStyle w:val="a"/>
+        <w:rPr>
+          <w:rFonts w:ascii="BIZ UDPゴシック" w:eastAsia="BIZ UDPゴシック" w:hAnsi="BIZ UDPゴシック"/>
+        </w:rPr>
+      </w:pPr>
+      <w:r>
+        <w:rPr>
+          <w:rFonts w:ascii="BIZ UDPゴシック" w:eastAsia="BIZ UDPゴシック" w:hAnsi="BIZ UDPゴシック"/>
+        </w:rPr>
+        <w:t>「実行・ログ」の「エクセルを開く」で</w:t>
+      </w:r>
+      <w:r>
+        <w:rPr>
+          <w:rFonts w:ascii="BIZ UDPゴシック" w:eastAsia="BIZ UDPゴシック" w:hAnsi="BIZ UDPゴシック" w:hint="eastAsia"/>
+          <w:lang w:eastAsia="ja-JP"/>
+        </w:rPr>
+        <w:t>エクセルで</w:t>
+      </w:r>
+      <w:r>
+        <w:rPr>
+          <w:rFonts w:ascii="BIZ UDPゴシック" w:eastAsia="BIZ UDPゴシック" w:hAnsi="BIZ UDPゴシック"/>
+        </w:rPr>
+        <w:t>確認する</w:t>
+      </w:r>
+      <w:r>
+        <w:rPr>
+          <w:rFonts w:ascii="BIZ UDPゴシック" w:eastAsia="BIZ UDPゴシック" w:hAnsi="BIZ UDPゴシック" w:hint="eastAsia"/>
+          <w:lang w:eastAsia="ja-JP"/>
+        </w:rPr>
+        <w:t>こともできる</w:t>
+      </w:r>
+      <w:r>
+        <w:rPr>
+          <w:rFonts w:ascii="BIZ UDPゴシック" w:eastAsia="BIZ UDPゴシック" w:hAnsi="BIZ UDPゴシック"/>
+        </w:rPr>
+        <w:t>。</w:t>
+      </w:r>
+    </w:p>
+    <w:p>
+      <w:pPr>
+        <w:pStyle w:val="a"/>
+        <w:rPr>
+          <w:rFonts w:ascii="BIZ UDPゴシック" w:eastAsia="BIZ UDPゴシック" w:hAnsi="BIZ UDPゴシック"/>
+          <w:lang w:eastAsia="ja-JP"/>
+        </w:rPr>
+      </w:pPr>
+      <w:r>
+        <w:rPr>
+          <w:rFonts w:ascii="BIZ UDPゴシック" w:eastAsia="BIZ UDPゴシック" w:hAnsi="BIZ UDPゴシック"/>
+          <w:lang w:eastAsia="ja-JP"/>
+        </w:rPr>
+        <w:t>納期管理ビューでも同系の数量・納期を確認できる。</w:t>
+      </w:r>
+    </w:p>
+    <w:p>
+      <w:pPr>
+        <w:pStyle w:val="a"/>
+        <w:rPr>
+          <w:rFonts w:ascii="BIZ UDPゴシック" w:eastAsia="BIZ UDPゴシック" w:hAnsi="BIZ UDPゴシック"/>
+          <w:lang w:eastAsia="ja-JP"/>
+        </w:rPr>
+      </w:pPr>
+      <w:r>
+        <w:rPr>
+          <w:rFonts w:ascii="BIZ UDPゴシック" w:eastAsia="BIZ UDPゴシック" w:hAnsi="BIZ UDPゴシック"/>
+          <w:lang w:eastAsia="ja-JP"/>
+        </w:rPr>
+        <w:t>アラジンと本アプリを上下または左右に並べ、シス配台結果を転記する。</w:t>
+      </w:r>
+    </w:p>
+    <w:p>
+      <w:pPr>
+        <w:spacing w:before="40" w:after="0"/>
+        <w:jc w:val="center"/>
+        <w:rPr>
+          <w:rFonts w:ascii="BIZ UDPゴシック" w:eastAsia="BIZ UDPゴシック" w:hAnsi="BIZ UDPゴシック"/>
+          <w:i/>
+          <w:sz w:val="16"/>
+          <w:lang w:eastAsia="ja-JP"/>
+        </w:rPr>
+      </w:pPr>
+      <w:r>
+        <w:rPr>
+          <w:rFonts w:ascii="BIZ UDPゴシック" w:eastAsia="BIZ UDPゴシック" w:hAnsi="BIZ UDPゴシック"/>
+          <w:i/>
+          <w:noProof/>
+          <w:sz w:val="16"/>
+          <w:lang w:eastAsia="ja-JP"/>
+        </w:rPr>
+        <mc:AlternateContent>
+          <mc:Choice Requires="wps">
+            <w:drawing>
+              <wp:anchor distT="0" distB="0" distL="114300" distR="114300" simplePos="0" relativeHeight="251715584" behindDoc="0" locked="0" layoutInCell="1" allowOverlap="1" wp14:anchorId="29CFACCC" wp14:editId="14B8E83C">
+                <wp:simplePos x="0" y="0"/>
+                <wp:positionH relativeFrom="column">
+                  <wp:posOffset>3053080</wp:posOffset>
+                </wp:positionH>
+                <wp:positionV relativeFrom="paragraph">
+                  <wp:posOffset>2134870</wp:posOffset>
+                </wp:positionV>
+                <wp:extent cx="1263650" cy="562610"/>
+                <wp:effectExtent l="76200" t="38100" r="69850" b="104140"/>
+                <wp:wrapNone/>
+                <wp:docPr id="624673023" name="楕円 3"/>
+                <wp:cNvGraphicFramePr/>
+                <a:graphic xmlns:a="http://schemas.openxmlformats.org/drawingml/2006/main">
+                  <a:graphicData uri="http://schemas.microsoft.com/office/word/2010/wordprocessingShape">
+                    <wps:wsp>
+                      <wps:cNvSpPr/>
+                      <wps:spPr>
+                        <a:xfrm>
+                          <a:off x="0" y="0"/>
+                          <a:ext cx="1263650" cy="562610"/>
+                        </a:xfrm>
+                        <a:prstGeom prst="ellipse">
+                          <a:avLst/>
+                        </a:prstGeom>
+                        <a:noFill/>
+                        <a:ln w="38100">
+                          <a:solidFill>
+                            <a:srgbClr val="EE0000"/>
+                          </a:solidFill>
+                        </a:ln>
+                      </wps:spPr>
+                      <wps:style>
+                        <a:lnRef idx="1">
+                          <a:schemeClr val="accent1"/>
+                        </a:lnRef>
+                        <a:fillRef idx="3">
+                          <a:schemeClr val="accent1"/>
+                        </a:fillRef>
+                        <a:effectRef idx="2">
+                          <a:schemeClr val="accent1"/>
+                        </a:effectRef>
+                        <a:fontRef idx="minor">
+                          <a:schemeClr val="lt1"/>
+                        </a:fontRef>
+                      </wps:style>
+                      <wps:bodyPr rot="0" spcFirstLastPara="0" vertOverflow="overflow" horzOverflow="overflow" vert="horz" wrap="square" lIns="91440" tIns="45720" rIns="91440" bIns="45720" numCol="1" spcCol="0" rtlCol="0" fromWordArt="0" anchor="ctr" anchorCtr="0" forceAA="0" compatLnSpc="1">
+                        <a:prstTxWarp prst="textNoShape">
+                          <a:avLst/>
+                        </a:prstTxWarp>
+                        <a:noAutofit/>
+                      </wps:bodyPr>
+                    </wps:wsp>
+                  </a:graphicData>
+                </a:graphic>
+              </wp:anchor>
+            </w:drawing>
+          </mc:Choice>
+          <mc:Fallback>
+            <w:pict>
+              <v:oval w14:anchorId="75447474" id="楕円 3" o:spid="_x0000_s1026" style="position:absolute;margin-left:240.4pt;margin-top:168.1pt;width:99.5pt;height:44.3pt;z-index:251715584;visibility:visible;mso-wrap-style:square;mso-wrap-distance-left:9pt;mso-wrap-distance-top:0;mso-wrap-distance-right:9pt;mso-wrap-distance-bottom:0;mso-position-horizontal:absolute;mso-position-horizontal-relative:text;mso-position-vertical:absolute;mso-position-vertical-relative:text;v-text-anchor:middle" o:gfxdata="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" filled="f" strokecolor="#e00" strokeweight="3pt">
+                <v:shadow on="t" color="black" opacity="22937f" origin=",.5" offset="0,.63889mm"/>
+              </v:oval>
+            </w:pict>
+          </mc:Fallback>
+        </mc:AlternateContent>
+      </w:r>
+      <w:r>
+        <w:rPr>
+          <w:rFonts w:ascii="BIZ UDPゴシック" w:eastAsia="BIZ UDPゴシック" w:hAnsi="BIZ UDPゴシック"/>
+          <w:i/>
+          <w:sz w:val="16"/>
+          <w:lang w:eastAsia="ja-JP"/>
         </w:rPr>
         <w:drawing>
-          <wp:inline distT="0" distB="0" distL="0" distR="0" wp14:anchorId="63799A86" wp14:editId="4B29E7A3">
-            <wp:extent cx="6263999" cy="4915412"/>
-            <wp:effectExtent l="0" t="0" r="0" b="0"/>
-            <wp:docPr id="30" name="Picture 30"/>
+          <wp:inline distT="0" distB="0" distL="0" distR="0" wp14:anchorId="76BBDF5F" wp14:editId="0889D95A">
+            <wp:extent cx="6140450" cy="2677744"/>
+            <wp:effectExtent l="0" t="0" r="0" b="8890"/>
+            <wp:docPr id="1697732944" name="図 1"/>
             <wp:cNvGraphicFramePr>
               <a:graphicFrameLocks xmlns:a="http://schemas.openxmlformats.org/drawingml/2006/main" noChangeAspect="1"/>
             </wp:cNvGraphicFramePr>
@@ -4149,7 +4544,7 @@
               <a:graphicData uri="http://schemas.openxmlformats.org/drawingml/2006/picture">
                 <pic:pic xmlns:pic="http://schemas.openxmlformats.org/drawingml/2006/picture">
                   <pic:nvPicPr>
-                    <pic:cNvPr id="0" name="image35.png"/>
+                    <pic:cNvPr id="1697732944" name=""/>
                     <pic:cNvPicPr/>
                   </pic:nvPicPr>
                   <pic:blipFill>
@@ -4161,7 +4556,7 @@
                   <pic:spPr>
                     <a:xfrm>
                       <a:off x="0" y="0"/>
-                      <a:ext cx="6263999" cy="4915412"/>
+                      <a:ext cx="6146629" cy="2680439"/>
                     </a:xfrm>
                     <a:prstGeom prst="rect">
                       <a:avLst/>
@@ -4176,7 +4571,7 @@
     </w:p>
     <w:p>
       <w:pPr>
-        <w:spacing w:after="40"/>
+        <w:spacing w:before="40" w:after="0"/>
         <w:jc w:val="center"/>
         <w:rPr>
           <w:rFonts w:ascii="BIZ UDPゴシック" w:eastAsia="BIZ UDPゴシック" w:hAnsi="BIZ UDPゴシック"/>
@@ -4190,7 +4585,7 @@
           <w:sz w:val="16"/>
           <w:lang w:eastAsia="ja-JP"/>
         </w:rPr>
-        <w:t>段階3 の操作例</w:t>
+        <w:t>エクセルを開く</w:t>
       </w:r>
     </w:p>
     <w:p>
@@ -4200,269 +4595,6 @@
         <w:rPr>
           <w:rFonts w:ascii="BIZ UDPゴシック" w:eastAsia="BIZ UDPゴシック" w:hAnsi="BIZ UDPゴシック"/>
           <w:lang w:eastAsia="ja-JP"/>
-        </w:rPr>
-      </w:pPr>
-    </w:p>
-    <w:p>
-      <w:pPr>
-        <w:pStyle w:val="21"/>
-        <w:rPr>
-          <w:rFonts w:ascii="BIZ UDPゴシック" w:eastAsia="BIZ UDPゴシック" w:hAnsi="BIZ UDPゴシック"/>
-          <w:lang w:eastAsia="ja-JP"/>
-        </w:rPr>
-      </w:pPr>
-      <w:r>
-        <w:rPr>
-          <w:rFonts w:ascii="BIZ UDPゴシック" w:eastAsia="BIZ UDPゴシック" w:hAnsi="BIZ UDPゴシック"/>
-          <w:lang w:eastAsia="ja-JP"/>
-        </w:rPr>
-        <w:t>4.5 段階3 実行後・アラジン転記</w:t>
-      </w:r>
-    </w:p>
-    <w:p>
-      <w:pPr>
-        <w:pStyle w:val="a"/>
-        <w:rPr>
-          <w:rFonts w:ascii="BIZ UDPゴシック" w:eastAsia="BIZ UDPゴシック" w:hAnsi="BIZ UDPゴシック"/>
-          <w:lang w:eastAsia="ja-JP"/>
-        </w:rPr>
-      </w:pPr>
-      <w:r>
-        <w:rPr>
-          <w:rFonts w:ascii="BIZ UDPゴシック" w:eastAsia="BIZ UDPゴシック" w:hAnsi="BIZ UDPゴシック"/>
-          <w:lang w:eastAsia="ja-JP"/>
-        </w:rPr>
-        <w:t>「保存 (</w:t>
-      </w:r>
-      <w:proofErr w:type="spellStart"/>
-      <w:r>
-        <w:rPr>
-          <w:rFonts w:ascii="BIZ UDPゴシック" w:eastAsia="BIZ UDPゴシック" w:hAnsi="BIZ UDPゴシック"/>
-          <w:lang w:eastAsia="ja-JP"/>
-        </w:rPr>
-        <w:t>JSON+xlsx</w:t>
-      </w:r>
-      <w:proofErr w:type="spellEnd"/>
-      <w:r>
-        <w:rPr>
-          <w:rFonts w:ascii="BIZ UDPゴシック" w:eastAsia="BIZ UDPゴシック" w:hAnsi="BIZ UDPゴシック"/>
-          <w:lang w:eastAsia="ja-JP"/>
-        </w:rPr>
-        <w:t>)」で手修正を確定する（運用では保存を推奨）。</w:t>
-      </w:r>
-    </w:p>
-    <w:p>
-      <w:pPr>
-        <w:pStyle w:val="a"/>
-        <w:rPr>
-          <w:rFonts w:ascii="BIZ UDPゴシック" w:eastAsia="BIZ UDPゴシック" w:hAnsi="BIZ UDPゴシック"/>
-        </w:rPr>
-      </w:pPr>
-      <w:r>
-        <w:rPr>
-          <w:rFonts w:ascii="BIZ UDPゴシック" w:eastAsia="BIZ UDPゴシック" w:hAnsi="BIZ UDPゴシック"/>
-        </w:rPr>
-        <w:t>「</w:t>
-      </w:r>
-      <w:proofErr w:type="spellStart"/>
-      <w:r>
-        <w:rPr>
-          <w:rFonts w:ascii="BIZ UDPゴシック" w:eastAsia="BIZ UDPゴシック" w:hAnsi="BIZ UDPゴシック"/>
-        </w:rPr>
-        <w:t>実行・ログ」の「エクセルを開く」で</w:t>
-      </w:r>
-      <w:proofErr w:type="spellEnd"/>
-      <w:r>
-        <w:rPr>
-          <w:rFonts w:ascii="BIZ UDPゴシック" w:eastAsia="BIZ UDPゴシック" w:hAnsi="BIZ UDPゴシック"/>
-        </w:rPr>
-        <w:t xml:space="preserve"> </w:t>
-      </w:r>
-      <w:proofErr w:type="spellStart"/>
-      <w:r>
-        <w:rPr>
-          <w:rFonts w:ascii="BIZ UDPゴシック" w:eastAsia="BIZ UDPゴシック" w:hAnsi="BIZ UDPゴシック"/>
-        </w:rPr>
-        <w:t>production_plan</w:t>
-      </w:r>
-      <w:proofErr w:type="spellEnd"/>
-      <w:r>
-        <w:rPr>
-          <w:rFonts w:ascii="BIZ UDPゴシック" w:eastAsia="BIZ UDPゴシック" w:hAnsi="BIZ UDPゴシック"/>
-        </w:rPr>
-        <w:t xml:space="preserve"> / </w:t>
-      </w:r>
-      <w:proofErr w:type="spellStart"/>
-      <w:r>
-        <w:rPr>
-          <w:rFonts w:ascii="BIZ UDPゴシック" w:eastAsia="BIZ UDPゴシック" w:hAnsi="BIZ UDPゴシック"/>
-        </w:rPr>
-        <w:t>member_schedule</w:t>
-      </w:r>
-      <w:proofErr w:type="spellEnd"/>
-      <w:r>
-        <w:rPr>
-          <w:rFonts w:ascii="BIZ UDPゴシック" w:eastAsia="BIZ UDPゴシック" w:hAnsi="BIZ UDPゴシック"/>
-        </w:rPr>
-        <w:t xml:space="preserve"> 等を確認する。</w:t>
-      </w:r>
-    </w:p>
-    <w:p>
-      <w:pPr>
-        <w:pStyle w:val="a"/>
-        <w:rPr>
-          <w:rFonts w:ascii="BIZ UDPゴシック" w:eastAsia="BIZ UDPゴシック" w:hAnsi="BIZ UDPゴシック"/>
-          <w:lang w:eastAsia="ja-JP"/>
-        </w:rPr>
-      </w:pPr>
-      <w:r>
-        <w:rPr>
-          <w:rFonts w:ascii="BIZ UDPゴシック" w:eastAsia="BIZ UDPゴシック" w:hAnsi="BIZ UDPゴシック"/>
-          <w:lang w:eastAsia="ja-JP"/>
-        </w:rPr>
-        <w:t>納期管理ビューでも同系の数量・納期を確認できる。</w:t>
-      </w:r>
-    </w:p>
-    <w:p>
-      <w:pPr>
-        <w:pStyle w:val="a"/>
-        <w:rPr>
-          <w:rFonts w:ascii="BIZ UDPゴシック" w:eastAsia="BIZ UDPゴシック" w:hAnsi="BIZ UDPゴシック"/>
-          <w:lang w:eastAsia="ja-JP"/>
-        </w:rPr>
-      </w:pPr>
-      <w:r>
-        <w:rPr>
-          <w:rFonts w:ascii="BIZ UDPゴシック" w:eastAsia="BIZ UDPゴシック" w:hAnsi="BIZ UDPゴシック"/>
-          <w:lang w:eastAsia="ja-JP"/>
-        </w:rPr>
-        <w:t>アラジンと本アプリを上下または左右に並べ、シス配台結果を転記する。</w:t>
-      </w:r>
-    </w:p>
-    <w:p>
-      <w:pPr>
-        <w:spacing w:before="40" w:after="0"/>
-        <w:jc w:val="center"/>
-        <w:rPr>
-          <w:rFonts w:ascii="BIZ UDPゴシック" w:eastAsia="BIZ UDPゴシック" w:hAnsi="BIZ UDPゴシック"/>
-        </w:rPr>
-      </w:pPr>
-      <w:r>
-        <w:rPr>
-          <w:rFonts w:ascii="BIZ UDPゴシック" w:eastAsia="BIZ UDPゴシック" w:hAnsi="BIZ UDPゴシック"/>
-          <w:noProof/>
-        </w:rPr>
-        <w:lastRenderedPageBreak/>
-        <w:drawing>
-          <wp:anchor distT="0" distB="0" distL="114300" distR="114300" simplePos="0" relativeHeight="251710464" behindDoc="0" locked="0" layoutInCell="1" allowOverlap="1" wp14:anchorId="715B503E" wp14:editId="4431A318">
-            <wp:simplePos x="0" y="0"/>
-            <wp:positionH relativeFrom="column">
-              <wp:posOffset>2286440</wp:posOffset>
-            </wp:positionH>
-            <wp:positionV relativeFrom="paragraph">
-              <wp:posOffset>-1905</wp:posOffset>
-            </wp:positionV>
-            <wp:extent cx="3589580" cy="689854"/>
-            <wp:effectExtent l="0" t="0" r="0" b="0"/>
-            <wp:wrapNone/>
-            <wp:docPr id="33" name="Picture 33"/>
-            <wp:cNvGraphicFramePr>
-              <a:graphicFrameLocks xmlns:a="http://schemas.openxmlformats.org/drawingml/2006/main" noChangeAspect="1"/>
-            </wp:cNvGraphicFramePr>
-            <a:graphic xmlns:a="http://schemas.openxmlformats.org/drawingml/2006/main">
-              <a:graphicData uri="http://schemas.openxmlformats.org/drawingml/2006/picture">
-                <pic:pic xmlns:pic="http://schemas.openxmlformats.org/drawingml/2006/picture">
-                  <pic:nvPicPr>
-                    <pic:cNvPr id="0" name="image38.png"/>
-                    <pic:cNvPicPr/>
-                  </pic:nvPicPr>
-                  <pic:blipFill>
-                    <a:blip r:embed="rId37"/>
-                    <a:stretch>
-                      <a:fillRect/>
-                    </a:stretch>
-                  </pic:blipFill>
-                  <pic:spPr>
-                    <a:xfrm>
-                      <a:off x="0" y="0"/>
-                      <a:ext cx="3589580" cy="689854"/>
-                    </a:xfrm>
-                    <a:prstGeom prst="rect">
-                      <a:avLst/>
-                    </a:prstGeom>
-                  </pic:spPr>
-                </pic:pic>
-              </a:graphicData>
-            </a:graphic>
-          </wp:anchor>
-        </w:drawing>
-      </w:r>
-      <w:r>
-        <w:rPr>
-          <w:rFonts w:ascii="BIZ UDPゴシック" w:eastAsia="BIZ UDPゴシック" w:hAnsi="BIZ UDPゴシック"/>
-          <w:noProof/>
-        </w:rPr>
-        <w:drawing>
-          <wp:anchor distT="0" distB="0" distL="114300" distR="114300" simplePos="0" relativeHeight="251713536" behindDoc="0" locked="0" layoutInCell="1" allowOverlap="1" wp14:anchorId="08574977" wp14:editId="57BD8D2D">
-            <wp:simplePos x="0" y="0"/>
-            <wp:positionH relativeFrom="column">
-              <wp:posOffset>499843</wp:posOffset>
-            </wp:positionH>
-            <wp:positionV relativeFrom="paragraph">
-              <wp:posOffset>-44743</wp:posOffset>
-            </wp:positionV>
-            <wp:extent cx="1575582" cy="721527"/>
-            <wp:effectExtent l="0" t="0" r="5715" b="2540"/>
-            <wp:wrapTopAndBottom/>
-            <wp:docPr id="32" name="Picture 32"/>
-            <wp:cNvGraphicFramePr>
-              <a:graphicFrameLocks xmlns:a="http://schemas.openxmlformats.org/drawingml/2006/main" noChangeAspect="1"/>
-            </wp:cNvGraphicFramePr>
-            <a:graphic xmlns:a="http://schemas.openxmlformats.org/drawingml/2006/main">
-              <a:graphicData uri="http://schemas.openxmlformats.org/drawingml/2006/picture">
-                <pic:pic xmlns:pic="http://schemas.openxmlformats.org/drawingml/2006/picture">
-                  <pic:nvPicPr>
-                    <pic:cNvPr id="0" name="image37.png"/>
-                    <pic:cNvPicPr/>
-                  </pic:nvPicPr>
-                  <pic:blipFill>
-                    <a:blip r:embed="rId38"/>
-                    <a:stretch>
-                      <a:fillRect/>
-                    </a:stretch>
-                  </pic:blipFill>
-                  <pic:spPr>
-                    <a:xfrm>
-                      <a:off x="0" y="0"/>
-                      <a:ext cx="1575582" cy="721527"/>
-                    </a:xfrm>
-                    <a:prstGeom prst="rect">
-                      <a:avLst/>
-                    </a:prstGeom>
-                  </pic:spPr>
-                </pic:pic>
-              </a:graphicData>
-            </a:graphic>
-          </wp:anchor>
-        </w:drawing>
-      </w:r>
-      <w:proofErr w:type="spellStart"/>
-      <w:r>
-        <w:rPr>
-          <w:rFonts w:ascii="BIZ UDPゴシック" w:eastAsia="BIZ UDPゴシック" w:hAnsi="BIZ UDPゴシック"/>
-          <w:i/>
-          <w:sz w:val="16"/>
-        </w:rPr>
-        <w:t>エクセルを開く</w:t>
-      </w:r>
-      <w:proofErr w:type="spellEnd"/>
-    </w:p>
-    <w:p>
-      <w:pPr>
-        <w:spacing w:before="40" w:after="0"/>
-        <w:jc w:val="center"/>
-        <w:rPr>
-          <w:rFonts w:ascii="BIZ UDPゴシック" w:eastAsia="BIZ UDPゴシック" w:hAnsi="BIZ UDPゴシック"/>
         </w:rPr>
       </w:pPr>
       <w:r>
@@ -4494,7 +4626,7 @@
                     <pic:cNvPicPr/>
                   </pic:nvPicPr>
                   <pic:blipFill>
-                    <a:blip r:embed="rId39"/>
+                    <a:blip r:embed="rId37"/>
                     <a:stretch>
                       <a:fillRect/>
                     </a:stretch>
@@ -5259,7 +5391,7 @@
       <w:spacing w:after="30" w:line="240" w:lineRule="auto"/>
     </w:pPr>
     <w:rPr>
-      <w:rFonts w:ascii="游ゴシック" w:eastAsia="游ゴシック" w:hAnsi="游ゴシック"/>
+      <w:rFonts w:ascii="Yu Gothic" w:eastAsia="Yu Gothic" w:hAnsi="Yu Gothic"/>
       <w:sz w:val="19"/>
     </w:rPr>
   </w:style>

--- a/配台システム使い方（整理版）.docx
+++ b/配台システム使い方（整理版）.docx
@@ -788,8 +788,22 @@
           <w:rFonts w:ascii="BIZ UDPゴシック" w:eastAsia="BIZ UDPゴシック" w:hAnsi="BIZ UDPゴシック"/>
           <w:lang w:eastAsia="ja-JP"/>
         </w:rPr>
-        <w:t>加工日付 … できるだけ短い期間（1 日分の実績があれば足りることが多い）。</w:t>
+        <w:t>加工日付 … できるだけ短い期間（</w:t>
       </w:r>
+      <w:r>
+        <w:rPr>
+          <w:rFonts w:ascii="BIZ UDPゴシック" w:eastAsia="BIZ UDPゴシック" w:hAnsi="BIZ UDPゴシック" w:hint="eastAsia"/>
+          <w:lang w:eastAsia="ja-JP"/>
+        </w:rPr>
+        <w:t>3</w:t>
+      </w:r>
+      <w:r>
+        <w:rPr>
+          <w:rFonts w:ascii="BIZ UDPゴシック" w:eastAsia="BIZ UDPゴシック" w:hAnsi="BIZ UDPゴシック"/>
+          <w:lang w:eastAsia="ja-JP"/>
+        </w:rPr>
+        <w:t xml:space="preserve"> 日分の実績があれば足りることが多い）。</w:t>
+      </w:r>
     </w:p>
     <w:p>
       <w:pPr>
@@ -802,16 +816,65 @@
       <w:r>
         <w:rPr>
           <w:rFonts w:ascii="BIZ UDPゴシック" w:eastAsia="BIZ UDPゴシック" w:hAnsi="BIZ UDPゴシック"/>
+          <w:lang w:eastAsia="ja-JP"/>
+        </w:rPr>
+        <w:t>列設定を初期化し、「問合せ」→「フォルダ」指定→「出力」。</w:t>
+      </w:r>
+    </w:p>
+    <w:p>
+      <w:pPr>
+        <w:pStyle w:val="a"/>
+        <w:numPr>
+          <w:ilvl w:val="0"/>
+          <w:numId w:val="0"/>
+        </w:numPr>
+        <w:ind w:left="360"/>
+        <w:rPr>
+          <w:rFonts w:ascii="BIZ UDPゴシック" w:eastAsia="BIZ UDPゴシック" w:hAnsi="BIZ UDPゴシック"/>
+          <w:lang w:eastAsia="ja-JP"/>
+        </w:rPr>
+      </w:pPr>
+      <w:r>
+        <w:rPr>
+          <w:rFonts w:ascii="BIZ UDPゴシック" w:eastAsia="BIZ UDPゴシック" w:hAnsi="BIZ UDPゴシック" w:hint="eastAsia"/>
+          <w:lang w:eastAsia="ja-JP"/>
+        </w:rPr>
+        <w:t>※</w:t>
+      </w:r>
+      <w:r>
+        <w:rPr>
+          <w:rFonts w:ascii="BIZ UDPゴシック" w:eastAsia="BIZ UDPゴシック" w:hAnsi="BIZ UDPゴシック" w:hint="eastAsia"/>
+          <w:lang w:eastAsia="ja-JP"/>
+        </w:rPr>
+        <w:t>データー量を減らすのであれば、下記以外は抽出ないくともOK</w:t>
+      </w:r>
+    </w:p>
+    <w:p>
+      <w:pPr>
+        <w:pStyle w:val="a"/>
+        <w:numPr>
+          <w:ilvl w:val="0"/>
+          <w:numId w:val="0"/>
+        </w:numPr>
+        <w:ind w:left="360"/>
+        <w:rPr>
+          <w:rFonts w:ascii="BIZ UDPゴシック" w:eastAsia="BIZ UDPゴシック" w:hAnsi="BIZ UDPゴシック"/>
+          <w:lang w:eastAsia="ja-JP"/>
+        </w:rPr>
+      </w:pPr>
+      <w:r>
+        <w:rPr>
+          <w:rFonts w:ascii="BIZ UDPゴシック" w:eastAsia="BIZ UDPゴシック" w:hAnsi="BIZ UDPゴシック"/>
           <w:noProof/>
         </w:rPr>
         <w:drawing>
-          <wp:anchor distT="0" distB="0" distL="114300" distR="114300" simplePos="0" relativeHeight="251602944" behindDoc="0" locked="0" layoutInCell="1" allowOverlap="1" wp14:anchorId="4DB4102F" wp14:editId="591DF353">
+          <wp:anchor distT="0" distB="0" distL="114300" distR="114300" simplePos="0" relativeHeight="251659264" behindDoc="0" locked="0" layoutInCell="1" allowOverlap="1" wp14:anchorId="4DB4102F" wp14:editId="48AAB61B">
             <wp:simplePos x="0" y="0"/>
             <wp:positionH relativeFrom="column">
-              <wp:posOffset>338455</wp:posOffset>
+              <wp:posOffset>262255</wp:posOffset>
             </wp:positionH>
             <wp:positionV relativeFrom="paragraph">
-              <wp:posOffset>223520</wp:posOffset>
+              <wp:posOffset>485775</wp:posOffset>
             </wp:positionV>
             <wp:extent cx="5953760" cy="3875405"/>
             <wp:effectExtent l="0" t="0" r="8890" b="0"/>
@@ -857,9 +920,10 @@
       <w:r>
         <w:rPr>
           <w:rFonts w:ascii="BIZ UDPゴシック" w:eastAsia="BIZ UDPゴシック" w:hAnsi="BIZ UDPゴシック"/>
-          <w:lang w:eastAsia="ja-JP"/>
-        </w:rPr>
-        <w:t>列設定を初期化し、「問合せ」→「フォルダ」指定→「出力」。</w:t>
+          <w:highlight w:val="yellow"/>
+          <w:lang w:eastAsia="ja-JP"/>
+        </w:rPr>
+        <w:t>依頼NO,機械名,工程名,停機時間分(変換後),加工開始日時,加工開始日時(停機時間加算後),加工終了日時,加工時間,実加工数,換算数量,加工予定数,加工担当者名1,加工担当者名2,加工担当者名3,加工担当者名4,加工担当者名5,累積実績,累積完了率,データ抽出時間</w:t>
       </w:r>
     </w:p>
     <w:p>
@@ -972,6 +1036,7 @@
           <w:i/>
           <w:sz w:val="16"/>
         </w:rPr>
+        <w:lastRenderedPageBreak/>
         <w:t>問合せ結果</w:t>
       </w:r>
     </w:p>
@@ -1337,6 +1402,7 @@
       <w:r>
         <w:rPr>
           <w:rFonts w:ascii="BIZ UDPゴシック" w:eastAsia="BIZ UDPゴシック" w:hAnsi="BIZ UDPゴシック"/>
+          <w:noProof/>
         </w:rPr>
         <w:drawing>
           <wp:inline distT="0" distB="0" distL="0" distR="0" wp14:anchorId="52B8D803" wp14:editId="15F582F7">
@@ -1381,11 +1447,13 @@
         <w:jc w:val="center"/>
         <w:rPr>
           <w:rFonts w:ascii="BIZ UDPゴシック" w:eastAsia="BIZ UDPゴシック" w:hAnsi="BIZ UDPゴシック"/>
+          <w:lang w:eastAsia="ja-JP"/>
         </w:rPr>
       </w:pPr>
       <w:r>
         <w:rPr>
           <w:rFonts w:ascii="BIZ UDPゴシック" w:eastAsia="BIZ UDPゴシック" w:hAnsi="BIZ UDPゴシック"/>
+          <w:noProof/>
         </w:rPr>
         <w:drawing>
           <wp:anchor distT="0" distB="0" distL="114300" distR="114300" simplePos="0" relativeHeight="251648512" behindDoc="0" locked="0" layoutInCell="1" allowOverlap="1" wp14:anchorId="2147DF11" wp14:editId="7468DD4A">
@@ -1436,6 +1504,7 @@
           <w:rFonts w:ascii="BIZ UDPゴシック" w:eastAsia="BIZ UDPゴシック" w:hAnsi="BIZ UDPゴシック"/>
           <w:i/>
           <w:sz w:val="16"/>
+          <w:lang w:eastAsia="ja-JP"/>
         </w:rPr>
         <w:t>実行・ログタブ</w:t>
       </w:r>
@@ -1446,6 +1515,7 @@
         <w:jc w:val="center"/>
         <w:rPr>
           <w:rFonts w:ascii="BIZ UDPゴシック" w:eastAsia="BIZ UDPゴシック" w:hAnsi="BIZ UDPゴシック"/>
+          <w:lang w:eastAsia="ja-JP"/>
         </w:rPr>
       </w:pPr>
     </w:p>
@@ -1455,6 +1525,7 @@
         <w:jc w:val="center"/>
         <w:rPr>
           <w:rFonts w:ascii="BIZ UDPゴシック" w:eastAsia="BIZ UDPゴシック" w:hAnsi="BIZ UDPゴシック"/>
+          <w:lang w:eastAsia="ja-JP"/>
         </w:rPr>
       </w:pPr>
       <w:r>
@@ -1462,6 +1533,7 @@
           <w:rFonts w:ascii="BIZ UDPゴシック" w:eastAsia="BIZ UDPゴシック" w:hAnsi="BIZ UDPゴシック"/>
           <w:i/>
           <w:sz w:val="16"/>
+          <w:lang w:eastAsia="ja-JP"/>
         </w:rPr>
         <w:t>段階1 実行ボタン</w:t>
       </w:r>
@@ -1477,6 +1549,7 @@
       <w:r>
         <w:rPr>
           <w:rFonts w:ascii="BIZ UDPゴシック" w:eastAsia="BIZ UDPゴシック" w:hAnsi="BIZ UDPゴシック"/>
+          <w:noProof/>
         </w:rPr>
         <w:drawing>
           <wp:inline distT="0" distB="0" distL="0" distR="0" wp14:anchorId="2C663586" wp14:editId="4674E8D3">
@@ -1686,7 +1759,7 @@
       <w:pPr>
         <w:spacing w:after="40"/>
         <w:rPr>
-          <w:rFonts w:ascii="BIZ UDPゴシック" w:eastAsia="BIZ UDPゴシック" w:hAnsi="BIZ UDPゴシック" w:hint="eastAsia"/>
+          <w:rFonts w:ascii="BIZ UDPゴシック" w:eastAsia="BIZ UDPゴシック" w:hAnsi="BIZ UDPゴシック"/>
           <w:lang w:eastAsia="ja-JP"/>
         </w:rPr>
       </w:pPr>
@@ -3019,7 +3092,7 @@
         </w:numPr>
         <w:ind w:left="360"/>
         <w:rPr>
-          <w:rFonts w:ascii="BIZ UDPゴシック" w:eastAsia="BIZ UDPゴシック" w:hAnsi="BIZ UDPゴシック" w:hint="eastAsia"/>
+          <w:rFonts w:ascii="BIZ UDPゴシック" w:eastAsia="BIZ UDPゴシック" w:hAnsi="BIZ UDPゴシック"/>
           <w:lang w:eastAsia="ja-JP"/>
         </w:rPr>
       </w:pPr>
@@ -3126,7 +3199,7 @@
           </mc:Choice>
           <mc:Fallback>
             <w:pict>
-              <v:oval w14:anchorId="20590AF5" id="楕円 1" o:spid="_x0000_s1026" style="position:absolute;margin-left:464.25pt;margin-top:11.35pt;width:61.3pt;height:43.5pt;z-index:251702272;visibility:visible;mso-wrap-style:square;mso-wrap-distance-left:9pt;mso-wrap-distance-top:0;mso-wrap-distance-right:9pt;mso-wrap-distance-bottom:0;mso-position-horizontal:absolute;mso-position-horizontal-relative:text;mso-position-vertical:absolute;mso-position-vertical-relative:text;v-text-anchor:middle" o:gfxdata="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" filled="f" strokecolor="#e00" strokeweight="3pt">
+              <v:oval w14:anchorId="62F0B16A" id="楕円 1" o:spid="_x0000_s1026" style="position:absolute;margin-left:464.25pt;margin-top:11.35pt;width:61.3pt;height:43.5pt;z-index:251702272;visibility:visible;mso-wrap-style:square;mso-wrap-distance-left:9pt;mso-wrap-distance-top:0;mso-wrap-distance-right:9pt;mso-wrap-distance-bottom:0;mso-position-horizontal:absolute;mso-position-horizontal-relative:text;mso-position-vertical:absolute;mso-position-vertical-relative:text;v-text-anchor:middle" o:gfxdata="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" filled="f" strokecolor="#e00" strokeweight="3pt">
                 <v:shadow on="t" color="black" opacity="22937f" origin=",.5" offset="0,.63889mm"/>
               </v:oval>
             </w:pict>
@@ -3203,6 +3276,7 @@
       <w:r>
         <w:rPr>
           <w:rFonts w:ascii="BIZ UDPゴシック" w:eastAsia="BIZ UDPゴシック" w:hAnsi="BIZ UDPゴシック"/>
+          <w:noProof/>
         </w:rPr>
         <w:drawing>
           <wp:anchor distT="0" distB="0" distL="114300" distR="114300" simplePos="0" relativeHeight="251662848" behindDoc="0" locked="0" layoutInCell="1" allowOverlap="1" wp14:anchorId="723E495C" wp14:editId="3BC44104">
@@ -3322,7 +3396,7 @@
           </mc:Choice>
           <mc:Fallback>
             <w:pict>
-              <v:oval w14:anchorId="122997ED" id="楕円 1" o:spid="_x0000_s1026" style="position:absolute;margin-left:50.9pt;margin-top:43.25pt;width:46pt;height:40.5pt;z-index:251660800;visibility:visible;mso-wrap-style:square;mso-width-percent:0;mso-height-percent:0;mso-wrap-distance-left:9pt;mso-wrap-distance-top:0;mso-wrap-distance-right:9pt;mso-wrap-distance-bottom:0;mso-position-horizontal:absolute;mso-position-horizontal-relative:text;mso-position-vertical:absolute;mso-position-vertical-relative:text;mso-width-percent:0;mso-height-percent:0;mso-width-relative:margin;mso-height-relative:margin;v-text-anchor:middle" o:gfxdata="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" filled="f" strokecolor="#e00" strokeweight="3pt">
+              <v:oval w14:anchorId="3DAF5D91" id="楕円 1" o:spid="_x0000_s1026" style="position:absolute;margin-left:50.9pt;margin-top:43.25pt;width:46pt;height:40.5pt;z-index:251660800;visibility:visible;mso-wrap-style:square;mso-width-percent:0;mso-height-percent:0;mso-wrap-distance-left:9pt;mso-wrap-distance-top:0;mso-wrap-distance-right:9pt;mso-wrap-distance-bottom:0;mso-position-horizontal:absolute;mso-position-horizontal-relative:text;mso-position-vertical:absolute;mso-position-vertical-relative:text;mso-width-percent:0;mso-height-percent:0;mso-width-relative:margin;mso-height-relative:margin;v-text-anchor:middle" o:gfxdata="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" filled="f" strokecolor="#e00" strokeweight="3pt">
                 <v:shadow on="t" color="black" opacity="22937f" origin=",.5" offset="0,.63889mm"/>
               </v:oval>
             </w:pict>
@@ -3403,7 +3477,7 @@
           </mc:Choice>
           <mc:Fallback>
             <w:pict>
-              <v:oval w14:anchorId="2D433404" id="楕円 1" o:spid="_x0000_s1026" style="position:absolute;margin-left:213.4pt;margin-top:5.75pt;width:38pt;height:31.5pt;z-index:251654656;visibility:visible;mso-wrap-style:square;mso-width-percent:0;mso-height-percent:0;mso-wrap-distance-left:9pt;mso-wrap-distance-top:0;mso-wrap-distance-right:9pt;mso-wrap-distance-bottom:0;mso-position-horizontal:absolute;mso-position-horizontal-relative:text;mso-position-vertical:absolute;mso-position-vertical-relative:text;mso-width-percent:0;mso-height-percent:0;mso-width-relative:margin;mso-height-relative:margin;v-text-anchor:middle" o:gfxdata="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" filled="f" strokecolor="#e00" strokeweight="3pt">
+              <v:oval w14:anchorId="3E3C9255" id="楕円 1" o:spid="_x0000_s1026" style="position:absolute;margin-left:213.4pt;margin-top:5.75pt;width:38pt;height:31.5pt;z-index:251654656;visibility:visible;mso-wrap-style:square;mso-width-percent:0;mso-height-percent:0;mso-wrap-distance-left:9pt;mso-wrap-distance-top:0;mso-wrap-distance-right:9pt;mso-wrap-distance-bottom:0;mso-position-horizontal:absolute;mso-position-horizontal-relative:text;mso-position-vertical:absolute;mso-position-vertical-relative:text;mso-width-percent:0;mso-height-percent:0;mso-width-relative:margin;mso-height-relative:margin;v-text-anchor:middle" o:gfxdata="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" filled="f" strokecolor="#e00" strokeweight="3pt">
                 <v:shadow on="t" color="black" opacity="22937f" origin=",.5" offset="0,.63889mm"/>
               </v:oval>
             </w:pict>
@@ -3413,6 +3487,7 @@
       <w:r>
         <w:rPr>
           <w:rFonts w:ascii="BIZ UDPゴシック" w:eastAsia="BIZ UDPゴシック" w:hAnsi="BIZ UDPゴシック"/>
+          <w:noProof/>
         </w:rPr>
         <w:drawing>
           <wp:inline distT="0" distB="0" distL="0" distR="0" wp14:anchorId="751072C3" wp14:editId="130F8825">
@@ -4197,6 +4272,7 @@
       <w:r>
         <w:rPr>
           <w:rFonts w:ascii="BIZ UDPゴシック" w:eastAsia="BIZ UDPゴシック" w:hAnsi="BIZ UDPゴシック"/>
+          <w:noProof/>
         </w:rPr>
         <w:drawing>
           <wp:anchor distT="0" distB="0" distL="114300" distR="114300" simplePos="0" relativeHeight="251665920" behindDoc="0" locked="0" layoutInCell="1" allowOverlap="1" wp14:anchorId="23D6AD79" wp14:editId="4F914E50">
@@ -4369,11 +4445,13 @@
         <w:pStyle w:val="a"/>
         <w:rPr>
           <w:rFonts w:ascii="BIZ UDPゴシック" w:eastAsia="BIZ UDPゴシック" w:hAnsi="BIZ UDPゴシック"/>
+          <w:lang w:eastAsia="ja-JP"/>
         </w:rPr>
       </w:pPr>
       <w:r>
         <w:rPr>
           <w:rFonts w:ascii="BIZ UDPゴシック" w:eastAsia="BIZ UDPゴシック" w:hAnsi="BIZ UDPゴシック"/>
+          <w:lang w:eastAsia="ja-JP"/>
         </w:rPr>
         <w:t>「実行・ログ」の「エクセルを開く」で</w:t>
       </w:r>
@@ -4387,6 +4465,7 @@
       <w:r>
         <w:rPr>
           <w:rFonts w:ascii="BIZ UDPゴシック" w:eastAsia="BIZ UDPゴシック" w:hAnsi="BIZ UDPゴシック"/>
+          <w:lang w:eastAsia="ja-JP"/>
         </w:rPr>
         <w:t>確認する</w:t>
       </w:r>
@@ -4400,6 +4479,7 @@
       <w:r>
         <w:rPr>
           <w:rFonts w:ascii="BIZ UDPゴシック" w:eastAsia="BIZ UDPゴシック" w:hAnsi="BIZ UDPゴシック"/>
+          <w:lang w:eastAsia="ja-JP"/>
         </w:rPr>
         <w:t>。</w:t>
       </w:r>
@@ -4518,7 +4598,7 @@
           </mc:Choice>
           <mc:Fallback>
             <w:pict>
-              <v:oval w14:anchorId="75447474" id="楕円 3" o:spid="_x0000_s1026" style="position:absolute;margin-left:240.4pt;margin-top:168.1pt;width:99.5pt;height:44.3pt;z-index:251715584;visibility:visible;mso-wrap-style:square;mso-wrap-distance-left:9pt;mso-wrap-distance-top:0;mso-wrap-distance-right:9pt;mso-wrap-distance-bottom:0;mso-position-horizontal:absolute;mso-position-horizontal-relative:text;mso-position-vertical:absolute;mso-position-vertical-relative:text;v-text-anchor:middle" o:gfxdata="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" filled="f" strokecolor="#e00" strokeweight="3pt">
+              <v:oval w14:anchorId="754CBB38" id="楕円 3" o:spid="_x0000_s1026" style="position:absolute;margin-left:240.4pt;margin-top:168.1pt;width:99.5pt;height:44.3pt;z-index:251715584;visibility:visible;mso-wrap-style:square;mso-wrap-distance-left:9pt;mso-wrap-distance-top:0;mso-wrap-distance-right:9pt;mso-wrap-distance-bottom:0;mso-position-horizontal:absolute;mso-position-horizontal-relative:text;mso-position-vertical:absolute;mso-position-vertical-relative:text;v-text-anchor:middle" o:gfxdata="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" filled="f" strokecolor="#e00" strokeweight="3pt">
                 <v:shadow on="t" color="black" opacity="22937f" origin=",.5" offset="0,.63889mm"/>
               </v:oval>
             </w:pict>
@@ -4529,6 +4609,7 @@
         <w:rPr>
           <w:rFonts w:ascii="BIZ UDPゴシック" w:eastAsia="BIZ UDPゴシック" w:hAnsi="BIZ UDPゴシック"/>
           <w:i/>
+          <w:noProof/>
           <w:sz w:val="16"/>
           <w:lang w:eastAsia="ja-JP"/>
         </w:rPr>

--- a/配台システム使い方（整理版）.docx
+++ b/配台システム使い方（整理版）.docx
@@ -261,12 +261,35 @@
         <w:rPr>
           <w:rFonts w:ascii="BIZ UDPゴシック" w:eastAsia="BIZ UDPゴシック" w:hAnsi="BIZ UDPゴシック"/>
         </w:rPr>
-        <w:t>1.2 加工計画 DATA の出力</w:t>
-      </w:r>
+        <w:t xml:space="preserve">1.2 </w:t>
+      </w:r>
+      <w:proofErr w:type="spellStart"/>
+      <w:r>
+        <w:rPr>
+          <w:rFonts w:ascii="BIZ UDPゴシック" w:eastAsia="BIZ UDPゴシック" w:hAnsi="BIZ UDPゴシック"/>
+        </w:rPr>
+        <w:t>加工計画</w:t>
+      </w:r>
+      <w:proofErr w:type="spellEnd"/>
+      <w:r>
+        <w:rPr>
+          <w:rFonts w:ascii="BIZ UDPゴシック" w:eastAsia="BIZ UDPゴシック" w:hAnsi="BIZ UDPゴシック"/>
+        </w:rPr>
+        <w:t xml:space="preserve"> DATA </w:t>
+      </w:r>
+      <w:proofErr w:type="spellStart"/>
+      <w:r>
+        <w:rPr>
+          <w:rFonts w:ascii="BIZ UDPゴシック" w:eastAsia="BIZ UDPゴシック" w:hAnsi="BIZ UDPゴシック"/>
+        </w:rPr>
+        <w:t>の出力</w:t>
+      </w:r>
+      <w:proofErr w:type="spellEnd"/>
     </w:p>
     <w:p>
       <w:pPr>
         <w:pStyle w:val="a"/>
+        <w:ind w:left="380" w:hanging="380"/>
         <w:rPr>
           <w:rFonts w:ascii="BIZ UDPゴシック" w:eastAsia="BIZ UDPゴシック" w:hAnsi="BIZ UDPゴシック"/>
           <w:lang w:eastAsia="ja-JP"/>
@@ -283,20 +306,58 @@
     <w:p>
       <w:pPr>
         <w:pStyle w:val="a"/>
-        <w:rPr>
-          <w:rFonts w:ascii="BIZ UDPゴシック" w:eastAsia="BIZ UDPゴシック" w:hAnsi="BIZ UDPゴシック"/>
-        </w:rPr>
-      </w:pPr>
-      <w:r>
-        <w:rPr>
-          <w:rFonts w:ascii="BIZ UDPゴシック" w:eastAsia="BIZ UDPゴシック" w:hAnsi="BIZ UDPゴシック"/>
-        </w:rPr>
-        <w:t>倉庫 … 湖南工場 520201 / 国分工場 511101。</w:t>
+        <w:ind w:left="380" w:hanging="380"/>
+        <w:rPr>
+          <w:rFonts w:ascii="BIZ UDPゴシック" w:eastAsia="BIZ UDPゴシック" w:hAnsi="BIZ UDPゴシック"/>
+        </w:rPr>
+      </w:pPr>
+      <w:proofErr w:type="spellStart"/>
+      <w:r>
+        <w:rPr>
+          <w:rFonts w:ascii="BIZ UDPゴシック" w:eastAsia="BIZ UDPゴシック" w:hAnsi="BIZ UDPゴシック"/>
+        </w:rPr>
+        <w:t>倉庫</w:t>
+      </w:r>
+      <w:proofErr w:type="spellEnd"/>
+      <w:r>
+        <w:rPr>
+          <w:rFonts w:ascii="BIZ UDPゴシック" w:eastAsia="BIZ UDPゴシック" w:hAnsi="BIZ UDPゴシック"/>
+        </w:rPr>
+        <w:t xml:space="preserve"> … </w:t>
+      </w:r>
+      <w:proofErr w:type="spellStart"/>
+      <w:r>
+        <w:rPr>
+          <w:rFonts w:ascii="BIZ UDPゴシック" w:eastAsia="BIZ UDPゴシック" w:hAnsi="BIZ UDPゴシック"/>
+        </w:rPr>
+        <w:t>湖南工場</w:t>
+      </w:r>
+      <w:proofErr w:type="spellEnd"/>
+      <w:r>
+        <w:rPr>
+          <w:rFonts w:ascii="BIZ UDPゴシック" w:eastAsia="BIZ UDPゴシック" w:hAnsi="BIZ UDPゴシック"/>
+        </w:rPr>
+        <w:t xml:space="preserve"> 520201 / </w:t>
+      </w:r>
+      <w:proofErr w:type="spellStart"/>
+      <w:r>
+        <w:rPr>
+          <w:rFonts w:ascii="BIZ UDPゴシック" w:eastAsia="BIZ UDPゴシック" w:hAnsi="BIZ UDPゴシック"/>
+        </w:rPr>
+        <w:t>国分工場</w:t>
+      </w:r>
+      <w:proofErr w:type="spellEnd"/>
+      <w:r>
+        <w:rPr>
+          <w:rFonts w:ascii="BIZ UDPゴシック" w:eastAsia="BIZ UDPゴシック" w:hAnsi="BIZ UDPゴシック"/>
+        </w:rPr>
+        <w:t xml:space="preserve"> 511101。</w:t>
       </w:r>
     </w:p>
     <w:p>
       <w:pPr>
         <w:pStyle w:val="a"/>
+        <w:ind w:left="380" w:hanging="380"/>
         <w:rPr>
           <w:rFonts w:ascii="BIZ UDPゴシック" w:eastAsia="BIZ UDPゴシック" w:hAnsi="BIZ UDPゴシック"/>
           <w:lang w:eastAsia="ja-JP"/>
@@ -313,6 +374,7 @@
     <w:p>
       <w:pPr>
         <w:pStyle w:val="a"/>
+        <w:ind w:left="380" w:hanging="380"/>
         <w:rPr>
           <w:rFonts w:ascii="BIZ UDPゴシック" w:eastAsia="BIZ UDPゴシック" w:hAnsi="BIZ UDPゴシック"/>
           <w:lang w:eastAsia="ja-JP"/>
@@ -329,6 +391,7 @@
     <w:p>
       <w:pPr>
         <w:pStyle w:val="a"/>
+        <w:ind w:left="380" w:hanging="380"/>
         <w:rPr>
           <w:rFonts w:ascii="BIZ UDPゴシック" w:eastAsia="BIZ UDPゴシック" w:hAnsi="BIZ UDPゴシック"/>
           <w:lang w:eastAsia="ja-JP"/>
@@ -503,6 +566,7 @@
                 <w:rFonts w:ascii="BIZ UDPゴシック" w:eastAsia="BIZ UDPゴシック" w:hAnsi="BIZ UDPゴシック"/>
               </w:rPr>
             </w:pPr>
+            <w:proofErr w:type="spellStart"/>
             <w:r>
               <w:rPr>
                 <w:rFonts w:ascii="BIZ UDPゴシック" w:eastAsia="BIZ UDPゴシック" w:hAnsi="BIZ UDPゴシック"/>
@@ -510,6 +574,7 @@
               </w:rPr>
               <w:t>工場</w:t>
             </w:r>
+            <w:proofErr w:type="spellEnd"/>
           </w:p>
         </w:tc>
         <w:tc>
@@ -547,6 +612,7 @@
                 <w:rFonts w:ascii="BIZ UDPゴシック" w:eastAsia="BIZ UDPゴシック" w:hAnsi="BIZ UDPゴシック"/>
               </w:rPr>
             </w:pPr>
+            <w:proofErr w:type="spellStart"/>
             <w:r>
               <w:rPr>
                 <w:rFonts w:ascii="BIZ UDPゴシック" w:eastAsia="BIZ UDPゴシック" w:hAnsi="BIZ UDPゴシック"/>
@@ -554,6 +620,7 @@
               </w:rPr>
               <w:t>湖南工場</w:t>
             </w:r>
+            <w:proofErr w:type="spellEnd"/>
           </w:p>
         </w:tc>
         <w:tc>
@@ -591,6 +658,7 @@
                 <w:rFonts w:ascii="BIZ UDPゴシック" w:eastAsia="BIZ UDPゴシック" w:hAnsi="BIZ UDPゴシック"/>
               </w:rPr>
             </w:pPr>
+            <w:proofErr w:type="spellStart"/>
             <w:r>
               <w:rPr>
                 <w:rFonts w:ascii="BIZ UDPゴシック" w:eastAsia="BIZ UDPゴシック" w:hAnsi="BIZ UDPゴシック"/>
@@ -598,6 +666,7 @@
               </w:rPr>
               <w:t>国分工場</w:t>
             </w:r>
+            <w:proofErr w:type="spellEnd"/>
           </w:p>
         </w:tc>
         <w:tc>
@@ -693,30 +762,40 @@
           <w:sz w:val="16"/>
         </w:rPr>
       </w:pPr>
+      <w:proofErr w:type="spellStart"/>
       <w:r>
         <w:rPr>
           <w:rFonts w:ascii="BIZ UDPゴシック" w:eastAsia="BIZ UDPゴシック" w:hAnsi="BIZ UDPゴシック"/>
           <w:i/>
           <w:sz w:val="16"/>
         </w:rPr>
-        <w:t>出力画面（設定例）</w:t>
-      </w:r>
-    </w:p>
-    <w:p>
-      <w:pPr>
-        <w:spacing w:after="200" w:line="276" w:lineRule="auto"/>
+        <w:t>出力画面（設定例</w:t>
+      </w:r>
+      <w:proofErr w:type="spellEnd"/>
+      <w:r>
         <w:rPr>
           <w:rFonts w:ascii="BIZ UDPゴシック" w:eastAsia="BIZ UDPゴシック" w:hAnsi="BIZ UDPゴシック"/>
           <w:i/>
           <w:sz w:val="16"/>
         </w:rPr>
-      </w:pPr>
-      <w:r>
+        <w:t>）</w:t>
+      </w:r>
+    </w:p>
+    <w:p>
+      <w:pPr>
+        <w:spacing w:after="200" w:line="276" w:lineRule="auto"/>
         <w:rPr>
           <w:rFonts w:ascii="BIZ UDPゴシック" w:eastAsia="BIZ UDPゴシック" w:hAnsi="BIZ UDPゴシック"/>
           <w:i/>
           <w:sz w:val="16"/>
         </w:rPr>
+      </w:pPr>
+      <w:r>
+        <w:rPr>
+          <w:rFonts w:ascii="BIZ UDPゴシック" w:eastAsia="BIZ UDPゴシック" w:hAnsi="BIZ UDPゴシック"/>
+          <w:i/>
+          <w:sz w:val="16"/>
+        </w:rPr>
         <w:br w:type="page"/>
       </w:r>
     </w:p>
@@ -740,12 +819,35 @@
         <w:rPr>
           <w:rFonts w:ascii="BIZ UDPゴシック" w:eastAsia="BIZ UDPゴシック" w:hAnsi="BIZ UDPゴシック"/>
         </w:rPr>
-        <w:t>1.3 加工実績明細 DATA の出力</w:t>
-      </w:r>
+        <w:t xml:space="preserve">1.3 </w:t>
+      </w:r>
+      <w:proofErr w:type="spellStart"/>
+      <w:r>
+        <w:rPr>
+          <w:rFonts w:ascii="BIZ UDPゴシック" w:eastAsia="BIZ UDPゴシック" w:hAnsi="BIZ UDPゴシック"/>
+        </w:rPr>
+        <w:t>加工実績明細</w:t>
+      </w:r>
+      <w:proofErr w:type="spellEnd"/>
+      <w:r>
+        <w:rPr>
+          <w:rFonts w:ascii="BIZ UDPゴシック" w:eastAsia="BIZ UDPゴシック" w:hAnsi="BIZ UDPゴシック"/>
+        </w:rPr>
+        <w:t xml:space="preserve"> DATA </w:t>
+      </w:r>
+      <w:proofErr w:type="spellStart"/>
+      <w:r>
+        <w:rPr>
+          <w:rFonts w:ascii="BIZ UDPゴシック" w:eastAsia="BIZ UDPゴシック" w:hAnsi="BIZ UDPゴシック"/>
+        </w:rPr>
+        <w:t>の出力</w:t>
+      </w:r>
+      <w:proofErr w:type="spellEnd"/>
     </w:p>
     <w:p>
       <w:pPr>
         <w:pStyle w:val="a"/>
+        <w:ind w:left="380" w:hanging="380"/>
         <w:rPr>
           <w:rFonts w:ascii="BIZ UDPゴシック" w:eastAsia="BIZ UDPゴシック" w:hAnsi="BIZ UDPゴシック"/>
           <w:lang w:eastAsia="ja-JP"/>
@@ -762,6 +864,7 @@
     <w:p>
       <w:pPr>
         <w:pStyle w:val="a"/>
+        <w:ind w:left="380" w:hanging="380"/>
         <w:rPr>
           <w:rFonts w:ascii="BIZ UDPゴシック" w:eastAsia="BIZ UDPゴシック" w:hAnsi="BIZ UDPゴシック"/>
           <w:lang w:eastAsia="ja-JP"/>
@@ -778,6 +881,7 @@
     <w:p>
       <w:pPr>
         <w:pStyle w:val="a"/>
+        <w:ind w:left="380" w:hanging="380"/>
         <w:rPr>
           <w:rFonts w:ascii="BIZ UDPゴシック" w:eastAsia="BIZ UDPゴシック" w:hAnsi="BIZ UDPゴシック"/>
           <w:lang w:eastAsia="ja-JP"/>
@@ -808,6 +912,7 @@
     <w:p>
       <w:pPr>
         <w:pStyle w:val="a"/>
+        <w:ind w:left="380" w:hanging="380"/>
         <w:rPr>
           <w:rFonts w:ascii="BIZ UDPゴシック" w:eastAsia="BIZ UDPゴシック" w:hAnsi="BIZ UDPゴシック"/>
           <w:lang w:eastAsia="ja-JP"/>
@@ -868,7 +973,7 @@
           <w:noProof/>
         </w:rPr>
         <w:drawing>
-          <wp:anchor distT="0" distB="0" distL="114300" distR="114300" simplePos="0" relativeHeight="251659264" behindDoc="0" locked="0" layoutInCell="1" allowOverlap="1" wp14:anchorId="4DB4102F" wp14:editId="48AAB61B">
+          <wp:anchor distT="0" distB="0" distL="114300" distR="114300" simplePos="0" relativeHeight="251656704" behindDoc="0" locked="0" layoutInCell="1" allowOverlap="1" wp14:anchorId="4DB4102F" wp14:editId="7985D4F0">
             <wp:simplePos x="0" y="0"/>
             <wp:positionH relativeFrom="column">
               <wp:posOffset>262255</wp:posOffset>
@@ -951,7 +1056,7 @@
           <w:noProof/>
         </w:rPr>
         <w:drawing>
-          <wp:anchor distT="0" distB="0" distL="114300" distR="114300" simplePos="0" relativeHeight="251606016" behindDoc="0" locked="0" layoutInCell="1" allowOverlap="1" wp14:anchorId="49245327" wp14:editId="29E2D898">
+          <wp:anchor distT="0" distB="0" distL="114300" distR="114300" simplePos="0" relativeHeight="251647488" behindDoc="0" locked="0" layoutInCell="1" allowOverlap="1" wp14:anchorId="49245327" wp14:editId="44CBBC0B">
             <wp:simplePos x="0" y="0"/>
             <wp:positionH relativeFrom="column">
               <wp:posOffset>338455</wp:posOffset>
@@ -1030,6 +1135,7 @@
           <w:sz w:val="16"/>
         </w:rPr>
       </w:pPr>
+      <w:proofErr w:type="spellStart"/>
       <w:r>
         <w:rPr>
           <w:rFonts w:ascii="BIZ UDPゴシック" w:eastAsia="BIZ UDPゴシック" w:hAnsi="BIZ UDPゴシック"/>
@@ -1039,6 +1145,7 @@
         <w:lastRenderedPageBreak/>
         <w:t>問合せ結果</w:t>
       </w:r>
+      <w:proofErr w:type="spellEnd"/>
     </w:p>
     <w:p>
       <w:pPr>
@@ -1089,6 +1196,7 @@
                 <w:rFonts w:ascii="BIZ UDPゴシック" w:eastAsia="BIZ UDPゴシック" w:hAnsi="BIZ UDPゴシック"/>
               </w:rPr>
             </w:pPr>
+            <w:proofErr w:type="spellStart"/>
             <w:r>
               <w:rPr>
                 <w:rFonts w:ascii="BIZ UDPゴシック" w:eastAsia="BIZ UDPゴシック" w:hAnsi="BIZ UDPゴシック"/>
@@ -1096,6 +1204,7 @@
               </w:rPr>
               <w:t>工場</w:t>
             </w:r>
+            <w:proofErr w:type="spellEnd"/>
           </w:p>
         </w:tc>
         <w:tc>
@@ -1133,6 +1242,7 @@
                 <w:rFonts w:ascii="BIZ UDPゴシック" w:eastAsia="BIZ UDPゴシック" w:hAnsi="BIZ UDPゴシック"/>
               </w:rPr>
             </w:pPr>
+            <w:proofErr w:type="spellStart"/>
             <w:r>
               <w:rPr>
                 <w:rFonts w:ascii="BIZ UDPゴシック" w:eastAsia="BIZ UDPゴシック" w:hAnsi="BIZ UDPゴシック"/>
@@ -1140,6 +1250,7 @@
               </w:rPr>
               <w:t>湖南工場</w:t>
             </w:r>
+            <w:proofErr w:type="spellEnd"/>
           </w:p>
         </w:tc>
         <w:tc>
@@ -1177,6 +1288,7 @@
                 <w:rFonts w:ascii="BIZ UDPゴシック" w:eastAsia="BIZ UDPゴシック" w:hAnsi="BIZ UDPゴシック"/>
               </w:rPr>
             </w:pPr>
+            <w:proofErr w:type="spellStart"/>
             <w:r>
               <w:rPr>
                 <w:rFonts w:ascii="BIZ UDPゴシック" w:eastAsia="BIZ UDPゴシック" w:hAnsi="BIZ UDPゴシック"/>
@@ -1184,6 +1296,7 @@
               </w:rPr>
               <w:t>国分工場</w:t>
             </w:r>
+            <w:proofErr w:type="spellEnd"/>
           </w:p>
         </w:tc>
         <w:tc>
@@ -1277,25 +1390,206 @@
           <w:rFonts w:ascii="BIZ UDPゴシック" w:eastAsia="BIZ UDPゴシック" w:hAnsi="BIZ UDPゴシック"/>
           <w:i/>
           <w:sz w:val="16"/>
-        </w:rPr>
-      </w:pPr>
+          <w:lang w:eastAsia="ja-JP"/>
+        </w:rPr>
+      </w:pPr>
+      <w:proofErr w:type="spellStart"/>
       <w:r>
         <w:rPr>
           <w:rFonts w:ascii="BIZ UDPゴシック" w:eastAsia="BIZ UDPゴシック" w:hAnsi="BIZ UDPゴシック"/>
           <w:i/>
           <w:sz w:val="16"/>
         </w:rPr>
-        <w:t>出力画面（設定例）</w:t>
-      </w:r>
-    </w:p>
-    <w:p>
-      <w:pPr>
-        <w:spacing w:after="200" w:line="276" w:lineRule="auto"/>
+        <w:t>出力画面（設定例</w:t>
+      </w:r>
+      <w:proofErr w:type="spellEnd"/>
+      <w:r>
         <w:rPr>
           <w:rFonts w:ascii="BIZ UDPゴシック" w:eastAsia="BIZ UDPゴシック" w:hAnsi="BIZ UDPゴシック"/>
           <w:i/>
           <w:sz w:val="16"/>
         </w:rPr>
+        <w:t>）</w:t>
+      </w:r>
+    </w:p>
+    <w:p>
+      <w:pPr>
+        <w:keepNext/>
+        <w:keepLines/>
+        <w:spacing w:before="160" w:after="40"/>
+        <w:outlineLvl w:val="0"/>
+        <w:rPr>
+          <w:rFonts w:ascii="BIZ UDPゴシック" w:eastAsia="BIZ UDPゴシック" w:hAnsi="BIZ UDPゴシック" w:cstheme="majorBidi" w:hint="eastAsia"/>
+          <w:b/>
+          <w:bCs/>
+          <w:color w:val="365F91" w:themeColor="accent1" w:themeShade="BF"/>
+          <w:sz w:val="26"/>
+          <w:szCs w:val="28"/>
+          <w:lang w:eastAsia="ja-JP"/>
+        </w:rPr>
+      </w:pPr>
+      <w:r>
+        <w:rPr>
+          <w:rFonts w:ascii="BIZ UDPゴシック" w:eastAsia="BIZ UDPゴシック" w:hAnsi="BIZ UDPゴシック" w:cstheme="majorBidi" w:hint="eastAsia"/>
+          <w:b/>
+          <w:bCs/>
+          <w:color w:val="365F91" w:themeColor="accent1" w:themeShade="BF"/>
+          <w:sz w:val="26"/>
+          <w:szCs w:val="28"/>
+          <w:lang w:eastAsia="ja-JP"/>
+        </w:rPr>
+        <w:t>0</w:t>
+      </w:r>
+      <w:r>
+        <w:rPr>
+          <w:rFonts w:ascii="BIZ UDPゴシック" w:eastAsia="BIZ UDPゴシック" w:hAnsi="BIZ UDPゴシック" w:cstheme="majorBidi"/>
+          <w:b/>
+          <w:bCs/>
+          <w:color w:val="365F91" w:themeColor="accent1" w:themeShade="BF"/>
+          <w:sz w:val="26"/>
+          <w:szCs w:val="28"/>
+          <w:lang w:eastAsia="ja-JP"/>
+        </w:rPr>
+        <w:t xml:space="preserve">. </w:t>
+      </w:r>
+      <w:r>
+        <w:rPr>
+          <w:rFonts w:ascii="BIZ UDPゴシック" w:eastAsia="BIZ UDPゴシック" w:hAnsi="BIZ UDPゴシック" w:cstheme="majorBidi" w:hint="eastAsia"/>
+          <w:b/>
+          <w:bCs/>
+          <w:color w:val="365F91" w:themeColor="accent1" w:themeShade="BF"/>
+          <w:sz w:val="26"/>
+          <w:szCs w:val="28"/>
+          <w:lang w:eastAsia="ja-JP"/>
+        </w:rPr>
+        <w:t>配台システム</w:t>
+      </w:r>
+      <w:r>
+        <w:rPr>
+          <w:rFonts w:ascii="BIZ UDPゴシック" w:eastAsia="BIZ UDPゴシック" w:hAnsi="BIZ UDPゴシック" w:cstheme="majorBidi"/>
+          <w:b/>
+          <w:bCs/>
+          <w:color w:val="365F91" w:themeColor="accent1" w:themeShade="BF"/>
+          <w:sz w:val="26"/>
+          <w:szCs w:val="28"/>
+          <w:lang w:eastAsia="ja-JP"/>
+        </w:rPr>
+        <w:t>：</w:t>
+      </w:r>
+      <w:r>
+        <w:rPr>
+          <w:rFonts w:ascii="BIZ UDPゴシック" w:eastAsia="BIZ UDPゴシック" w:hAnsi="BIZ UDPゴシック" w:cstheme="majorBidi" w:hint="eastAsia"/>
+          <w:b/>
+          <w:bCs/>
+          <w:color w:val="365F91" w:themeColor="accent1" w:themeShade="BF"/>
+          <w:sz w:val="26"/>
+          <w:szCs w:val="28"/>
+          <w:lang w:eastAsia="ja-JP"/>
+        </w:rPr>
+        <w:t>ログイン</w:t>
+      </w:r>
+    </w:p>
+    <w:p>
+      <w:pPr>
+        <w:pStyle w:val="a"/>
+        <w:numPr>
+          <w:ilvl w:val="0"/>
+          <w:numId w:val="0"/>
+        </w:numPr>
+        <w:ind w:left="360"/>
+        <w:rPr>
+          <w:rFonts w:ascii="BIZ UDPゴシック" w:eastAsia="BIZ UDPゴシック" w:hAnsi="BIZ UDPゴシック"/>
+          <w:lang w:eastAsia="ja-JP"/>
+        </w:rPr>
+      </w:pPr>
+      <w:r>
+        <w:rPr>
+          <w:rFonts w:ascii="BIZ UDPゴシック" w:eastAsia="BIZ UDPゴシック" w:hAnsi="BIZ UDPゴシック" w:hint="eastAsia"/>
+          <w:highlight w:val="lightGray"/>
+          <w:lang w:eastAsia="ja-JP"/>
+        </w:rPr>
+        <w:t>1.</w:t>
+      </w:r>
+      <w:r>
+        <w:rPr>
+          <w:rFonts w:ascii="BIZ UDPゴシック" w:eastAsia="BIZ UDPゴシック" w:hAnsi="BIZ UDPゴシック" w:hint="eastAsia"/>
+          <w:lang w:eastAsia="ja-JP"/>
+        </w:rPr>
+        <w:t>起動時に「操作者名」を選択する</w:t>
+      </w:r>
+      <w:r>
+        <w:rPr>
+          <w:rFonts w:ascii="BIZ UDPゴシック" w:eastAsia="BIZ UDPゴシック" w:hAnsi="BIZ UDPゴシック"/>
+          <w:lang w:eastAsia="ja-JP"/>
+        </w:rPr>
+        <w:t>。</w:t>
+      </w:r>
+    </w:p>
+    <w:p>
+      <w:pPr>
+        <w:pStyle w:val="a"/>
+        <w:numPr>
+          <w:ilvl w:val="0"/>
+          <w:numId w:val="0"/>
+        </w:numPr>
+        <w:ind w:left="360"/>
+        <w:rPr>
+          <w:rFonts w:ascii="BIZ UDPゴシック" w:eastAsia="BIZ UDPゴシック" w:hAnsi="BIZ UDPゴシック" w:hint="eastAsia"/>
+          <w:lang w:eastAsia="ja-JP"/>
+        </w:rPr>
+      </w:pPr>
+      <w:r>
+        <w:rPr>
+          <w:rFonts w:ascii="BIZ UDPゴシック" w:eastAsia="BIZ UDPゴシック" w:hAnsi="BIZ UDPゴシック" w:hint="eastAsia"/>
+          <w:highlight w:val="lightGray"/>
+          <w:lang w:eastAsia="ja-JP"/>
+        </w:rPr>
+        <w:t>2.</w:t>
+      </w:r>
+      <w:r>
+        <w:rPr>
+          <w:rFonts w:ascii="BIZ UDPゴシック" w:eastAsia="BIZ UDPゴシック" w:hAnsi="BIZ UDPゴシック" w:hint="eastAsia"/>
+          <w:lang w:eastAsia="ja-JP"/>
+        </w:rPr>
+        <w:t>PIN番号を入力する</w:t>
+      </w:r>
+      <w:r>
+        <w:rPr>
+          <w:rFonts w:ascii="BIZ UDPゴシック" w:eastAsia="BIZ UDPゴシック" w:hAnsi="BIZ UDPゴシック"/>
+          <w:lang w:eastAsia="ja-JP"/>
+        </w:rPr>
+        <w:t>。</w:t>
+      </w:r>
+      <w:r>
+        <w:rPr>
+          <w:rFonts w:ascii="BIZ UDPゴシック" w:eastAsia="BIZ UDPゴシック" w:hAnsi="BIZ UDPゴシック" w:hint="eastAsia"/>
+          <w:lang w:eastAsia="ja-JP"/>
+        </w:rPr>
+        <w:t>初期値は「0000</w:t>
+      </w:r>
+      <w:r>
+        <w:rPr>
+          <w:rFonts w:ascii="BIZ UDPゴシック" w:eastAsia="BIZ UDPゴシック" w:hAnsi="BIZ UDPゴシック"/>
+          <w:lang w:eastAsia="ja-JP"/>
+        </w:rPr>
+        <w:t>」</w:t>
+      </w:r>
+    </w:p>
+    <w:p>
+      <w:pPr>
+        <w:keepNext/>
+        <w:keepLines/>
+        <w:spacing w:before="160" w:after="40"/>
+        <w:outlineLvl w:val="0"/>
+        <w:rPr>
+          <w:rFonts w:ascii="BIZ UDPゴシック" w:eastAsia="BIZ UDPゴシック" w:hAnsi="BIZ UDPゴシック" w:cstheme="majorBidi" w:hint="eastAsia"/>
+          <w:b/>
+          <w:bCs/>
+          <w:color w:val="365F91" w:themeColor="accent1" w:themeShade="BF"/>
+          <w:sz w:val="26"/>
+          <w:szCs w:val="28"/>
+          <w:lang w:eastAsia="ja-JP"/>
+        </w:rPr>
       </w:pPr>
       <w:r>
         <w:rPr>
@@ -1303,6 +1597,100 @@
           <w:i/>
           <w:sz w:val="16"/>
         </w:rPr>
+        <w:drawing>
+          <wp:inline distT="0" distB="0" distL="0" distR="0" wp14:anchorId="0185AEC4" wp14:editId="56D0B37A">
+            <wp:extent cx="5975350" cy="1717858"/>
+            <wp:effectExtent l="0" t="0" r="6350" b="0"/>
+            <wp:docPr id="1781657376" name="図 1"/>
+            <wp:cNvGraphicFramePr>
+              <a:graphicFrameLocks xmlns:a="http://schemas.openxmlformats.org/drawingml/2006/main" noChangeAspect="1"/>
+            </wp:cNvGraphicFramePr>
+            <a:graphic xmlns:a="http://schemas.openxmlformats.org/drawingml/2006/main">
+              <a:graphicData uri="http://schemas.openxmlformats.org/drawingml/2006/picture">
+                <pic:pic xmlns:pic="http://schemas.openxmlformats.org/drawingml/2006/picture">
+                  <pic:nvPicPr>
+                    <pic:cNvPr id="1781657376" name=""/>
+                    <pic:cNvPicPr/>
+                  </pic:nvPicPr>
+                  <pic:blipFill>
+                    <a:blip r:embed="rId12"/>
+                    <a:stretch>
+                      <a:fillRect/>
+                    </a:stretch>
+                  </pic:blipFill>
+                  <pic:spPr>
+                    <a:xfrm>
+                      <a:off x="0" y="0"/>
+                      <a:ext cx="5985776" cy="1720855"/>
+                    </a:xfrm>
+                    <a:prstGeom prst="rect">
+                      <a:avLst/>
+                    </a:prstGeom>
+                  </pic:spPr>
+                </pic:pic>
+              </a:graphicData>
+            </a:graphic>
+          </wp:inline>
+        </w:drawing>
+      </w:r>
+    </w:p>
+    <w:p>
+      <w:pPr>
+        <w:spacing w:after="200" w:line="276" w:lineRule="auto"/>
+        <w:rPr>
+          <w:rFonts w:ascii="BIZ UDPゴシック" w:eastAsia="BIZ UDPゴシック" w:hAnsi="BIZ UDPゴシック"/>
+          <w:i/>
+          <w:sz w:val="16"/>
+        </w:rPr>
+      </w:pPr>
+      <w:r>
+        <w:rPr>
+          <w:rFonts w:ascii="BIZ UDPゴシック" w:eastAsia="BIZ UDPゴシック" w:hAnsi="BIZ UDPゴシック"/>
+          <w:i/>
+          <w:sz w:val="16"/>
+        </w:rPr>
+        <w:drawing>
+          <wp:inline distT="0" distB="0" distL="0" distR="0" wp14:anchorId="253C7266" wp14:editId="1AFD8062">
+            <wp:extent cx="3181350" cy="1787425"/>
+            <wp:effectExtent l="0" t="0" r="0" b="3810"/>
+            <wp:docPr id="1706424663" name="図 1"/>
+            <wp:cNvGraphicFramePr>
+              <a:graphicFrameLocks xmlns:a="http://schemas.openxmlformats.org/drawingml/2006/main" noChangeAspect="1"/>
+            </wp:cNvGraphicFramePr>
+            <a:graphic xmlns:a="http://schemas.openxmlformats.org/drawingml/2006/main">
+              <a:graphicData uri="http://schemas.openxmlformats.org/drawingml/2006/picture">
+                <pic:pic xmlns:pic="http://schemas.openxmlformats.org/drawingml/2006/picture">
+                  <pic:nvPicPr>
+                    <pic:cNvPr id="1706424663" name=""/>
+                    <pic:cNvPicPr/>
+                  </pic:nvPicPr>
+                  <pic:blipFill>
+                    <a:blip r:embed="rId13"/>
+                    <a:stretch>
+                      <a:fillRect/>
+                    </a:stretch>
+                  </pic:blipFill>
+                  <pic:spPr>
+                    <a:xfrm>
+                      <a:off x="0" y="0"/>
+                      <a:ext cx="3186696" cy="1790429"/>
+                    </a:xfrm>
+                    <a:prstGeom prst="rect">
+                      <a:avLst/>
+                    </a:prstGeom>
+                  </pic:spPr>
+                </pic:pic>
+              </a:graphicData>
+            </a:graphic>
+          </wp:inline>
+        </w:drawing>
+      </w:r>
+      <w:r>
+        <w:rPr>
+          <w:rFonts w:ascii="BIZ UDPゴシック" w:eastAsia="BIZ UDPゴシック" w:hAnsi="BIZ UDPゴシック"/>
+          <w:i/>
+          <w:sz w:val="16"/>
+        </w:rPr>
         <w:br w:type="page"/>
       </w:r>
     </w:p>
@@ -1320,76 +1708,119 @@
         <w:pStyle w:val="1"/>
         <w:rPr>
           <w:rFonts w:ascii="BIZ UDPゴシック" w:eastAsia="BIZ UDPゴシック" w:hAnsi="BIZ UDPゴシック"/>
-        </w:rPr>
-      </w:pPr>
-      <w:r>
-        <w:rPr>
-          <w:rFonts w:ascii="BIZ UDPゴシック" w:eastAsia="BIZ UDPゴシック" w:hAnsi="BIZ UDPゴシック"/>
-        </w:rPr>
-        <w:t>2. 工程管理 AI：段階1</w:t>
+          <w:lang w:eastAsia="ja-JP"/>
+        </w:rPr>
+      </w:pPr>
+      <w:r>
+        <w:rPr>
+          <w:rFonts w:ascii="BIZ UDPゴシック" w:eastAsia="BIZ UDPゴシック" w:hAnsi="BIZ UDPゴシック"/>
+          <w:lang w:eastAsia="ja-JP"/>
+        </w:rPr>
+        <w:t xml:space="preserve">2. </w:t>
+      </w:r>
+      <w:r>
+        <w:rPr>
+          <w:rFonts w:ascii="BIZ UDPゴシック" w:eastAsia="BIZ UDPゴシック" w:hAnsi="BIZ UDPゴシック" w:hint="eastAsia"/>
+          <w:lang w:eastAsia="ja-JP"/>
+        </w:rPr>
+        <w:t>配台システム</w:t>
+      </w:r>
+      <w:r>
+        <w:rPr>
+          <w:rFonts w:ascii="BIZ UDPゴシック" w:eastAsia="BIZ UDPゴシック" w:hAnsi="BIZ UDPゴシック"/>
+          <w:lang w:eastAsia="ja-JP"/>
+        </w:rPr>
+        <w:t>：段階1</w:t>
       </w:r>
     </w:p>
     <w:p>
       <w:pPr>
         <w:pStyle w:val="a"/>
-        <w:rPr>
-          <w:rFonts w:ascii="BIZ UDPゴシック" w:eastAsia="BIZ UDPゴシック" w:hAnsi="BIZ UDPゴシック"/>
-          <w:lang w:eastAsia="ja-JP"/>
-        </w:rPr>
-      </w:pPr>
-      <w:r>
-        <w:rPr>
-          <w:rFonts w:ascii="BIZ UDPゴシック" w:eastAsia="BIZ UDPゴシック" w:hAnsi="BIZ UDPゴシック"/>
-          <w:lang w:eastAsia="ja-JP"/>
-        </w:rPr>
-        <w:t>PMD.exe（配布物）を起動する。</w:t>
+        <w:numPr>
+          <w:ilvl w:val="0"/>
+          <w:numId w:val="0"/>
+        </w:numPr>
+        <w:rPr>
+          <w:rFonts w:ascii="BIZ UDPゴシック" w:eastAsia="BIZ UDPゴシック" w:hAnsi="BIZ UDPゴシック" w:hint="eastAsia"/>
+          <w:lang w:eastAsia="ja-JP"/>
+        </w:rPr>
+      </w:pPr>
+      <w:r>
+        <w:rPr>
+          <w:rFonts w:ascii="BIZ UDPゴシック" w:eastAsia="BIZ UDPゴシック" w:hAnsi="BIZ UDPゴシック" w:hint="eastAsia"/>
+          <w:lang w:eastAsia="ja-JP"/>
+        </w:rPr>
+        <w:t>※必要に応じて「キャッシュをクリアして実行」にチェックする</w:t>
       </w:r>
     </w:p>
     <w:p>
       <w:pPr>
         <w:pStyle w:val="a"/>
-        <w:rPr>
-          <w:rFonts w:ascii="BIZ UDPゴシック" w:eastAsia="BIZ UDPゴシック" w:hAnsi="BIZ UDPゴシック"/>
-          <w:lang w:eastAsia="ja-JP"/>
-        </w:rPr>
-      </w:pPr>
-      <w:r>
-        <w:rPr>
-          <w:rFonts w:ascii="BIZ UDPゴシック" w:eastAsia="BIZ UDPゴシック" w:hAnsi="BIZ UDPゴシック"/>
-          <w:lang w:eastAsia="ja-JP"/>
-        </w:rPr>
-        <w:t>「実行・ログ」タブを開き、必要なら「ログをクリア」する。</w:t>
+        <w:numPr>
+          <w:ilvl w:val="0"/>
+          <w:numId w:val="0"/>
+        </w:numPr>
+        <w:rPr>
+          <w:rFonts w:ascii="BIZ UDPゴシック" w:eastAsia="BIZ UDPゴシック" w:hAnsi="BIZ UDPゴシック"/>
+          <w:lang w:eastAsia="ja-JP"/>
+        </w:rPr>
+      </w:pPr>
+      <w:r>
+        <w:rPr>
+          <w:rFonts w:ascii="BIZ UDPゴシック" w:eastAsia="BIZ UDPゴシック" w:hAnsi="BIZ UDPゴシック" w:hint="eastAsia"/>
+          <w:lang w:eastAsia="ja-JP"/>
+        </w:rPr>
+        <w:t>1.</w:t>
+      </w:r>
+      <w:r>
+        <w:rPr>
+          <w:rFonts w:ascii="BIZ UDPゴシック" w:eastAsia="BIZ UDPゴシック" w:hAnsi="BIZ UDPゴシック"/>
+          <w:lang w:eastAsia="ja-JP"/>
+        </w:rPr>
+        <w:t>「段階1 実行」を押す。</w:t>
       </w:r>
     </w:p>
     <w:p>
       <w:pPr>
         <w:pStyle w:val="a"/>
-        <w:rPr>
-          <w:rFonts w:ascii="BIZ UDPゴシック" w:eastAsia="BIZ UDPゴシック" w:hAnsi="BIZ UDPゴシック"/>
-        </w:rPr>
-      </w:pPr>
-      <w:r>
-        <w:rPr>
-          <w:rFonts w:ascii="BIZ UDPゴシック" w:eastAsia="BIZ UDPゴシック" w:hAnsi="BIZ UDPゴシック"/>
-        </w:rPr>
-        <w:t>「段階1 実行」を押す。</w:t>
+        <w:numPr>
+          <w:ilvl w:val="0"/>
+          <w:numId w:val="0"/>
+        </w:numPr>
+        <w:ind w:left="360" w:hanging="360"/>
+        <w:rPr>
+          <w:rFonts w:ascii="BIZ UDPゴシック" w:eastAsia="BIZ UDPゴシック" w:hAnsi="BIZ UDPゴシック"/>
+          <w:lang w:eastAsia="ja-JP"/>
+        </w:rPr>
+      </w:pPr>
+      <w:r>
+        <w:rPr>
+          <w:rFonts w:ascii="BIZ UDPゴシック" w:eastAsia="BIZ UDPゴシック" w:hAnsi="BIZ UDPゴシック" w:hint="eastAsia"/>
+          <w:lang w:eastAsia="ja-JP"/>
+        </w:rPr>
+        <w:t>2.</w:t>
+      </w:r>
+      <w:r>
+        <w:rPr>
+          <w:rFonts w:ascii="BIZ UDPゴシック" w:eastAsia="BIZ UDPゴシック" w:hAnsi="BIZ UDPゴシック"/>
+          <w:lang w:eastAsia="ja-JP"/>
+        </w:rPr>
+        <w:t>正常終了すると「配台計画_タスク入力」タブへ自動遷移する。</w:t>
       </w:r>
     </w:p>
     <w:p>
       <w:pPr>
         <w:pStyle w:val="a"/>
-        <w:rPr>
-          <w:rFonts w:ascii="BIZ UDPゴシック" w:eastAsia="BIZ UDPゴシック" w:hAnsi="BIZ UDPゴシック"/>
-          <w:lang w:eastAsia="ja-JP"/>
-        </w:rPr>
-      </w:pPr>
-      <w:r>
-        <w:rPr>
-          <w:rFonts w:ascii="BIZ UDPゴシック" w:eastAsia="BIZ UDPゴシック" w:hAnsi="BIZ UDPゴシック"/>
-          <w:lang w:eastAsia="ja-JP"/>
-        </w:rPr>
-        <w:t>正常終了すると「配台計画_タスク入力」タブへ自動遷移する。</w:t>
-      </w:r>
+        <w:numPr>
+          <w:ilvl w:val="0"/>
+          <w:numId w:val="0"/>
+        </w:numPr>
+        <w:ind w:left="360" w:hanging="360"/>
+        <w:rPr>
+          <w:rFonts w:ascii="BIZ UDPゴシック" w:eastAsia="BIZ UDPゴシック" w:hAnsi="BIZ UDPゴシック" w:hint="eastAsia"/>
+          <w:lang w:eastAsia="ja-JP"/>
+        </w:rPr>
+      </w:pPr>
     </w:p>
     <w:p>
       <w:pPr>
@@ -1420,7 +1851,7 @@
                     <pic:cNvPicPr/>
                   </pic:nvPicPr>
                   <pic:blipFill>
-                    <a:blip r:embed="rId12"/>
+                    <a:blip r:embed="rId14"/>
                     <a:stretch>
                       <a:fillRect/>
                     </a:stretch>
@@ -1456,7 +1887,7 @@
           <w:noProof/>
         </w:rPr>
         <w:drawing>
-          <wp:anchor distT="0" distB="0" distL="114300" distR="114300" simplePos="0" relativeHeight="251648512" behindDoc="0" locked="0" layoutInCell="1" allowOverlap="1" wp14:anchorId="2147DF11" wp14:editId="7468DD4A">
+          <wp:anchor distT="0" distB="0" distL="114300" distR="114300" simplePos="0" relativeHeight="251652608" behindDoc="0" locked="0" layoutInCell="1" allowOverlap="1" wp14:anchorId="2147DF11" wp14:editId="4EEF242A">
             <wp:simplePos x="0" y="0"/>
             <wp:positionH relativeFrom="column">
               <wp:posOffset>-1270</wp:posOffset>
@@ -1479,7 +1910,7 @@
                     <pic:cNvPicPr/>
                   </pic:nvPicPr>
                   <pic:blipFill>
-                    <a:blip r:embed="rId13"/>
+                    <a:blip r:embed="rId15"/>
                     <a:stretch>
                       <a:fillRect/>
                     </a:stretch>
@@ -1567,7 +1998,7 @@
                     <pic:cNvPicPr/>
                   </pic:nvPicPr>
                   <pic:blipFill>
-                    <a:blip r:embed="rId14"/>
+                    <a:blip r:embed="rId16"/>
                     <a:stretch>
                       <a:fillRect/>
                     </a:stretch>
@@ -1668,7 +2099,7 @@
           <w:noProof/>
         </w:rPr>
         <w:drawing>
-          <wp:anchor distT="0" distB="0" distL="114300" distR="114300" simplePos="0" relativeHeight="251614208" behindDoc="0" locked="0" layoutInCell="1" allowOverlap="1" wp14:anchorId="31096E14" wp14:editId="422644FB">
+          <wp:anchor distT="0" distB="0" distL="114300" distR="114300" simplePos="0" relativeHeight="251648512" behindDoc="0" locked="0" layoutInCell="1" allowOverlap="1" wp14:anchorId="31096E14" wp14:editId="56F9D520">
             <wp:simplePos x="0" y="0"/>
             <wp:positionH relativeFrom="column">
               <wp:posOffset>74930</wp:posOffset>
@@ -1691,7 +2122,7 @@
                     <pic:cNvPicPr/>
                   </pic:nvPicPr>
                   <pic:blipFill>
-                    <a:blip r:embed="rId15"/>
+                    <a:blip r:embed="rId17"/>
                     <a:stretch>
                       <a:fillRect/>
                     </a:stretch>
@@ -1810,7 +2241,7 @@
           <w:noProof/>
         </w:rPr>
         <w:drawing>
-          <wp:anchor distT="0" distB="0" distL="114300" distR="114300" simplePos="0" relativeHeight="251620352" behindDoc="0" locked="0" layoutInCell="1" allowOverlap="1" wp14:anchorId="30835978" wp14:editId="4D2F1642">
+          <wp:anchor distT="0" distB="0" distL="114300" distR="114300" simplePos="0" relativeHeight="251649536" behindDoc="0" locked="0" layoutInCell="1" allowOverlap="1" wp14:anchorId="30835978" wp14:editId="49721261">
             <wp:simplePos x="0" y="0"/>
             <wp:positionH relativeFrom="column">
               <wp:posOffset>4132580</wp:posOffset>
@@ -1833,7 +2264,7 @@
                     <pic:cNvPicPr/>
                   </pic:nvPicPr>
                   <pic:blipFill>
-                    <a:blip r:embed="rId16"/>
+                    <a:blip r:embed="rId18"/>
                     <a:stretch>
                       <a:fillRect/>
                     </a:stretch>
@@ -1880,7 +2311,7 @@
                     <pic:cNvPicPr/>
                   </pic:nvPicPr>
                   <pic:blipFill>
-                    <a:blip r:embed="rId17"/>
+                    <a:blip r:embed="rId19"/>
                     <a:stretch>
                       <a:fillRect/>
                     </a:stretch>
@@ -1952,7 +2383,7 @@
           <w:noProof/>
         </w:rPr>
         <w:drawing>
-          <wp:anchor distT="0" distB="0" distL="114300" distR="114300" simplePos="0" relativeHeight="251627520" behindDoc="0" locked="0" layoutInCell="1" allowOverlap="1" wp14:anchorId="7F7CD93A" wp14:editId="2179BB8B">
+          <wp:anchor distT="0" distB="0" distL="114300" distR="114300" simplePos="0" relativeHeight="251651584" behindDoc="0" locked="0" layoutInCell="1" allowOverlap="1" wp14:anchorId="7F7CD93A" wp14:editId="52A63FEC">
             <wp:simplePos x="0" y="0"/>
             <wp:positionH relativeFrom="column">
               <wp:posOffset>4709958</wp:posOffset>
@@ -1975,7 +2406,7 @@
                     <pic:cNvPicPr/>
                   </pic:nvPicPr>
                   <pic:blipFill>
-                    <a:blip r:embed="rId18"/>
+                    <a:blip r:embed="rId20"/>
                     <a:stretch>
                       <a:fillRect/>
                     </a:stretch>
@@ -2016,7 +2447,7 @@
                     <pic:cNvPicPr/>
                   </pic:nvPicPr>
                   <pic:blipFill>
-                    <a:blip r:embed="rId19"/>
+                    <a:blip r:embed="rId21"/>
                     <a:stretch>
                       <a:fillRect/>
                     </a:stretch>
@@ -2130,7 +2561,7 @@
           <w:rFonts w:ascii="BIZ UDPゴシック" w:eastAsia="BIZ UDPゴシック" w:hAnsi="BIZ UDPゴシック"/>
           <w:lang w:eastAsia="ja-JP"/>
         </w:rPr>
-        <w:t>3.2 配台試行順番・配台不要・上書き列</w:t>
+        <w:t>3.2 配台試行順番・配台不要</w:t>
       </w:r>
     </w:p>
     <w:p>
@@ -2194,7 +2625,37 @@
           <w:rFonts w:ascii="BIZ UDPゴシック" w:eastAsia="BIZ UDPゴシック" w:hAnsi="BIZ UDPゴシック"/>
           <w:lang w:eastAsia="ja-JP"/>
         </w:rPr>
-        <w:t>「加工速度_上書き」「原反投入日_上書き」はダブルクリックで編集（アラジン本体は書き換えない）。</w:t>
+        <w:t>「加工速度」「原反投入日」はダブルクリックで編集（アラジン本体は書き換え</w:t>
+      </w:r>
+      <w:r>
+        <w:rPr>
+          <w:rFonts w:ascii="BIZ UDPゴシック" w:eastAsia="BIZ UDPゴシック" w:hAnsi="BIZ UDPゴシック" w:hint="eastAsia"/>
+          <w:lang w:eastAsia="ja-JP"/>
+        </w:rPr>
+        <w:t>ず、とうシステム上のみ修正適用される</w:t>
+      </w:r>
+      <w:r>
+        <w:rPr>
+          <w:rFonts w:ascii="BIZ UDPゴシック" w:eastAsia="BIZ UDPゴシック" w:hAnsi="BIZ UDPゴシック"/>
+          <w:lang w:eastAsia="ja-JP"/>
+        </w:rPr>
+        <w:t>）。</w:t>
+      </w:r>
+    </w:p>
+    <w:p>
+      <w:pPr>
+        <w:pStyle w:val="a0"/>
+        <w:rPr>
+          <w:rFonts w:ascii="BIZ UDPゴシック" w:eastAsia="BIZ UDPゴシック" w:hAnsi="BIZ UDPゴシック"/>
+          <w:lang w:eastAsia="ja-JP"/>
+        </w:rPr>
+      </w:pPr>
+      <w:r>
+        <w:rPr>
+          <w:rFonts w:ascii="BIZ UDPゴシック" w:eastAsia="BIZ UDPゴシック" w:hAnsi="BIZ UDPゴシック" w:hint="eastAsia"/>
+          <w:lang w:eastAsia="ja-JP"/>
+        </w:rPr>
+        <w:t>TPIの依頼で、セルに入っている未加工と配台使用残数量が異なる場合がある。手動修正が必要</w:t>
       </w:r>
     </w:p>
     <w:p>
@@ -2212,7 +2673,7 @@
           <w:noProof/>
         </w:rPr>
         <w:drawing>
-          <wp:anchor distT="0" distB="0" distL="114300" distR="114300" simplePos="0" relativeHeight="251684864" behindDoc="0" locked="0" layoutInCell="1" allowOverlap="1" wp14:anchorId="0B4C56B7" wp14:editId="16233C84">
+          <wp:anchor distT="0" distB="0" distL="114300" distR="114300" simplePos="0" relativeHeight="251658752" behindDoc="0" locked="0" layoutInCell="1" allowOverlap="1" wp14:anchorId="0B4C56B7" wp14:editId="23832486">
             <wp:simplePos x="0" y="0"/>
             <wp:positionH relativeFrom="column">
               <wp:posOffset>337418</wp:posOffset>
@@ -2235,7 +2696,7 @@
                     <pic:cNvPicPr/>
                   </pic:nvPicPr>
                   <pic:blipFill>
-                    <a:blip r:embed="rId20"/>
+                    <a:blip r:embed="rId22"/>
                     <a:stretch>
                       <a:fillRect/>
                     </a:stretch>
@@ -2273,7 +2734,7 @@
           <w:noProof/>
         </w:rPr>
         <w:drawing>
-          <wp:anchor distT="0" distB="0" distL="114300" distR="114300" simplePos="0" relativeHeight="251656192" behindDoc="0" locked="0" layoutInCell="1" allowOverlap="1" wp14:anchorId="7E4118F9" wp14:editId="0FE46FE6">
+          <wp:anchor distT="0" distB="0" distL="114300" distR="114300" simplePos="0" relativeHeight="251654656" behindDoc="0" locked="0" layoutInCell="1" allowOverlap="1" wp14:anchorId="7E4118F9" wp14:editId="2C10E34C">
             <wp:simplePos x="0" y="0"/>
             <wp:positionH relativeFrom="column">
               <wp:posOffset>227568</wp:posOffset>
@@ -2296,7 +2757,7 @@
                     <pic:cNvPicPr/>
                   </pic:nvPicPr>
                   <pic:blipFill>
-                    <a:blip r:embed="rId21"/>
+                    <a:blip r:embed="rId23"/>
                     <a:stretch>
                       <a:fillRect/>
                     </a:stretch>
@@ -2517,7 +2978,7 @@
           <w:noProof/>
         </w:rPr>
         <w:drawing>
-          <wp:anchor distT="0" distB="0" distL="114300" distR="114300" simplePos="0" relativeHeight="251683840" behindDoc="0" locked="0" layoutInCell="1" allowOverlap="1" wp14:anchorId="527BA9C9" wp14:editId="1F2910AC">
+          <wp:anchor distT="0" distB="0" distL="114300" distR="114300" simplePos="0" relativeHeight="251657728" behindDoc="0" locked="0" layoutInCell="1" allowOverlap="1" wp14:anchorId="527BA9C9" wp14:editId="1E46F71F">
             <wp:simplePos x="0" y="0"/>
             <wp:positionH relativeFrom="column">
               <wp:posOffset>2730548</wp:posOffset>
@@ -2540,7 +3001,7 @@
                     <pic:cNvPicPr/>
                   </pic:nvPicPr>
                   <pic:blipFill>
-                    <a:blip r:embed="rId22"/>
+                    <a:blip r:embed="rId24"/>
                     <a:stretch>
                       <a:fillRect/>
                     </a:stretch>
@@ -2698,7 +3159,7 @@
     <w:p>
       <w:pPr>
         <w:spacing w:after="40"/>
-        <w:jc w:val="right"/>
+        <w:jc w:val="center"/>
         <w:rPr>
           <w:rFonts w:ascii="BIZ UDPゴシック" w:eastAsia="BIZ UDPゴシック" w:hAnsi="BIZ UDPゴシック"/>
           <w:lang w:eastAsia="ja-JP"/>
@@ -2737,21 +3198,88 @@
         <w:rPr>
           <w:rFonts w:ascii="BIZ UDPゴシック" w:eastAsia="BIZ UDPゴシック" w:hAnsi="BIZ UDPゴシック"/>
           <w:noProof/>
-        </w:rPr>
-        <w:lastRenderedPageBreak/>
+          <w:lang w:eastAsia="ja-JP"/>
+        </w:rPr>
+        <mc:AlternateContent>
+          <mc:Choice Requires="wps">
+            <w:drawing>
+              <wp:anchor distT="0" distB="0" distL="114300" distR="114300" simplePos="0" relativeHeight="251666944" behindDoc="0" locked="0" layoutInCell="1" allowOverlap="1" wp14:anchorId="736087C9" wp14:editId="3585FBE9">
+                <wp:simplePos x="0" y="0"/>
+                <wp:positionH relativeFrom="column">
+                  <wp:posOffset>4792980</wp:posOffset>
+                </wp:positionH>
+                <wp:positionV relativeFrom="paragraph">
+                  <wp:posOffset>403225</wp:posOffset>
+                </wp:positionV>
+                <wp:extent cx="2336800" cy="825500"/>
+                <wp:effectExtent l="76200" t="38100" r="63500" b="88900"/>
+                <wp:wrapNone/>
+                <wp:docPr id="19252857" name="楕円 5"/>
+                <wp:cNvGraphicFramePr/>
+                <a:graphic xmlns:a="http://schemas.openxmlformats.org/drawingml/2006/main">
+                  <a:graphicData uri="http://schemas.microsoft.com/office/word/2010/wordprocessingShape">
+                    <wps:wsp>
+                      <wps:cNvSpPr/>
+                      <wps:spPr>
+                        <a:xfrm>
+                          <a:off x="0" y="0"/>
+                          <a:ext cx="2336800" cy="825500"/>
+                        </a:xfrm>
+                        <a:prstGeom prst="ellipse">
+                          <a:avLst/>
+                        </a:prstGeom>
+                        <a:noFill/>
+                        <a:ln w="38100">
+                          <a:solidFill>
+                            <a:srgbClr val="EE0000"/>
+                          </a:solidFill>
+                        </a:ln>
+                      </wps:spPr>
+                      <wps:style>
+                        <a:lnRef idx="1">
+                          <a:schemeClr val="accent1"/>
+                        </a:lnRef>
+                        <a:fillRef idx="3">
+                          <a:schemeClr val="accent1"/>
+                        </a:fillRef>
+                        <a:effectRef idx="2">
+                          <a:schemeClr val="accent1"/>
+                        </a:effectRef>
+                        <a:fontRef idx="minor">
+                          <a:schemeClr val="lt1"/>
+                        </a:fontRef>
+                      </wps:style>
+                      <wps:bodyPr rot="0" spcFirstLastPara="0" vertOverflow="overflow" horzOverflow="overflow" vert="horz" wrap="square" lIns="91440" tIns="45720" rIns="91440" bIns="45720" numCol="1" spcCol="0" rtlCol="0" fromWordArt="0" anchor="ctr" anchorCtr="0" forceAA="0" compatLnSpc="1">
+                        <a:prstTxWarp prst="textNoShape">
+                          <a:avLst/>
+                        </a:prstTxWarp>
+                        <a:noAutofit/>
+                      </wps:bodyPr>
+                    </wps:wsp>
+                  </a:graphicData>
+                </a:graphic>
+              </wp:anchor>
+            </w:drawing>
+          </mc:Choice>
+          <mc:Fallback>
+            <w:pict>
+              <v:oval w14:anchorId="50EA3888" id="楕円 5" o:spid="_x0000_s1026" style="position:absolute;margin-left:377.4pt;margin-top:31.75pt;width:184pt;height:65pt;z-index:251666944;visibility:visible;mso-wrap-style:square;mso-wrap-distance-left:9pt;mso-wrap-distance-top:0;mso-wrap-distance-right:9pt;mso-wrap-distance-bottom:0;mso-position-horizontal:absolute;mso-position-horizontal-relative:text;mso-position-vertical:absolute;mso-position-vertical-relative:text;v-text-anchor:middle" o:gfxdata="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" filled="f" strokecolor="#e00" strokeweight="3pt">
+                <v:shadow on="t" color="black" opacity="22937f" origin=",.5" offset="0,.63889mm"/>
+              </v:oval>
+            </w:pict>
+          </mc:Fallback>
+        </mc:AlternateContent>
+      </w:r>
+      <w:r>
+        <w:rPr>
+          <w:rFonts w:ascii="BIZ UDPゴシック" w:eastAsia="BIZ UDPゴシック" w:hAnsi="BIZ UDPゴシック"/>
+          <w:lang w:eastAsia="ja-JP"/>
+        </w:rPr>
         <w:drawing>
-          <wp:anchor distT="0" distB="0" distL="114300" distR="114300" simplePos="0" relativeHeight="251698176" behindDoc="0" locked="0" layoutInCell="1" allowOverlap="1" wp14:anchorId="02F795C2" wp14:editId="1CCCD064">
-            <wp:simplePos x="0" y="0"/>
-            <wp:positionH relativeFrom="column">
-              <wp:posOffset>2519359</wp:posOffset>
-            </wp:positionH>
-            <wp:positionV relativeFrom="paragraph">
-              <wp:posOffset>1322353</wp:posOffset>
-            </wp:positionV>
-            <wp:extent cx="4543962" cy="2733908"/>
-            <wp:effectExtent l="0" t="0" r="9525" b="0"/>
-            <wp:wrapNone/>
-            <wp:docPr id="18" name="Picture 18"/>
+          <wp:inline distT="0" distB="0" distL="0" distR="0" wp14:anchorId="22388237" wp14:editId="01230D86">
+            <wp:extent cx="6944360" cy="1032510"/>
+            <wp:effectExtent l="0" t="0" r="8890" b="0"/>
+            <wp:docPr id="2042960147" name="図 1"/>
             <wp:cNvGraphicFramePr>
               <a:graphicFrameLocks xmlns:a="http://schemas.openxmlformats.org/drawingml/2006/main" noChangeAspect="1"/>
             </wp:cNvGraphicFramePr>
@@ -2759,11 +3287,11 @@
               <a:graphicData uri="http://schemas.openxmlformats.org/drawingml/2006/picture">
                 <pic:pic xmlns:pic="http://schemas.openxmlformats.org/drawingml/2006/picture">
                   <pic:nvPicPr>
-                    <pic:cNvPr id="0" name="image22.png"/>
+                    <pic:cNvPr id="2042960147" name=""/>
                     <pic:cNvPicPr/>
                   </pic:nvPicPr>
                   <pic:blipFill>
-                    <a:blip r:embed="rId23"/>
+                    <a:blip r:embed="rId25"/>
                     <a:stretch>
                       <a:fillRect/>
                     </a:stretch>
@@ -2771,7 +3299,340 @@
                   <pic:spPr>
                     <a:xfrm>
                       <a:off x="0" y="0"/>
-                      <a:ext cx="4543962" cy="2733908"/>
+                      <a:ext cx="6944360" cy="1032510"/>
+                    </a:xfrm>
+                    <a:prstGeom prst="rect">
+                      <a:avLst/>
+                    </a:prstGeom>
+                  </pic:spPr>
+                </pic:pic>
+              </a:graphicData>
+            </a:graphic>
+          </wp:inline>
+        </w:drawing>
+      </w:r>
+    </w:p>
+    <w:p>
+      <w:pPr>
+        <w:spacing w:before="40" w:after="0"/>
+        <w:jc w:val="center"/>
+        <w:rPr>
+          <w:rFonts w:ascii="BIZ UDPゴシック" w:eastAsia="BIZ UDPゴシック" w:hAnsi="BIZ UDPゴシック" w:hint="eastAsia"/>
+          <w:lang w:eastAsia="ja-JP"/>
+        </w:rPr>
+      </w:pPr>
+      <w:r>
+        <w:rPr>
+          <w:rFonts w:ascii="BIZ UDPゴシック" w:eastAsia="BIZ UDPゴシック" w:hAnsi="BIZ UDPゴシック" w:hint="eastAsia"/>
+          <w:lang w:eastAsia="ja-JP"/>
+        </w:rPr>
+        <w:t>未加工と配台使用残数量の矛盾</w:t>
+      </w:r>
+    </w:p>
+    <w:p>
+      <w:pPr>
+        <w:spacing w:after="200" w:line="276" w:lineRule="auto"/>
+        <w:rPr>
+          <w:rFonts w:ascii="BIZ UDPゴシック" w:eastAsia="BIZ UDPゴシック" w:hAnsi="BIZ UDPゴシック"/>
+          <w:i/>
+          <w:sz w:val="16"/>
+          <w:lang w:eastAsia="ja-JP"/>
+        </w:rPr>
+      </w:pPr>
+      <w:r>
+        <w:rPr>
+          <w:rFonts w:ascii="BIZ UDPゴシック" w:eastAsia="BIZ UDPゴシック" w:hAnsi="BIZ UDPゴシック"/>
+          <w:i/>
+          <w:sz w:val="16"/>
+          <w:lang w:eastAsia="ja-JP"/>
+        </w:rPr>
+        <w:br w:type="page"/>
+      </w:r>
+    </w:p>
+    <w:p>
+      <w:pPr>
+        <w:spacing w:after="40"/>
+        <w:jc w:val="center"/>
+        <w:rPr>
+          <w:rFonts w:ascii="BIZ UDPゴシック" w:eastAsia="BIZ UDPゴシック" w:hAnsi="BIZ UDPゴシック"/>
+          <w:lang w:eastAsia="ja-JP"/>
+        </w:rPr>
+      </w:pPr>
+    </w:p>
+    <w:p>
+      <w:pPr>
+        <w:pStyle w:val="21"/>
+        <w:rPr>
+          <w:rFonts w:ascii="BIZ UDPゴシック" w:eastAsia="BIZ UDPゴシック" w:hAnsi="BIZ UDPゴシック"/>
+          <w:lang w:eastAsia="ja-JP"/>
+        </w:rPr>
+      </w:pPr>
+      <w:r>
+        <w:rPr>
+          <w:rFonts w:ascii="BIZ UDPゴシック" w:eastAsia="BIZ UDPゴシック" w:hAnsi="BIZ UDPゴシック"/>
+          <w:lang w:eastAsia="ja-JP"/>
+        </w:rPr>
+        <w:t>3.3 保存と段階2</w:t>
+      </w:r>
+    </w:p>
+    <w:p>
+      <w:pPr>
+        <w:pStyle w:val="a"/>
+        <w:ind w:left="380" w:hanging="380"/>
+        <w:rPr>
+          <w:rFonts w:ascii="BIZ UDPゴシック" w:eastAsia="BIZ UDPゴシック" w:hAnsi="BIZ UDPゴシック"/>
+          <w:lang w:eastAsia="ja-JP"/>
+        </w:rPr>
+      </w:pPr>
+      <w:r>
+        <w:rPr>
+          <w:rFonts w:ascii="BIZ UDPゴシック" w:eastAsia="BIZ UDPゴシック" w:hAnsi="BIZ UDPゴシック"/>
+          <w:lang w:eastAsia="ja-JP"/>
+        </w:rPr>
+        <w:t>「操作・ソース」を開き、表の編集を「保存」する。</w:t>
+      </w:r>
+    </w:p>
+    <w:p>
+      <w:pPr>
+        <w:pStyle w:val="a"/>
+        <w:ind w:left="380" w:hanging="380"/>
+        <w:rPr>
+          <w:rFonts w:ascii="BIZ UDPゴシック" w:eastAsia="BIZ UDPゴシック" w:hAnsi="BIZ UDPゴシック"/>
+          <w:lang w:eastAsia="ja-JP"/>
+        </w:rPr>
+      </w:pPr>
+      <w:r>
+        <w:rPr>
+          <w:rFonts w:ascii="BIZ UDPゴシック" w:eastAsia="BIZ UDPゴシック" w:hAnsi="BIZ UDPゴシック"/>
+          <w:lang w:eastAsia="ja-JP"/>
+        </w:rPr>
+        <w:t>「当日は配台しない」</w:t>
+      </w:r>
+      <w:r>
+        <w:rPr>
+          <w:rFonts w:ascii="BIZ UDPゴシック" w:eastAsia="BIZ UDPゴシック" w:hAnsi="BIZ UDPゴシック" w:hint="eastAsia"/>
+          <w:lang w:eastAsia="ja-JP"/>
+        </w:rPr>
+        <w:t>と「加工途中のタスク</w:t>
+      </w:r>
+      <w:r>
+        <w:rPr>
+          <w:rFonts w:ascii="BIZ UDPゴシック" w:eastAsia="BIZ UDPゴシック" w:hAnsi="BIZ UDPゴシック"/>
+          <w:lang w:eastAsia="ja-JP"/>
+        </w:rPr>
+        <w:t>…</w:t>
+      </w:r>
+      <w:r>
+        <w:rPr>
+          <w:rFonts w:ascii="BIZ UDPゴシック" w:eastAsia="BIZ UDPゴシック" w:hAnsi="BIZ UDPゴシック" w:hint="eastAsia"/>
+          <w:lang w:eastAsia="ja-JP"/>
+        </w:rPr>
+        <w:t>.」に</w:t>
+      </w:r>
+      <w:r>
+        <w:rPr>
+          <w:rFonts w:ascii="Segoe UI Symbol" w:eastAsia="BIZ UDPゴシック" w:hAnsi="Segoe UI Symbol" w:cs="Segoe UI Symbol" w:hint="eastAsia"/>
+          <w:lang w:eastAsia="ja-JP"/>
+        </w:rPr>
+        <w:t>☑が</w:t>
+      </w:r>
+      <w:r>
+        <w:rPr>
+          <w:rFonts w:ascii="BIZ UDPゴシック" w:eastAsia="BIZ UDPゴシック" w:hAnsi="BIZ UDPゴシック"/>
+          <w:lang w:eastAsia="ja-JP"/>
+        </w:rPr>
+        <w:t>入っていることを確認する。</w:t>
+      </w:r>
+    </w:p>
+    <w:p>
+      <w:pPr>
+        <w:pStyle w:val="a"/>
+        <w:ind w:left="380" w:hanging="380"/>
+        <w:rPr>
+          <w:rFonts w:ascii="BIZ UDPゴシック" w:eastAsia="BIZ UDPゴシック" w:hAnsi="BIZ UDPゴシック"/>
+          <w:lang w:eastAsia="ja-JP"/>
+        </w:rPr>
+      </w:pPr>
+      <w:r>
+        <w:rPr>
+          <w:rFonts w:ascii="BIZ UDPゴシック" w:eastAsia="BIZ UDPゴシック" w:hAnsi="BIZ UDPゴシック"/>
+          <w:lang w:eastAsia="ja-JP"/>
+        </w:rPr>
+        <w:t>「段階2 実行」を押す（未保存のままでは実行できない）。</w:t>
+      </w:r>
+    </w:p>
+    <w:p>
+      <w:pPr>
+        <w:pStyle w:val="a"/>
+        <w:ind w:left="380" w:hanging="380"/>
+        <w:rPr>
+          <w:rFonts w:ascii="BIZ UDPゴシック" w:eastAsia="BIZ UDPゴシック" w:hAnsi="BIZ UDPゴシック"/>
+          <w:lang w:eastAsia="ja-JP"/>
+        </w:rPr>
+      </w:pPr>
+      <w:r>
+        <w:rPr>
+          <w:rFonts w:ascii="BIZ UDPゴシック" w:eastAsia="BIZ UDPゴシック" w:hAnsi="BIZ UDPゴシック" w:hint="eastAsia"/>
+          <w:lang w:eastAsia="ja-JP"/>
+        </w:rPr>
+        <w:t>加工途中タスク-翌日の配台量</w:t>
+      </w:r>
+      <w:r>
+        <w:rPr>
+          <w:rFonts w:ascii="BIZ UDPゴシック" w:eastAsia="BIZ UDPゴシック" w:hAnsi="BIZ UDPゴシック" w:hint="eastAsia"/>
+          <w:lang w:eastAsia="ja-JP"/>
+        </w:rPr>
+        <w:t>(ロール数)</w:t>
+      </w:r>
+      <w:r>
+        <w:rPr>
+          <w:rFonts w:ascii="BIZ UDPゴシック" w:eastAsia="BIZ UDPゴシック" w:hAnsi="BIZ UDPゴシック" w:hint="eastAsia"/>
+          <w:lang w:eastAsia="ja-JP"/>
+        </w:rPr>
+        <w:t>を調整しOKを押す</w:t>
+      </w:r>
+    </w:p>
+    <w:p>
+      <w:pPr>
+        <w:pStyle w:val="a"/>
+        <w:numPr>
+          <w:ilvl w:val="0"/>
+          <w:numId w:val="0"/>
+        </w:numPr>
+        <w:ind w:left="360"/>
+        <w:rPr>
+          <w:rFonts w:ascii="BIZ UDPゴシック" w:eastAsia="BIZ UDPゴシック" w:hAnsi="BIZ UDPゴシック"/>
+          <w:lang w:eastAsia="ja-JP"/>
+        </w:rPr>
+      </w:pPr>
+      <w:r>
+        <w:rPr>
+          <w:rFonts w:ascii="BIZ UDPゴシック" w:eastAsia="BIZ UDPゴシック" w:hAnsi="BIZ UDPゴシック" w:hint="eastAsia"/>
+          <w:lang w:eastAsia="ja-JP"/>
+        </w:rPr>
+        <w:t>※加工途中が当日どれくらい終わるかを確認すること</w:t>
+      </w:r>
+    </w:p>
+    <w:p>
+      <w:pPr>
+        <w:spacing w:before="40" w:after="40"/>
+        <w:ind w:left="170"/>
+        <w:rPr>
+          <w:rFonts w:ascii="BIZ UDPゴシック" w:eastAsia="BIZ UDPゴシック" w:hAnsi="BIZ UDPゴシック"/>
+          <w:b/>
+          <w:color w:val="8B0000"/>
+          <w:lang w:eastAsia="ja-JP"/>
+        </w:rPr>
+      </w:pPr>
+      <w:r>
+        <w:rPr>
+          <w:rFonts w:ascii="BIZ UDPゴシック" w:eastAsia="BIZ UDPゴシック" w:hAnsi="BIZ UDPゴシック" w:hint="eastAsia"/>
+          <w:b/>
+          <w:color w:val="8B0000"/>
+          <w:lang w:eastAsia="ja-JP"/>
+        </w:rPr>
+        <w:t>完了</w:t>
+      </w:r>
+      <w:r>
+        <w:rPr>
+          <w:rFonts w:ascii="BIZ UDPゴシック" w:eastAsia="BIZ UDPゴシック" w:hAnsi="BIZ UDPゴシック"/>
+          <w:b/>
+          <w:color w:val="8B0000"/>
+          <w:lang w:eastAsia="ja-JP"/>
+        </w:rPr>
+        <w:t>後、自動的に「実行・ログ」タブへ切り替わり段階2 が走る。</w:t>
+      </w:r>
+    </w:p>
+    <w:p>
+      <w:pPr>
+        <w:pStyle w:val="a"/>
+        <w:ind w:left="380" w:hanging="380"/>
+        <w:rPr>
+          <w:rFonts w:ascii="BIZ UDPゴシック" w:eastAsia="BIZ UDPゴシック" w:hAnsi="BIZ UDPゴシック"/>
+          <w:lang w:eastAsia="ja-JP"/>
+        </w:rPr>
+      </w:pPr>
+      <w:r>
+        <w:rPr>
+          <w:rFonts w:ascii="BIZ UDPゴシック" w:eastAsia="BIZ UDPゴシック" w:hAnsi="BIZ UDPゴシック" w:hint="eastAsia"/>
+          <w:lang w:eastAsia="ja-JP"/>
+        </w:rPr>
+        <w:t>※</w:t>
+      </w:r>
+      <w:r>
+        <w:rPr>
+          <w:rFonts w:ascii="BIZ UDPゴシック" w:eastAsia="BIZ UDPゴシック" w:hAnsi="BIZ UDPゴシック"/>
+          <w:lang w:eastAsia="ja-JP"/>
+        </w:rPr>
+        <w:t>完了メッセージが表示される。Gemini API 利用時は数分以上かかることがある。</w:t>
+      </w:r>
+    </w:p>
+    <w:p>
+      <w:pPr>
+        <w:pStyle w:val="a"/>
+        <w:ind w:left="380" w:firstLineChars="0" w:hanging="380"/>
+        <w:rPr>
+          <w:rFonts w:ascii="BIZ UDPゴシック" w:eastAsia="BIZ UDPゴシック" w:hAnsi="BIZ UDPゴシック" w:hint="eastAsia"/>
+          <w:highlight w:val="yellow"/>
+          <w:lang w:eastAsia="ja-JP"/>
+        </w:rPr>
+      </w:pPr>
+      <w:r>
+        <w:rPr>
+          <w:rFonts w:ascii="BIZ UDPゴシック" w:eastAsia="BIZ UDPゴシック" w:hAnsi="BIZ UDPゴシック" w:hint="eastAsia"/>
+          <w:highlight w:val="yellow"/>
+          <w:lang w:eastAsia="ja-JP"/>
+        </w:rPr>
+        <w:t>原反投入日によっては、午前中に配台されず配台率が50%を切る場合がある。警告を表示するので原反投入日を検討する</w:t>
+      </w:r>
+    </w:p>
+    <w:p>
+      <w:pPr>
+        <w:spacing w:before="40" w:after="40"/>
+        <w:ind w:left="170"/>
+        <w:rPr>
+          <w:rFonts w:ascii="BIZ UDPゴシック" w:eastAsia="BIZ UDPゴシック" w:hAnsi="BIZ UDPゴシック" w:hint="eastAsia"/>
+          <w:lang w:eastAsia="ja-JP"/>
+        </w:rPr>
+      </w:pPr>
+      <w:r>
+        <w:rPr>
+          <w:rFonts w:ascii="BIZ UDPゴシック" w:eastAsia="BIZ UDPゴシック" w:hAnsi="BIZ UDPゴシック"/>
+          <w:noProof/>
+        </w:rPr>
+        <w:drawing>
+          <wp:anchor distT="0" distB="0" distL="114300" distR="114300" simplePos="0" relativeHeight="251682816" behindDoc="0" locked="0" layoutInCell="1" allowOverlap="1" wp14:anchorId="081D03E3" wp14:editId="3627C986">
+            <wp:simplePos x="0" y="0"/>
+            <wp:positionH relativeFrom="column">
+              <wp:posOffset>125730</wp:posOffset>
+            </wp:positionH>
+            <wp:positionV relativeFrom="paragraph">
+              <wp:posOffset>5433060</wp:posOffset>
+            </wp:positionV>
+            <wp:extent cx="3841750" cy="1317625"/>
+            <wp:effectExtent l="0" t="0" r="6350" b="0"/>
+            <wp:wrapTopAndBottom/>
+            <wp:docPr id="24" name="Picture 24"/>
+            <wp:cNvGraphicFramePr>
+              <a:graphicFrameLocks xmlns:a="http://schemas.openxmlformats.org/drawingml/2006/main" noChangeAspect="1"/>
+            </wp:cNvGraphicFramePr>
+            <a:graphic xmlns:a="http://schemas.openxmlformats.org/drawingml/2006/main">
+              <a:graphicData uri="http://schemas.openxmlformats.org/drawingml/2006/picture">
+                <pic:pic xmlns:pic="http://schemas.openxmlformats.org/drawingml/2006/picture">
+                  <pic:nvPicPr>
+                    <pic:cNvPr id="0" name="image28.png"/>
+                    <pic:cNvPicPr/>
+                  </pic:nvPicPr>
+                  <pic:blipFill>
+                    <a:blip r:embed="rId26"/>
+                    <a:stretch>
+                      <a:fillRect/>
+                    </a:stretch>
+                  </pic:blipFill>
+                  <pic:spPr>
+                    <a:xfrm>
+                      <a:off x="0" y="0"/>
+                      <a:ext cx="3841750" cy="1317625"/>
                     </a:xfrm>
                     <a:prstGeom prst="rect">
                       <a:avLst/>
@@ -2794,19 +3655,201 @@
           <w:rFonts w:ascii="BIZ UDPゴシック" w:eastAsia="BIZ UDPゴシック" w:hAnsi="BIZ UDPゴシック"/>
           <w:noProof/>
         </w:rPr>
+        <mc:AlternateContent>
+          <mc:Choice Requires="wpg">
+            <w:drawing>
+              <wp:anchor distT="0" distB="0" distL="114300" distR="114300" simplePos="0" relativeHeight="251655168" behindDoc="0" locked="0" layoutInCell="1" allowOverlap="1" wp14:anchorId="06BC708C" wp14:editId="474B3A85">
+                <wp:simplePos x="0" y="0"/>
+                <wp:positionH relativeFrom="column">
+                  <wp:posOffset>86995</wp:posOffset>
+                </wp:positionH>
+                <wp:positionV relativeFrom="paragraph">
+                  <wp:posOffset>1745615</wp:posOffset>
+                </wp:positionV>
+                <wp:extent cx="5525135" cy="1168400"/>
+                <wp:effectExtent l="76200" t="0" r="0" b="88900"/>
+                <wp:wrapTopAndBottom/>
+                <wp:docPr id="1019530199" name="グループ化 6"/>
+                <wp:cNvGraphicFramePr/>
+                <a:graphic xmlns:a="http://schemas.openxmlformats.org/drawingml/2006/main">
+                  <a:graphicData uri="http://schemas.microsoft.com/office/word/2010/wordprocessingGroup">
+                    <wpg:wgp>
+                      <wpg:cNvGrpSpPr/>
+                      <wpg:grpSpPr>
+                        <a:xfrm>
+                          <a:off x="0" y="0"/>
+                          <a:ext cx="5525135" cy="1168400"/>
+                          <a:chOff x="0" y="0"/>
+                          <a:chExt cx="5525135" cy="1168400"/>
+                        </a:xfrm>
+                      </wpg:grpSpPr>
+                      <pic:pic xmlns:pic="http://schemas.openxmlformats.org/drawingml/2006/picture">
+                        <pic:nvPicPr>
+                          <pic:cNvPr id="2036267605" name="図 1"/>
+                          <pic:cNvPicPr>
+                            <a:picLocks noChangeAspect="1"/>
+                          </pic:cNvPicPr>
+                        </pic:nvPicPr>
+                        <pic:blipFill>
+                          <a:blip r:embed="rId27"/>
+                          <a:stretch>
+                            <a:fillRect/>
+                          </a:stretch>
+                        </pic:blipFill>
+                        <pic:spPr>
+                          <a:xfrm>
+                            <a:off x="0" y="0"/>
+                            <a:ext cx="5525135" cy="1066800"/>
+                          </a:xfrm>
+                          <a:prstGeom prst="rect">
+                            <a:avLst/>
+                          </a:prstGeom>
+                        </pic:spPr>
+                      </pic:pic>
+                      <wps:wsp>
+                        <wps:cNvPr id="874802333" name="楕円 1"/>
+                        <wps:cNvSpPr/>
+                        <wps:spPr>
+                          <a:xfrm>
+                            <a:off x="1974850" y="139700"/>
+                            <a:ext cx="482600" cy="400050"/>
+                          </a:xfrm>
+                          <a:prstGeom prst="ellipse">
+                            <a:avLst/>
+                          </a:prstGeom>
+                          <a:noFill/>
+                          <a:ln w="38100">
+                            <a:solidFill>
+                              <a:srgbClr val="EE0000"/>
+                            </a:solidFill>
+                          </a:ln>
+                        </wps:spPr>
+                        <wps:style>
+                          <a:lnRef idx="1">
+                            <a:schemeClr val="accent1"/>
+                          </a:lnRef>
+                          <a:fillRef idx="3">
+                            <a:schemeClr val="accent1"/>
+                          </a:fillRef>
+                          <a:effectRef idx="2">
+                            <a:schemeClr val="accent1"/>
+                          </a:effectRef>
+                          <a:fontRef idx="minor">
+                            <a:schemeClr val="lt1"/>
+                          </a:fontRef>
+                        </wps:style>
+                        <wps:bodyPr rot="0" spcFirstLastPara="0" vertOverflow="overflow" horzOverflow="overflow" vert="horz" wrap="square" lIns="91440" tIns="45720" rIns="91440" bIns="45720" numCol="1" spcCol="0" rtlCol="0" fromWordArt="0" anchor="ctr" anchorCtr="0" forceAA="0" compatLnSpc="1">
+                          <a:prstTxWarp prst="textNoShape">
+                            <a:avLst/>
+                          </a:prstTxWarp>
+                          <a:noAutofit/>
+                        </wps:bodyPr>
+                      </wps:wsp>
+                      <wps:wsp>
+                        <wps:cNvPr id="1178405376" name="楕円 1"/>
+                        <wps:cNvSpPr/>
+                        <wps:spPr>
+                          <a:xfrm>
+                            <a:off x="0" y="654050"/>
+                            <a:ext cx="584200" cy="514350"/>
+                          </a:xfrm>
+                          <a:prstGeom prst="ellipse">
+                            <a:avLst/>
+                          </a:prstGeom>
+                          <a:noFill/>
+                          <a:ln w="38100">
+                            <a:solidFill>
+                              <a:srgbClr val="EE0000"/>
+                            </a:solidFill>
+                          </a:ln>
+                        </wps:spPr>
+                        <wps:style>
+                          <a:lnRef idx="1">
+                            <a:schemeClr val="accent1"/>
+                          </a:lnRef>
+                          <a:fillRef idx="3">
+                            <a:schemeClr val="accent1"/>
+                          </a:fillRef>
+                          <a:effectRef idx="2">
+                            <a:schemeClr val="accent1"/>
+                          </a:effectRef>
+                          <a:fontRef idx="minor">
+                            <a:schemeClr val="lt1"/>
+                          </a:fontRef>
+                        </wps:style>
+                        <wps:bodyPr rot="0" spcFirstLastPara="0" vertOverflow="overflow" horzOverflow="overflow" vert="horz" wrap="square" lIns="91440" tIns="45720" rIns="91440" bIns="45720" numCol="1" spcCol="0" rtlCol="0" fromWordArt="0" anchor="ctr" anchorCtr="0" forceAA="0" compatLnSpc="1">
+                          <a:prstTxWarp prst="textNoShape">
+                            <a:avLst/>
+                          </a:prstTxWarp>
+                          <a:noAutofit/>
+                        </wps:bodyPr>
+                      </wps:wsp>
+                    </wpg:wgp>
+                  </a:graphicData>
+                </a:graphic>
+                <wp14:sizeRelH relativeFrom="margin">
+                  <wp14:pctWidth>0</wp14:pctWidth>
+                </wp14:sizeRelH>
+                <wp14:sizeRelV relativeFrom="margin">
+                  <wp14:pctHeight>0</wp14:pctHeight>
+                </wp14:sizeRelV>
+              </wp:anchor>
+            </w:drawing>
+          </mc:Choice>
+          <mc:Fallback>
+            <w:pict>
+              <v:group w14:anchorId="75992D02" id="グループ化 6" o:spid="_x0000_s1026" style="position:absolute;margin-left:6.85pt;margin-top:137.45pt;width:435.05pt;height:92pt;z-index:251655168;mso-width-relative:margin;mso-height-relative:margin" coordsize="55251,11684" o:gfxdata="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">
+                <v:shapetype id="_x0000_t75" coordsize="21600,21600" o:spt="75" o:preferrelative="t" path="m@4@5l@4@11@9@11@9@5xe" filled="f" stroked="f">
+                  <v:stroke joinstyle="miter"/>
+                  <v:formulas>
+                    <v:f eqn="if lineDrawn pixelLineWidth 0"/>
+                    <v:f eqn="sum @0 1 0"/>
+                    <v:f eqn="sum 0 0 @1"/>
+                    <v:f eqn="prod @2 1 2"/>
+                    <v:f eqn="prod @3 21600 pixelWidth"/>
+                    <v:f eqn="prod @3 21600 pixelHeight"/>
+                    <v:f eqn="sum @0 0 1"/>
+                    <v:f eqn="prod @6 1 2"/>
+                    <v:f eqn="prod @7 21600 pixelWidth"/>
+                    <v:f eqn="sum @8 21600 0"/>
+                    <v:f eqn="prod @7 21600 pixelHeight"/>
+                    <v:f eqn="sum @10 21600 0"/>
+                  </v:formulas>
+                  <v:path o:extrusionok="f" gradientshapeok="t" o:connecttype="rect"/>
+                  <o:lock v:ext="edit" aspectratio="t"/>
+                </v:shapetype>
+                <v:shape id="図 1" o:spid="_x0000_s1027" type="#_x0000_t75" style="position:absolute;width:55251;height:10668;visibility:visible;mso-wrap-style:square" o:gfxdata="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">
+                  <v:imagedata r:id="rId28" o:title=""/>
+                </v:shape>
+                <v:oval id="楕円 1" o:spid="_x0000_s1028" style="position:absolute;left:19748;top:1397;width:4826;height:4000;visibility:visible;mso-wrap-style:square;v-text-anchor:middle" o:gfxdata="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" filled="f" strokecolor="#e00" strokeweight="3pt">
+                  <v:shadow on="t" color="black" opacity="22937f" origin=",.5" offset="0,.63889mm"/>
+                </v:oval>
+                <v:oval id="楕円 1" o:spid="_x0000_s1029" style="position:absolute;top:6540;width:5842;height:5144;visibility:visible;mso-wrap-style:square;v-text-anchor:middle" o:gfxdata="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" filled="f" strokecolor="#e00" strokeweight="3pt">
+                  <v:shadow on="t" color="black" opacity="22937f" origin=",.5" offset="0,.63889mm"/>
+                </v:oval>
+                <w10:wrap type="topAndBottom"/>
+              </v:group>
+            </w:pict>
+          </mc:Fallback>
+        </mc:AlternateContent>
+      </w:r>
+      <w:r>
+        <w:rPr>
+          <w:rFonts w:ascii="BIZ UDPゴシック" w:eastAsia="BIZ UDPゴシック" w:hAnsi="BIZ UDPゴシック"/>
+        </w:rPr>
         <w:drawing>
-          <wp:anchor distT="0" distB="0" distL="114300" distR="114300" simplePos="0" relativeHeight="251689984" behindDoc="0" locked="0" layoutInCell="1" allowOverlap="1" wp14:anchorId="7534ADFC" wp14:editId="1E6585EF">
+          <wp:anchor distT="0" distB="0" distL="114300" distR="114300" simplePos="0" relativeHeight="251679744" behindDoc="0" locked="0" layoutInCell="1" allowOverlap="1" wp14:anchorId="606CFBB9" wp14:editId="72B573C9">
             <wp:simplePos x="0" y="0"/>
             <wp:positionH relativeFrom="column">
-              <wp:posOffset>110503</wp:posOffset>
+              <wp:posOffset>125730</wp:posOffset>
             </wp:positionH>
             <wp:positionV relativeFrom="paragraph">
-              <wp:posOffset>2540</wp:posOffset>
+              <wp:posOffset>2914015</wp:posOffset>
             </wp:positionV>
-            <wp:extent cx="4316730" cy="5219700"/>
-            <wp:effectExtent l="0" t="0" r="7620" b="0"/>
+            <wp:extent cx="5067300" cy="2171700"/>
+            <wp:effectExtent l="0" t="0" r="0" b="0"/>
             <wp:wrapTopAndBottom/>
-            <wp:docPr id="19" name="Picture 19"/>
+            <wp:docPr id="1319699601" name="図 1"/>
             <wp:cNvGraphicFramePr>
               <a:graphicFrameLocks xmlns:a="http://schemas.openxmlformats.org/drawingml/2006/main" noChangeAspect="1"/>
             </wp:cNvGraphicFramePr>
@@ -2814,11 +3857,11 @@
               <a:graphicData uri="http://schemas.openxmlformats.org/drawingml/2006/picture">
                 <pic:pic xmlns:pic="http://schemas.openxmlformats.org/drawingml/2006/picture">
                   <pic:nvPicPr>
-                    <pic:cNvPr id="0" name="image23.png"/>
+                    <pic:cNvPr id="1319699601" name=""/>
                     <pic:cNvPicPr/>
                   </pic:nvPicPr>
                   <pic:blipFill>
-                    <a:blip r:embed="rId24"/>
+                    <a:blip r:embed="rId29"/>
                     <a:stretch>
                       <a:fillRect/>
                     </a:stretch>
@@ -2826,7 +3869,7 @@
                   <pic:spPr>
                     <a:xfrm>
                       <a:off x="0" y="0"/>
-                      <a:ext cx="4316730" cy="5219700"/>
+                      <a:ext cx="5067300" cy="2171700"/>
                     </a:xfrm>
                     <a:prstGeom prst="rect">
                       <a:avLst/>
@@ -2835,302 +3878,15 @@
                 </pic:pic>
               </a:graphicData>
             </a:graphic>
+            <wp14:sizeRelH relativeFrom="margin">
+              <wp14:pctWidth>0</wp14:pctWidth>
+            </wp14:sizeRelH>
+            <wp14:sizeRelV relativeFrom="margin">
+              <wp14:pctHeight>0</wp14:pctHeight>
+            </wp14:sizeRelV>
           </wp:anchor>
         </w:drawing>
       </w:r>
-    </w:p>
-    <w:p>
-      <w:pPr>
-        <w:spacing w:after="40"/>
-        <w:ind w:firstLineChars="200" w:firstLine="380"/>
-        <w:rPr>
-          <w:rFonts w:ascii="BIZ UDPゴシック" w:eastAsia="BIZ UDPゴシック" w:hAnsi="BIZ UDPゴシック"/>
-          <w:lang w:eastAsia="ja-JP"/>
-        </w:rPr>
-      </w:pPr>
-      <w:r>
-        <w:rPr>
-          <w:rFonts w:ascii="BIZ UDPゴシック" w:eastAsia="BIZ UDPゴシック" w:hAnsi="BIZ UDPゴシック"/>
-          <w:noProof/>
-        </w:rPr>
-        <w:drawing>
-          <wp:anchor distT="0" distB="0" distL="114300" distR="114300" simplePos="0" relativeHeight="251700224" behindDoc="0" locked="0" layoutInCell="1" allowOverlap="1" wp14:anchorId="00A75A43" wp14:editId="286B28F6">
-            <wp:simplePos x="0" y="0"/>
-            <wp:positionH relativeFrom="column">
-              <wp:posOffset>173990</wp:posOffset>
-            </wp:positionH>
-            <wp:positionV relativeFrom="paragraph">
-              <wp:posOffset>311150</wp:posOffset>
-            </wp:positionV>
-            <wp:extent cx="3218180" cy="2574290"/>
-            <wp:effectExtent l="0" t="0" r="1270" b="0"/>
-            <wp:wrapTopAndBottom/>
-            <wp:docPr id="20" name="Picture 20"/>
-            <wp:cNvGraphicFramePr>
-              <a:graphicFrameLocks xmlns:a="http://schemas.openxmlformats.org/drawingml/2006/main" noChangeAspect="1"/>
-            </wp:cNvGraphicFramePr>
-            <a:graphic xmlns:a="http://schemas.openxmlformats.org/drawingml/2006/main">
-              <a:graphicData uri="http://schemas.openxmlformats.org/drawingml/2006/picture">
-                <pic:pic xmlns:pic="http://schemas.openxmlformats.org/drawingml/2006/picture">
-                  <pic:nvPicPr>
-                    <pic:cNvPr id="0" name="image24.png"/>
-                    <pic:cNvPicPr/>
-                  </pic:nvPicPr>
-                  <pic:blipFill>
-                    <a:blip r:embed="rId25"/>
-                    <a:stretch>
-                      <a:fillRect/>
-                    </a:stretch>
-                  </pic:blipFill>
-                  <pic:spPr>
-                    <a:xfrm>
-                      <a:off x="0" y="0"/>
-                      <a:ext cx="3218180" cy="2574290"/>
-                    </a:xfrm>
-                    <a:prstGeom prst="rect">
-                      <a:avLst/>
-                    </a:prstGeom>
-                  </pic:spPr>
-                </pic:pic>
-              </a:graphicData>
-            </a:graphic>
-          </wp:anchor>
-        </w:drawing>
-      </w:r>
-      <w:r>
-        <w:rPr>
-          <w:rFonts w:ascii="BIZ UDPゴシック" w:eastAsia="BIZ UDPゴシック" w:hAnsi="BIZ UDPゴシック"/>
-          <w:i/>
-          <w:sz w:val="16"/>
-          <w:lang w:eastAsia="ja-JP"/>
-        </w:rPr>
-        <w:t>加工速度_上書き</w:t>
-      </w:r>
-    </w:p>
-    <w:p>
-      <w:pPr>
-        <w:spacing w:before="40" w:after="0"/>
-        <w:jc w:val="center"/>
-        <w:rPr>
-          <w:rFonts w:ascii="BIZ UDPゴシック" w:eastAsia="BIZ UDPゴシック" w:hAnsi="BIZ UDPゴシック"/>
-          <w:lang w:eastAsia="ja-JP"/>
-        </w:rPr>
-      </w:pPr>
-    </w:p>
-    <w:p>
-      <w:pPr>
-        <w:spacing w:after="40"/>
-        <w:ind w:firstLineChars="200" w:firstLine="320"/>
-        <w:rPr>
-          <w:rFonts w:ascii="BIZ UDPゴシック" w:eastAsia="BIZ UDPゴシック" w:hAnsi="BIZ UDPゴシック"/>
-          <w:i/>
-          <w:sz w:val="16"/>
-          <w:lang w:eastAsia="ja-JP"/>
-        </w:rPr>
-      </w:pPr>
-      <w:r>
-        <w:rPr>
-          <w:rFonts w:ascii="BIZ UDPゴシック" w:eastAsia="BIZ UDPゴシック" w:hAnsi="BIZ UDPゴシック"/>
-          <w:i/>
-          <w:sz w:val="16"/>
-          <w:lang w:eastAsia="ja-JP"/>
-        </w:rPr>
-        <w:t>原反投入日_上書き</w:t>
-      </w:r>
-    </w:p>
-    <w:p>
-      <w:pPr>
-        <w:spacing w:after="200" w:line="276" w:lineRule="auto"/>
-        <w:rPr>
-          <w:rFonts w:ascii="BIZ UDPゴシック" w:eastAsia="BIZ UDPゴシック" w:hAnsi="BIZ UDPゴシック"/>
-          <w:i/>
-          <w:sz w:val="16"/>
-          <w:lang w:eastAsia="ja-JP"/>
-        </w:rPr>
-      </w:pPr>
-      <w:r>
-        <w:rPr>
-          <w:rFonts w:ascii="BIZ UDPゴシック" w:eastAsia="BIZ UDPゴシック" w:hAnsi="BIZ UDPゴシック"/>
-          <w:i/>
-          <w:sz w:val="16"/>
-          <w:lang w:eastAsia="ja-JP"/>
-        </w:rPr>
-        <w:br w:type="page"/>
-      </w:r>
-    </w:p>
-    <w:p>
-      <w:pPr>
-        <w:spacing w:after="40"/>
-        <w:jc w:val="center"/>
-        <w:rPr>
-          <w:rFonts w:ascii="BIZ UDPゴシック" w:eastAsia="BIZ UDPゴシック" w:hAnsi="BIZ UDPゴシック"/>
-          <w:lang w:eastAsia="ja-JP"/>
-        </w:rPr>
-      </w:pPr>
-    </w:p>
-    <w:p>
-      <w:pPr>
-        <w:pStyle w:val="21"/>
-        <w:rPr>
-          <w:rFonts w:ascii="BIZ UDPゴシック" w:eastAsia="BIZ UDPゴシック" w:hAnsi="BIZ UDPゴシック"/>
-          <w:lang w:eastAsia="ja-JP"/>
-        </w:rPr>
-      </w:pPr>
-      <w:r>
-        <w:rPr>
-          <w:rFonts w:ascii="BIZ UDPゴシック" w:eastAsia="BIZ UDPゴシック" w:hAnsi="BIZ UDPゴシック"/>
-          <w:lang w:eastAsia="ja-JP"/>
-        </w:rPr>
-        <w:t>3.3 保存と段階2</w:t>
-      </w:r>
-    </w:p>
-    <w:p>
-      <w:pPr>
-        <w:pStyle w:val="a"/>
-        <w:rPr>
-          <w:rFonts w:ascii="BIZ UDPゴシック" w:eastAsia="BIZ UDPゴシック" w:hAnsi="BIZ UDPゴシック"/>
-          <w:lang w:eastAsia="ja-JP"/>
-        </w:rPr>
-      </w:pPr>
-      <w:r>
-        <w:rPr>
-          <w:rFonts w:ascii="BIZ UDPゴシック" w:eastAsia="BIZ UDPゴシック" w:hAnsi="BIZ UDPゴシック"/>
-          <w:lang w:eastAsia="ja-JP"/>
-        </w:rPr>
-        <w:t>「操作・ソース」を開き、表の編集を「保存」する。</w:t>
-      </w:r>
-    </w:p>
-    <w:p>
-      <w:pPr>
-        <w:pStyle w:val="a"/>
-        <w:rPr>
-          <w:rFonts w:ascii="BIZ UDPゴシック" w:eastAsia="BIZ UDPゴシック" w:hAnsi="BIZ UDPゴシック"/>
-          <w:lang w:eastAsia="ja-JP"/>
-        </w:rPr>
-      </w:pPr>
-      <w:r>
-        <w:rPr>
-          <w:rFonts w:ascii="BIZ UDPゴシック" w:eastAsia="BIZ UDPゴシック" w:hAnsi="BIZ UDPゴシック"/>
-          <w:lang w:eastAsia="ja-JP"/>
-        </w:rPr>
-        <w:t>「当日は配台しない」</w:t>
-      </w:r>
-      <w:r>
-        <w:rPr>
-          <w:rFonts w:ascii="BIZ UDPゴシック" w:eastAsia="BIZ UDPゴシック" w:hAnsi="BIZ UDPゴシック" w:hint="eastAsia"/>
-          <w:lang w:eastAsia="ja-JP"/>
-        </w:rPr>
-        <w:t>と「加工途中のタスク</w:t>
-      </w:r>
-      <w:r>
-        <w:rPr>
-          <w:rFonts w:ascii="BIZ UDPゴシック" w:eastAsia="BIZ UDPゴシック" w:hAnsi="BIZ UDPゴシック"/>
-          <w:lang w:eastAsia="ja-JP"/>
-        </w:rPr>
-        <w:t>…</w:t>
-      </w:r>
-      <w:r>
-        <w:rPr>
-          <w:rFonts w:ascii="BIZ UDPゴシック" w:eastAsia="BIZ UDPゴシック" w:hAnsi="BIZ UDPゴシック" w:hint="eastAsia"/>
-          <w:lang w:eastAsia="ja-JP"/>
-        </w:rPr>
-        <w:t>.」に</w:t>
-      </w:r>
-      <w:r>
-        <w:rPr>
-          <w:rFonts w:ascii="Segoe UI Symbol" w:eastAsia="BIZ UDPゴシック" w:hAnsi="Segoe UI Symbol" w:cs="Segoe UI Symbol" w:hint="eastAsia"/>
-          <w:lang w:eastAsia="ja-JP"/>
-        </w:rPr>
-        <w:t>☑が</w:t>
-      </w:r>
-      <w:r>
-        <w:rPr>
-          <w:rFonts w:ascii="BIZ UDPゴシック" w:eastAsia="BIZ UDPゴシック" w:hAnsi="BIZ UDPゴシック"/>
-          <w:lang w:eastAsia="ja-JP"/>
-        </w:rPr>
-        <w:t>入っていることを確認する。</w:t>
-      </w:r>
-    </w:p>
-    <w:p>
-      <w:pPr>
-        <w:pStyle w:val="a"/>
-        <w:rPr>
-          <w:rFonts w:ascii="BIZ UDPゴシック" w:eastAsia="BIZ UDPゴシック" w:hAnsi="BIZ UDPゴシック"/>
-          <w:lang w:eastAsia="ja-JP"/>
-        </w:rPr>
-      </w:pPr>
-      <w:r>
-        <w:rPr>
-          <w:rFonts w:ascii="BIZ UDPゴシック" w:eastAsia="BIZ UDPゴシック" w:hAnsi="BIZ UDPゴシック"/>
-          <w:lang w:eastAsia="ja-JP"/>
-        </w:rPr>
-        <w:t>「段階2 実行」を押す（未保存のままでは実行できない）。</w:t>
-      </w:r>
-    </w:p>
-    <w:p>
-      <w:pPr>
-        <w:pStyle w:val="a"/>
-        <w:rPr>
-          <w:rFonts w:ascii="BIZ UDPゴシック" w:eastAsia="BIZ UDPゴシック" w:hAnsi="BIZ UDPゴシック"/>
-          <w:lang w:eastAsia="ja-JP"/>
-        </w:rPr>
-      </w:pPr>
-      <w:r>
-        <w:rPr>
-          <w:rFonts w:ascii="BIZ UDPゴシック" w:eastAsia="BIZ UDPゴシック" w:hAnsi="BIZ UDPゴシック" w:hint="eastAsia"/>
-          <w:lang w:eastAsia="ja-JP"/>
-        </w:rPr>
-        <w:t>加工途中タスク-翌日の配台量を調整しOKを押す</w:t>
-      </w:r>
-    </w:p>
-    <w:p>
-      <w:pPr>
-        <w:pStyle w:val="a"/>
-        <w:numPr>
-          <w:ilvl w:val="0"/>
-          <w:numId w:val="0"/>
-        </w:numPr>
-        <w:ind w:left="360"/>
-        <w:rPr>
-          <w:rFonts w:ascii="BIZ UDPゴシック" w:eastAsia="BIZ UDPゴシック" w:hAnsi="BIZ UDPゴシック"/>
-          <w:lang w:eastAsia="ja-JP"/>
-        </w:rPr>
-      </w:pPr>
-      <w:r>
-        <w:rPr>
-          <w:rFonts w:ascii="BIZ UDPゴシック" w:eastAsia="BIZ UDPゴシック" w:hAnsi="BIZ UDPゴシック" w:hint="eastAsia"/>
-          <w:lang w:eastAsia="ja-JP"/>
-        </w:rPr>
-        <w:t>※加工途中が当日どれくらい終わるかを確認すること</w:t>
-      </w:r>
-    </w:p>
-    <w:p>
-      <w:pPr>
-        <w:spacing w:before="40" w:after="40"/>
-        <w:ind w:left="170"/>
-        <w:rPr>
-          <w:rFonts w:ascii="BIZ UDPゴシック" w:eastAsia="BIZ UDPゴシック" w:hAnsi="BIZ UDPゴシック"/>
-          <w:lang w:eastAsia="ja-JP"/>
-        </w:rPr>
-      </w:pPr>
-      <w:r>
-        <w:rPr>
-          <w:rFonts w:ascii="BIZ UDPゴシック" w:eastAsia="BIZ UDPゴシック" w:hAnsi="BIZ UDPゴシック"/>
-          <w:b/>
-          <w:color w:val="8B0000"/>
-          <w:lang w:eastAsia="ja-JP"/>
-        </w:rPr>
-        <w:t>保存後、自動的に「実行・ログ」タブへ切り替わり段階2 が走る。</w:t>
-      </w:r>
-    </w:p>
-    <w:p>
-      <w:pPr>
-        <w:spacing w:before="40" w:after="0"/>
-        <w:jc w:val="center"/>
-        <w:rPr>
-          <w:rFonts w:ascii="BIZ UDPゴシック" w:eastAsia="BIZ UDPゴシック" w:hAnsi="BIZ UDPゴシック"/>
-        </w:rPr>
-      </w:pPr>
       <w:r>
         <w:rPr>
           <w:rFonts w:ascii="BIZ UDPゴシック" w:eastAsia="BIZ UDPゴシック" w:hAnsi="BIZ UDPゴシック"/>
@@ -3139,13 +3895,13 @@
         <mc:AlternateContent>
           <mc:Choice Requires="wps">
             <w:drawing>
-              <wp:anchor distT="0" distB="0" distL="114300" distR="114300" simplePos="0" relativeHeight="251702272" behindDoc="0" locked="0" layoutInCell="1" allowOverlap="1" wp14:anchorId="5A6DE5EE" wp14:editId="1603B060">
+              <wp:anchor distT="0" distB="0" distL="114300" distR="114300" simplePos="0" relativeHeight="251673600" behindDoc="0" locked="0" layoutInCell="1" allowOverlap="1" wp14:anchorId="5A6DE5EE" wp14:editId="791CEE5C">
                 <wp:simplePos x="0" y="0"/>
                 <wp:positionH relativeFrom="column">
-                  <wp:posOffset>5896245</wp:posOffset>
+                  <wp:posOffset>5608955</wp:posOffset>
                 </wp:positionH>
                 <wp:positionV relativeFrom="paragraph">
-                  <wp:posOffset>143906</wp:posOffset>
+                  <wp:posOffset>352425</wp:posOffset>
                 </wp:positionV>
                 <wp:extent cx="778598" cy="552261"/>
                 <wp:effectExtent l="76200" t="38100" r="78740" b="95885"/>
@@ -3199,7 +3955,7 @@
           </mc:Choice>
           <mc:Fallback>
             <w:pict>
-              <v:oval w14:anchorId="62F0B16A" id="楕円 1" o:spid="_x0000_s1026" style="position:absolute;margin-left:464.25pt;margin-top:11.35pt;width:61.3pt;height:43.5pt;z-index:251702272;visibility:visible;mso-wrap-style:square;mso-wrap-distance-left:9pt;mso-wrap-distance-top:0;mso-wrap-distance-right:9pt;mso-wrap-distance-bottom:0;mso-position-horizontal:absolute;mso-position-horizontal-relative:text;mso-position-vertical:absolute;mso-position-vertical-relative:text;v-text-anchor:middle" o:gfxdata="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" filled="f" strokecolor="#e00" strokeweight="3pt">
+              <v:oval w14:anchorId="5A2B68DC" id="楕円 1" o:spid="_x0000_s1026" style="position:absolute;margin-left:441.65pt;margin-top:27.75pt;width:61.3pt;height:43.5pt;z-index:251673600;visibility:visible;mso-wrap-style:square;mso-wrap-distance-left:9pt;mso-wrap-distance-top:0;mso-wrap-distance-right:9pt;mso-wrap-distance-bottom:0;mso-position-horizontal:absolute;mso-position-horizontal-relative:text;mso-position-vertical:absolute;mso-position-vertical-relative:text;v-text-anchor:middle" o:gfxdata="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" filled="f" strokecolor="#e00" strokeweight="3pt">
                 <v:shadow on="t" color="black" opacity="22937f" origin=",.5" offset="0,.63889mm"/>
               </v:oval>
             </w:pict>
@@ -3212,9 +3968,17 @@
           <w:noProof/>
         </w:rPr>
         <w:drawing>
-          <wp:inline distT="0" distB="0" distL="0" distR="0" wp14:anchorId="09C49D0F" wp14:editId="56C9EBDA">
-            <wp:extent cx="6263999" cy="1390608"/>
-            <wp:effectExtent l="0" t="0" r="0" b="0"/>
+          <wp:anchor distT="0" distB="0" distL="114300" distR="114300" simplePos="0" relativeHeight="251650048" behindDoc="0" locked="0" layoutInCell="1" allowOverlap="1" wp14:anchorId="09C49D0F" wp14:editId="3837E057">
+            <wp:simplePos x="0" y="0"/>
+            <wp:positionH relativeFrom="column">
+              <wp:posOffset>125730</wp:posOffset>
+            </wp:positionH>
+            <wp:positionV relativeFrom="paragraph">
+              <wp:posOffset>202565</wp:posOffset>
+            </wp:positionV>
+            <wp:extent cx="6263640" cy="1390015"/>
+            <wp:effectExtent l="0" t="0" r="3810" b="635"/>
+            <wp:wrapTopAndBottom/>
             <wp:docPr id="21" name="Picture 21"/>
             <wp:cNvGraphicFramePr>
               <a:graphicFrameLocks xmlns:a="http://schemas.openxmlformats.org/drawingml/2006/main" noChangeAspect="1"/>
@@ -3227,7 +3991,7 @@
                     <pic:cNvPicPr/>
                   </pic:nvPicPr>
                   <pic:blipFill>
-                    <a:blip r:embed="rId26"/>
+                    <a:blip r:embed="rId30"/>
                     <a:stretch>
                       <a:fillRect/>
                     </a:stretch>
@@ -3235,7 +3999,57 @@
                   <pic:spPr>
                     <a:xfrm>
                       <a:off x="0" y="0"/>
-                      <a:ext cx="6263999" cy="1390608"/>
+                      <a:ext cx="6263640" cy="1390015"/>
+                    </a:xfrm>
+                    <a:prstGeom prst="rect">
+                      <a:avLst/>
+                    </a:prstGeom>
+                  </pic:spPr>
+                </pic:pic>
+              </a:graphicData>
+            </a:graphic>
+          </wp:anchor>
+        </w:drawing>
+      </w:r>
+    </w:p>
+    <w:p>
+      <w:pPr>
+        <w:spacing w:before="40" w:after="0"/>
+        <w:jc w:val="center"/>
+        <w:rPr>
+          <w:rFonts w:ascii="BIZ UDPゴシック" w:eastAsia="BIZ UDPゴシック" w:hAnsi="BIZ UDPゴシック"/>
+        </w:rPr>
+      </w:pPr>
+      <w:r>
+        <w:rPr>
+          <w:rFonts w:ascii="BIZ UDPゴシック" w:eastAsia="BIZ UDPゴシック" w:hAnsi="BIZ UDPゴシック"/>
+        </w:rPr>
+        <w:lastRenderedPageBreak/>
+        <w:drawing>
+          <wp:inline distT="0" distB="0" distL="0" distR="0" wp14:anchorId="22A355DB" wp14:editId="30E58598">
+            <wp:extent cx="6944360" cy="3378835"/>
+            <wp:effectExtent l="0" t="0" r="8890" b="0"/>
+            <wp:docPr id="477041331" name="図 1"/>
+            <wp:cNvGraphicFramePr>
+              <a:graphicFrameLocks xmlns:a="http://schemas.openxmlformats.org/drawingml/2006/main" noChangeAspect="1"/>
+            </wp:cNvGraphicFramePr>
+            <a:graphic xmlns:a="http://schemas.openxmlformats.org/drawingml/2006/main">
+              <a:graphicData uri="http://schemas.openxmlformats.org/drawingml/2006/picture">
+                <pic:pic xmlns:pic="http://schemas.openxmlformats.org/drawingml/2006/picture">
+                  <pic:nvPicPr>
+                    <pic:cNvPr id="477041331" name=""/>
+                    <pic:cNvPicPr/>
+                  </pic:nvPicPr>
+                  <pic:blipFill>
+                    <a:blip r:embed="rId31"/>
+                    <a:stretch>
+                      <a:fillRect/>
+                    </a:stretch>
+                  </pic:blipFill>
+                  <pic:spPr>
+                    <a:xfrm>
+                      <a:off x="0" y="0"/>
+                      <a:ext cx="6944360" cy="3378835"/>
                     </a:xfrm>
                     <a:prstGeom prst="rect">
                       <a:avLst/>
@@ -3254,277 +4068,9 @@
         <w:jc w:val="center"/>
         <w:rPr>
           <w:rFonts w:ascii="BIZ UDPゴシック" w:eastAsia="BIZ UDPゴシック" w:hAnsi="BIZ UDPゴシック"/>
-        </w:rPr>
-      </w:pPr>
-      <w:r>
-        <w:rPr>
-          <w:rFonts w:ascii="BIZ UDPゴシック" w:eastAsia="BIZ UDPゴシック" w:hAnsi="BIZ UDPゴシック"/>
-          <w:i/>
-          <w:sz w:val="16"/>
-        </w:rPr>
-        <w:t>保存</w:t>
-      </w:r>
-    </w:p>
-    <w:p>
-      <w:pPr>
-        <w:spacing w:before="40" w:after="0"/>
-        <w:jc w:val="center"/>
-        <w:rPr>
-          <w:rFonts w:ascii="BIZ UDPゴシック" w:eastAsia="BIZ UDPゴシック" w:hAnsi="BIZ UDPゴシック"/>
-        </w:rPr>
-      </w:pPr>
-      <w:r>
-        <w:rPr>
-          <w:rFonts w:ascii="BIZ UDPゴシック" w:eastAsia="BIZ UDPゴシック" w:hAnsi="BIZ UDPゴシック"/>
-          <w:noProof/>
-        </w:rPr>
-        <w:drawing>
-          <wp:anchor distT="0" distB="0" distL="114300" distR="114300" simplePos="0" relativeHeight="251662848" behindDoc="0" locked="0" layoutInCell="1" allowOverlap="1" wp14:anchorId="723E495C" wp14:editId="3BC44104">
-            <wp:simplePos x="0" y="0"/>
-            <wp:positionH relativeFrom="column">
-              <wp:posOffset>341630</wp:posOffset>
-            </wp:positionH>
-            <wp:positionV relativeFrom="paragraph">
-              <wp:posOffset>1223010</wp:posOffset>
-            </wp:positionV>
-            <wp:extent cx="4962218" cy="3672205"/>
-            <wp:effectExtent l="0" t="0" r="0" b="4445"/>
-            <wp:wrapTopAndBottom/>
-            <wp:docPr id="1066212656" name="図 1"/>
-            <wp:cNvGraphicFramePr>
-              <a:graphicFrameLocks xmlns:a="http://schemas.openxmlformats.org/drawingml/2006/main" noChangeAspect="1"/>
-            </wp:cNvGraphicFramePr>
-            <a:graphic xmlns:a="http://schemas.openxmlformats.org/drawingml/2006/main">
-              <a:graphicData uri="http://schemas.openxmlformats.org/drawingml/2006/picture">
-                <pic:pic xmlns:pic="http://schemas.openxmlformats.org/drawingml/2006/picture">
-                  <pic:nvPicPr>
-                    <pic:cNvPr id="1066212656" name=""/>
-                    <pic:cNvPicPr/>
-                  </pic:nvPicPr>
-                  <pic:blipFill>
-                    <a:blip r:embed="rId27"/>
-                    <a:stretch>
-                      <a:fillRect/>
-                    </a:stretch>
-                  </pic:blipFill>
-                  <pic:spPr>
-                    <a:xfrm>
-                      <a:off x="0" y="0"/>
-                      <a:ext cx="4962218" cy="3672205"/>
-                    </a:xfrm>
-                    <a:prstGeom prst="rect">
-                      <a:avLst/>
-                    </a:prstGeom>
-                  </pic:spPr>
-                </pic:pic>
-              </a:graphicData>
-            </a:graphic>
-          </wp:anchor>
-        </w:drawing>
-      </w:r>
-      <w:r>
-        <w:rPr>
-          <w:rFonts w:ascii="BIZ UDPゴシック" w:eastAsia="BIZ UDPゴシック" w:hAnsi="BIZ UDPゴシック"/>
-          <w:noProof/>
-        </w:rPr>
-        <mc:AlternateContent>
-          <mc:Choice Requires="wps">
-            <w:drawing>
-              <wp:anchor distT="0" distB="0" distL="114300" distR="114300" simplePos="0" relativeHeight="251660800" behindDoc="0" locked="0" layoutInCell="1" allowOverlap="1" wp14:anchorId="03B3A5D4" wp14:editId="47935B2E">
-                <wp:simplePos x="0" y="0"/>
-                <wp:positionH relativeFrom="column">
-                  <wp:posOffset>646430</wp:posOffset>
-                </wp:positionH>
-                <wp:positionV relativeFrom="paragraph">
-                  <wp:posOffset>549275</wp:posOffset>
-                </wp:positionV>
-                <wp:extent cx="584200" cy="514350"/>
-                <wp:effectExtent l="76200" t="38100" r="82550" b="95250"/>
-                <wp:wrapNone/>
-                <wp:docPr id="1064102079" name="楕円 1"/>
-                <wp:cNvGraphicFramePr/>
-                <a:graphic xmlns:a="http://schemas.openxmlformats.org/drawingml/2006/main">
-                  <a:graphicData uri="http://schemas.microsoft.com/office/word/2010/wordprocessingShape">
-                    <wps:wsp>
-                      <wps:cNvSpPr/>
-                      <wps:spPr>
-                        <a:xfrm>
-                          <a:off x="0" y="0"/>
-                          <a:ext cx="584200" cy="514350"/>
-                        </a:xfrm>
-                        <a:prstGeom prst="ellipse">
-                          <a:avLst/>
-                        </a:prstGeom>
-                        <a:noFill/>
-                        <a:ln w="38100">
-                          <a:solidFill>
-                            <a:srgbClr val="EE0000"/>
-                          </a:solidFill>
-                        </a:ln>
-                      </wps:spPr>
-                      <wps:style>
-                        <a:lnRef idx="1">
-                          <a:schemeClr val="accent1"/>
-                        </a:lnRef>
-                        <a:fillRef idx="3">
-                          <a:schemeClr val="accent1"/>
-                        </a:fillRef>
-                        <a:effectRef idx="2">
-                          <a:schemeClr val="accent1"/>
-                        </a:effectRef>
-                        <a:fontRef idx="minor">
-                          <a:schemeClr val="lt1"/>
-                        </a:fontRef>
-                      </wps:style>
-                      <wps:bodyPr rot="0" spcFirstLastPara="0" vertOverflow="overflow" horzOverflow="overflow" vert="horz" wrap="square" lIns="91440" tIns="45720" rIns="91440" bIns="45720" numCol="1" spcCol="0" rtlCol="0" fromWordArt="0" anchor="ctr" anchorCtr="0" forceAA="0" compatLnSpc="1">
-                        <a:prstTxWarp prst="textNoShape">
-                          <a:avLst/>
-                        </a:prstTxWarp>
-                        <a:noAutofit/>
-                      </wps:bodyPr>
-                    </wps:wsp>
-                  </a:graphicData>
-                </a:graphic>
-                <wp14:sizeRelH relativeFrom="margin">
-                  <wp14:pctWidth>0</wp14:pctWidth>
-                </wp14:sizeRelH>
-                <wp14:sizeRelV relativeFrom="margin">
-                  <wp14:pctHeight>0</wp14:pctHeight>
-                </wp14:sizeRelV>
-              </wp:anchor>
-            </w:drawing>
-          </mc:Choice>
-          <mc:Fallback>
-            <w:pict>
-              <v:oval w14:anchorId="3DAF5D91" id="楕円 1" o:spid="_x0000_s1026" style="position:absolute;margin-left:50.9pt;margin-top:43.25pt;width:46pt;height:40.5pt;z-index:251660800;visibility:visible;mso-wrap-style:square;mso-width-percent:0;mso-height-percent:0;mso-wrap-distance-left:9pt;mso-wrap-distance-top:0;mso-wrap-distance-right:9pt;mso-wrap-distance-bottom:0;mso-position-horizontal:absolute;mso-position-horizontal-relative:text;mso-position-vertical:absolute;mso-position-vertical-relative:text;mso-width-percent:0;mso-height-percent:0;mso-width-relative:margin;mso-height-relative:margin;v-text-anchor:middle" o:gfxdata="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" filled="f" strokecolor="#e00" strokeweight="3pt">
-                <v:shadow on="t" color="black" opacity="22937f" origin=",.5" offset="0,.63889mm"/>
-              </v:oval>
-            </w:pict>
-          </mc:Fallback>
-        </mc:AlternateContent>
-      </w:r>
-      <w:r>
-        <w:rPr>
-          <w:rFonts w:ascii="BIZ UDPゴシック" w:eastAsia="BIZ UDPゴシック" w:hAnsi="BIZ UDPゴシック"/>
-          <w:noProof/>
-        </w:rPr>
-        <mc:AlternateContent>
-          <mc:Choice Requires="wps">
-            <w:drawing>
-              <wp:anchor distT="0" distB="0" distL="114300" distR="114300" simplePos="0" relativeHeight="251654656" behindDoc="0" locked="0" layoutInCell="1" allowOverlap="1" wp14:anchorId="5DF97CCC" wp14:editId="31B22CCE">
-                <wp:simplePos x="0" y="0"/>
-                <wp:positionH relativeFrom="column">
-                  <wp:posOffset>2710180</wp:posOffset>
-                </wp:positionH>
-                <wp:positionV relativeFrom="paragraph">
-                  <wp:posOffset>73025</wp:posOffset>
-                </wp:positionV>
-                <wp:extent cx="482600" cy="400050"/>
-                <wp:effectExtent l="76200" t="38100" r="69850" b="95250"/>
-                <wp:wrapNone/>
-                <wp:docPr id="966715492" name="楕円 1"/>
-                <wp:cNvGraphicFramePr/>
-                <a:graphic xmlns:a="http://schemas.openxmlformats.org/drawingml/2006/main">
-                  <a:graphicData uri="http://schemas.microsoft.com/office/word/2010/wordprocessingShape">
-                    <wps:wsp>
-                      <wps:cNvSpPr/>
-                      <wps:spPr>
-                        <a:xfrm>
-                          <a:off x="0" y="0"/>
-                          <a:ext cx="482600" cy="400050"/>
-                        </a:xfrm>
-                        <a:prstGeom prst="ellipse">
-                          <a:avLst/>
-                        </a:prstGeom>
-                        <a:noFill/>
-                        <a:ln w="38100">
-                          <a:solidFill>
-                            <a:srgbClr val="EE0000"/>
-                          </a:solidFill>
-                        </a:ln>
-                      </wps:spPr>
-                      <wps:style>
-                        <a:lnRef idx="1">
-                          <a:schemeClr val="accent1"/>
-                        </a:lnRef>
-                        <a:fillRef idx="3">
-                          <a:schemeClr val="accent1"/>
-                        </a:fillRef>
-                        <a:effectRef idx="2">
-                          <a:schemeClr val="accent1"/>
-                        </a:effectRef>
-                        <a:fontRef idx="minor">
-                          <a:schemeClr val="lt1"/>
-                        </a:fontRef>
-                      </wps:style>
-                      <wps:bodyPr rot="0" spcFirstLastPara="0" vertOverflow="overflow" horzOverflow="overflow" vert="horz" wrap="square" lIns="91440" tIns="45720" rIns="91440" bIns="45720" numCol="1" spcCol="0" rtlCol="0" fromWordArt="0" anchor="ctr" anchorCtr="0" forceAA="0" compatLnSpc="1">
-                        <a:prstTxWarp prst="textNoShape">
-                          <a:avLst/>
-                        </a:prstTxWarp>
-                        <a:noAutofit/>
-                      </wps:bodyPr>
-                    </wps:wsp>
-                  </a:graphicData>
-                </a:graphic>
-                <wp14:sizeRelH relativeFrom="margin">
-                  <wp14:pctWidth>0</wp14:pctWidth>
-                </wp14:sizeRelH>
-                <wp14:sizeRelV relativeFrom="margin">
-                  <wp14:pctHeight>0</wp14:pctHeight>
-                </wp14:sizeRelV>
-              </wp:anchor>
-            </w:drawing>
-          </mc:Choice>
-          <mc:Fallback>
-            <w:pict>
-              <v:oval w14:anchorId="3E3C9255" id="楕円 1" o:spid="_x0000_s1026" style="position:absolute;margin-left:213.4pt;margin-top:5.75pt;width:38pt;height:31.5pt;z-index:251654656;visibility:visible;mso-wrap-style:square;mso-width-percent:0;mso-height-percent:0;mso-wrap-distance-left:9pt;mso-wrap-distance-top:0;mso-wrap-distance-right:9pt;mso-wrap-distance-bottom:0;mso-position-horizontal:absolute;mso-position-horizontal-relative:text;mso-position-vertical:absolute;mso-position-vertical-relative:text;mso-width-percent:0;mso-height-percent:0;mso-width-relative:margin;mso-height-relative:margin;v-text-anchor:middle" o:gfxdata="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" filled="f" strokecolor="#e00" strokeweight="3pt">
-                <v:shadow on="t" color="black" opacity="22937f" origin=",.5" offset="0,.63889mm"/>
-              </v:oval>
-            </w:pict>
-          </mc:Fallback>
-        </mc:AlternateContent>
-      </w:r>
-      <w:r>
-        <w:rPr>
-          <w:rFonts w:ascii="BIZ UDPゴシック" w:eastAsia="BIZ UDPゴシック" w:hAnsi="BIZ UDPゴシック"/>
-          <w:noProof/>
-        </w:rPr>
-        <w:drawing>
-          <wp:inline distT="0" distB="0" distL="0" distR="0" wp14:anchorId="751072C3" wp14:editId="130F8825">
-            <wp:extent cx="5525271" cy="1066949"/>
-            <wp:effectExtent l="0" t="0" r="0" b="0"/>
-            <wp:docPr id="1084223068" name="図 1"/>
-            <wp:cNvGraphicFramePr>
-              <a:graphicFrameLocks xmlns:a="http://schemas.openxmlformats.org/drawingml/2006/main" noChangeAspect="1"/>
-            </wp:cNvGraphicFramePr>
-            <a:graphic xmlns:a="http://schemas.openxmlformats.org/drawingml/2006/main">
-              <a:graphicData uri="http://schemas.openxmlformats.org/drawingml/2006/picture">
-                <pic:pic xmlns:pic="http://schemas.openxmlformats.org/drawingml/2006/picture">
-                  <pic:nvPicPr>
-                    <pic:cNvPr id="1084223068" name=""/>
-                    <pic:cNvPicPr/>
-                  </pic:nvPicPr>
-                  <pic:blipFill>
-                    <a:blip r:embed="rId28"/>
-                    <a:stretch>
-                      <a:fillRect/>
-                    </a:stretch>
-                  </pic:blipFill>
-                  <pic:spPr>
-                    <a:xfrm>
-                      <a:off x="0" y="0"/>
-                      <a:ext cx="5525271" cy="1066949"/>
-                    </a:xfrm>
-                    <a:prstGeom prst="rect">
-                      <a:avLst/>
-                    </a:prstGeom>
-                  </pic:spPr>
-                </pic:pic>
-              </a:graphicData>
-            </a:graphic>
-          </wp:inline>
-        </w:drawing>
-      </w:r>
+          <w:lang w:eastAsia="ja-JP"/>
+        </w:rPr>
+      </w:pPr>
     </w:p>
     <w:p>
       <w:pPr>
@@ -3532,128 +4078,9 @@
         <w:jc w:val="center"/>
         <w:rPr>
           <w:rFonts w:ascii="BIZ UDPゴシック" w:eastAsia="BIZ UDPゴシック" w:hAnsi="BIZ UDPゴシック"/>
-        </w:rPr>
-      </w:pPr>
-      <w:r>
-        <w:rPr>
-          <w:rFonts w:ascii="BIZ UDPゴシック" w:eastAsia="BIZ UDPゴシック" w:hAnsi="BIZ UDPゴシック"/>
-          <w:i/>
-          <w:sz w:val="16"/>
-        </w:rPr>
-        <w:t>段階2 実行</w:t>
-      </w:r>
-    </w:p>
-    <w:p>
-      <w:pPr>
-        <w:spacing w:before="40" w:after="0"/>
-        <w:jc w:val="center"/>
-        <w:rPr>
-          <w:rFonts w:ascii="BIZ UDPゴシック" w:eastAsia="BIZ UDPゴシック" w:hAnsi="BIZ UDPゴシック"/>
-        </w:rPr>
-      </w:pPr>
-    </w:p>
-    <w:p>
-      <w:pPr>
-        <w:spacing w:after="40"/>
-        <w:jc w:val="center"/>
-        <w:rPr>
-          <w:rFonts w:ascii="BIZ UDPゴシック" w:eastAsia="BIZ UDPゴシック" w:hAnsi="BIZ UDPゴシック"/>
-        </w:rPr>
-      </w:pPr>
-      <w:r>
-        <w:rPr>
-          <w:rFonts w:ascii="BIZ UDPゴシック" w:eastAsia="BIZ UDPゴシック" w:hAnsi="BIZ UDPゴシック"/>
-          <w:i/>
-          <w:sz w:val="16"/>
-        </w:rPr>
-        <w:t>段階2 実行中</w:t>
-      </w:r>
-    </w:p>
-    <w:p>
-      <w:pPr>
-        <w:pStyle w:val="a0"/>
-        <w:rPr>
-          <w:rFonts w:ascii="BIZ UDPゴシック" w:eastAsia="BIZ UDPゴシック" w:hAnsi="BIZ UDPゴシック"/>
-          <w:lang w:eastAsia="ja-JP"/>
-        </w:rPr>
-      </w:pPr>
-      <w:r>
-        <w:rPr>
-          <w:rFonts w:ascii="BIZ UDPゴシック" w:eastAsia="BIZ UDPゴシック" w:hAnsi="BIZ UDPゴシック"/>
-          <w:lang w:eastAsia="ja-JP"/>
-        </w:rPr>
-        <w:t>完了メッセージが表示される。Gemini API 利用時は数分以上かかることがある。</w:t>
-      </w:r>
-    </w:p>
-    <w:p>
-      <w:pPr>
-        <w:spacing w:before="40" w:after="0"/>
-        <w:jc w:val="center"/>
-        <w:rPr>
-          <w:rFonts w:ascii="BIZ UDPゴシック" w:eastAsia="BIZ UDPゴシック" w:hAnsi="BIZ UDPゴシック"/>
-        </w:rPr>
-      </w:pPr>
-      <w:r>
-        <w:rPr>
-          <w:rFonts w:ascii="BIZ UDPゴシック" w:eastAsia="BIZ UDPゴシック" w:hAnsi="BIZ UDPゴシック"/>
-          <w:noProof/>
-        </w:rPr>
-        <w:lastRenderedPageBreak/>
-        <w:drawing>
-          <wp:inline distT="0" distB="0" distL="0" distR="0" wp14:anchorId="081D03E3" wp14:editId="5C2AC593">
-            <wp:extent cx="6263999" cy="2148815"/>
-            <wp:effectExtent l="0" t="0" r="0" b="0"/>
-            <wp:docPr id="24" name="Picture 24"/>
-            <wp:cNvGraphicFramePr>
-              <a:graphicFrameLocks xmlns:a="http://schemas.openxmlformats.org/drawingml/2006/main" noChangeAspect="1"/>
-            </wp:cNvGraphicFramePr>
-            <a:graphic xmlns:a="http://schemas.openxmlformats.org/drawingml/2006/main">
-              <a:graphicData uri="http://schemas.openxmlformats.org/drawingml/2006/picture">
-                <pic:pic xmlns:pic="http://schemas.openxmlformats.org/drawingml/2006/picture">
-                  <pic:nvPicPr>
-                    <pic:cNvPr id="0" name="image28.png"/>
-                    <pic:cNvPicPr/>
-                  </pic:nvPicPr>
-                  <pic:blipFill>
-                    <a:blip r:embed="rId29"/>
-                    <a:stretch>
-                      <a:fillRect/>
-                    </a:stretch>
-                  </pic:blipFill>
-                  <pic:spPr>
-                    <a:xfrm>
-                      <a:off x="0" y="0"/>
-                      <a:ext cx="6263999" cy="2148815"/>
-                    </a:xfrm>
-                    <a:prstGeom prst="rect">
-                      <a:avLst/>
-                    </a:prstGeom>
-                  </pic:spPr>
-                </pic:pic>
-              </a:graphicData>
-            </a:graphic>
-          </wp:inline>
-        </w:drawing>
-      </w:r>
-    </w:p>
-    <w:p>
-      <w:pPr>
-        <w:spacing w:after="40"/>
-        <w:jc w:val="center"/>
-        <w:rPr>
-          <w:rFonts w:ascii="BIZ UDPゴシック" w:eastAsia="BIZ UDPゴシック" w:hAnsi="BIZ UDPゴシック"/>
-          <w:lang w:eastAsia="ja-JP"/>
-        </w:rPr>
-      </w:pPr>
-      <w:r>
-        <w:rPr>
-          <w:rFonts w:ascii="BIZ UDPゴシック" w:eastAsia="BIZ UDPゴシック" w:hAnsi="BIZ UDPゴシック"/>
-          <w:i/>
-          <w:sz w:val="16"/>
-          <w:lang w:eastAsia="ja-JP"/>
-        </w:rPr>
-        <w:t>段階2 完了</w:t>
-      </w:r>
+          <w:lang w:eastAsia="ja-JP"/>
+        </w:rPr>
+      </w:pPr>
     </w:p>
     <w:p>
       <w:pPr>
@@ -3780,7 +4207,7 @@
                     <pic:cNvPicPr/>
                   </pic:nvPicPr>
                   <pic:blipFill>
-                    <a:blip r:embed="rId30"/>
+                    <a:blip r:embed="rId32"/>
                     <a:stretch>
                       <a:fillRect/>
                     </a:stretch>
@@ -3817,8 +4244,9 @@
           <w:rFonts w:ascii="BIZ UDPゴシック" w:eastAsia="BIZ UDPゴシック" w:hAnsi="BIZ UDPゴシック"/>
           <w:noProof/>
         </w:rPr>
+        <w:lastRenderedPageBreak/>
         <w:drawing>
-          <wp:anchor distT="0" distB="0" distL="114300" distR="114300" simplePos="0" relativeHeight="251705344" behindDoc="0" locked="0" layoutInCell="1" allowOverlap="1" wp14:anchorId="550F64F6" wp14:editId="621E06E8">
+          <wp:anchor distT="0" distB="0" distL="114300" distR="114300" simplePos="0" relativeHeight="251674624" behindDoc="0" locked="0" layoutInCell="1" allowOverlap="1" wp14:anchorId="550F64F6" wp14:editId="65F13CC6">
             <wp:simplePos x="0" y="0"/>
             <wp:positionH relativeFrom="column">
               <wp:posOffset>337185</wp:posOffset>
@@ -3841,7 +4269,7 @@
                     <pic:cNvPicPr/>
                   </pic:nvPicPr>
                   <pic:blipFill>
-                    <a:blip r:embed="rId31"/>
+                    <a:blip r:embed="rId33"/>
                     <a:stretch>
                       <a:fillRect/>
                     </a:stretch>
@@ -3969,7 +4397,7 @@
                     <pic:cNvPicPr/>
                   </pic:nvPicPr>
                   <pic:blipFill>
-                    <a:blip r:embed="rId32"/>
+                    <a:blip r:embed="rId34"/>
                     <a:stretch>
                       <a:fillRect/>
                     </a:stretch>
@@ -4043,53 +4471,28 @@
     </w:p>
     <w:p>
       <w:pPr>
+        <w:pStyle w:val="a0"/>
+        <w:rPr>
+          <w:rFonts w:ascii="BIZ UDPゴシック" w:eastAsia="BIZ UDPゴシック" w:hAnsi="BIZ UDPゴシック"/>
+          <w:lang w:eastAsia="ja-JP"/>
+        </w:rPr>
+      </w:pPr>
+      <w:r>
+        <w:rPr>
+          <w:rFonts w:ascii="BIZ UDPゴシック" w:eastAsia="BIZ UDPゴシック" w:hAnsi="BIZ UDPゴシック"/>
+          <w:lang w:eastAsia="ja-JP"/>
+        </w:rPr>
+        <w:t>「タスク×日付」… 依頼NOごとにいつ・何 m 配台されているか。ダブルクリック編集・ドラッグで日付間移動。</w:t>
+      </w:r>
+    </w:p>
+    <w:p>
+      <w:pPr>
         <w:spacing w:before="40" w:after="0"/>
         <w:jc w:val="center"/>
         <w:rPr>
           <w:rFonts w:ascii="BIZ UDPゴシック" w:eastAsia="BIZ UDPゴシック" w:hAnsi="BIZ UDPゴシック"/>
         </w:rPr>
       </w:pPr>
-      <w:r>
-        <w:rPr>
-          <w:rFonts w:ascii="BIZ UDPゴシック" w:eastAsia="BIZ UDPゴシック" w:hAnsi="BIZ UDPゴシック"/>
-          <w:noProof/>
-        </w:rPr>
-        <w:drawing>
-          <wp:inline distT="0" distB="0" distL="0" distR="0" wp14:anchorId="0A2816CB" wp14:editId="3EFF0D43">
-            <wp:extent cx="6263999" cy="2721096"/>
-            <wp:effectExtent l="0" t="0" r="0" b="0"/>
-            <wp:docPr id="28" name="Picture 28"/>
-            <wp:cNvGraphicFramePr>
-              <a:graphicFrameLocks xmlns:a="http://schemas.openxmlformats.org/drawingml/2006/main" noChangeAspect="1"/>
-            </wp:cNvGraphicFramePr>
-            <a:graphic xmlns:a="http://schemas.openxmlformats.org/drawingml/2006/main">
-              <a:graphicData uri="http://schemas.openxmlformats.org/drawingml/2006/picture">
-                <pic:pic xmlns:pic="http://schemas.openxmlformats.org/drawingml/2006/picture">
-                  <pic:nvPicPr>
-                    <pic:cNvPr id="0" name="image33.png"/>
-                    <pic:cNvPicPr/>
-                  </pic:nvPicPr>
-                  <pic:blipFill>
-                    <a:blip r:embed="rId33"/>
-                    <a:stretch>
-                      <a:fillRect/>
-                    </a:stretch>
-                  </pic:blipFill>
-                  <pic:spPr>
-                    <a:xfrm>
-                      <a:off x="0" y="0"/>
-                      <a:ext cx="6263999" cy="2721096"/>
-                    </a:xfrm>
-                    <a:prstGeom prst="rect">
-                      <a:avLst/>
-                    </a:prstGeom>
-                  </pic:spPr>
-                </pic:pic>
-              </a:graphicData>
-            </a:graphic>
-          </wp:inline>
-        </w:drawing>
-      </w:r>
     </w:p>
     <w:p>
       <w:pPr>
@@ -4097,6 +4500,7 @@
         <w:jc w:val="center"/>
         <w:rPr>
           <w:rFonts w:ascii="BIZ UDPゴシック" w:eastAsia="BIZ UDPゴシック" w:hAnsi="BIZ UDPゴシック"/>
+          <w:lang w:eastAsia="ja-JP"/>
         </w:rPr>
       </w:pPr>
       <w:r>
@@ -4104,90 +4508,6 @@
           <w:rFonts w:ascii="BIZ UDPゴシック" w:eastAsia="BIZ UDPゴシック" w:hAnsi="BIZ UDPゴシック"/>
           <w:i/>
           <w:sz w:val="16"/>
-        </w:rPr>
-        <w:t>工程・機械×日</w:t>
-      </w:r>
-    </w:p>
-    <w:p>
-      <w:pPr>
-        <w:pStyle w:val="a0"/>
-        <w:rPr>
-          <w:rFonts w:ascii="BIZ UDPゴシック" w:eastAsia="BIZ UDPゴシック" w:hAnsi="BIZ UDPゴシック"/>
-          <w:lang w:eastAsia="ja-JP"/>
-        </w:rPr>
-      </w:pPr>
-      <w:r>
-        <w:rPr>
-          <w:rFonts w:ascii="BIZ UDPゴシック" w:eastAsia="BIZ UDPゴシック" w:hAnsi="BIZ UDPゴシック"/>
-          <w:lang w:eastAsia="ja-JP"/>
-        </w:rPr>
-        <w:t>「タスク×日付」… 依頼NOごとにいつ・何 m 配台されているか。ダブルクリック編集・ドラッグで日付間移動。</w:t>
-      </w:r>
-    </w:p>
-    <w:p>
-      <w:pPr>
-        <w:spacing w:before="40" w:after="0"/>
-        <w:jc w:val="center"/>
-        <w:rPr>
-          <w:rFonts w:ascii="BIZ UDPゴシック" w:eastAsia="BIZ UDPゴシック" w:hAnsi="BIZ UDPゴシック"/>
-        </w:rPr>
-      </w:pPr>
-      <w:r>
-        <w:rPr>
-          <w:rFonts w:ascii="BIZ UDPゴシック" w:eastAsia="BIZ UDPゴシック" w:hAnsi="BIZ UDPゴシック"/>
-          <w:noProof/>
-        </w:rPr>
-        <w:drawing>
-          <wp:inline distT="0" distB="0" distL="0" distR="0" wp14:anchorId="59ACA0ED" wp14:editId="4EA678EA">
-            <wp:extent cx="6263999" cy="2380868"/>
-            <wp:effectExtent l="0" t="0" r="0" b="0"/>
-            <wp:docPr id="29" name="Picture 29"/>
-            <wp:cNvGraphicFramePr>
-              <a:graphicFrameLocks xmlns:a="http://schemas.openxmlformats.org/drawingml/2006/main" noChangeAspect="1"/>
-            </wp:cNvGraphicFramePr>
-            <a:graphic xmlns:a="http://schemas.openxmlformats.org/drawingml/2006/main">
-              <a:graphicData uri="http://schemas.openxmlformats.org/drawingml/2006/picture">
-                <pic:pic xmlns:pic="http://schemas.openxmlformats.org/drawingml/2006/picture">
-                  <pic:nvPicPr>
-                    <pic:cNvPr id="0" name="image34.png"/>
-                    <pic:cNvPicPr/>
-                  </pic:nvPicPr>
-                  <pic:blipFill>
-                    <a:blip r:embed="rId34"/>
-                    <a:stretch>
-                      <a:fillRect/>
-                    </a:stretch>
-                  </pic:blipFill>
-                  <pic:spPr>
-                    <a:xfrm>
-                      <a:off x="0" y="0"/>
-                      <a:ext cx="6263999" cy="2380868"/>
-                    </a:xfrm>
-                    <a:prstGeom prst="rect">
-                      <a:avLst/>
-                    </a:prstGeom>
-                  </pic:spPr>
-                </pic:pic>
-              </a:graphicData>
-            </a:graphic>
-          </wp:inline>
-        </w:drawing>
-      </w:r>
-    </w:p>
-    <w:p>
-      <w:pPr>
-        <w:spacing w:after="40"/>
-        <w:jc w:val="center"/>
-        <w:rPr>
-          <w:rFonts w:ascii="BIZ UDPゴシック" w:eastAsia="BIZ UDPゴシック" w:hAnsi="BIZ UDPゴシック"/>
-          <w:lang w:eastAsia="ja-JP"/>
-        </w:rPr>
-      </w:pPr>
-      <w:r>
-        <w:rPr>
-          <w:rFonts w:ascii="BIZ UDPゴシック" w:eastAsia="BIZ UDPゴシック" w:hAnsi="BIZ UDPゴシック"/>
-          <w:i/>
-          <w:sz w:val="16"/>
           <w:lang w:eastAsia="ja-JP"/>
         </w:rPr>
         <w:t>タスク×日付</w:t>
@@ -4206,7 +4526,6 @@
           <w:rFonts w:ascii="BIZ UDPゴシック" w:eastAsia="BIZ UDPゴシック" w:hAnsi="BIZ UDPゴシック"/>
           <w:lang w:eastAsia="ja-JP"/>
         </w:rPr>
-        <w:lastRenderedPageBreak/>
         <w:t>4.4 段階3</w:t>
       </w:r>
     </w:p>
@@ -4264,6 +4583,10 @@
     <w:p>
       <w:pPr>
         <w:pStyle w:val="a0"/>
+        <w:numPr>
+          <w:ilvl w:val="0"/>
+          <w:numId w:val="0"/>
+        </w:numPr>
         <w:rPr>
           <w:rFonts w:ascii="BIZ UDPゴシック" w:eastAsia="BIZ UDPゴシック" w:hAnsi="BIZ UDPゴシック"/>
           <w:lang w:eastAsia="ja-JP"/>
@@ -4273,9 +4596,10 @@
         <w:rPr>
           <w:rFonts w:ascii="BIZ UDPゴシック" w:eastAsia="BIZ UDPゴシック" w:hAnsi="BIZ UDPゴシック"/>
           <w:noProof/>
+          <w:highlight w:val="yellow"/>
         </w:rPr>
         <w:drawing>
-          <wp:anchor distT="0" distB="0" distL="114300" distR="114300" simplePos="0" relativeHeight="251665920" behindDoc="0" locked="0" layoutInCell="1" allowOverlap="1" wp14:anchorId="23D6AD79" wp14:editId="4F914E50">
+          <wp:anchor distT="0" distB="0" distL="114300" distR="114300" simplePos="0" relativeHeight="251657216" behindDoc="0" locked="0" layoutInCell="1" allowOverlap="1" wp14:anchorId="23D6AD79" wp14:editId="1EECB26D">
             <wp:simplePos x="0" y="0"/>
             <wp:positionH relativeFrom="column">
               <wp:posOffset>-1270</wp:posOffset>
@@ -4320,10 +4644,19 @@
       </w:r>
       <w:r>
         <w:rPr>
-          <w:rFonts w:ascii="BIZ UDPゴシック" w:eastAsia="BIZ UDPゴシック" w:hAnsi="BIZ UDPゴシック"/>
-          <w:lang w:eastAsia="ja-JP"/>
-        </w:rPr>
-        <w:t>人員不足・割当不可は shortages ダイアログで確認する。</w:t>
+          <w:rFonts w:ascii="BIZ UDPゴシック" w:eastAsia="BIZ UDPゴシック" w:hAnsi="BIZ UDPゴシック" w:hint="eastAsia"/>
+          <w:highlight w:val="yellow"/>
+          <w:lang w:eastAsia="ja-JP"/>
+        </w:rPr>
+        <w:t>①</w:t>
+      </w:r>
+      <w:r>
+        <w:rPr>
+          <w:rFonts w:ascii="BIZ UDPゴシック" w:eastAsia="BIZ UDPゴシック" w:hAnsi="BIZ UDPゴシック" w:hint="eastAsia"/>
+          <w:highlight w:val="yellow"/>
+          <w:lang w:eastAsia="ja-JP"/>
+        </w:rPr>
+        <w:t>修正後、「入力3表を生成」を押す</w:t>
       </w:r>
     </w:p>
     <w:p>
@@ -4370,7 +4703,8 @@
     </w:p>
     <w:p>
       <w:pPr>
-        <w:spacing w:after="200" w:line="276" w:lineRule="auto"/>
+        <w:spacing w:after="40"/>
+        <w:jc w:val="center"/>
         <w:rPr>
           <w:rFonts w:ascii="BIZ UDPゴシック" w:eastAsia="BIZ UDPゴシック" w:hAnsi="BIZ UDPゴシック"/>
           <w:i/>
@@ -4378,71 +4712,358 @@
           <w:lang w:eastAsia="ja-JP"/>
         </w:rPr>
       </w:pPr>
-      <w:r>
-        <w:rPr>
-          <w:rFonts w:ascii="BIZ UDPゴシック" w:eastAsia="BIZ UDPゴシック" w:hAnsi="BIZ UDPゴシック"/>
+    </w:p>
+    <w:p>
+      <w:pPr>
+        <w:spacing w:after="40"/>
+        <w:jc w:val="center"/>
+        <w:rPr>
+          <w:rFonts w:ascii="BIZ UDPゴシック" w:eastAsia="BIZ UDPゴシック" w:hAnsi="BIZ UDPゴシック" w:hint="eastAsia"/>
           <w:i/>
           <w:sz w:val="16"/>
           <w:lang w:eastAsia="ja-JP"/>
         </w:rPr>
+      </w:pPr>
+      <w:r>
+        <w:rPr>
+          <w:rFonts w:ascii="BIZ UDPゴシック" w:eastAsia="BIZ UDPゴシック" w:hAnsi="BIZ UDPゴシック"/>
+          <w:noProof/>
+        </w:rPr>
+        <w:lastRenderedPageBreak/>
+        <mc:AlternateContent>
+          <mc:Choice Requires="wps">
+            <w:drawing>
+              <wp:anchor distT="0" distB="0" distL="114300" distR="114300" simplePos="0" relativeHeight="251667968" behindDoc="0" locked="0" layoutInCell="1" allowOverlap="1" wp14:anchorId="0A194CEC" wp14:editId="701DDA9B">
+                <wp:simplePos x="0" y="0"/>
+                <wp:positionH relativeFrom="column">
+                  <wp:posOffset>2456180</wp:posOffset>
+                </wp:positionH>
+                <wp:positionV relativeFrom="paragraph">
+                  <wp:posOffset>476250</wp:posOffset>
+                </wp:positionV>
+                <wp:extent cx="1136650" cy="660400"/>
+                <wp:effectExtent l="76200" t="38100" r="82550" b="101600"/>
+                <wp:wrapNone/>
+                <wp:docPr id="1304889399" name="楕円 7"/>
+                <wp:cNvGraphicFramePr/>
+                <a:graphic xmlns:a="http://schemas.openxmlformats.org/drawingml/2006/main">
+                  <a:graphicData uri="http://schemas.microsoft.com/office/word/2010/wordprocessingShape">
+                    <wps:wsp>
+                      <wps:cNvSpPr/>
+                      <wps:spPr>
+                        <a:xfrm>
+                          <a:off x="0" y="0"/>
+                          <a:ext cx="1136650" cy="660400"/>
+                        </a:xfrm>
+                        <a:prstGeom prst="ellipse">
+                          <a:avLst/>
+                        </a:prstGeom>
+                        <a:noFill/>
+                        <a:ln w="38100">
+                          <a:solidFill>
+                            <a:srgbClr val="EE0000"/>
+                          </a:solidFill>
+                        </a:ln>
+                      </wps:spPr>
+                      <wps:style>
+                        <a:lnRef idx="1">
+                          <a:schemeClr val="accent1"/>
+                        </a:lnRef>
+                        <a:fillRef idx="3">
+                          <a:schemeClr val="accent1"/>
+                        </a:fillRef>
+                        <a:effectRef idx="2">
+                          <a:schemeClr val="accent1"/>
+                        </a:effectRef>
+                        <a:fontRef idx="minor">
+                          <a:schemeClr val="lt1"/>
+                        </a:fontRef>
+                      </wps:style>
+                      <wps:bodyPr rot="0" spcFirstLastPara="0" vertOverflow="overflow" horzOverflow="overflow" vert="horz" wrap="square" lIns="91440" tIns="45720" rIns="91440" bIns="45720" numCol="1" spcCol="0" rtlCol="0" fromWordArt="0" anchor="ctr" anchorCtr="0" forceAA="0" compatLnSpc="1">
+                        <a:prstTxWarp prst="textNoShape">
+                          <a:avLst/>
+                        </a:prstTxWarp>
+                        <a:noAutofit/>
+                      </wps:bodyPr>
+                    </wps:wsp>
+                  </a:graphicData>
+                </a:graphic>
+              </wp:anchor>
+            </w:drawing>
+          </mc:Choice>
+          <mc:Fallback>
+            <w:pict>
+              <v:oval w14:anchorId="0A71831E" id="楕円 7" o:spid="_x0000_s1026" style="position:absolute;margin-left:193.4pt;margin-top:37.5pt;width:89.5pt;height:52pt;z-index:251667968;visibility:visible;mso-wrap-style:square;mso-wrap-distance-left:9pt;mso-wrap-distance-top:0;mso-wrap-distance-right:9pt;mso-wrap-distance-bottom:0;mso-position-horizontal:absolute;mso-position-horizontal-relative:text;mso-position-vertical:absolute;mso-position-vertical-relative:text;v-text-anchor:middle" o:gfxdata="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" filled="f" strokecolor="#e00" strokeweight="3pt">
+                <v:shadow on="t" color="black" opacity="22937f" origin=",.5" offset="0,.63889mm"/>
+              </v:oval>
+            </w:pict>
+          </mc:Fallback>
+        </mc:AlternateContent>
+      </w:r>
+      <w:r>
+        <w:rPr>
+          <w:rFonts w:ascii="BIZ UDPゴシック" w:eastAsia="BIZ UDPゴシック" w:hAnsi="BIZ UDPゴシック"/>
+        </w:rPr>
+        <w:drawing>
+          <wp:anchor distT="0" distB="0" distL="114300" distR="114300" simplePos="0" relativeHeight="251637760" behindDoc="0" locked="0" layoutInCell="1" allowOverlap="1" wp14:anchorId="4191B457" wp14:editId="3B515A03">
+            <wp:simplePos x="0" y="0"/>
+            <wp:positionH relativeFrom="column">
+              <wp:posOffset>-31750</wp:posOffset>
+            </wp:positionH>
+            <wp:positionV relativeFrom="paragraph">
+              <wp:posOffset>314325</wp:posOffset>
+            </wp:positionV>
+            <wp:extent cx="6832600" cy="962025"/>
+            <wp:effectExtent l="0" t="0" r="6350" b="9525"/>
+            <wp:wrapTopAndBottom/>
+            <wp:docPr id="128749913" name="図 1"/>
+            <wp:cNvGraphicFramePr>
+              <a:graphicFrameLocks xmlns:a="http://schemas.openxmlformats.org/drawingml/2006/main" noChangeAspect="1"/>
+            </wp:cNvGraphicFramePr>
+            <a:graphic xmlns:a="http://schemas.openxmlformats.org/drawingml/2006/main">
+              <a:graphicData uri="http://schemas.openxmlformats.org/drawingml/2006/picture">
+                <pic:pic xmlns:pic="http://schemas.openxmlformats.org/drawingml/2006/picture">
+                  <pic:nvPicPr>
+                    <pic:cNvPr id="128749913" name=""/>
+                    <pic:cNvPicPr/>
+                  </pic:nvPicPr>
+                  <pic:blipFill>
+                    <a:blip r:embed="rId36"/>
+                    <a:stretch>
+                      <a:fillRect/>
+                    </a:stretch>
+                  </pic:blipFill>
+                  <pic:spPr>
+                    <a:xfrm>
+                      <a:off x="0" y="0"/>
+                      <a:ext cx="6832600" cy="962025"/>
+                    </a:xfrm>
+                    <a:prstGeom prst="rect">
+                      <a:avLst/>
+                    </a:prstGeom>
+                  </pic:spPr>
+                </pic:pic>
+              </a:graphicData>
+            </a:graphic>
+          </wp:anchor>
+        </w:drawing>
+      </w:r>
+    </w:p>
+    <w:p>
+      <w:pPr>
+        <w:spacing w:after="200" w:line="276" w:lineRule="auto"/>
+        <w:rPr>
+          <w:rFonts w:ascii="BIZ UDPゴシック" w:eastAsia="BIZ UDPゴシック" w:hAnsi="BIZ UDPゴシック"/>
+          <w:b/>
+          <w:bCs/>
+          <w:iCs/>
+          <w:sz w:val="20"/>
+          <w:szCs w:val="28"/>
+          <w:lang w:eastAsia="ja-JP"/>
+        </w:rPr>
+      </w:pPr>
+    </w:p>
+    <w:p>
+      <w:pPr>
+        <w:spacing w:after="200" w:line="276" w:lineRule="auto"/>
+        <w:rPr>
+          <w:rFonts w:ascii="BIZ UDPゴシック" w:eastAsia="BIZ UDPゴシック" w:hAnsi="BIZ UDPゴシック" w:hint="eastAsia"/>
+          <w:b/>
+          <w:bCs/>
+          <w:iCs/>
+          <w:sz w:val="20"/>
+          <w:szCs w:val="28"/>
+          <w:lang w:eastAsia="ja-JP"/>
+        </w:rPr>
+      </w:pPr>
+      <w:r>
+        <w:rPr>
+          <w:rFonts w:ascii="BIZ UDPゴシック" w:eastAsia="BIZ UDPゴシック" w:hAnsi="BIZ UDPゴシック" w:hint="eastAsia"/>
+          <w:b/>
+          <w:bCs/>
+          <w:iCs/>
+          <w:sz w:val="20"/>
+          <w:szCs w:val="28"/>
+          <w:lang w:eastAsia="ja-JP"/>
+        </w:rPr>
+        <w:t>②</w:t>
+      </w:r>
+      <w:r>
+        <w:rPr>
+          <w:rFonts w:ascii="BIZ UDPゴシック" w:eastAsia="BIZ UDPゴシック" w:hAnsi="BIZ UDPゴシック" w:hint="eastAsia"/>
+          <w:b/>
+          <w:bCs/>
+          <w:iCs/>
+          <w:sz w:val="20"/>
+          <w:szCs w:val="28"/>
+          <w:lang w:eastAsia="ja-JP"/>
+        </w:rPr>
+        <w:t>配台計画_タスク入力3.0タブへ自動遷移する</w:t>
+      </w:r>
+    </w:p>
+    <w:p>
+      <w:pPr>
+        <w:spacing w:after="200" w:line="276" w:lineRule="auto"/>
+        <w:rPr>
+          <w:rFonts w:ascii="BIZ UDPゴシック" w:eastAsia="BIZ UDPゴシック" w:hAnsi="BIZ UDPゴシック" w:hint="eastAsia"/>
+          <w:iCs/>
+          <w:sz w:val="20"/>
+          <w:szCs w:val="28"/>
+          <w:lang w:eastAsia="ja-JP"/>
+        </w:rPr>
+      </w:pPr>
+      <w:r>
+        <w:rPr>
+          <w:rFonts w:ascii="BIZ UDPゴシック" w:eastAsia="BIZ UDPゴシック" w:hAnsi="BIZ UDPゴシック" w:hint="eastAsia"/>
+          <w:iCs/>
+          <w:sz w:val="20"/>
+          <w:szCs w:val="28"/>
+          <w:lang w:eastAsia="ja-JP"/>
+        </w:rPr>
+        <w:t xml:space="preserve">表をさらに修正し、段階3.0～段階3.2を選択的に実行する　</w:t>
+      </w:r>
+      <w:r>
+        <w:rPr>
+          <w:rFonts w:ascii="BIZ UDPゴシック" w:eastAsia="BIZ UDPゴシック" w:hAnsi="BIZ UDPゴシック" w:hint="eastAsia"/>
+          <w:iCs/>
+          <w:sz w:val="20"/>
+          <w:szCs w:val="28"/>
+          <w:highlight w:val="yellow"/>
+          <w:lang w:eastAsia="ja-JP"/>
+        </w:rPr>
+        <w:t>※詳しく後述</w:t>
+      </w:r>
+    </w:p>
+    <w:p>
+      <w:pPr>
+        <w:spacing w:after="200" w:line="276" w:lineRule="auto"/>
+        <w:rPr>
+          <w:rFonts w:ascii="BIZ UDPゴシック" w:eastAsia="BIZ UDPゴシック" w:hAnsi="BIZ UDPゴシック" w:hint="eastAsia"/>
+          <w:b/>
+          <w:bCs/>
+          <w:iCs/>
+          <w:sz w:val="20"/>
+          <w:szCs w:val="28"/>
+          <w:lang w:eastAsia="ja-JP"/>
+        </w:rPr>
+      </w:pPr>
+      <w:r>
+        <w:rPr>
+          <w:rFonts w:ascii="BIZ UDPゴシック" w:eastAsia="BIZ UDPゴシック" w:hAnsi="BIZ UDPゴシック"/>
+          <w:b/>
+          <w:bCs/>
+          <w:iCs/>
+          <w:sz w:val="20"/>
+          <w:szCs w:val="28"/>
+          <w:lang w:eastAsia="ja-JP"/>
+        </w:rPr>
+        <w:drawing>
+          <wp:inline distT="0" distB="0" distL="0" distR="0" wp14:anchorId="4B1C2960" wp14:editId="6E3EA890">
+            <wp:extent cx="6756400" cy="3481375"/>
+            <wp:effectExtent l="0" t="0" r="6350" b="5080"/>
+            <wp:docPr id="504961563" name="図 1"/>
+            <wp:cNvGraphicFramePr>
+              <a:graphicFrameLocks xmlns:a="http://schemas.openxmlformats.org/drawingml/2006/main" noChangeAspect="1"/>
+            </wp:cNvGraphicFramePr>
+            <a:graphic xmlns:a="http://schemas.openxmlformats.org/drawingml/2006/main">
+              <a:graphicData uri="http://schemas.openxmlformats.org/drawingml/2006/picture">
+                <pic:pic xmlns:pic="http://schemas.openxmlformats.org/drawingml/2006/picture">
+                  <pic:nvPicPr>
+                    <pic:cNvPr id="504961563" name=""/>
+                    <pic:cNvPicPr/>
+                  </pic:nvPicPr>
+                  <pic:blipFill>
+                    <a:blip r:embed="rId37"/>
+                    <a:stretch>
+                      <a:fillRect/>
+                    </a:stretch>
+                  </pic:blipFill>
+                  <pic:spPr>
+                    <a:xfrm>
+                      <a:off x="0" y="0"/>
+                      <a:ext cx="6758704" cy="3482562"/>
+                    </a:xfrm>
+                    <a:prstGeom prst="rect">
+                      <a:avLst/>
+                    </a:prstGeom>
+                  </pic:spPr>
+                </pic:pic>
+              </a:graphicData>
+            </a:graphic>
+          </wp:inline>
+        </w:drawing>
+      </w:r>
+    </w:p>
+    <w:p>
+      <w:pPr>
+        <w:spacing w:after="200" w:line="276" w:lineRule="auto"/>
+        <w:rPr>
+          <w:rFonts w:ascii="BIZ UDPゴシック" w:eastAsia="BIZ UDPゴシック" w:hAnsi="BIZ UDPゴシック"/>
+          <w:lang w:eastAsia="ja-JP"/>
+        </w:rPr>
+      </w:pPr>
+      <w:r>
+        <w:rPr>
+          <w:rFonts w:ascii="BIZ UDPゴシック" w:eastAsia="BIZ UDPゴシック" w:hAnsi="BIZ UDPゴシック"/>
+          <w:lang w:eastAsia="ja-JP"/>
+        </w:rPr>
         <w:br w:type="page"/>
       </w:r>
     </w:p>
     <w:p>
       <w:pPr>
-        <w:spacing w:after="40"/>
-        <w:jc w:val="center"/>
-        <w:rPr>
-          <w:rFonts w:ascii="BIZ UDPゴシック" w:eastAsia="BIZ UDPゴシック" w:hAnsi="BIZ UDPゴシック"/>
-          <w:lang w:eastAsia="ja-JP"/>
-        </w:rPr>
-      </w:pPr>
-    </w:p>
-    <w:p>
-      <w:pPr>
-        <w:spacing w:before="40" w:after="0"/>
-        <w:jc w:val="center"/>
-        <w:rPr>
-          <w:rFonts w:ascii="BIZ UDPゴシック" w:eastAsia="BIZ UDPゴシック" w:hAnsi="BIZ UDPゴシック"/>
-          <w:lang w:eastAsia="ja-JP"/>
-        </w:rPr>
-      </w:pPr>
-    </w:p>
-    <w:p>
-      <w:pPr>
-        <w:pStyle w:val="21"/>
-        <w:rPr>
-          <w:rFonts w:ascii="BIZ UDPゴシック" w:eastAsia="BIZ UDPゴシック" w:hAnsi="BIZ UDPゴシック"/>
-          <w:lang w:eastAsia="ja-JP"/>
-        </w:rPr>
-      </w:pPr>
-      <w:r>
-        <w:rPr>
-          <w:rFonts w:ascii="BIZ UDPゴシック" w:eastAsia="BIZ UDPゴシック" w:hAnsi="BIZ UDPゴシック"/>
-          <w:lang w:eastAsia="ja-JP"/>
-        </w:rPr>
+        <w:spacing w:after="200" w:line="276" w:lineRule="auto"/>
+        <w:rPr>
+          <w:rFonts w:ascii="BIZ UDPゴシック" w:eastAsia="BIZ UDPゴシック" w:hAnsi="BIZ UDPゴシック"/>
+          <w:lang w:eastAsia="ja-JP"/>
+        </w:rPr>
+      </w:pPr>
+      <w:r>
+        <w:rPr>
+          <w:rFonts w:ascii="BIZ UDPゴシック" w:eastAsia="BIZ UDPゴシック" w:hAnsi="BIZ UDPゴシック"/>
+          <w:lang w:eastAsia="ja-JP"/>
+        </w:rPr>
+        <w:lastRenderedPageBreak/>
         <w:t>4.5 段階3 実行後・アラジン転記</w:t>
       </w:r>
     </w:p>
     <w:p>
       <w:pPr>
         <w:pStyle w:val="a"/>
-        <w:rPr>
-          <w:rFonts w:ascii="BIZ UDPゴシック" w:eastAsia="BIZ UDPゴシック" w:hAnsi="BIZ UDPゴシック"/>
-          <w:lang w:eastAsia="ja-JP"/>
-        </w:rPr>
-      </w:pPr>
-      <w:r>
-        <w:rPr>
-          <w:rFonts w:ascii="BIZ UDPゴシック" w:eastAsia="BIZ UDPゴシック" w:hAnsi="BIZ UDPゴシック"/>
-          <w:lang w:eastAsia="ja-JP"/>
-        </w:rPr>
-        <w:t>「保存 (JSON+xlsx)」で手修正を確定する（運用では保存を推奨）。</w:t>
+        <w:ind w:left="380" w:hanging="380"/>
+        <w:rPr>
+          <w:rFonts w:ascii="BIZ UDPゴシック" w:eastAsia="BIZ UDPゴシック" w:hAnsi="BIZ UDPゴシック"/>
+          <w:lang w:eastAsia="ja-JP"/>
+        </w:rPr>
+      </w:pPr>
+      <w:r>
+        <w:rPr>
+          <w:rFonts w:ascii="BIZ UDPゴシック" w:eastAsia="BIZ UDPゴシック" w:hAnsi="BIZ UDPゴシック"/>
+          <w:lang w:eastAsia="ja-JP"/>
+        </w:rPr>
+        <w:t>「保存 (</w:t>
+      </w:r>
+      <w:proofErr w:type="spellStart"/>
+      <w:r>
+        <w:rPr>
+          <w:rFonts w:ascii="BIZ UDPゴシック" w:eastAsia="BIZ UDPゴシック" w:hAnsi="BIZ UDPゴシック"/>
+          <w:lang w:eastAsia="ja-JP"/>
+        </w:rPr>
+        <w:t>JSON+xlsx</w:t>
+      </w:r>
+      <w:proofErr w:type="spellEnd"/>
+      <w:r>
+        <w:rPr>
+          <w:rFonts w:ascii="BIZ UDPゴシック" w:eastAsia="BIZ UDPゴシック" w:hAnsi="BIZ UDPゴシック"/>
+          <w:lang w:eastAsia="ja-JP"/>
+        </w:rPr>
+        <w:t>)」で手修正を確定する（運用では保存を推奨）。</w:t>
       </w:r>
     </w:p>
     <w:p>
       <w:pPr>
         <w:pStyle w:val="a"/>
+        <w:ind w:left="380" w:hanging="380"/>
         <w:rPr>
           <w:rFonts w:ascii="BIZ UDPゴシック" w:eastAsia="BIZ UDPゴシック" w:hAnsi="BIZ UDPゴシック"/>
           <w:lang w:eastAsia="ja-JP"/>
@@ -4487,6 +5108,7 @@
     <w:p>
       <w:pPr>
         <w:pStyle w:val="a"/>
+        <w:ind w:left="380" w:hanging="380"/>
         <w:rPr>
           <w:rFonts w:ascii="BIZ UDPゴシック" w:eastAsia="BIZ UDPゴシック" w:hAnsi="BIZ UDPゴシック"/>
           <w:lang w:eastAsia="ja-JP"/>
@@ -4503,6 +5125,7 @@
     <w:p>
       <w:pPr>
         <w:pStyle w:val="a"/>
+        <w:ind w:left="380" w:hanging="380"/>
         <w:rPr>
           <w:rFonts w:ascii="BIZ UDPゴシック" w:eastAsia="BIZ UDPゴシック" w:hAnsi="BIZ UDPゴシック"/>
           <w:lang w:eastAsia="ja-JP"/>
@@ -4538,7 +5161,7 @@
         <mc:AlternateContent>
           <mc:Choice Requires="wps">
             <w:drawing>
-              <wp:anchor distT="0" distB="0" distL="114300" distR="114300" simplePos="0" relativeHeight="251715584" behindDoc="0" locked="0" layoutInCell="1" allowOverlap="1" wp14:anchorId="29CFACCC" wp14:editId="14B8E83C">
+              <wp:anchor distT="0" distB="0" distL="114300" distR="114300" simplePos="0" relativeHeight="251665920" behindDoc="0" locked="0" layoutInCell="1" allowOverlap="1" wp14:anchorId="29CFACCC" wp14:editId="0EA0450F">
                 <wp:simplePos x="0" y="0"/>
                 <wp:positionH relativeFrom="column">
                   <wp:posOffset>3053080</wp:posOffset>
@@ -4598,7 +5221,7 @@
           </mc:Choice>
           <mc:Fallback>
             <w:pict>
-              <v:oval w14:anchorId="754CBB38" id="楕円 3" o:spid="_x0000_s1026" style="position:absolute;margin-left:240.4pt;margin-top:168.1pt;width:99.5pt;height:44.3pt;z-index:251715584;visibility:visible;mso-wrap-style:square;mso-wrap-distance-left:9pt;mso-wrap-distance-top:0;mso-wrap-distance-right:9pt;mso-wrap-distance-bottom:0;mso-position-horizontal:absolute;mso-position-horizontal-relative:text;mso-position-vertical:absolute;mso-position-vertical-relative:text;v-text-anchor:middle" o:gfxdata="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" filled="f" strokecolor="#e00" strokeweight="3pt">
+              <v:oval w14:anchorId="4292EC7E" id="楕円 3" o:spid="_x0000_s1026" style="position:absolute;margin-left:240.4pt;margin-top:168.1pt;width:99.5pt;height:44.3pt;z-index:251665920;visibility:visible;mso-wrap-style:square;mso-wrap-distance-left:9pt;mso-wrap-distance-top:0;mso-wrap-distance-right:9pt;mso-wrap-distance-bottom:0;mso-position-horizontal:absolute;mso-position-horizontal-relative:text;mso-position-vertical:absolute;mso-position-vertical-relative:text;v-text-anchor:middle" o:gfxdata="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" filled="f" strokecolor="#e00" strokeweight="3pt">
                 <v:shadow on="t" color="black" opacity="22937f" origin=",.5" offset="0,.63889mm"/>
               </v:oval>
             </w:pict>
@@ -4629,7 +5252,7 @@
                     <pic:cNvPicPr/>
                   </pic:nvPicPr>
                   <pic:blipFill>
-                    <a:blip r:embed="rId36"/>
+                    <a:blip r:embed="rId38"/>
                     <a:stretch>
                       <a:fillRect/>
                     </a:stretch>
@@ -4684,7 +5307,7 @@
           <w:noProof/>
         </w:rPr>
         <w:drawing>
-          <wp:anchor distT="0" distB="0" distL="114300" distR="114300" simplePos="0" relativeHeight="251714560" behindDoc="0" locked="0" layoutInCell="1" allowOverlap="1" wp14:anchorId="5AF9CF02" wp14:editId="2E96E1C7">
+          <wp:anchor distT="0" distB="0" distL="114300" distR="114300" simplePos="0" relativeHeight="251664896" behindDoc="0" locked="0" layoutInCell="1" allowOverlap="1" wp14:anchorId="5AF9CF02" wp14:editId="364EF881">
             <wp:simplePos x="0" y="0"/>
             <wp:positionH relativeFrom="column">
               <wp:posOffset>339090</wp:posOffset>
@@ -4707,7 +5330,7 @@
                     <pic:cNvPicPr/>
                   </pic:nvPicPr>
                   <pic:blipFill>
-                    <a:blip r:embed="rId37"/>
+                    <a:blip r:embed="rId39"/>
                     <a:stretch>
                       <a:fillRect/>
                     </a:stretch>
@@ -5012,7 +5635,7 @@
   <w:abstractNum w:abstractNumId="7" w15:restartNumberingAfterBreak="0">
     <w:nsid w:val="FFFFFF88"/>
     <w:multiLevelType w:val="singleLevel"/>
-    <w:tmpl w:val="D0A62B40"/>
+    <w:tmpl w:val="EBEC5D16"/>
     <w:lvl w:ilvl="0">
       <w:start w:val="1"/>
       <w:numFmt w:val="decimal"/>
@@ -5023,14 +5646,14 @@
         <w:tabs>
           <w:tab w:val="num" w:pos="360"/>
         </w:tabs>
-        <w:ind w:left="360" w:hanging="360"/>
+        <w:ind w:left="360" w:hangingChars="200" w:hanging="360"/>
       </w:pPr>
     </w:lvl>
   </w:abstractNum>
   <w:abstractNum w:abstractNumId="8" w15:restartNumberingAfterBreak="0">
     <w:nsid w:val="FFFFFF89"/>
     <w:multiLevelType w:val="singleLevel"/>
-    <w:tmpl w:val="29761A62"/>
+    <w:tmpl w:val="34F29F76"/>
     <w:lvl w:ilvl="0">
       <w:start w:val="1"/>
       <w:numFmt w:val="bullet"/>
@@ -5074,6 +5697,9 @@
   </w:num>
   <w:num w:numId="9" w16cid:durableId="732049627">
     <w:abstractNumId w:val="0"/>
+  </w:num>
+  <w:num w:numId="10" w16cid:durableId="961377994">
+    <w:abstractNumId w:val="7"/>
   </w:num>
 </w:numbering>
 </file>
@@ -5467,7 +6093,7 @@
   <w:style w:type="paragraph" w:default="1" w:styleId="a1">
     <w:name w:val="Normal"/>
     <w:qFormat/>
-    <w:rsid w:val="00FC693F"/>
+    <w:rsid w:val="004A62D6"/>
     <w:pPr>
       <w:spacing w:after="30" w:line="240" w:lineRule="auto"/>
     </w:pPr>
